--- a/document_siiau/devlog-siiau-urbis.docx
+++ b/document_siiau/devlog-siiau-urbis.docx
@@ -1,6 +1,6 @@
 
 <file path=word/document.xml><?xml version="1.0" encoding="utf-8"?>
-<w:document xmlns:wpc="http://schemas.microsoft.com/office/word/2010/wordprocessingCanvas" xmlns:mc="http://schemas.openxmlformats.org/markup-compatibility/2006" xmlns:o="urn:schemas-microsoft-com:office:office" xmlns:r="http://schemas.openxmlformats.org/officeDocument/2006/relationships" xmlns:m="http://schemas.openxmlformats.org/officeDocument/2006/math" xmlns:v="urn:schemas-microsoft-com:vml" xmlns:wp14="http://schemas.microsoft.com/office/word/2010/wordprocessingDrawing" xmlns:wp="http://schemas.openxmlformats.org/drawingml/2006/wordprocessingDrawing" xmlns:w10="urn:schemas-microsoft-com:office:word" xmlns:w="http://schemas.openxmlformats.org/wordprocessingml/2006/main" xmlns:w14="http://schemas.microsoft.com/office/word/2010/wordml" xmlns:wpg="http://schemas.microsoft.com/office/word/2010/wordprocessingGroup" xmlns:wpi="http://schemas.microsoft.com/office/word/2010/wordprocessingInk" xmlns:wne="http://schemas.microsoft.com/office/word/2006/wordml" xmlns:wps="http://schemas.microsoft.com/office/word/2010/wordprocessingShape" mc:Ignorable="w14 wp14">
+<w:document xmlns:wpc="http://schemas.microsoft.com/office/word/2010/wordprocessingCanvas" xmlns:mc="http://schemas.openxmlformats.org/markup-compatibility/2006" xmlns:o="urn:schemas-microsoft-com:office:office" xmlns:r="http://schemas.openxmlformats.org/officeDocument/2006/relationships" xmlns:m="http://schemas.openxmlformats.org/officeDocument/2006/math" xmlns:v="urn:schemas-microsoft-com:vml" xmlns:wp14="http://schemas.microsoft.com/office/word/2010/wordprocessingDrawing" xmlns:wp="http://schemas.openxmlformats.org/drawingml/2006/wordprocessingDrawing" xmlns:w10="urn:schemas-microsoft-com:office:word" xmlns:w="http://schemas.openxmlformats.org/wordprocessingml/2006/main" xmlns:w14="http://schemas.microsoft.com/office/word/2010/wordml" xmlns:w15="http://schemas.microsoft.com/office/word/2012/wordml" xmlns:wpg="http://schemas.microsoft.com/office/word/2010/wordprocessingGroup" xmlns:wpi="http://schemas.microsoft.com/office/word/2010/wordprocessingInk" xmlns:wne="http://schemas.microsoft.com/office/word/2006/wordml" xmlns:wps="http://schemas.microsoft.com/office/word/2010/wordprocessingShape" mc:Ignorable="w14 w15 wp14">
   <w:body>
     <w:p>
       <w:pPr>
@@ -38,15 +38,7 @@
       </w:r>
       <w:proofErr w:type="spellEnd"/>
       <w:r>
-        <w:t xml:space="preserve">, para ir anotando o que falta e o que já foi feito, onde estão </w:t>
-      </w:r>
-      <w:proofErr w:type="gramStart"/>
-      <w:r>
-        <w:t>as</w:t>
-      </w:r>
-      <w:proofErr w:type="gramEnd"/>
-      <w:r>
-        <w:t xml:space="preserve"> coisas etc.</w:t>
+        <w:t>, para ir anotando o que falta e o que já foi feito, onde estão as coisas etc.</w:t>
       </w:r>
     </w:p>
     <w:p>
@@ -84,13 +76,8 @@
       <w:r>
         <w:t xml:space="preserve">: </w:t>
       </w:r>
-      <w:proofErr w:type="gramStart"/>
-      <w:r>
-        <w:t>https</w:t>
-      </w:r>
-      <w:proofErr w:type="gramEnd"/>
-      <w:r>
-        <w:t>://github.com/sepep</w:t>
+      <w:r>
+        <w:t>https://github.com/sepep</w:t>
       </w:r>
       <w:r>
         <w:t>-pmsp/siiau</w:t>
@@ -108,7 +95,7 @@
       <w:r>
         <w:t xml:space="preserve"> principal: </w:t>
       </w:r>
-      <w:hyperlink r:id="rId6" w:history="1">
+      <w:hyperlink r:id="rId5" w:history="1">
         <w:r>
           <w:rPr>
             <w:rStyle w:val="Hyperlink"/>
@@ -320,12 +307,10 @@
         <w:t>[</w:t>
       </w:r>
       <w:proofErr w:type="spellStart"/>
-      <w:proofErr w:type="gramStart"/>
       <w:r>
         <w:t>GeoServer</w:t>
       </w:r>
       <w:proofErr w:type="spellEnd"/>
-      <w:proofErr w:type="gramEnd"/>
       <w:r>
         <w:t>] Criar uma camada de “</w:t>
       </w:r>
@@ -352,17 +337,11 @@
         </w:numPr>
       </w:pPr>
       <w:r>
-        <w:lastRenderedPageBreak/>
-        <w:t xml:space="preserve">A partir das águas correntes (rios) Tietê, Pinheiros e Tamanduateí, traçar um offset de </w:t>
-      </w:r>
-      <w:proofErr w:type="gramStart"/>
-      <w:r>
-        <w:t>50m</w:t>
-      </w:r>
-      <w:proofErr w:type="gramEnd"/>
-    </w:p>
-    <w:p>
-      <w:hyperlink r:id="rId7" w:history="1">
+        <w:t>A partir das águas correntes (rios) Tietê, Pinheiros e Tamanduateí, traçar um offset de 50m</w:t>
+      </w:r>
+    </w:p>
+    <w:p>
+      <w:hyperlink r:id="rId6" w:history="1">
         <w:r>
           <w:rPr>
             <w:rStyle w:val="Hyperlink"/>
@@ -372,23 +351,13 @@
       </w:hyperlink>
     </w:p>
     <w:p>
-      <w:proofErr w:type="gramStart"/>
-      <w:r>
-        <w:t>http://</w:t>
-      </w:r>
-      <w:proofErr w:type="gramEnd"/>
-      <w:r>
-        <w:t>localhost:8888/lab/tree/projects/urbis/notebooks/massas_definitiv_separar.ipynb</w:t>
-      </w:r>
-    </w:p>
-    <w:p>
-      <w:proofErr w:type="gramStart"/>
-      <w:r>
-        <w:t>http://</w:t>
-      </w:r>
-      <w:proofErr w:type="gramEnd"/>
-      <w:r>
-        <w:t>localhost:8888/lab/tree/projects/urbis/notebooks/separar_rios_ttp.ipynb</w:t>
+      <w:r>
+        <w:t>http://localhost:8888/lab/tree/projects/urbis/notebooks/massas_definitiv_separar.ipynb</w:t>
+      </w:r>
+    </w:p>
+    <w:p>
+      <w:r>
+        <w:t>http://localhost:8888/lab/tree/projects/urbis/notebooks/separar_rios_ttp.ipynb</w:t>
       </w:r>
     </w:p>
     <w:p/>
@@ -410,7 +379,7 @@
       </w:r>
     </w:p>
     <w:p>
-      <w:hyperlink r:id="rId8" w:history="1">
+      <w:hyperlink r:id="rId7" w:history="1">
         <w:r>
           <w:rPr>
             <w:rStyle w:val="Hyperlink"/>
@@ -447,7 +416,7 @@
       </w:r>
     </w:p>
     <w:p>
-      <w:hyperlink r:id="rId9" w:history="1">
+      <w:hyperlink r:id="rId8" w:history="1">
         <w:r>
           <w:rPr>
             <w:rStyle w:val="Hyperlink"/>
@@ -462,20 +431,20 @@
         <w:t xml:space="preserve">Eu </w:t>
       </w:r>
       <w:proofErr w:type="spellStart"/>
+      <w:proofErr w:type="gramStart"/>
       <w:r>
         <w:t>tava</w:t>
       </w:r>
       <w:proofErr w:type="spellEnd"/>
+      <w:proofErr w:type="gramEnd"/>
       <w:r>
         <w:t xml:space="preserve"> aqui, precisa ver qual foi o resultado final, o que eu documentei </w:t>
       </w:r>
       <w:proofErr w:type="spellStart"/>
-      <w:proofErr w:type="gramStart"/>
       <w:r>
         <w:t>etc</w:t>
       </w:r>
       <w:proofErr w:type="spellEnd"/>
-      <w:proofErr w:type="gramEnd"/>
     </w:p>
     <w:p>
       <w:r>
@@ -487,13 +456,8 @@
       </w:r>
       <w:proofErr w:type="spellEnd"/>
       <w:r>
-        <w:t xml:space="preserve"> assim não pega tudo, mas garante que não vai pegar um </w:t>
-      </w:r>
-      <w:proofErr w:type="gramStart"/>
-      <w:r>
-        <w:t>errado</w:t>
-      </w:r>
-      <w:proofErr w:type="gramEnd"/>
+        <w:t xml:space="preserve"> assim não pega tudo, mas garante que não vai pegar um errado</w:t>
+      </w:r>
     </w:p>
     <w:p>
       <w:pPr>
@@ -540,15 +504,15 @@
       </w:r>
       <w:proofErr w:type="spellEnd"/>
       <w:r>
-        <w:t xml:space="preserve"> para eu passar o nascentes pra lá e fazer a tarefa </w:t>
+        <w:t xml:space="preserve"> para eu passar </w:t>
       </w:r>
       <w:proofErr w:type="gramStart"/>
       <w:r>
-        <w:t>4</w:t>
+        <w:t>o nascentes</w:t>
       </w:r>
       <w:proofErr w:type="gramEnd"/>
       <w:r>
-        <w:t xml:space="preserve">. Eu vou criar uma </w:t>
+        <w:t xml:space="preserve"> pra lá e fazer a tarefa 4. Eu vou criar uma </w:t>
       </w:r>
       <w:proofErr w:type="spellStart"/>
       <w:r>
@@ -611,12 +575,10 @@
         <w:t xml:space="preserve">: </w:t>
       </w:r>
       <w:proofErr w:type="spellStart"/>
-      <w:proofErr w:type="gramStart"/>
       <w:r>
         <w:t>explorer</w:t>
       </w:r>
       <w:proofErr w:type="spellEnd"/>
-      <w:proofErr w:type="gramEnd"/>
     </w:p>
     <w:p>
       <w:pPr>
@@ -702,6 +664,7 @@
       <w:r>
         <w:rPr>
           <w:noProof/>
+          <w:lang w:eastAsia="pt-BR"/>
         </w:rPr>
         <mc:AlternateContent>
           <mc:Choice Requires="wps">
@@ -756,14 +719,36 @@
                             <w:r>
                               <w:t xml:space="preserve">Figura </w:t>
                             </w:r>
-                            <w:fldSimple w:instr=" SEQ Figura \* ARABIC ">
-                              <w:r>
-                                <w:rPr>
-                                  <w:noProof/>
-                                </w:rPr>
-                                <w:t>1</w:t>
-                              </w:r>
-                            </w:fldSimple>
+                            <w:r>
+                              <w:rPr>
+                                <w:noProof/>
+                              </w:rPr>
+                              <w:fldChar w:fldCharType="begin"/>
+                            </w:r>
+                            <w:r>
+                              <w:rPr>
+                                <w:noProof/>
+                              </w:rPr>
+                              <w:instrText xml:space="preserve"> SEQ Figura \* ARABIC </w:instrText>
+                            </w:r>
+                            <w:r>
+                              <w:rPr>
+                                <w:noProof/>
+                              </w:rPr>
+                              <w:fldChar w:fldCharType="separate"/>
+                            </w:r>
+                            <w:r>
+                              <w:rPr>
+                                <w:noProof/>
+                              </w:rPr>
+                              <w:t>1</w:t>
+                            </w:r>
+                            <w:r>
+                              <w:rPr>
+                                <w:noProof/>
+                              </w:rPr>
+                              <w:fldChar w:fldCharType="end"/>
+                            </w:r>
                             <w:r>
                               <w:t xml:space="preserve">: determinar correntes estimadas (só por enquanto, </w:t>
                             </w:r>
@@ -780,11 +765,9 @@
                               <w:t>tals</w:t>
                             </w:r>
                             <w:proofErr w:type="spellEnd"/>
-                            <w:proofErr w:type="gramStart"/>
                             <w:r>
                               <w:t>)</w:t>
                             </w:r>
-                            <w:proofErr w:type="gramEnd"/>
                           </w:p>
                         </w:txbxContent>
                       </wps:txbx>
@@ -802,7 +785,7 @@
           </mc:Choice>
           <mc:Fallback>
             <w:pict>
-              <v:shapetype id="_x0000_t202" coordsize="21600,21600" o:spt="202" path="m,l,21600r21600,l21600,xe">
+              <v:shapetype w14:anchorId="4413D2EE" id="_x0000_t202" coordsize="21600,21600" o:spt="202" path="m,l,21600r21600,l21600,xe">
                 <v:stroke joinstyle="miter"/>
                 <v:path gradientshapeok="t" o:connecttype="rect"/>
               </v:shapetype>
@@ -816,14 +799,36 @@
                       <w:r>
                         <w:t xml:space="preserve">Figura </w:t>
                       </w:r>
-                      <w:fldSimple w:instr=" SEQ Figura \* ARABIC ">
-                        <w:r>
-                          <w:rPr>
-                            <w:noProof/>
-                          </w:rPr>
-                          <w:t>1</w:t>
-                        </w:r>
-                      </w:fldSimple>
+                      <w:r>
+                        <w:rPr>
+                          <w:noProof/>
+                        </w:rPr>
+                        <w:fldChar w:fldCharType="begin"/>
+                      </w:r>
+                      <w:r>
+                        <w:rPr>
+                          <w:noProof/>
+                        </w:rPr>
+                        <w:instrText xml:space="preserve"> SEQ Figura \* ARABIC </w:instrText>
+                      </w:r>
+                      <w:r>
+                        <w:rPr>
+                          <w:noProof/>
+                        </w:rPr>
+                        <w:fldChar w:fldCharType="separate"/>
+                      </w:r>
+                      <w:r>
+                        <w:rPr>
+                          <w:noProof/>
+                        </w:rPr>
+                        <w:t>1</w:t>
+                      </w:r>
+                      <w:r>
+                        <w:rPr>
+                          <w:noProof/>
+                        </w:rPr>
+                        <w:fldChar w:fldCharType="end"/>
+                      </w:r>
                       <w:r>
                         <w:t xml:space="preserve">: determinar correntes estimadas (só por enquanto, </w:t>
                       </w:r>
@@ -840,11 +845,9 @@
                         <w:t>tals</w:t>
                       </w:r>
                       <w:proofErr w:type="spellEnd"/>
-                      <w:proofErr w:type="gramStart"/>
                       <w:r>
                         <w:t>)</w:t>
                       </w:r>
-                      <w:proofErr w:type="gramEnd"/>
                     </w:p>
                   </w:txbxContent>
                 </v:textbox>
@@ -855,6 +858,10 @@
         </mc:AlternateContent>
       </w:r>
       <w:r>
+        <w:rPr>
+          <w:noProof/>
+          <w:lang w:eastAsia="pt-BR"/>
+        </w:rPr>
         <w:drawing>
           <wp:anchor distT="0" distB="0" distL="114300" distR="114300" simplePos="0" relativeHeight="251658240" behindDoc="1" locked="0" layoutInCell="1" allowOverlap="1" wp14:anchorId="74D32656" wp14:editId="63729CD6">
             <wp:simplePos x="0" y="0"/>
@@ -887,7 +894,7 @@
                     <pic:cNvPicPr/>
                   </pic:nvPicPr>
                   <pic:blipFill rotWithShape="1">
-                    <a:blip r:embed="rId10">
+                    <a:blip r:embed="rId9">
                       <a:extLst>
                         <a:ext uri="{28A0092B-C50C-407E-A947-70E740481C1C}">
                           <a14:useLocalDpi xmlns:a14="http://schemas.microsoft.com/office/drawing/2010/main" val="0"/>
@@ -928,15 +935,15 @@
       </w:r>
       <w:r>
         <w:tab/>
-        <w:t xml:space="preserve">Vou usar o correntes estimadas que o Elias </w:t>
+        <w:t xml:space="preserve">Vou usar </w:t>
       </w:r>
       <w:proofErr w:type="gramStart"/>
       <w:r>
-        <w:t>fez</w:t>
+        <w:t>o correntes</w:t>
       </w:r>
       <w:proofErr w:type="gramEnd"/>
       <w:r>
-        <w:t xml:space="preserve"> mas só pra deixar registrado, é a mesma coisa que pegar o </w:t>
+        <w:t xml:space="preserve"> estimadas que o Elias fez mas só pra deixar registrado, é a mesma coisa que pegar o </w:t>
       </w:r>
       <w:proofErr w:type="spellStart"/>
       <w:r>
@@ -951,15 +958,7 @@
     <w:p/>
     <w:p>
       <w:r>
-        <w:t xml:space="preserve">SE EU NÃO ME ENGANO, a quantidade de nascentes que precisa resultar é 8382 (segundo o cálculo </w:t>
-      </w:r>
-      <w:proofErr w:type="gramStart"/>
-      <w:r>
-        <w:t>do NASCENTES</w:t>
-      </w:r>
-      <w:proofErr w:type="gramEnd"/>
-      <w:r>
-        <w:t xml:space="preserve">- </w:t>
+        <w:t xml:space="preserve">SE EU NÃO ME ENGANO, a quantidade de nascentes que precisa resultar é 8382 (segundo o cálculo do NASCENTES- </w:t>
       </w:r>
       <w:proofErr w:type="spellStart"/>
       <w:r>
@@ -972,7 +971,10 @@
     </w:p>
     <w:p>
       <w:r>
-        <w:lastRenderedPageBreak/>
+        <w:rPr>
+          <w:noProof/>
+          <w:lang w:eastAsia="pt-BR"/>
+        </w:rPr>
         <w:drawing>
           <wp:inline distT="0" distB="0" distL="0" distR="0" wp14:anchorId="201FF681" wp14:editId="054085AA">
             <wp:extent cx="1428750" cy="790575"/>
@@ -989,7 +991,7 @@
                     <pic:cNvPicPr/>
                   </pic:nvPicPr>
                   <pic:blipFill>
-                    <a:blip r:embed="rId11">
+                    <a:blip r:embed="rId10">
                       <a:extLst>
                         <a:ext uri="{28A0092B-C50C-407E-A947-70E740481C1C}">
                           <a14:useLocalDpi xmlns:a14="http://schemas.microsoft.com/office/drawing/2010/main" val="0"/>
@@ -1037,15 +1039,7 @@
         <w:pStyle w:val="Ttulo4"/>
       </w:pPr>
       <w:r>
-        <w:t>95_</w:t>
-      </w:r>
-      <w:proofErr w:type="gramStart"/>
-      <w:r>
-        <w:t>3.</w:t>
-      </w:r>
-      <w:proofErr w:type="gramEnd"/>
-      <w:r>
-        <w:t>i) Nomes das colunas</w:t>
+        <w:t>95_3.i) Nomes das colunas</w:t>
       </w:r>
     </w:p>
     <w:p>
@@ -1074,10 +1068,13 @@
       <w:proofErr w:type="spellStart"/>
       <w:proofErr w:type="gramStart"/>
       <w:r>
-        <w:t>cd_identif</w:t>
-      </w:r>
-      <w:proofErr w:type="spellEnd"/>
+        <w:t>cd</w:t>
+      </w:r>
       <w:proofErr w:type="gramEnd"/>
+      <w:r>
+        <w:t>_identif</w:t>
+      </w:r>
+      <w:proofErr w:type="spellEnd"/>
       <w:r>
         <w:t xml:space="preserve"> -&gt; </w:t>
       </w:r>
@@ -1104,10 +1101,13 @@
       <w:proofErr w:type="spellStart"/>
       <w:proofErr w:type="gramStart"/>
       <w:r>
-        <w:t>cd_tipo_ac</w:t>
-      </w:r>
-      <w:proofErr w:type="spellEnd"/>
+        <w:t>cd</w:t>
+      </w:r>
       <w:proofErr w:type="gramEnd"/>
+      <w:r>
+        <w:t>_tipo_ac</w:t>
+      </w:r>
+      <w:proofErr w:type="spellEnd"/>
       <w:r>
         <w:t xml:space="preserve"> -&gt; </w:t>
       </w:r>
@@ -1134,10 +1134,13 @@
       <w:proofErr w:type="spellStart"/>
       <w:proofErr w:type="gramStart"/>
       <w:r>
-        <w:t>cd_tipo_cu</w:t>
-      </w:r>
-      <w:proofErr w:type="spellEnd"/>
+        <w:t>cd</w:t>
+      </w:r>
       <w:proofErr w:type="gramEnd"/>
+      <w:r>
+        <w:t>_tipo_cu</w:t>
+      </w:r>
+      <w:proofErr w:type="spellEnd"/>
       <w:r>
         <w:t xml:space="preserve"> -&gt;  </w:t>
       </w:r>
@@ -1164,10 +1167,13 @@
       <w:proofErr w:type="spellStart"/>
       <w:proofErr w:type="gramStart"/>
       <w:r>
-        <w:t>nm_acident</w:t>
-      </w:r>
-      <w:proofErr w:type="spellEnd"/>
+        <w:t>nm</w:t>
+      </w:r>
       <w:proofErr w:type="gramEnd"/>
+      <w:r>
+        <w:t>_acident</w:t>
+      </w:r>
+      <w:proofErr w:type="spellEnd"/>
       <w:r>
         <w:t xml:space="preserve"> -&gt;  </w:t>
       </w:r>
@@ -1218,15 +1224,7 @@
         <w:pStyle w:val="Ttulo4"/>
       </w:pPr>
       <w:r>
-        <w:t>95_</w:t>
-      </w:r>
-      <w:proofErr w:type="gramStart"/>
-      <w:r>
-        <w:t>3.</w:t>
-      </w:r>
-      <w:proofErr w:type="gramEnd"/>
-      <w:r>
-        <w:t xml:space="preserve">ii) Geometrias vazias em </w:t>
+        <w:t xml:space="preserve">95_3.ii) Geometrias vazias em </w:t>
       </w:r>
       <w:proofErr w:type="spellStart"/>
       <w:r>
@@ -1272,10 +1270,13 @@
       <w:proofErr w:type="spellStart"/>
       <w:proofErr w:type="gramStart"/>
       <w:r>
-        <w:t>gdf_correntes</w:t>
-      </w:r>
-      <w:proofErr w:type="spellEnd"/>
+        <w:t>gdf</w:t>
+      </w:r>
       <w:proofErr w:type="gramEnd"/>
+      <w:r>
+        <w:t>_correntes</w:t>
+      </w:r>
+      <w:proofErr w:type="spellEnd"/>
       <w:r>
         <w:t xml:space="preserve"> e suas copias têm geometrias normais</w:t>
       </w:r>
@@ -1294,11 +1295,11 @@
       <w:proofErr w:type="spellStart"/>
       <w:proofErr w:type="gramStart"/>
       <w:r>
-        <w:t>shapely.</w:t>
+        <w:t>shapely.get</w:t>
       </w:r>
       <w:proofErr w:type="gramEnd"/>
       <w:r>
-        <w:t>get_point</w:t>
+        <w:t>_point</w:t>
       </w:r>
       <w:proofErr w:type="spellEnd"/>
       <w:r>
@@ -1357,15 +1358,7 @@
     </w:p>
     <w:p>
       <w:r>
-        <w:t xml:space="preserve">Considerando que o problema parece não ser do código, nem </w:t>
-      </w:r>
-      <w:proofErr w:type="gramStart"/>
-      <w:r>
-        <w:t>falta</w:t>
-      </w:r>
-      <w:proofErr w:type="gramEnd"/>
-      <w:r>
-        <w:t xml:space="preserve"> de baixar alguma biblioteca, eu ACHO que o problema é que </w:t>
+        <w:t xml:space="preserve">Considerando que o problema parece não ser do código, nem falta de baixar alguma biblioteca, eu ACHO que o problema é que </w:t>
       </w:r>
       <w:r>
         <w:lastRenderedPageBreak/>
@@ -1382,11 +1375,76 @@
     </w:p>
     <w:p>
       <w:r>
+        <w:rPr>
+          <w:noProof/>
+          <w:lang w:eastAsia="pt-BR"/>
+        </w:rPr>
         <w:drawing>
           <wp:inline distT="0" distB="0" distL="0" distR="0" wp14:anchorId="4AC9B911" wp14:editId="37CDA8E1">
             <wp:extent cx="2475230" cy="186244"/>
             <wp:effectExtent l="0" t="0" r="1270" b="4445"/>
             <wp:docPr id="5" name="Imagem 5"/>
+            <wp:cNvGraphicFramePr>
+              <a:graphicFrameLocks xmlns:a="http://schemas.openxmlformats.org/drawingml/2006/main" noChangeAspect="1"/>
+            </wp:cNvGraphicFramePr>
+            <a:graphic xmlns:a="http://schemas.openxmlformats.org/drawingml/2006/main">
+              <a:graphicData uri="http://schemas.openxmlformats.org/drawingml/2006/picture">
+                <pic:pic xmlns:pic="http://schemas.openxmlformats.org/drawingml/2006/picture">
+                  <pic:nvPicPr>
+                    <pic:cNvPr id="0" name=""/>
+                    <pic:cNvPicPr/>
+                  </pic:nvPicPr>
+                  <pic:blipFill>
+                    <a:blip r:embed="rId11"/>
+                    <a:stretch>
+                      <a:fillRect/>
+                    </a:stretch>
+                  </pic:blipFill>
+                  <pic:spPr>
+                    <a:xfrm>
+                      <a:off x="0" y="0"/>
+                      <a:ext cx="2475230" cy="186244"/>
+                    </a:xfrm>
+                    <a:prstGeom prst="rect">
+                      <a:avLst/>
+                    </a:prstGeom>
+                  </pic:spPr>
+                </pic:pic>
+              </a:graphicData>
+            </a:graphic>
+          </wp:inline>
+        </w:drawing>
+      </w:r>
+    </w:p>
+    <w:p>
+      <w:r>
+        <w:t>Se eu estiver certa, depois de adicionar esse código vai rodar lisinho.</w:t>
+      </w:r>
+    </w:p>
+    <w:p>
+      <w:r>
+        <w:t xml:space="preserve">Pior que eu estava errada... a geometria de tudo está funcionando certinha, até eu fazer o </w:t>
+      </w:r>
+      <w:proofErr w:type="spellStart"/>
+      <w:r>
+        <w:t>shapely</w:t>
+      </w:r>
+      <w:proofErr w:type="spellEnd"/>
+      <w:r>
+        <w:t>, aí dá errado.</w:t>
+      </w:r>
+    </w:p>
+    <w:p>
+      <w:r>
+        <w:rPr>
+          <w:noProof/>
+          <w:lang w:eastAsia="pt-BR"/>
+        </w:rPr>
+        <w:drawing>
+          <wp:inline distT="0" distB="0" distL="0" distR="0" wp14:anchorId="67D48233" wp14:editId="5E93BCC9">
+            <wp:extent cx="2475230" cy="2660634"/>
+            <wp:effectExtent l="0" t="0" r="1270" b="6985"/>
+            <wp:docPr id="6" name="Imagem 6"/>
             <wp:cNvGraphicFramePr>
               <a:graphicFrameLocks xmlns:a="http://schemas.openxmlformats.org/drawingml/2006/main" noChangeAspect="1"/>
             </wp:cNvGraphicFramePr>
@@ -1406,7 +1464,7 @@
                   <pic:spPr>
                     <a:xfrm>
                       <a:off x="0" y="0"/>
-                      <a:ext cx="2475230" cy="186244"/>
+                      <a:ext cx="2475230" cy="2660634"/>
                     </a:xfrm>
                     <a:prstGeom prst="rect">
                       <a:avLst/>
@@ -1419,39 +1477,436 @@
         </w:drawing>
       </w:r>
     </w:p>
-    <w:p>
-      <w:r>
-        <w:t>Se eu estiver certa, depois de adicionar esse código vai rodar lisinho.</w:t>
-      </w:r>
-    </w:p>
-    <w:p>
-      <w:r>
-        <w:t xml:space="preserve">Pior que eu estava errada... </w:t>
+    <w:p/>
+    <w:p>
+      <w:pPr>
+        <w:pStyle w:val="PargrafodaLista"/>
+        <w:numPr>
+          <w:ilvl w:val="0"/>
+          <w:numId w:val="5"/>
+        </w:numPr>
+      </w:pPr>
+      <w:r>
+        <w:t xml:space="preserve">Como tudo deu errado, eu ACHO q o ponto é que </w:t>
       </w:r>
       <w:proofErr w:type="gramStart"/>
       <w:r>
-        <w:t>a</w:t>
+        <w:t>o correntes estimadas</w:t>
       </w:r>
       <w:proofErr w:type="gramEnd"/>
       <w:r>
-        <w:t xml:space="preserve"> geometria de tudo está funcionando certinha, até eu fazer o </w:t>
-      </w:r>
-      <w:proofErr w:type="spellStart"/>
-      <w:r>
-        <w:t>shapely</w:t>
-      </w:r>
-      <w:proofErr w:type="spellEnd"/>
-      <w:r>
-        <w:t>, aí dá errado.</w:t>
-      </w:r>
-    </w:p>
-    <w:p>
+        <w:t xml:space="preserve"> realmente não deve ter a mesma geometria do </w:t>
+      </w:r>
+      <w:proofErr w:type="spellStart"/>
+      <w:r>
+        <w:t>drenageo</w:t>
+      </w:r>
+      <w:proofErr w:type="spellEnd"/>
+      <w:r>
+        <w:t>. Vou dar um explore nos dois pra ver se rola.</w:t>
+      </w:r>
+    </w:p>
+    <w:p>
+      <w:pPr>
+        <w:pStyle w:val="PargrafodaLista"/>
+        <w:numPr>
+          <w:ilvl w:val="1"/>
+          <w:numId w:val="5"/>
+        </w:numPr>
+      </w:pPr>
+      <w:proofErr w:type="spellStart"/>
+      <w:r>
+        <w:t>Guess</w:t>
+      </w:r>
+      <w:proofErr w:type="spellEnd"/>
+      <w:r>
+        <w:t xml:space="preserve"> </w:t>
+      </w:r>
+      <w:proofErr w:type="spellStart"/>
+      <w:r>
+        <w:t>what</w:t>
+      </w:r>
+      <w:proofErr w:type="spellEnd"/>
+      <w:r>
+        <w:t xml:space="preserve">: o </w:t>
+      </w:r>
+      <w:proofErr w:type="spellStart"/>
+      <w:r>
+        <w:t>correntes_estimadas</w:t>
+      </w:r>
+      <w:proofErr w:type="spellEnd"/>
+      <w:r>
+        <w:t xml:space="preserve"> que eu tenho é aquele que simplesmente não plota nada</w:t>
+      </w:r>
+    </w:p>
+    <w:p>
+      <w:pPr>
+        <w:pStyle w:val="PargrafodaLista"/>
+        <w:numPr>
+          <w:ilvl w:val="1"/>
+          <w:numId w:val="5"/>
+        </w:numPr>
+      </w:pPr>
+      <w:proofErr w:type="gramStart"/>
+      <w:r>
+        <w:t>Pra</w:t>
+      </w:r>
+      <w:proofErr w:type="gramEnd"/>
+      <w:r>
+        <w:t xml:space="preserve"> resolver eu vou (POR ENQUANTO) usar o drenagem e filtrar ele pelos </w:t>
+      </w:r>
+      <w:proofErr w:type="spellStart"/>
+      <w:r>
+        <w:t>cd_identif</w:t>
+      </w:r>
+      <w:proofErr w:type="spellEnd"/>
+      <w:r>
+        <w:t xml:space="preserve"> que estiverem em </w:t>
+      </w:r>
+      <w:proofErr w:type="spellStart"/>
+      <w:r>
+        <w:t>correntes_estimadas</w:t>
+      </w:r>
+      <w:proofErr w:type="spellEnd"/>
+      <w:r>
+        <w:t>.</w:t>
+      </w:r>
+    </w:p>
+    <w:p>
+      <w:pPr>
+        <w:pStyle w:val="PargrafodaLista"/>
+        <w:numPr>
+          <w:ilvl w:val="2"/>
+          <w:numId w:val="5"/>
+        </w:numPr>
+      </w:pPr>
+      <w:r>
+        <w:t xml:space="preserve">MAS quando for passar </w:t>
+      </w:r>
+      <w:proofErr w:type="gramStart"/>
+      <w:r>
+        <w:t>pro</w:t>
+      </w:r>
+      <w:proofErr w:type="gramEnd"/>
+      <w:r>
+        <w:t xml:space="preserve"> </w:t>
+      </w:r>
+      <w:proofErr w:type="spellStart"/>
+      <w:r>
+        <w:t>dagster</w:t>
+      </w:r>
+      <w:proofErr w:type="spellEnd"/>
+      <w:r>
+        <w:t xml:space="preserve"> é importante que dê certo com a correntes estimadas.</w:t>
+      </w:r>
+    </w:p>
+    <w:p>
+      <w:pPr>
+        <w:pStyle w:val="PargrafodaLista"/>
+        <w:numPr>
+          <w:ilvl w:val="2"/>
+          <w:numId w:val="5"/>
+        </w:numPr>
+      </w:pPr>
+      <w:r>
+        <w:t xml:space="preserve">ACTUALLY o </w:t>
+      </w:r>
+      <w:proofErr w:type="spellStart"/>
+      <w:r>
+        <w:t>correntes_estimadas</w:t>
+      </w:r>
+      <w:proofErr w:type="spellEnd"/>
+      <w:r>
+        <w:t xml:space="preserve"> é polígonos, não </w:t>
+      </w:r>
+      <w:proofErr w:type="spellStart"/>
+      <w:r>
+        <w:t>linestrings</w:t>
+      </w:r>
+      <w:proofErr w:type="spellEnd"/>
+      <w:r>
+        <w:t xml:space="preserve">. Se o oficial realmente for polígonos, então vamos usar o </w:t>
+      </w:r>
+      <w:proofErr w:type="spellStart"/>
+      <w:r>
+        <w:t>drenageo</w:t>
+      </w:r>
+      <w:proofErr w:type="spellEnd"/>
+      <w:r>
+        <w:t xml:space="preserve"> mesmo no oficial.</w:t>
+      </w:r>
+    </w:p>
+    <w:p>
+      <w:r>
+        <w:t>GRAÇAS A DEUS, resolvido.</w:t>
+      </w:r>
+    </w:p>
+    <w:p>
+      <w:pPr>
+        <w:pStyle w:val="Ttulo4"/>
+      </w:pPr>
+      <w:r>
+        <w:t>95_3.iii</w:t>
+      </w:r>
+      <w:proofErr w:type="gramStart"/>
+      <w:r>
+        <w:t>) Não</w:t>
+      </w:r>
+      <w:proofErr w:type="gramEnd"/>
+      <w:r>
+        <w:t xml:space="preserve"> deu a mesma quantidade no </w:t>
+      </w:r>
+      <w:proofErr w:type="spellStart"/>
+      <w:r>
+        <w:t>pontos_buff</w:t>
+      </w:r>
+      <w:proofErr w:type="spellEnd"/>
+    </w:p>
+    <w:p>
+      <w:pPr>
+        <w:ind w:firstLine="708"/>
+      </w:pPr>
+      <w:r>
+        <w:t xml:space="preserve">Preciso conferir se não é </w:t>
+      </w:r>
+      <w:proofErr w:type="spellStart"/>
+      <w:r>
+        <w:t>pq</w:t>
+      </w:r>
+      <w:proofErr w:type="spellEnd"/>
+      <w:r>
+        <w:t xml:space="preserve"> o </w:t>
+      </w:r>
+      <w:proofErr w:type="spellStart"/>
+      <w:r>
+        <w:t>shape</w:t>
+      </w:r>
+      <w:proofErr w:type="spellEnd"/>
+      <w:r>
+        <w:t xml:space="preserve"> da drenage</w:t>
+      </w:r>
+      <w:r>
+        <w:t xml:space="preserve">m com </w:t>
+      </w:r>
+      <w:proofErr w:type="gramStart"/>
+      <w:r>
+        <w:t xml:space="preserve">o </w:t>
+      </w:r>
+      <w:proofErr w:type="spellStart"/>
+      <w:r>
+        <w:t>cus</w:t>
+      </w:r>
+      <w:proofErr w:type="gramEnd"/>
+      <w:r>
+        <w:t>_to_keep</w:t>
+      </w:r>
+      <w:proofErr w:type="spellEnd"/>
+      <w:r>
+        <w:t xml:space="preserve"> que dá diferente quando filtra pelo </w:t>
+      </w:r>
+      <w:proofErr w:type="spellStart"/>
+      <w:r>
+        <w:t>correntes_estimadas</w:t>
+      </w:r>
+      <w:proofErr w:type="spellEnd"/>
+      <w:r>
+        <w:t xml:space="preserve"> ou se é só um erro meu mesmo.</w:t>
+      </w:r>
+    </w:p>
+    <w:p>
+      <w:pPr>
+        <w:pStyle w:val="Ttulo2"/>
+      </w:pPr>
+      <w:r>
+        <w:t>11</w:t>
+      </w:r>
+      <w:r>
+        <w:t>ago2025</w:t>
+      </w:r>
+    </w:p>
+    <w:p>
+      <w:r>
+        <w:tab/>
+      </w:r>
+      <w:r>
+        <w:t>Bom, ontem foi meu aniversário (</w:t>
+      </w:r>
+      <w:proofErr w:type="spellStart"/>
+      <w:r>
+        <w:t>iupi</w:t>
+      </w:r>
+      <w:proofErr w:type="spellEnd"/>
+      <w:r>
+        <w:t xml:space="preserve">), </w:t>
+      </w:r>
+      <w:proofErr w:type="spellStart"/>
+      <w:r>
+        <w:t>actually</w:t>
+      </w:r>
+      <w:proofErr w:type="spellEnd"/>
+      <w:r>
+        <w:t xml:space="preserve"> só a festa. Hoje </w:t>
+      </w:r>
+      <w:proofErr w:type="gramStart"/>
+      <w:r>
+        <w:t>tá</w:t>
+      </w:r>
+      <w:proofErr w:type="gramEnd"/>
+      <w:r>
+        <w:t xml:space="preserve"> tudo uma bagunça ainda, mas pelo menos eu não tenho </w:t>
+      </w:r>
+      <w:proofErr w:type="spellStart"/>
+      <w:r>
+        <w:t>just</w:t>
+      </w:r>
+      <w:proofErr w:type="spellEnd"/>
+      <w:r>
+        <w:t xml:space="preserve"> dance... vamos fazer o treino presencial amanhã, durante a </w:t>
+      </w:r>
+      <w:proofErr w:type="spellStart"/>
+      <w:r>
+        <w:t>cervejada</w:t>
+      </w:r>
+      <w:proofErr w:type="spellEnd"/>
+      <w:r>
+        <w:t>.</w:t>
+      </w:r>
+    </w:p>
+    <w:p>
+      <w:pPr>
+        <w:pStyle w:val="Ttulo3"/>
+      </w:pPr>
+      <w:r>
+        <w:t>SIIAU-95_3_nascentes</w:t>
+      </w:r>
+    </w:p>
+    <w:p>
+      <w:r>
+        <w:tab/>
+        <w:t xml:space="preserve">Já começa que eu nunca baixei o arquivo </w:t>
+      </w:r>
+      <w:proofErr w:type="gramStart"/>
+      <w:r>
+        <w:t xml:space="preserve">do </w:t>
+      </w:r>
+      <w:proofErr w:type="spellStart"/>
+      <w:r>
+        <w:t>correntes</w:t>
+      </w:r>
+      <w:proofErr w:type="gramEnd"/>
+      <w:r>
+        <w:t>_estimadas</w:t>
+      </w:r>
+      <w:proofErr w:type="spellEnd"/>
+      <w:r>
+        <w:t xml:space="preserve"> e estou com preguiça de baixar </w:t>
+      </w:r>
+      <w:proofErr w:type="spellStart"/>
+      <w:r>
+        <w:t>agr</w:t>
+      </w:r>
+      <w:proofErr w:type="spellEnd"/>
+      <w:r>
+        <w:t xml:space="preserve">, mas </w:t>
+      </w:r>
+      <w:proofErr w:type="spellStart"/>
+      <w:r>
+        <w:t>guess</w:t>
+      </w:r>
+      <w:proofErr w:type="spellEnd"/>
+      <w:r>
+        <w:t xml:space="preserve"> </w:t>
+      </w:r>
+      <w:proofErr w:type="spellStart"/>
+      <w:r>
+        <w:t>what</w:t>
+      </w:r>
+      <w:proofErr w:type="spellEnd"/>
+      <w:r>
+        <w:t xml:space="preserve">? Lembra que tinha dado um número diferente quando eu filtrava </w:t>
+      </w:r>
+      <w:proofErr w:type="gramStart"/>
+      <w:r>
+        <w:t xml:space="preserve">pelo </w:t>
+      </w:r>
+      <w:proofErr w:type="spellStart"/>
+      <w:r>
+        <w:t>correntes</w:t>
+      </w:r>
+      <w:proofErr w:type="gramEnd"/>
+      <w:r>
+        <w:t>_estimadas</w:t>
+      </w:r>
+      <w:proofErr w:type="spellEnd"/>
+      <w:r>
+        <w:t xml:space="preserve">? É </w:t>
+      </w:r>
+      <w:proofErr w:type="spellStart"/>
+      <w:r>
+        <w:t>pq</w:t>
+      </w:r>
+      <w:proofErr w:type="spellEnd"/>
+      <w:r>
+        <w:t xml:space="preserve"> eu estava sendo </w:t>
+      </w:r>
+      <w:proofErr w:type="spellStart"/>
+      <w:r>
+        <w:t>idiotaaaaa</w:t>
+      </w:r>
+      <w:proofErr w:type="spellEnd"/>
+      <w:r>
+        <w:t>, eu preciso fazer o cálculo primeiro e depois filtrar pelos 9 e 11/</w:t>
+      </w:r>
+      <w:proofErr w:type="spellStart"/>
+      <w:r>
+        <w:t>cus_to_keep</w:t>
+      </w:r>
+      <w:proofErr w:type="spellEnd"/>
+      <w:r>
+        <w:t>/</w:t>
+      </w:r>
+      <w:proofErr w:type="spellStart"/>
+      <w:r>
+        <w:t>correntes_estimadas</w:t>
+      </w:r>
+      <w:proofErr w:type="spellEnd"/>
+      <w:r>
+        <w:t>.</w:t>
+      </w:r>
+    </w:p>
+    <w:p>
+      <w:r>
+        <w:tab/>
+        <w:t xml:space="preserve">Vamos ver se agora dá certo (só esperar um século </w:t>
+      </w:r>
+      <w:proofErr w:type="gramStart"/>
+      <w:r>
+        <w:t>pra</w:t>
+      </w:r>
+      <w:proofErr w:type="gramEnd"/>
+      <w:r>
+        <w:t xml:space="preserve"> todo o programa rodar e aí eu volto aqui.)</w:t>
+      </w:r>
+    </w:p>
+    <w:p>
+      <w:r>
+        <w:lastRenderedPageBreak/>
+        <w:tab/>
+        <w:t>Ca******, acho que agora deu certinho!!!</w:t>
+      </w:r>
+    </w:p>
+    <w:p>
+      <w:pPr>
+        <w:rPr>
+          <w:u w:val="single"/>
+        </w:rPr>
+      </w:pPr>
       <w:r>
         <w:drawing>
-          <wp:inline distT="0" distB="0" distL="0" distR="0" wp14:anchorId="67D48233" wp14:editId="5E93BCC9">
-            <wp:extent cx="2475230" cy="2660634"/>
-            <wp:effectExtent l="0" t="0" r="1270" b="6985"/>
-            <wp:docPr id="6" name="Imagem 6"/>
+          <wp:inline distT="0" distB="0" distL="0" distR="0" wp14:anchorId="27D4672D" wp14:editId="7A8027E2">
+            <wp:extent cx="2475230" cy="993140"/>
+            <wp:effectExtent l="0" t="0" r="1270" b="0"/>
+            <wp:docPr id="3" name="Imagem 3"/>
             <wp:cNvGraphicFramePr>
               <a:graphicFrameLocks xmlns:a="http://schemas.openxmlformats.org/drawingml/2006/main" noChangeAspect="1"/>
             </wp:cNvGraphicFramePr>
@@ -1459,7 +1914,7 @@
               <a:graphicData uri="http://schemas.openxmlformats.org/drawingml/2006/picture">
                 <pic:pic xmlns:pic="http://schemas.openxmlformats.org/drawingml/2006/picture">
                   <pic:nvPicPr>
-                    <pic:cNvPr id="0" name=""/>
+                    <pic:cNvPr id="1" name=""/>
                     <pic:cNvPicPr/>
                   </pic:nvPicPr>
                   <pic:blipFill>
@@ -1471,7 +1926,7 @@
                   <pic:spPr>
                     <a:xfrm>
                       <a:off x="0" y="0"/>
-                      <a:ext cx="2475230" cy="2660634"/>
+                      <a:ext cx="2475230" cy="993140"/>
                     </a:xfrm>
                     <a:prstGeom prst="rect">
                       <a:avLst/>
@@ -1484,7 +1939,140 @@
         </w:drawing>
       </w:r>
     </w:p>
-    <w:p/>
+    <w:p>
+      <w:r>
+        <w:tab/>
+        <w:t xml:space="preserve">Agora podemos ir </w:t>
+      </w:r>
+      <w:proofErr w:type="gramStart"/>
+      <w:r>
+        <w:t>pro</w:t>
+      </w:r>
+      <w:proofErr w:type="gramEnd"/>
+      <w:r>
+        <w:t xml:space="preserve"> offset, já que conseguimos retornar as nascentes em si.</w:t>
+      </w:r>
+    </w:p>
+    <w:p>
+      <w:r>
+        <w:tab/>
+        <w:t xml:space="preserve">Já tinha feito um monte de coisa, acabei de me tocar que faltou salvar os pontos sem os </w:t>
+      </w:r>
+      <w:proofErr w:type="spellStart"/>
+      <w:r>
+        <w:t>buffs</w:t>
+      </w:r>
+      <w:proofErr w:type="spellEnd"/>
+      <w:r>
+        <w:t xml:space="preserve"> (os </w:t>
+      </w:r>
+      <w:proofErr w:type="spellStart"/>
+      <w:r>
+        <w:t>buffs</w:t>
+      </w:r>
+      <w:proofErr w:type="spellEnd"/>
+      <w:r>
+        <w:t xml:space="preserve"> usados </w:t>
+      </w:r>
+      <w:proofErr w:type="gramStart"/>
+      <w:r>
+        <w:t>pra</w:t>
+      </w:r>
+      <w:proofErr w:type="gramEnd"/>
+      <w:r>
+        <w:t xml:space="preserve"> pegar as nascentes, não os </w:t>
+      </w:r>
+      <w:proofErr w:type="spellStart"/>
+      <w:r>
+        <w:t>buffs</w:t>
+      </w:r>
+      <w:proofErr w:type="spellEnd"/>
+      <w:r>
+        <w:t xml:space="preserve"> das </w:t>
+      </w:r>
+      <w:proofErr w:type="spellStart"/>
+      <w:r>
+        <w:t>apps</w:t>
+      </w:r>
+      <w:proofErr w:type="spellEnd"/>
+      <w:r>
+        <w:t>)</w:t>
+      </w:r>
+    </w:p>
+    <w:p>
+      <w:pPr>
+        <w:pStyle w:val="Ttulo3"/>
+      </w:pPr>
+      <w:r>
+        <w:t>SIIAU-95_3</w:t>
+      </w:r>
+      <w:r>
+        <w:t>a</w:t>
+      </w:r>
+      <w:r>
+        <w:t>_</w:t>
+      </w:r>
+      <w:r>
+        <w:t>offset_50m_nascentes</w:t>
+      </w:r>
+    </w:p>
+    <w:p>
+      <w:r>
+        <w:tab/>
+        <w:t>Segue</w:t>
+      </w:r>
+      <w:r>
+        <w:t>,</w:t>
+      </w:r>
+      <w:r>
+        <w:t xml:space="preserve"> porém</w:t>
+      </w:r>
+      <w:r>
+        <w:t>,</w:t>
+      </w:r>
+      <w:r>
+        <w:t xml:space="preserve"> aquela questão: </w:t>
+      </w:r>
+      <w:r>
+        <w:t>eu corto por buffer ou não? Depende muito mais de como esses arquivos serão disponibilizados e afins.</w:t>
+      </w:r>
+      <w:r>
+        <w:t xml:space="preserve">.. tenho que falar simultaneamente (ou não né) com o Henrique e o </w:t>
+      </w:r>
+      <w:proofErr w:type="spellStart"/>
+      <w:r>
+        <w:t>Mauryas</w:t>
+      </w:r>
+      <w:proofErr w:type="spellEnd"/>
+      <w:r>
+        <w:t>.</w:t>
+      </w:r>
+    </w:p>
+    <w:p>
+      <w:pPr>
+        <w:pStyle w:val="Ttulo3"/>
+      </w:pPr>
+      <w:r>
+        <w:t>SIIAU-95_</w:t>
+      </w:r>
+      <w:r>
+        <w:t>4ª_unir_rios_buffados</w:t>
+      </w:r>
+    </w:p>
+    <w:p>
+      <w:r>
+        <w:tab/>
+        <w:t xml:space="preserve">Vamos começar, então, com a união dos rios que já tinham sido </w:t>
+      </w:r>
+      <w:proofErr w:type="spellStart"/>
+      <w:r>
+        <w:t>buffados</w:t>
+      </w:r>
+      <w:proofErr w:type="spellEnd"/>
+      <w:r>
+        <w:t>. Eu acho que essa união é dos seguintes arquivos:</w:t>
+      </w:r>
+    </w:p>
     <w:p>
       <w:pPr>
         <w:pStyle w:val="PargrafodaLista"/>
@@ -1494,23 +2082,148 @@
         </w:numPr>
       </w:pPr>
       <w:r>
-        <w:t xml:space="preserve">Como tudo deu errado, eu ACHO q o ponto é que </w:t>
+        <w:t>R</w:t>
+      </w:r>
+      <w:r>
+        <w:t>epresas</w:t>
+      </w:r>
+      <w:r>
+        <w:t xml:space="preserve"> (</w:t>
+      </w:r>
+      <w:proofErr w:type="spellStart"/>
+      <w:r>
+        <w:t>represa_nivel_maximo.geojson</w:t>
+      </w:r>
+      <w:proofErr w:type="spellEnd"/>
+      <w:r>
+        <w:t xml:space="preserve"> -&gt; </w:t>
+      </w:r>
+      <w:proofErr w:type="spellStart"/>
+      <w:r>
+        <w:t>minio</w:t>
+      </w:r>
+      <w:proofErr w:type="spellEnd"/>
+      <w:r>
+        <w:t>/</w:t>
+      </w:r>
+      <w:proofErr w:type="spellStart"/>
+      <w:r>
+        <w:t>geojson</w:t>
+      </w:r>
+      <w:proofErr w:type="spellEnd"/>
+      <w:r>
+        <w:t>/</w:t>
+      </w:r>
+      <w:proofErr w:type="spellStart"/>
+      <w:r>
+        <w:t>represas_nivel_maximo.geojson</w:t>
+      </w:r>
+      <w:proofErr w:type="spellEnd"/>
+      <w:r>
+        <w:t>)</w:t>
+      </w:r>
+    </w:p>
+    <w:p>
+      <w:pPr>
+        <w:pStyle w:val="PargrafodaLista"/>
+        <w:numPr>
+          <w:ilvl w:val="0"/>
+          <w:numId w:val="5"/>
+        </w:numPr>
+      </w:pPr>
+      <w:r>
+        <w:t xml:space="preserve">Massas de água correntes -&gt; </w:t>
+      </w:r>
+      <w:proofErr w:type="spellStart"/>
+      <w:r>
+        <w:t>massas_definitiv_separar</w:t>
+      </w:r>
+      <w:proofErr w:type="spellEnd"/>
+    </w:p>
+    <w:p>
+      <w:pPr>
+        <w:pStyle w:val="PargrafodaLista"/>
+        <w:numPr>
+          <w:ilvl w:val="0"/>
+          <w:numId w:val="5"/>
+        </w:numPr>
+      </w:pPr>
+      <w:r>
+        <w:t>Rios Tietê, pinheiros e Tamanduateí -</w:t>
       </w:r>
       <w:proofErr w:type="gramStart"/>
       <w:r>
-        <w:t>o correntes</w:t>
-      </w:r>
+        <w:t xml:space="preserve">&gt;  </w:t>
+      </w:r>
+      <w:proofErr w:type="spellStart"/>
+      <w:r>
+        <w:t>rios.geojson</w:t>
+      </w:r>
+      <w:proofErr w:type="spellEnd"/>
       <w:proofErr w:type="gramEnd"/>
       <w:r>
-        <w:t xml:space="preserve"> estimadas realmente não deve ter a mesma geometria do </w:t>
-      </w:r>
-      <w:proofErr w:type="spellStart"/>
-      <w:r>
-        <w:t>drenageo</w:t>
-      </w:r>
-      <w:proofErr w:type="spellEnd"/>
-      <w:r>
-        <w:t>. Vou dar um explore nos dois pra ver se rola.</w:t>
+        <w:t xml:space="preserve"> -&gt; </w:t>
+      </w:r>
+      <w:proofErr w:type="spellStart"/>
+      <w:r>
+        <w:t>separar_rios_ttp</w:t>
+      </w:r>
+      <w:proofErr w:type="spellEnd"/>
+    </w:p>
+    <w:p>
+      <w:pPr>
+        <w:pStyle w:val="PargrafodaLista"/>
+        <w:numPr>
+          <w:ilvl w:val="0"/>
+          <w:numId w:val="5"/>
+        </w:numPr>
+      </w:pPr>
+      <w:r>
+        <w:t>Nascentes</w:t>
+      </w:r>
+    </w:p>
+    <w:p>
+      <w:pPr>
+        <w:pStyle w:val="Ttulo4"/>
+      </w:pPr>
+      <w:r>
+        <w:t>Dúvidas</w:t>
+      </w:r>
+    </w:p>
+    <w:p>
+      <w:pPr>
+        <w:pStyle w:val="PargrafodaLista"/>
+        <w:numPr>
+          <w:ilvl w:val="0"/>
+          <w:numId w:val="6"/>
+        </w:numPr>
+      </w:pPr>
+      <w:r>
+        <w:t>Sobre as massas de água correntes (</w:t>
+      </w:r>
+      <w:proofErr w:type="spellStart"/>
+      <w:r>
+        <w:t>massas_definitv_separar</w:t>
+      </w:r>
+      <w:proofErr w:type="spellEnd"/>
+      <w:r>
+        <w:t xml:space="preserve">), elas são usadas aonde no meu código? </w:t>
+      </w:r>
+      <w:proofErr w:type="spellStart"/>
+      <w:r>
+        <w:t>Pq</w:t>
+      </w:r>
+      <w:proofErr w:type="spellEnd"/>
+      <w:r>
+        <w:t xml:space="preserve"> eu </w:t>
+      </w:r>
+      <w:proofErr w:type="spellStart"/>
+      <w:r>
+        <w:t>to</w:t>
+      </w:r>
+      <w:proofErr w:type="spellEnd"/>
+      <w:r>
+        <w:t xml:space="preserve"> gerando esse arquivo?</w:t>
       </w:r>
     </w:p>
     <w:p>
@@ -1518,205 +2231,141 @@
         <w:pStyle w:val="PargrafodaLista"/>
         <w:numPr>
           <w:ilvl w:val="1"/>
-          <w:numId w:val="5"/>
+          <w:numId w:val="6"/>
         </w:numPr>
       </w:pPr>
-      <w:proofErr w:type="spellStart"/>
-      <w:r>
-        <w:t>Guess</w:t>
-      </w:r>
-      <w:proofErr w:type="spellEnd"/>
+      <w:r>
+        <w:t xml:space="preserve">R: Eu </w:t>
+      </w:r>
+      <w:proofErr w:type="spellStart"/>
+      <w:r>
+        <w:t>aaaachooooo</w:t>
+      </w:r>
+      <w:proofErr w:type="spellEnd"/>
+      <w:r>
+        <w:t xml:space="preserve"> que essa é a base, e dela que são </w:t>
+      </w:r>
+      <w:proofErr w:type="gramStart"/>
+      <w:r>
+        <w:t>tiradas</w:t>
+      </w:r>
+      <w:proofErr w:type="gramEnd"/>
+      <w:r>
+        <w:t xml:space="preserve"> os rios, mas eu </w:t>
+      </w:r>
+      <w:r>
+        <w:t xml:space="preserve">não tenho </w:t>
+      </w:r>
+      <w:proofErr w:type="spellStart"/>
+      <w:r>
+        <w:t>ctz</w:t>
+      </w:r>
+      <w:proofErr w:type="spellEnd"/>
+      <w:r>
+        <w:t>.</w:t>
+      </w:r>
       <w:r>
         <w:t xml:space="preserve"> </w:t>
       </w:r>
-      <w:proofErr w:type="spellStart"/>
-      <w:r>
-        <w:t>what</w:t>
-      </w:r>
-      <w:proofErr w:type="spellEnd"/>
-      <w:r>
-        <w:t xml:space="preserve">: o </w:t>
-      </w:r>
-      <w:proofErr w:type="spellStart"/>
-      <w:r>
-        <w:t>correntes_estimadas</w:t>
-      </w:r>
-      <w:proofErr w:type="spellEnd"/>
-      <w:r>
-        <w:t xml:space="preserve"> que eu tenho é aquele que simplesmente não plota nada</w:t>
+    </w:p>
+    <w:p>
+      <w:pPr>
+        <w:pStyle w:val="Ttulo3"/>
+      </w:pPr>
+      <w:r>
+        <w:t xml:space="preserve">Observações: </w:t>
       </w:r>
     </w:p>
     <w:p>
       <w:pPr>
         <w:pStyle w:val="PargrafodaLista"/>
         <w:numPr>
-          <w:ilvl w:val="1"/>
-          <w:numId w:val="5"/>
+          <w:ilvl w:val="0"/>
+          <w:numId w:val="7"/>
         </w:numPr>
       </w:pPr>
       <w:r>
-        <w:t xml:space="preserve">Pra resolver eu vou (POR ENQUANTO) usar </w:t>
-      </w:r>
-      <w:proofErr w:type="gramStart"/>
-      <w:r>
-        <w:t>o drenagem</w:t>
-      </w:r>
-      <w:proofErr w:type="gramEnd"/>
-      <w:r>
-        <w:t xml:space="preserve"> e filtrar ele pelos </w:t>
-      </w:r>
-      <w:proofErr w:type="spellStart"/>
-      <w:r>
-        <w:t>cd_identif</w:t>
-      </w:r>
-      <w:proofErr w:type="spellEnd"/>
-      <w:r>
-        <w:t xml:space="preserve"> que estiverem em </w:t>
-      </w:r>
-      <w:proofErr w:type="spellStart"/>
-      <w:r>
-        <w:t>correntes_estimadas</w:t>
-      </w:r>
-      <w:proofErr w:type="spellEnd"/>
-      <w:r>
-        <w:t>.</w:t>
-      </w:r>
+        <w:t xml:space="preserve">Não upou 95_2_offset_represas, </w:t>
+      </w:r>
+      <w:proofErr w:type="spellStart"/>
+      <w:r>
+        <w:t>pq</w:t>
+      </w:r>
+      <w:proofErr w:type="spellEnd"/>
+      <w:r>
+        <w:t xml:space="preserve"> de casa eu ainda não baixei o </w:t>
+      </w:r>
+      <w:proofErr w:type="spellStart"/>
+      <w:r>
+        <w:t>minio</w:t>
+      </w:r>
+      <w:proofErr w:type="spellEnd"/>
+      <w:r>
+        <w:t>/</w:t>
+      </w:r>
+      <w:proofErr w:type="spellStart"/>
+      <w:r>
+        <w:t>geojson</w:t>
+      </w:r>
+      <w:proofErr w:type="spellEnd"/>
+      <w:r>
+        <w:t>/</w:t>
+      </w:r>
+      <w:proofErr w:type="spellStart"/>
+      <w:r>
+        <w:t>represas_nivel_maximo.geojson</w:t>
+      </w:r>
+      <w:proofErr w:type="spellEnd"/>
     </w:p>
     <w:p>
       <w:pPr>
         <w:pStyle w:val="PargrafodaLista"/>
         <w:numPr>
-          <w:ilvl w:val="2"/>
-          <w:numId w:val="5"/>
+          <w:ilvl w:val="0"/>
+          <w:numId w:val="7"/>
         </w:numPr>
       </w:pPr>
       <w:r>
-        <w:lastRenderedPageBreak/>
-        <w:t xml:space="preserve">MAS quando for passar pro </w:t>
-      </w:r>
-      <w:proofErr w:type="spellStart"/>
-      <w:r>
-        <w:t>dagster</w:t>
-      </w:r>
-      <w:proofErr w:type="spellEnd"/>
-      <w:r>
-        <w:t xml:space="preserve"> é importante que dê certo com </w:t>
-      </w:r>
-      <w:proofErr w:type="gramStart"/>
-      <w:r>
-        <w:t>a correntes</w:t>
-      </w:r>
-      <w:proofErr w:type="gramEnd"/>
-      <w:r>
-        <w:t xml:space="preserve"> estimadas.</w:t>
+        <w:t>95_3c_nascentes é inútil e pode ser apagado</w:t>
       </w:r>
     </w:p>
     <w:p>
       <w:pPr>
         <w:pStyle w:val="PargrafodaLista"/>
         <w:numPr>
-          <w:ilvl w:val="2"/>
-          <w:numId w:val="5"/>
+          <w:ilvl w:val="0"/>
+          <w:numId w:val="7"/>
         </w:numPr>
       </w:pPr>
       <w:r>
-        <w:t xml:space="preserve">ACTUALLY o </w:t>
-      </w:r>
-      <w:proofErr w:type="spellStart"/>
-      <w:r>
-        <w:t>correntes_estimadas</w:t>
-      </w:r>
-      <w:proofErr w:type="spellEnd"/>
-      <w:r>
-        <w:t xml:space="preserve"> é polígonos, não </w:t>
-      </w:r>
-      <w:proofErr w:type="spellStart"/>
-      <w:r>
-        <w:t>linestrings</w:t>
-      </w:r>
-      <w:proofErr w:type="spellEnd"/>
-      <w:r>
-        <w:t xml:space="preserve">. Se o oficial realmente for polígonos, então vamos usar o </w:t>
-      </w:r>
-      <w:proofErr w:type="spellStart"/>
-      <w:r>
-        <w:t>drenageo</w:t>
-      </w:r>
-      <w:proofErr w:type="spellEnd"/>
-      <w:r>
-        <w:t xml:space="preserve"> mesmo no oficial.</w:t>
-      </w:r>
-    </w:p>
-    <w:p>
-      <w:r>
-        <w:t>GRAÇAS A DEUS, resolvido.</w:t>
-      </w:r>
-    </w:p>
-    <w:p>
-      <w:pPr>
-        <w:pStyle w:val="Ttulo4"/>
-      </w:pPr>
-      <w:r>
-        <w:t>95_</w:t>
-      </w:r>
-      <w:proofErr w:type="gramStart"/>
-      <w:r>
-        <w:t>3.</w:t>
-      </w:r>
-      <w:proofErr w:type="gramEnd"/>
-      <w:r>
-        <w:t xml:space="preserve">iii) Não deu a mesma quantidade no </w:t>
-      </w:r>
-      <w:proofErr w:type="spellStart"/>
-      <w:r>
-        <w:t>pontos_buff</w:t>
-      </w:r>
-      <w:proofErr w:type="spellEnd"/>
-    </w:p>
-    <w:p>
-      <w:pPr>
-        <w:ind w:firstLine="708"/>
-      </w:pPr>
-      <w:r>
-        <w:t xml:space="preserve">Preciso conferir se não é </w:t>
-      </w:r>
-      <w:proofErr w:type="spellStart"/>
-      <w:r>
-        <w:t>pq</w:t>
-      </w:r>
-      <w:proofErr w:type="spellEnd"/>
-      <w:r>
-        <w:t xml:space="preserve"> o </w:t>
-      </w:r>
-      <w:proofErr w:type="spellStart"/>
-      <w:r>
-        <w:t>shape</w:t>
-      </w:r>
-      <w:proofErr w:type="spellEnd"/>
-      <w:r>
-        <w:t xml:space="preserve"> da drenage</w:t>
-      </w:r>
-      <w:r>
-        <w:t xml:space="preserve">m com o </w:t>
-      </w:r>
-      <w:proofErr w:type="spellStart"/>
-      <w:r>
-        <w:t>cus_to_keep</w:t>
-      </w:r>
-      <w:proofErr w:type="spellEnd"/>
-      <w:r>
-        <w:t xml:space="preserve"> que dá diferente quando filtra pelo </w:t>
-      </w:r>
-      <w:proofErr w:type="spellStart"/>
-      <w:r>
-        <w:t>correntes_estimadas</w:t>
-      </w:r>
-      <w:proofErr w:type="spellEnd"/>
-      <w:r>
-        <w:t xml:space="preserve"> ou se é só um erro meu mesmo.</w:t>
+        <w:t xml:space="preserve">Tá rodando 95_3_nascentes ainda, mas já vou </w:t>
+      </w:r>
+      <w:proofErr w:type="spellStart"/>
+      <w:r>
+        <w:t>add</w:t>
+      </w:r>
+      <w:proofErr w:type="spellEnd"/>
+      <w:r>
+        <w:t xml:space="preserve"> e upar.</w:t>
       </w:r>
       <w:bookmarkStart w:id="0" w:name="_GoBack"/>
       <w:bookmarkEnd w:id="0"/>
+    </w:p>
+    <w:p>
+      <w:pPr>
+        <w:pStyle w:val="PargrafodaLista"/>
+        <w:numPr>
+          <w:ilvl w:val="0"/>
+          <w:numId w:val="7"/>
+        </w:numPr>
+      </w:pPr>
+    </w:p>
+    <w:p/>
+    <w:p/>
+    <w:p>
+      <w:pPr>
+        <w:ind w:firstLine="708"/>
+      </w:pPr>
     </w:p>
     <w:p/>
     <w:p/>
@@ -1732,8 +2381,8 @@
 </file>
 
 <file path=word/numbering.xml><?xml version="1.0" encoding="utf-8"?>
-<w:numbering xmlns:wpc="http://schemas.microsoft.com/office/word/2010/wordprocessingCanvas" xmlns:mc="http://schemas.openxmlformats.org/markup-compatibility/2006" xmlns:o="urn:schemas-microsoft-com:office:office" xmlns:r="http://schemas.openxmlformats.org/officeDocument/2006/relationships" xmlns:m="http://schemas.openxmlformats.org/officeDocument/2006/math" xmlns:v="urn:schemas-microsoft-com:vml" xmlns:wp14="http://schemas.microsoft.com/office/word/2010/wordprocessingDrawing" xmlns:wp="http://schemas.openxmlformats.org/drawingml/2006/wordprocessingDrawing" xmlns:w10="urn:schemas-microsoft-com:office:word" xmlns:w="http://schemas.openxmlformats.org/wordprocessingml/2006/main" xmlns:w14="http://schemas.microsoft.com/office/word/2010/wordml" xmlns:wpg="http://schemas.microsoft.com/office/word/2010/wordprocessingGroup" xmlns:wpi="http://schemas.microsoft.com/office/word/2010/wordprocessingInk" xmlns:wne="http://schemas.microsoft.com/office/word/2006/wordml" xmlns:wps="http://schemas.microsoft.com/office/word/2010/wordprocessingShape" mc:Ignorable="w14 wp14">
-  <w:abstractNum w:abstractNumId="0">
+<w:numbering xmlns:wpc="http://schemas.microsoft.com/office/word/2010/wordprocessingCanvas" xmlns:mc="http://schemas.openxmlformats.org/markup-compatibility/2006" xmlns:o="urn:schemas-microsoft-com:office:office" xmlns:r="http://schemas.openxmlformats.org/officeDocument/2006/relationships" xmlns:m="http://schemas.openxmlformats.org/officeDocument/2006/math" xmlns:v="urn:schemas-microsoft-com:vml" xmlns:wp14="http://schemas.microsoft.com/office/word/2010/wordprocessingDrawing" xmlns:wp="http://schemas.openxmlformats.org/drawingml/2006/wordprocessingDrawing" xmlns:w10="urn:schemas-microsoft-com:office:word" xmlns:w="http://schemas.openxmlformats.org/wordprocessingml/2006/main" xmlns:w14="http://schemas.microsoft.com/office/word/2010/wordml" xmlns:w15="http://schemas.microsoft.com/office/word/2012/wordml" xmlns:wpg="http://schemas.microsoft.com/office/word/2010/wordprocessingGroup" xmlns:wpi="http://schemas.microsoft.com/office/word/2010/wordprocessingInk" xmlns:wne="http://schemas.microsoft.com/office/word/2006/wordml" xmlns:wps="http://schemas.microsoft.com/office/word/2010/wordprocessingShape" mc:Ignorable="w14 w15 wp14">
+  <w:abstractNum w:abstractNumId="0" w15:restartNumberingAfterBreak="0">
     <w:nsid w:val="12AA384C"/>
     <w:multiLevelType w:val="hybridMultilevel"/>
     <w:tmpl w:val="E40C374C"/>
@@ -1846,7 +2495,7 @@
       </w:rPr>
     </w:lvl>
   </w:abstractNum>
-  <w:abstractNum w:abstractNumId="1">
+  <w:abstractNum w:abstractNumId="1" w15:restartNumberingAfterBreak="0">
     <w:nsid w:val="15034913"/>
     <w:multiLevelType w:val="multilevel"/>
     <w:tmpl w:val="C6228DD8"/>
@@ -1967,10 +2616,209 @@
       </w:rPr>
     </w:lvl>
   </w:abstractNum>
-  <w:abstractNum w:abstractNumId="2">
+  <w:abstractNum w:abstractNumId="2" w15:restartNumberingAfterBreak="0">
+    <w:nsid w:val="4F1111E3"/>
+    <w:multiLevelType w:val="hybridMultilevel"/>
+    <w:tmpl w:val="DBC0D9D6"/>
+    <w:lvl w:ilvl="0" w:tplc="04160001">
+      <w:start w:val="1"/>
+      <w:numFmt w:val="bullet"/>
+      <w:lvlText w:val=""/>
+      <w:lvlJc w:val="left"/>
+      <w:pPr>
+        <w:ind w:left="1425" w:hanging="360"/>
+      </w:pPr>
+      <w:rPr>
+        <w:rFonts w:ascii="Symbol" w:hAnsi="Symbol" w:hint="default"/>
+      </w:rPr>
+    </w:lvl>
+    <w:lvl w:ilvl="1" w:tplc="04160003" w:tentative="1">
+      <w:start w:val="1"/>
+      <w:numFmt w:val="bullet"/>
+      <w:lvlText w:val="o"/>
+      <w:lvlJc w:val="left"/>
+      <w:pPr>
+        <w:ind w:left="2145" w:hanging="360"/>
+      </w:pPr>
+      <w:rPr>
+        <w:rFonts w:ascii="Courier New" w:hAnsi="Courier New" w:cs="Courier New" w:hint="default"/>
+      </w:rPr>
+    </w:lvl>
+    <w:lvl w:ilvl="2" w:tplc="04160005" w:tentative="1">
+      <w:start w:val="1"/>
+      <w:numFmt w:val="bullet"/>
+      <w:lvlText w:val=""/>
+      <w:lvlJc w:val="left"/>
+      <w:pPr>
+        <w:ind w:left="2865" w:hanging="360"/>
+      </w:pPr>
+      <w:rPr>
+        <w:rFonts w:ascii="Wingdings" w:hAnsi="Wingdings" w:hint="default"/>
+      </w:rPr>
+    </w:lvl>
+    <w:lvl w:ilvl="3" w:tplc="04160001" w:tentative="1">
+      <w:start w:val="1"/>
+      <w:numFmt w:val="bullet"/>
+      <w:lvlText w:val=""/>
+      <w:lvlJc w:val="left"/>
+      <w:pPr>
+        <w:ind w:left="3585" w:hanging="360"/>
+      </w:pPr>
+      <w:rPr>
+        <w:rFonts w:ascii="Symbol" w:hAnsi="Symbol" w:hint="default"/>
+      </w:rPr>
+    </w:lvl>
+    <w:lvl w:ilvl="4" w:tplc="04160003" w:tentative="1">
+      <w:start w:val="1"/>
+      <w:numFmt w:val="bullet"/>
+      <w:lvlText w:val="o"/>
+      <w:lvlJc w:val="left"/>
+      <w:pPr>
+        <w:ind w:left="4305" w:hanging="360"/>
+      </w:pPr>
+      <w:rPr>
+        <w:rFonts w:ascii="Courier New" w:hAnsi="Courier New" w:cs="Courier New" w:hint="default"/>
+      </w:rPr>
+    </w:lvl>
+    <w:lvl w:ilvl="5" w:tplc="04160005" w:tentative="1">
+      <w:start w:val="1"/>
+      <w:numFmt w:val="bullet"/>
+      <w:lvlText w:val=""/>
+      <w:lvlJc w:val="left"/>
+      <w:pPr>
+        <w:ind w:left="5025" w:hanging="360"/>
+      </w:pPr>
+      <w:rPr>
+        <w:rFonts w:ascii="Wingdings" w:hAnsi="Wingdings" w:hint="default"/>
+      </w:rPr>
+    </w:lvl>
+    <w:lvl w:ilvl="6" w:tplc="04160001" w:tentative="1">
+      <w:start w:val="1"/>
+      <w:numFmt w:val="bullet"/>
+      <w:lvlText w:val=""/>
+      <w:lvlJc w:val="left"/>
+      <w:pPr>
+        <w:ind w:left="5745" w:hanging="360"/>
+      </w:pPr>
+      <w:rPr>
+        <w:rFonts w:ascii="Symbol" w:hAnsi="Symbol" w:hint="default"/>
+      </w:rPr>
+    </w:lvl>
+    <w:lvl w:ilvl="7" w:tplc="04160003" w:tentative="1">
+      <w:start w:val="1"/>
+      <w:numFmt w:val="bullet"/>
+      <w:lvlText w:val="o"/>
+      <w:lvlJc w:val="left"/>
+      <w:pPr>
+        <w:ind w:left="6465" w:hanging="360"/>
+      </w:pPr>
+      <w:rPr>
+        <w:rFonts w:ascii="Courier New" w:hAnsi="Courier New" w:cs="Courier New" w:hint="default"/>
+      </w:rPr>
+    </w:lvl>
+    <w:lvl w:ilvl="8" w:tplc="04160005" w:tentative="1">
+      <w:start w:val="1"/>
+      <w:numFmt w:val="bullet"/>
+      <w:lvlText w:val=""/>
+      <w:lvlJc w:val="left"/>
+      <w:pPr>
+        <w:ind w:left="7185" w:hanging="360"/>
+      </w:pPr>
+      <w:rPr>
+        <w:rFonts w:ascii="Wingdings" w:hAnsi="Wingdings" w:hint="default"/>
+      </w:rPr>
+    </w:lvl>
+  </w:abstractNum>
+  <w:abstractNum w:abstractNumId="3" w15:restartNumberingAfterBreak="0">
+    <w:nsid w:val="59C75F3A"/>
+    <w:multiLevelType w:val="hybridMultilevel"/>
+    <w:tmpl w:val="17AEC0D2"/>
+    <w:lvl w:ilvl="0" w:tplc="0416000F">
+      <w:start w:val="1"/>
+      <w:numFmt w:val="decimal"/>
+      <w:lvlText w:val="%1."/>
+      <w:lvlJc w:val="left"/>
+      <w:pPr>
+        <w:ind w:left="720" w:hanging="360"/>
+      </w:pPr>
+    </w:lvl>
+    <w:lvl w:ilvl="1" w:tplc="04160019">
+      <w:start w:val="1"/>
+      <w:numFmt w:val="lowerLetter"/>
+      <w:lvlText w:val="%2."/>
+      <w:lvlJc w:val="left"/>
+      <w:pPr>
+        <w:ind w:left="1440" w:hanging="360"/>
+      </w:pPr>
+    </w:lvl>
+    <w:lvl w:ilvl="2" w:tplc="0416001B" w:tentative="1">
+      <w:start w:val="1"/>
+      <w:numFmt w:val="lowerRoman"/>
+      <w:lvlText w:val="%3."/>
+      <w:lvlJc w:val="right"/>
+      <w:pPr>
+        <w:ind w:left="2160" w:hanging="180"/>
+      </w:pPr>
+    </w:lvl>
+    <w:lvl w:ilvl="3" w:tplc="0416000F" w:tentative="1">
+      <w:start w:val="1"/>
+      <w:numFmt w:val="decimal"/>
+      <w:lvlText w:val="%4."/>
+      <w:lvlJc w:val="left"/>
+      <w:pPr>
+        <w:ind w:left="2880" w:hanging="360"/>
+      </w:pPr>
+    </w:lvl>
+    <w:lvl w:ilvl="4" w:tplc="04160019" w:tentative="1">
+      <w:start w:val="1"/>
+      <w:numFmt w:val="lowerLetter"/>
+      <w:lvlText w:val="%5."/>
+      <w:lvlJc w:val="left"/>
+      <w:pPr>
+        <w:ind w:left="3600" w:hanging="360"/>
+      </w:pPr>
+    </w:lvl>
+    <w:lvl w:ilvl="5" w:tplc="0416001B" w:tentative="1">
+      <w:start w:val="1"/>
+      <w:numFmt w:val="lowerRoman"/>
+      <w:lvlText w:val="%6."/>
+      <w:lvlJc w:val="right"/>
+      <w:pPr>
+        <w:ind w:left="4320" w:hanging="180"/>
+      </w:pPr>
+    </w:lvl>
+    <w:lvl w:ilvl="6" w:tplc="0416000F" w:tentative="1">
+      <w:start w:val="1"/>
+      <w:numFmt w:val="decimal"/>
+      <w:lvlText w:val="%7."/>
+      <w:lvlJc w:val="left"/>
+      <w:pPr>
+        <w:ind w:left="5040" w:hanging="360"/>
+      </w:pPr>
+    </w:lvl>
+    <w:lvl w:ilvl="7" w:tplc="04160019" w:tentative="1">
+      <w:start w:val="1"/>
+      <w:numFmt w:val="lowerLetter"/>
+      <w:lvlText w:val="%8."/>
+      <w:lvlJc w:val="left"/>
+      <w:pPr>
+        <w:ind w:left="5760" w:hanging="360"/>
+      </w:pPr>
+    </w:lvl>
+    <w:lvl w:ilvl="8" w:tplc="0416001B" w:tentative="1">
+      <w:start w:val="1"/>
+      <w:numFmt w:val="lowerRoman"/>
+      <w:lvlText w:val="%9."/>
+      <w:lvlJc w:val="right"/>
+      <w:pPr>
+        <w:ind w:left="6480" w:hanging="180"/>
+      </w:pPr>
+    </w:lvl>
+  </w:abstractNum>
+  <w:abstractNum w:abstractNumId="4" w15:restartNumberingAfterBreak="0">
     <w:nsid w:val="60642E69"/>
     <w:multiLevelType w:val="hybridMultilevel"/>
-    <w:tmpl w:val="4E9AF7C0"/>
+    <w:tmpl w:val="412CA264"/>
     <w:lvl w:ilvl="0" w:tplc="04160001">
       <w:start w:val="1"/>
       <w:numFmt w:val="bullet"/>
@@ -2080,7 +2928,7 @@
       </w:rPr>
     </w:lvl>
   </w:abstractNum>
-  <w:abstractNum w:abstractNumId="3">
+  <w:abstractNum w:abstractNumId="5" w15:restartNumberingAfterBreak="0">
     <w:nsid w:val="7C2C6AD9"/>
     <w:multiLevelType w:val="hybridMultilevel"/>
     <w:tmpl w:val="C130D856"/>
@@ -2193,7 +3041,7 @@
       </w:rPr>
     </w:lvl>
   </w:abstractNum>
-  <w:abstractNum w:abstractNumId="4">
+  <w:abstractNum w:abstractNumId="6" w15:restartNumberingAfterBreak="0">
     <w:nsid w:val="7D723FF6"/>
     <w:multiLevelType w:val="hybridMultilevel"/>
     <w:tmpl w:val="228A7844"/>
@@ -2310,22 +3158,28 @@
     <w:abstractNumId w:val="1"/>
   </w:num>
   <w:num w:numId="2">
-    <w:abstractNumId w:val="4"/>
+    <w:abstractNumId w:val="6"/>
   </w:num>
   <w:num w:numId="3">
     <w:abstractNumId w:val="0"/>
   </w:num>
   <w:num w:numId="4">
+    <w:abstractNumId w:val="5"/>
+  </w:num>
+  <w:num w:numId="5">
+    <w:abstractNumId w:val="4"/>
+  </w:num>
+  <w:num w:numId="6">
     <w:abstractNumId w:val="3"/>
   </w:num>
-  <w:num w:numId="5">
+  <w:num w:numId="7">
     <w:abstractNumId w:val="2"/>
   </w:num>
 </w:numbering>
 </file>
 
 <file path=word/styles.xml><?xml version="1.0" encoding="utf-8"?>
-<w:styles xmlns:mc="http://schemas.openxmlformats.org/markup-compatibility/2006" xmlns:r="http://schemas.openxmlformats.org/officeDocument/2006/relationships" xmlns:w="http://schemas.openxmlformats.org/wordprocessingml/2006/main" xmlns:w14="http://schemas.microsoft.com/office/word/2010/wordml" mc:Ignorable="w14">
+<w:styles xmlns:mc="http://schemas.openxmlformats.org/markup-compatibility/2006" xmlns:r="http://schemas.openxmlformats.org/officeDocument/2006/relationships" xmlns:w="http://schemas.openxmlformats.org/wordprocessingml/2006/main" xmlns:w14="http://schemas.microsoft.com/office/word/2010/wordml" xmlns:w15="http://schemas.microsoft.com/office/word/2012/wordml" mc:Ignorable="w14 w15">
   <w:docDefaults>
     <w:rPrDefault>
       <w:rPr>
@@ -2341,620 +3195,378 @@
       </w:pPr>
     </w:pPrDefault>
   </w:docDefaults>
-  <w:latentStyles w:defLockedState="0" w:defUIPriority="99" w:defSemiHidden="1" w:defUnhideWhenUsed="1" w:defQFormat="0" w:count="267">
-    <w:lsdException w:name="Normal" w:semiHidden="0" w:uiPriority="0" w:unhideWhenUsed="0" w:qFormat="1"/>
-    <w:lsdException w:name="heading 1" w:semiHidden="0" w:uiPriority="9" w:unhideWhenUsed="0" w:qFormat="1"/>
-    <w:lsdException w:name="heading 2" w:uiPriority="9" w:qFormat="1"/>
-    <w:lsdException w:name="heading 3" w:uiPriority="9" w:qFormat="1"/>
-    <w:lsdException w:name="heading 4" w:uiPriority="9" w:qFormat="1"/>
-    <w:lsdException w:name="heading 5" w:uiPriority="9" w:qFormat="1"/>
-    <w:lsdException w:name="heading 6" w:uiPriority="9" w:qFormat="1"/>
-    <w:lsdException w:name="heading 7" w:uiPriority="9" w:qFormat="1"/>
-    <w:lsdException w:name="heading 8" w:uiPriority="9" w:qFormat="1"/>
-    <w:lsdException w:name="heading 9" w:uiPriority="9" w:qFormat="1"/>
-    <w:lsdException w:name="toc 1" w:uiPriority="39"/>
-    <w:lsdException w:name="toc 2" w:uiPriority="39"/>
-    <w:lsdException w:name="toc 3" w:uiPriority="39"/>
-    <w:lsdException w:name="toc 4" w:uiPriority="39"/>
-    <w:lsdException w:name="toc 5" w:uiPriority="39"/>
-    <w:lsdException w:name="toc 6" w:uiPriority="39"/>
-    <w:lsdException w:name="toc 7" w:uiPriority="39"/>
-    <w:lsdException w:name="toc 8" w:uiPriority="39"/>
-    <w:lsdException w:name="toc 9" w:uiPriority="39"/>
-    <w:lsdException w:name="caption" w:uiPriority="35" w:qFormat="1"/>
-    <w:lsdException w:name="Title" w:semiHidden="0" w:uiPriority="10" w:unhideWhenUsed="0" w:qFormat="1"/>
-    <w:lsdException w:name="Default Paragraph Font" w:uiPriority="1"/>
-    <w:lsdException w:name="Subtitle" w:semiHidden="0" w:uiPriority="11" w:unhideWhenUsed="0" w:qFormat="1"/>
-    <w:lsdException w:name="Strong" w:semiHidden="0" w:uiPriority="22" w:unhideWhenUsed="0" w:qFormat="1"/>
-    <w:lsdException w:name="Emphasis" w:semiHidden="0" w:uiPriority="20" w:unhideWhenUsed="0" w:qFormat="1"/>
-    <w:lsdException w:name="Table Grid" w:semiHidden="0" w:uiPriority="59" w:unhideWhenUsed="0"/>
-    <w:lsdException w:name="Placeholder Text" w:unhideWhenUsed="0"/>
-    <w:lsdException w:name="No Spacing" w:semiHidden="0" w:uiPriority="1" w:unhideWhenUsed="0" w:qFormat="1"/>
-    <w:lsdException w:name="Light Shading" w:semiHidden="0" w:uiPriority="60" w:unhideWhenUsed="0"/>
-    <w:lsdException w:name="Light List" w:semiHidden="0" w:uiPriority="61" w:unhideWhenUsed="0"/>
-    <w:lsdException w:name="Light Grid" w:semiHidden="0" w:uiPriority="62" w:unhideWhenUsed="0"/>
-    <w:lsdException w:name="Medium Shading 1" w:semiHidden="0" w:uiPriority="63" w:unhideWhenUsed="0"/>
-    <w:lsdException w:name="Medium Shading 2" w:semiHidden="0" w:uiPriority="64" w:unhideWhenUsed="0"/>
-    <w:lsdException w:name="Medium List 1" w:semiHidden="0" w:uiPriority="65" w:unhideWhenUsed="0"/>
-    <w:lsdException w:name="Medium List 2" w:semiHidden="0" w:uiPriority="66" w:unhideWhenUsed="0"/>
-    <w:lsdException w:name="Medium Grid 1" w:semiHidden="0" w:uiPriority="67" w:unhideWhenUsed="0"/>
-    <w:lsdException w:name="Medium Grid 2" w:semiHidden="0" w:uiPriority="68" w:unhideWhenUsed="0"/>
-    <w:lsdException w:name="Medium Grid 3" w:semiHidden="0" w:uiPriority="69" w:unhideWhenUsed="0"/>
-    <w:lsdException w:name="Dark List" w:semiHidden="0" w:uiPriority="70" w:unhideWhenUsed="0"/>
-    <w:lsdException w:name="Colorful Shading" w:semiHidden="0" w:uiPriority="71" w:unhideWhenUsed="0"/>
-    <w:lsdException w:name="Colorful List" w:semiHidden="0" w:uiPriority="72" w:unhideWhenUsed="0"/>
-    <w:lsdException w:name="Colorful Grid" w:semiHidden="0" w:uiPriority="73" w:unhideWhenUsed="0"/>
-    <w:lsdException w:name="Light Shading Accent 1" w:semiHidden="0" w:uiPriority="60" w:unhideWhenUsed="0"/>
-    <w:lsdException w:name="Light List Accent 1" w:semiHidden="0" w:uiPriority="61" w:unhideWhenUsed="0"/>
-    <w:lsdException w:name="Light Grid Accent 1" w:semiHidden="0" w:uiPriority="62" w:unhideWhenUsed="0"/>
-    <w:lsdException w:name="Medium Shading 1 Accent 1" w:semiHidden="0" w:uiPriority="63" w:unhideWhenUsed="0"/>
-    <w:lsdException w:name="Medium Shading 2 Accent 1" w:semiHidden="0" w:uiPriority="64" w:unhideWhenUsed="0"/>
-    <w:lsdException w:name="Medium List 1 Accent 1" w:semiHidden="0" w:uiPriority="65" w:unhideWhenUsed="0"/>
-    <w:lsdException w:name="Revision" w:unhideWhenUsed="0"/>
-    <w:lsdException w:name="List Paragraph" w:semiHidden="0" w:uiPriority="34" w:unhideWhenUsed="0" w:qFormat="1"/>
-    <w:lsdException w:name="Quote" w:semiHidden="0" w:uiPriority="29" w:unhideWhenUsed="0" w:qFormat="1"/>
-    <w:lsdException w:name="Intense Quote" w:semiHidden="0" w:uiPriority="30" w:unhideWhenUsed="0" w:qFormat="1"/>
-    <w:lsdException w:name="Medium List 2 Accent 1" w:semiHidden="0" w:uiPriority="66" w:unhideWhenUsed="0"/>
-    <w:lsdException w:name="Medium Grid 1 Accent 1" w:semiHidden="0" w:uiPriority="67" w:unhideWhenUsed="0"/>
-    <w:lsdException w:name="Medium Grid 2 Accent 1" w:semiHidden="0" w:uiPriority="68" w:unhideWhenUsed="0"/>
-    <w:lsdException w:name="Medium Grid 3 Accent 1" w:semiHidden="0" w:uiPriority="69" w:unhideWhenUsed="0"/>
-    <w:lsdException w:name="Dark List Accent 1" w:semiHidden="0" w:uiPriority="70" w:unhideWhenUsed="0"/>
-    <w:lsdException w:name="Colorful Shading Accent 1" w:semiHidden="0" w:uiPriority="71" w:unhideWhenUsed="0"/>
-    <w:lsdException w:name="Colorful List Accent 1" w:semiHidden="0" w:uiPriority="72" w:unhideWhenUsed="0"/>
-    <w:lsdException w:name="Colorful Grid Accent 1" w:semiHidden="0" w:uiPriority="73" w:unhideWhenUsed="0"/>
-    <w:lsdException w:name="Light Shading Accent 2" w:semiHidden="0" w:uiPriority="60" w:unhideWhenUsed="0"/>
-    <w:lsdException w:name="Light List Accent 2" w:semiHidden="0" w:uiPriority="61" w:unhideWhenUsed="0"/>
-    <w:lsdException w:name="Light Grid Accent 2" w:semiHidden="0" w:uiPriority="62" w:unhideWhenUsed="0"/>
-    <w:lsdException w:name="Medium Shading 1 Accent 2" w:semiHidden="0" w:uiPriority="63" w:unhideWhenUsed="0"/>
-    <w:lsdException w:name="Medium Shading 2 Accent 2" w:semiHidden="0" w:uiPriority="64" w:unhideWhenUsed="0"/>
-    <w:lsdException w:name="Medium List 1 Accent 2" w:semiHidden="0" w:uiPriority="65" w:unhideWhenUsed="0"/>
-    <w:lsdException w:name="Medium List 2 Accent 2" w:semiHidden="0" w:uiPriority="66" w:unhideWhenUsed="0"/>
-    <w:lsdException w:name="Medium Grid 1 Accent 2" w:semiHidden="0" w:uiPriority="67" w:unhideWhenUsed="0"/>
-    <w:lsdException w:name="Medium Grid 2 Accent 2" w:semiHidden="0" w:uiPriority="68" w:unhideWhenUsed="0"/>
-    <w:lsdException w:name="Medium Grid 3 Accent 2" w:semiHidden="0" w:uiPriority="69" w:unhideWhenUsed="0"/>
-    <w:lsdException w:name="Dark List Accent 2" w:semiHidden="0" w:uiPriority="70" w:unhideWhenUsed="0"/>
-    <w:lsdException w:name="Colorful Shading Accent 2" w:semiHidden="0" w:uiPriority="71" w:unhideWhenUsed="0"/>
-    <w:lsdException w:name="Colorful List Accent 2" w:semiHidden="0" w:uiPriority="72" w:unhideWhenUsed="0"/>
-    <w:lsdException w:name="Colorful Grid Accent 2" w:semiHidden="0" w:uiPriority="73" w:unhideWhenUsed="0"/>
-    <w:lsdException w:name="Light Shading Accent 3" w:semiHidden="0" w:uiPriority="60" w:unhideWhenUsed="0"/>
-    <w:lsdException w:name="Light List Accent 3" w:semiHidden="0" w:uiPriority="61" w:unhideWhenUsed="0"/>
-    <w:lsdException w:name="Light Grid Accent 3" w:semiHidden="0" w:uiPriority="62" w:unhideWhenUsed="0"/>
-    <w:lsdException w:name="Medium Shading 1 Accent 3" w:semiHidden="0" w:uiPriority="63" w:unhideWhenUsed="0"/>
-    <w:lsdException w:name="Medium Shading 2 Accent 3" w:semiHidden="0" w:uiPriority="64" w:unhideWhenUsed="0"/>
-    <w:lsdException w:name="Medium List 1 Accent 3" w:semiHidden="0" w:uiPriority="65" w:unhideWhenUsed="0"/>
-    <w:lsdException w:name="Medium List 2 Accent 3" w:semiHidden="0" w:uiPriority="66" w:unhideWhenUsed="0"/>
-    <w:lsdException w:name="Medium Grid 1 Accent 3" w:semiHidden="0" w:uiPriority="67" w:unhideWhenUsed="0"/>
-    <w:lsdException w:name="Medium Grid 2 Accent 3" w:semiHidden="0" w:uiPriority="68" w:unhideWhenUsed="0"/>
-    <w:lsdException w:name="Medium Grid 3 Accent 3" w:semiHidden="0" w:uiPriority="69" w:unhideWhenUsed="0"/>
-    <w:lsdException w:name="Dark List Accent 3" w:semiHidden="0" w:uiPriority="70" w:unhideWhenUsed="0"/>
-    <w:lsdException w:name="Colorful Shading Accent 3" w:semiHidden="0" w:uiPriority="71" w:unhideWhenUsed="0"/>
-    <w:lsdException w:name="Colorful List Accent 3" w:semiHidden="0" w:uiPriority="72" w:unhideWhenUsed="0"/>
-    <w:lsdException w:name="Colorful Grid Accent 3" w:semiHidden="0" w:uiPriority="73" w:unhideWhenUsed="0"/>
-    <w:lsdException w:name="Light Shading Accent 4" w:semiHidden="0" w:uiPriority="60" w:unhideWhenUsed="0"/>
-    <w:lsdException w:name="Light List Accent 4" w:semiHidden="0" w:uiPriority="61" w:unhideWhenUsed="0"/>
-    <w:lsdException w:name="Light Grid Accent 4" w:semiHidden="0" w:uiPriority="62" w:unhideWhenUsed="0"/>
-    <w:lsdException w:name="Medium Shading 1 Accent 4" w:semiHidden="0" w:uiPriority="63" w:unhideWhenUsed="0"/>
-    <w:lsdException w:name="Medium Shading 2 Accent 4" w:semiHidden="0" w:uiPriority="64" w:unhideWhenUsed="0"/>
-    <w:lsdException w:name="Medium List 1 Accent 4" w:semiHidden="0" w:uiPriority="65" w:unhideWhenUsed="0"/>
-    <w:lsdException w:name="Medium List 2 Accent 4" w:semiHidden="0" w:uiPriority="66" w:unhideWhenUsed="0"/>
-    <w:lsdException w:name="Medium Grid 1 Accent 4" w:semiHidden="0" w:uiPriority="67" w:unhideWhenUsed="0"/>
-    <w:lsdException w:name="Medium Grid 2 Accent 4" w:semiHidden="0" w:uiPriority="68" w:unhideWhenUsed="0"/>
-    <w:lsdException w:name="Medium Grid 3 Accent 4" w:semiHidden="0" w:uiPriority="69" w:unhideWhenUsed="0"/>
-    <w:lsdException w:name="Dark List Accent 4" w:semiHidden="0" w:uiPriority="70" w:unhideWhenUsed="0"/>
-    <w:lsdException w:name="Colorful Shading Accent 4" w:semiHidden="0" w:uiPriority="71" w:unhideWhenUsed="0"/>
-    <w:lsdException w:name="Colorful List Accent 4" w:semiHidden="0" w:uiPriority="72" w:unhideWhenUsed="0"/>
-    <w:lsdException w:name="Colorful Grid Accent 4" w:semiHidden="0" w:uiPriority="73" w:unhideWhenUsed="0"/>
-    <w:lsdException w:name="Light Shading Accent 5" w:semiHidden="0" w:uiPriority="60" w:unhideWhenUsed="0"/>
-    <w:lsdException w:name="Light List Accent 5" w:semiHidden="0" w:uiPriority="61" w:unhideWhenUsed="0"/>
-    <w:lsdException w:name="Light Grid Accent 5" w:semiHidden="0" w:uiPriority="62" w:unhideWhenUsed="0"/>
-    <w:lsdException w:name="Medium Shading 1 Accent 5" w:semiHidden="0" w:uiPriority="63" w:unhideWhenUsed="0"/>
-    <w:lsdException w:name="Medium Shading 2 Accent 5" w:semiHidden="0" w:uiPriority="64" w:unhideWhenUsed="0"/>
-    <w:lsdException w:name="Medium List 1 Accent 5" w:semiHidden="0" w:uiPriority="65" w:unhideWhenUsed="0"/>
-    <w:lsdException w:name="Medium List 2 Accent 5" w:semiHidden="0" w:uiPriority="66" w:unhideWhenUsed="0"/>
-    <w:lsdException w:name="Medium Grid 1 Accent 5" w:semiHidden="0" w:uiPriority="67" w:unhideWhenUsed="0"/>
-    <w:lsdException w:name="Medium Grid 2 Accent 5" w:semiHidden="0" w:uiPriority="68" w:unhideWhenUsed="0"/>
-    <w:lsdException w:name="Medium Grid 3 Accent 5" w:semiHidden="0" w:uiPriority="69" w:unhideWhenUsed="0"/>
-    <w:lsdException w:name="Dark List Accent 5" w:semiHidden="0" w:uiPriority="70" w:unhideWhenUsed="0"/>
-    <w:lsdException w:name="Colorful Shading Accent 5" w:semiHidden="0" w:uiPriority="71" w:unhideWhenUsed="0"/>
-    <w:lsdException w:name="Colorful List Accent 5" w:semiHidden="0" w:uiPriority="72" w:unhideWhenUsed="0"/>
-    <w:lsdException w:name="Colorful Grid Accent 5" w:semiHidden="0" w:uiPriority="73" w:unhideWhenUsed="0"/>
-    <w:lsdException w:name="Light Shading Accent 6" w:semiHidden="0" w:uiPriority="60" w:unhideWhenUsed="0"/>
-    <w:lsdException w:name="Light List Accent 6" w:semiHidden="0" w:uiPriority="61" w:unhideWhenUsed="0"/>
-    <w:lsdException w:name="Light Grid Accent 6" w:semiHidden="0" w:uiPriority="62" w:unhideWhenUsed="0"/>
-    <w:lsdException w:name="Medium Shading 1 Accent 6" w:semiHidden="0" w:uiPriority="63" w:unhideWhenUsed="0"/>
-    <w:lsdException w:name="Medium Shading 2 Accent 6" w:semiHidden="0" w:uiPriority="64" w:unhideWhenUsed="0"/>
-    <w:lsdException w:name="Medium List 1 Accent 6" w:semiHidden="0" w:uiPriority="65" w:unhideWhenUsed="0"/>
-    <w:lsdException w:name="Medium List 2 Accent 6" w:semiHidden="0" w:uiPriority="66" w:unhideWhenUsed="0"/>
-    <w:lsdException w:name="Medium Grid 1 Accent 6" w:semiHidden="0" w:uiPriority="67" w:unhideWhenUsed="0"/>
-    <w:lsdException w:name="Medium Grid 2 Accent 6" w:semiHidden="0" w:uiPriority="68" w:unhideWhenUsed="0"/>
-    <w:lsdException w:name="Medium Grid 3 Accent 6" w:semiHidden="0" w:uiPriority="69" w:unhideWhenUsed="0"/>
-    <w:lsdException w:name="Dark List Accent 6" w:semiHidden="0" w:uiPriority="70" w:unhideWhenUsed="0"/>
-    <w:lsdException w:name="Colorful Shading Accent 6" w:semiHidden="0" w:uiPriority="71" w:unhideWhenUsed="0"/>
-    <w:lsdException w:name="Colorful List Accent 6" w:semiHidden="0" w:uiPriority="72" w:unhideWhenUsed="0"/>
-    <w:lsdException w:name="Colorful Grid Accent 6" w:semiHidden="0" w:uiPriority="73" w:unhideWhenUsed="0"/>
-    <w:lsdException w:name="Subtle Emphasis" w:semiHidden="0" w:uiPriority="19" w:unhideWhenUsed="0" w:qFormat="1"/>
-    <w:lsdException w:name="Intense Emphasis" w:semiHidden="0" w:uiPriority="21" w:unhideWhenUsed="0" w:qFormat="1"/>
-    <w:lsdException w:name="Subtle Reference" w:semiHidden="0" w:uiPriority="31" w:unhideWhenUsed="0" w:qFormat="1"/>
-    <w:lsdException w:name="Intense Reference" w:semiHidden="0" w:uiPriority="32" w:unhideWhenUsed="0" w:qFormat="1"/>
-    <w:lsdException w:name="Book Title" w:semiHidden="0" w:uiPriority="33" w:unhideWhenUsed="0" w:qFormat="1"/>
-    <w:lsdException w:name="Bibliography" w:uiPriority="37"/>
-    <w:lsdException w:name="TOC Heading" w:uiPriority="39" w:qFormat="1"/>
-  </w:latentStyles>
-  <w:style w:type="paragraph" w:default="1" w:styleId="Normal">
-    <w:name w:val="Normal"/>
-    <w:qFormat/>
-  </w:style>
-  <w:style w:type="paragraph" w:styleId="Ttulo1">
-    <w:name w:val="heading 1"/>
-    <w:basedOn w:val="Normal"/>
-    <w:next w:val="Normal"/>
-    <w:link w:val="Ttulo1Char"/>
-    <w:uiPriority w:val="9"/>
-    <w:qFormat/>
-    <w:rsid w:val="00D55417"/>
-    <w:pPr>
-      <w:keepNext/>
-      <w:keepLines/>
-      <w:spacing w:before="480" w:after="0"/>
-      <w:outlineLvl w:val="0"/>
-    </w:pPr>
-    <w:rPr>
-      <w:rFonts w:asciiTheme="majorHAnsi" w:eastAsiaTheme="majorEastAsia" w:hAnsiTheme="majorHAnsi" w:cstheme="majorBidi"/>
-      <w:b/>
-      <w:bCs/>
-      <w:color w:val="365F91" w:themeColor="accent1" w:themeShade="BF"/>
-      <w:sz w:val="28"/>
-      <w:szCs w:val="28"/>
-    </w:rPr>
-  </w:style>
-  <w:style w:type="paragraph" w:styleId="Ttulo2">
-    <w:name w:val="heading 2"/>
-    <w:basedOn w:val="Normal"/>
-    <w:next w:val="Normal"/>
-    <w:link w:val="Ttulo2Char"/>
-    <w:uiPriority w:val="9"/>
-    <w:unhideWhenUsed/>
-    <w:qFormat/>
-    <w:rsid w:val="00D55417"/>
-    <w:pPr>
-      <w:keepNext/>
-      <w:keepLines/>
-      <w:spacing w:before="200" w:after="0"/>
-      <w:outlineLvl w:val="1"/>
-    </w:pPr>
-    <w:rPr>
-      <w:rFonts w:asciiTheme="majorHAnsi" w:eastAsiaTheme="majorEastAsia" w:hAnsiTheme="majorHAnsi" w:cstheme="majorBidi"/>
-      <w:b/>
-      <w:bCs/>
-      <w:color w:val="4F81BD" w:themeColor="accent1"/>
-      <w:sz w:val="26"/>
-      <w:szCs w:val="26"/>
-    </w:rPr>
-  </w:style>
-  <w:style w:type="paragraph" w:styleId="Ttulo3">
-    <w:name w:val="heading 3"/>
-    <w:basedOn w:val="Normal"/>
-    <w:next w:val="Normal"/>
-    <w:link w:val="Ttulo3Char"/>
-    <w:uiPriority w:val="9"/>
-    <w:unhideWhenUsed/>
-    <w:qFormat/>
-    <w:rsid w:val="00D55417"/>
-    <w:pPr>
-      <w:keepNext/>
-      <w:keepLines/>
-      <w:spacing w:before="200" w:after="0"/>
-      <w:outlineLvl w:val="2"/>
-    </w:pPr>
-    <w:rPr>
-      <w:rFonts w:asciiTheme="majorHAnsi" w:eastAsiaTheme="majorEastAsia" w:hAnsiTheme="majorHAnsi" w:cstheme="majorBidi"/>
-      <w:b/>
-      <w:bCs/>
-      <w:color w:val="4F81BD" w:themeColor="accent1"/>
-    </w:rPr>
-  </w:style>
-  <w:style w:type="paragraph" w:styleId="Ttulo4">
-    <w:name w:val="heading 4"/>
-    <w:basedOn w:val="Normal"/>
-    <w:next w:val="Normal"/>
-    <w:link w:val="Ttulo4Char"/>
-    <w:uiPriority w:val="9"/>
-    <w:unhideWhenUsed/>
-    <w:qFormat/>
-    <w:rsid w:val="00B31B3E"/>
-    <w:pPr>
-      <w:keepNext/>
-      <w:keepLines/>
-      <w:spacing w:before="200" w:after="0"/>
-      <w:outlineLvl w:val="3"/>
-    </w:pPr>
-    <w:rPr>
-      <w:rFonts w:asciiTheme="majorHAnsi" w:eastAsiaTheme="majorEastAsia" w:hAnsiTheme="majorHAnsi" w:cstheme="majorBidi"/>
-      <w:b/>
-      <w:bCs/>
-      <w:i/>
-      <w:iCs/>
-      <w:color w:val="4F81BD" w:themeColor="accent1"/>
-    </w:rPr>
-  </w:style>
-  <w:style w:type="character" w:default="1" w:styleId="Fontepargpadro">
-    <w:name w:val="Default Paragraph Font"/>
-    <w:uiPriority w:val="1"/>
-    <w:semiHidden/>
-    <w:unhideWhenUsed/>
-  </w:style>
-  <w:style w:type="table" w:default="1" w:styleId="Tabelanormal">
-    <w:name w:val="Normal Table"/>
-    <w:uiPriority w:val="99"/>
-    <w:semiHidden/>
-    <w:unhideWhenUsed/>
-    <w:tblPr>
-      <w:tblInd w:w="0" w:type="dxa"/>
-      <w:tblCellMar>
-        <w:top w:w="0" w:type="dxa"/>
-        <w:left w:w="108" w:type="dxa"/>
-        <w:bottom w:w="0" w:type="dxa"/>
-        <w:right w:w="108" w:type="dxa"/>
-      </w:tblCellMar>
-    </w:tblPr>
-  </w:style>
-  <w:style w:type="numbering" w:default="1" w:styleId="Semlista">
-    <w:name w:val="No List"/>
-    <w:uiPriority w:val="99"/>
-    <w:semiHidden/>
-    <w:unhideWhenUsed/>
-  </w:style>
-  <w:style w:type="character" w:customStyle="1" w:styleId="Ttulo1Char">
-    <w:name w:val="Título 1 Char"/>
-    <w:basedOn w:val="Fontepargpadro"/>
-    <w:link w:val="Ttulo1"/>
-    <w:uiPriority w:val="9"/>
-    <w:rsid w:val="00D55417"/>
-    <w:rPr>
-      <w:rFonts w:asciiTheme="majorHAnsi" w:eastAsiaTheme="majorEastAsia" w:hAnsiTheme="majorHAnsi" w:cstheme="majorBidi"/>
-      <w:b/>
-      <w:bCs/>
-      <w:color w:val="365F91" w:themeColor="accent1" w:themeShade="BF"/>
-      <w:sz w:val="28"/>
-      <w:szCs w:val="28"/>
-    </w:rPr>
-  </w:style>
-  <w:style w:type="character" w:customStyle="1" w:styleId="Ttulo2Char">
-    <w:name w:val="Título 2 Char"/>
-    <w:basedOn w:val="Fontepargpadro"/>
-    <w:link w:val="Ttulo2"/>
-    <w:uiPriority w:val="9"/>
-    <w:rsid w:val="00D55417"/>
-    <w:rPr>
-      <w:rFonts w:asciiTheme="majorHAnsi" w:eastAsiaTheme="majorEastAsia" w:hAnsiTheme="majorHAnsi" w:cstheme="majorBidi"/>
-      <w:b/>
-      <w:bCs/>
-      <w:color w:val="4F81BD" w:themeColor="accent1"/>
-      <w:sz w:val="26"/>
-      <w:szCs w:val="26"/>
-    </w:rPr>
-  </w:style>
-  <w:style w:type="character" w:styleId="Hyperlink">
-    <w:name w:val="Hyperlink"/>
-    <w:basedOn w:val="Fontepargpadro"/>
-    <w:uiPriority w:val="99"/>
-    <w:unhideWhenUsed/>
-    <w:rsid w:val="00D55417"/>
-    <w:rPr>
-      <w:color w:val="0000FF" w:themeColor="hyperlink"/>
-      <w:u w:val="single"/>
-    </w:rPr>
-  </w:style>
-  <w:style w:type="character" w:customStyle="1" w:styleId="Ttulo3Char">
-    <w:name w:val="Título 3 Char"/>
-    <w:basedOn w:val="Fontepargpadro"/>
-    <w:link w:val="Ttulo3"/>
-    <w:uiPriority w:val="9"/>
-    <w:rsid w:val="00D55417"/>
-    <w:rPr>
-      <w:rFonts w:asciiTheme="majorHAnsi" w:eastAsiaTheme="majorEastAsia" w:hAnsiTheme="majorHAnsi" w:cstheme="majorBidi"/>
-      <w:b/>
-      <w:bCs/>
-      <w:color w:val="4F81BD" w:themeColor="accent1"/>
-    </w:rPr>
-  </w:style>
-  <w:style w:type="paragraph" w:styleId="PargrafodaLista">
-    <w:name w:val="List Paragraph"/>
-    <w:basedOn w:val="Normal"/>
-    <w:uiPriority w:val="34"/>
-    <w:qFormat/>
-    <w:rsid w:val="00D55417"/>
-    <w:pPr>
-      <w:ind w:left="720"/>
-      <w:contextualSpacing/>
-    </w:pPr>
-  </w:style>
-  <w:style w:type="paragraph" w:customStyle="1" w:styleId="text-node">
-    <w:name w:val="text-node"/>
-    <w:basedOn w:val="Normal"/>
-    <w:rsid w:val="00D55417"/>
-    <w:pPr>
-      <w:spacing w:before="100" w:beforeAutospacing="1" w:after="100" w:afterAutospacing="1" w:line="240" w:lineRule="auto"/>
-    </w:pPr>
-    <w:rPr>
-      <w:rFonts w:ascii="Times New Roman" w:eastAsia="Times New Roman" w:hAnsi="Times New Roman" w:cs="Times New Roman"/>
-      <w:sz w:val="24"/>
-      <w:szCs w:val="24"/>
-      <w:lang w:eastAsia="pt-BR"/>
-    </w:rPr>
-  </w:style>
-  <w:style w:type="character" w:customStyle="1" w:styleId="Ttulo4Char">
-    <w:name w:val="Título 4 Char"/>
-    <w:basedOn w:val="Fontepargpadro"/>
-    <w:link w:val="Ttulo4"/>
-    <w:uiPriority w:val="9"/>
-    <w:rsid w:val="00B31B3E"/>
-    <w:rPr>
-      <w:rFonts w:asciiTheme="majorHAnsi" w:eastAsiaTheme="majorEastAsia" w:hAnsiTheme="majorHAnsi" w:cstheme="majorBidi"/>
-      <w:b/>
-      <w:bCs/>
-      <w:i/>
-      <w:iCs/>
-      <w:color w:val="4F81BD" w:themeColor="accent1"/>
-    </w:rPr>
-  </w:style>
-  <w:style w:type="paragraph" w:styleId="Textodebalo">
-    <w:name w:val="Balloon Text"/>
-    <w:basedOn w:val="Normal"/>
-    <w:link w:val="TextodebaloChar"/>
-    <w:uiPriority w:val="99"/>
-    <w:semiHidden/>
-    <w:unhideWhenUsed/>
-    <w:rsid w:val="00D66429"/>
-    <w:pPr>
-      <w:spacing w:after="0" w:line="240" w:lineRule="auto"/>
-    </w:pPr>
-    <w:rPr>
-      <w:rFonts w:ascii="Tahoma" w:hAnsi="Tahoma" w:cs="Tahoma"/>
-      <w:sz w:val="16"/>
-      <w:szCs w:val="16"/>
-    </w:rPr>
-  </w:style>
-  <w:style w:type="character" w:customStyle="1" w:styleId="TextodebaloChar">
-    <w:name w:val="Texto de balão Char"/>
-    <w:basedOn w:val="Fontepargpadro"/>
-    <w:link w:val="Textodebalo"/>
-    <w:uiPriority w:val="99"/>
-    <w:semiHidden/>
-    <w:rsid w:val="00D66429"/>
-    <w:rPr>
-      <w:rFonts w:ascii="Tahoma" w:hAnsi="Tahoma" w:cs="Tahoma"/>
-      <w:sz w:val="16"/>
-      <w:szCs w:val="16"/>
-    </w:rPr>
-  </w:style>
-  <w:style w:type="paragraph" w:styleId="Pr-formataoHTML">
-    <w:name w:val="HTML Preformatted"/>
-    <w:basedOn w:val="Normal"/>
-    <w:link w:val="Pr-formataoHTMLChar"/>
-    <w:uiPriority w:val="99"/>
-    <w:semiHidden/>
-    <w:unhideWhenUsed/>
-    <w:rsid w:val="00C15371"/>
-    <w:pPr>
-      <w:tabs>
-        <w:tab w:val="left" w:pos="916"/>
-        <w:tab w:val="left" w:pos="1832"/>
-        <w:tab w:val="left" w:pos="2748"/>
-        <w:tab w:val="left" w:pos="3664"/>
-        <w:tab w:val="left" w:pos="4580"/>
-        <w:tab w:val="left" w:pos="5496"/>
-        <w:tab w:val="left" w:pos="6412"/>
-        <w:tab w:val="left" w:pos="7328"/>
-        <w:tab w:val="left" w:pos="8244"/>
-        <w:tab w:val="left" w:pos="9160"/>
-        <w:tab w:val="left" w:pos="10076"/>
-        <w:tab w:val="left" w:pos="10992"/>
-        <w:tab w:val="left" w:pos="11908"/>
-        <w:tab w:val="left" w:pos="12824"/>
-        <w:tab w:val="left" w:pos="13740"/>
-        <w:tab w:val="left" w:pos="14656"/>
-      </w:tabs>
-      <w:spacing w:after="0" w:line="240" w:lineRule="auto"/>
-    </w:pPr>
-    <w:rPr>
-      <w:rFonts w:ascii="Courier New" w:eastAsia="Times New Roman" w:hAnsi="Courier New" w:cs="Courier New"/>
-      <w:sz w:val="20"/>
-      <w:szCs w:val="20"/>
-      <w:lang w:eastAsia="pt-BR"/>
-    </w:rPr>
-  </w:style>
-  <w:style w:type="character" w:customStyle="1" w:styleId="Pr-formataoHTMLChar">
-    <w:name w:val="Pré-formatação HTML Char"/>
-    <w:basedOn w:val="Fontepargpadro"/>
-    <w:link w:val="Pr-formataoHTML"/>
-    <w:uiPriority w:val="99"/>
-    <w:semiHidden/>
-    <w:rsid w:val="00C15371"/>
-    <w:rPr>
-      <w:rFonts w:ascii="Courier New" w:eastAsia="Times New Roman" w:hAnsi="Courier New" w:cs="Courier New"/>
-      <w:sz w:val="20"/>
-      <w:szCs w:val="20"/>
-      <w:lang w:eastAsia="pt-BR"/>
-    </w:rPr>
-  </w:style>
-  <w:style w:type="paragraph" w:styleId="Legenda">
-    <w:name w:val="caption"/>
-    <w:basedOn w:val="Normal"/>
-    <w:next w:val="Normal"/>
-    <w:uiPriority w:val="35"/>
-    <w:unhideWhenUsed/>
-    <w:qFormat/>
-    <w:rsid w:val="003E46A2"/>
-    <w:pPr>
-      <w:spacing w:line="240" w:lineRule="auto"/>
-    </w:pPr>
-    <w:rPr>
-      <w:b/>
-      <w:bCs/>
-      <w:color w:val="4F81BD" w:themeColor="accent1"/>
-      <w:sz w:val="18"/>
-      <w:szCs w:val="18"/>
-    </w:rPr>
-  </w:style>
-</w:styles>
-</file>
-
-<file path=word/stylesWithEffects.xml><?xml version="1.0" encoding="utf-8"?>
-<w:styles xmlns:wpc="http://schemas.microsoft.com/office/word/2010/wordprocessingCanvas" xmlns:mc="http://schemas.openxmlformats.org/markup-compatibility/2006" xmlns:o="urn:schemas-microsoft-com:office:office" xmlns:r="http://schemas.openxmlformats.org/officeDocument/2006/relationships" xmlns:m="http://schemas.openxmlformats.org/officeDocument/2006/math" xmlns:v="urn:schemas-microsoft-com:vml" xmlns:wp14="http://schemas.microsoft.com/office/word/2010/wordprocessingDrawing" xmlns:wp="http://schemas.openxmlformats.org/drawingml/2006/wordprocessingDrawing" xmlns:w10="urn:schemas-microsoft-com:office:word" xmlns:w="http://schemas.openxmlformats.org/wordprocessingml/2006/main" xmlns:w14="http://schemas.microsoft.com/office/word/2010/wordml" xmlns:wpg="http://schemas.microsoft.com/office/word/2010/wordprocessingGroup" xmlns:wpi="http://schemas.microsoft.com/office/word/2010/wordprocessingInk" xmlns:wne="http://schemas.microsoft.com/office/word/2006/wordml" xmlns:wps="http://schemas.microsoft.com/office/word/2010/wordprocessingShape" mc:Ignorable="w14 wp14">
-  <w:docDefaults>
-    <w:rPrDefault>
-      <w:rPr>
-        <w:rFonts w:asciiTheme="minorHAnsi" w:eastAsiaTheme="minorHAnsi" w:hAnsiTheme="minorHAnsi" w:cstheme="minorBidi"/>
-        <w:sz w:val="22"/>
-        <w:szCs w:val="22"/>
-        <w:lang w:val="pt-BR" w:eastAsia="en-US" w:bidi="ar-SA"/>
-      </w:rPr>
-    </w:rPrDefault>
-    <w:pPrDefault>
-      <w:pPr>
-        <w:spacing w:after="200" w:line="276" w:lineRule="auto"/>
-      </w:pPr>
-    </w:pPrDefault>
-  </w:docDefaults>
-  <w:latentStyles w:defLockedState="0" w:defUIPriority="99" w:defSemiHidden="1" w:defUnhideWhenUsed="1" w:defQFormat="0" w:count="267">
-    <w:lsdException w:name="Normal" w:semiHidden="0" w:uiPriority="0" w:unhideWhenUsed="0" w:qFormat="1"/>
-    <w:lsdException w:name="heading 1" w:semiHidden="0" w:uiPriority="9" w:unhideWhenUsed="0" w:qFormat="1"/>
-    <w:lsdException w:name="heading 2" w:uiPriority="9" w:qFormat="1"/>
-    <w:lsdException w:name="heading 3" w:uiPriority="9" w:qFormat="1"/>
-    <w:lsdException w:name="heading 4" w:uiPriority="9" w:qFormat="1"/>
-    <w:lsdException w:name="heading 5" w:uiPriority="9" w:qFormat="1"/>
-    <w:lsdException w:name="heading 6" w:uiPriority="9" w:qFormat="1"/>
-    <w:lsdException w:name="heading 7" w:uiPriority="9" w:qFormat="1"/>
-    <w:lsdException w:name="heading 8" w:uiPriority="9" w:qFormat="1"/>
-    <w:lsdException w:name="heading 9" w:uiPriority="9" w:qFormat="1"/>
-    <w:lsdException w:name="toc 1" w:uiPriority="39"/>
-    <w:lsdException w:name="toc 2" w:uiPriority="39"/>
-    <w:lsdException w:name="toc 3" w:uiPriority="39"/>
-    <w:lsdException w:name="toc 4" w:uiPriority="39"/>
-    <w:lsdException w:name="toc 5" w:uiPriority="39"/>
-    <w:lsdException w:name="toc 6" w:uiPriority="39"/>
-    <w:lsdException w:name="toc 7" w:uiPriority="39"/>
-    <w:lsdException w:name="toc 8" w:uiPriority="39"/>
-    <w:lsdException w:name="toc 9" w:uiPriority="39"/>
-    <w:lsdException w:name="caption" w:uiPriority="35" w:qFormat="1"/>
-    <w:lsdException w:name="Title" w:semiHidden="0" w:uiPriority="10" w:unhideWhenUsed="0" w:qFormat="1"/>
-    <w:lsdException w:name="Default Paragraph Font" w:uiPriority="1"/>
-    <w:lsdException w:name="Subtitle" w:semiHidden="0" w:uiPriority="11" w:unhideWhenUsed="0" w:qFormat="1"/>
-    <w:lsdException w:name="Strong" w:semiHidden="0" w:uiPriority="22" w:unhideWhenUsed="0" w:qFormat="1"/>
-    <w:lsdException w:name="Emphasis" w:semiHidden="0" w:uiPriority="20" w:unhideWhenUsed="0" w:qFormat="1"/>
-    <w:lsdException w:name="Table Grid" w:semiHidden="0" w:uiPriority="59" w:unhideWhenUsed="0"/>
-    <w:lsdException w:name="Placeholder Text" w:unhideWhenUsed="0"/>
-    <w:lsdException w:name="No Spacing" w:semiHidden="0" w:uiPriority="1" w:unhideWhenUsed="0" w:qFormat="1"/>
-    <w:lsdException w:name="Light Shading" w:semiHidden="0" w:uiPriority="60" w:unhideWhenUsed="0"/>
-    <w:lsdException w:name="Light List" w:semiHidden="0" w:uiPriority="61" w:unhideWhenUsed="0"/>
-    <w:lsdException w:name="Light Grid" w:semiHidden="0" w:uiPriority="62" w:unhideWhenUsed="0"/>
-    <w:lsdException w:name="Medium Shading 1" w:semiHidden="0" w:uiPriority="63" w:unhideWhenUsed="0"/>
-    <w:lsdException w:name="Medium Shading 2" w:semiHidden="0" w:uiPriority="64" w:unhideWhenUsed="0"/>
-    <w:lsdException w:name="Medium List 1" w:semiHidden="0" w:uiPriority="65" w:unhideWhenUsed="0"/>
-    <w:lsdException w:name="Medium List 2" w:semiHidden="0" w:uiPriority="66" w:unhideWhenUsed="0"/>
-    <w:lsdException w:name="Medium Grid 1" w:semiHidden="0" w:uiPriority="67" w:unhideWhenUsed="0"/>
-    <w:lsdException w:name="Medium Grid 2" w:semiHidden="0" w:uiPriority="68" w:unhideWhenUsed="0"/>
-    <w:lsdException w:name="Medium Grid 3" w:semiHidden="0" w:uiPriority="69" w:unhideWhenUsed="0"/>
-    <w:lsdException w:name="Dark List" w:semiHidden="0" w:uiPriority="70" w:unhideWhenUsed="0"/>
-    <w:lsdException w:name="Colorful Shading" w:semiHidden="0" w:uiPriority="71" w:unhideWhenUsed="0"/>
-    <w:lsdException w:name="Colorful List" w:semiHidden="0" w:uiPriority="72" w:unhideWhenUsed="0"/>
-    <w:lsdException w:name="Colorful Grid" w:semiHidden="0" w:uiPriority="73" w:unhideWhenUsed="0"/>
-    <w:lsdException w:name="Light Shading Accent 1" w:semiHidden="0" w:uiPriority="60" w:unhideWhenUsed="0"/>
-    <w:lsdException w:name="Light List Accent 1" w:semiHidden="0" w:uiPriority="61" w:unhideWhenUsed="0"/>
-    <w:lsdException w:name="Light Grid Accent 1" w:semiHidden="0" w:uiPriority="62" w:unhideWhenUsed="0"/>
-    <w:lsdException w:name="Medium Shading 1 Accent 1" w:semiHidden="0" w:uiPriority="63" w:unhideWhenUsed="0"/>
-    <w:lsdException w:name="Medium Shading 2 Accent 1" w:semiHidden="0" w:uiPriority="64" w:unhideWhenUsed="0"/>
-    <w:lsdException w:name="Medium List 1 Accent 1" w:semiHidden="0" w:uiPriority="65" w:unhideWhenUsed="0"/>
-    <w:lsdException w:name="Revision" w:unhideWhenUsed="0"/>
-    <w:lsdException w:name="List Paragraph" w:semiHidden="0" w:uiPriority="34" w:unhideWhenUsed="0" w:qFormat="1"/>
-    <w:lsdException w:name="Quote" w:semiHidden="0" w:uiPriority="29" w:unhideWhenUsed="0" w:qFormat="1"/>
-    <w:lsdException w:name="Intense Quote" w:semiHidden="0" w:uiPriority="30" w:unhideWhenUsed="0" w:qFormat="1"/>
-    <w:lsdException w:name="Medium List 2 Accent 1" w:semiHidden="0" w:uiPriority="66" w:unhideWhenUsed="0"/>
-    <w:lsdException w:name="Medium Grid 1 Accent 1" w:semiHidden="0" w:uiPriority="67" w:unhideWhenUsed="0"/>
-    <w:lsdException w:name="Medium Grid 2 Accent 1" w:semiHidden="0" w:uiPriority="68" w:unhideWhenUsed="0"/>
-    <w:lsdException w:name="Medium Grid 3 Accent 1" w:semiHidden="0" w:uiPriority="69" w:unhideWhenUsed="0"/>
-    <w:lsdException w:name="Dark List Accent 1" w:semiHidden="0" w:uiPriority="70" w:unhideWhenUsed="0"/>
-    <w:lsdException w:name="Colorful Shading Accent 1" w:semiHidden="0" w:uiPriority="71" w:unhideWhenUsed="0"/>
-    <w:lsdException w:name="Colorful List Accent 1" w:semiHidden="0" w:uiPriority="72" w:unhideWhenUsed="0"/>
-    <w:lsdException w:name="Colorful Grid Accent 1" w:semiHidden="0" w:uiPriority="73" w:unhideWhenUsed="0"/>
-    <w:lsdException w:name="Light Shading Accent 2" w:semiHidden="0" w:uiPriority="60" w:unhideWhenUsed="0"/>
-    <w:lsdException w:name="Light List Accent 2" w:semiHidden="0" w:uiPriority="61" w:unhideWhenUsed="0"/>
-    <w:lsdException w:name="Light Grid Accent 2" w:semiHidden="0" w:uiPriority="62" w:unhideWhenUsed="0"/>
-    <w:lsdException w:name="Medium Shading 1 Accent 2" w:semiHidden="0" w:uiPriority="63" w:unhideWhenUsed="0"/>
-    <w:lsdException w:name="Medium Shading 2 Accent 2" w:semiHidden="0" w:uiPriority="64" w:unhideWhenUsed="0"/>
-    <w:lsdException w:name="Medium List 1 Accent 2" w:semiHidden="0" w:uiPriority="65" w:unhideWhenUsed="0"/>
-    <w:lsdException w:name="Medium List 2 Accent 2" w:semiHidden="0" w:uiPriority="66" w:unhideWhenUsed="0"/>
-    <w:lsdException w:name="Medium Grid 1 Accent 2" w:semiHidden="0" w:uiPriority="67" w:unhideWhenUsed="0"/>
-    <w:lsdException w:name="Medium Grid 2 Accent 2" w:semiHidden="0" w:uiPriority="68" w:unhideWhenUsed="0"/>
-    <w:lsdException w:name="Medium Grid 3 Accent 2" w:semiHidden="0" w:uiPriority="69" w:unhideWhenUsed="0"/>
-    <w:lsdException w:name="Dark List Accent 2" w:semiHidden="0" w:uiPriority="70" w:unhideWhenUsed="0"/>
-    <w:lsdException w:name="Colorful Shading Accent 2" w:semiHidden="0" w:uiPriority="71" w:unhideWhenUsed="0"/>
-    <w:lsdException w:name="Colorful List Accent 2" w:semiHidden="0" w:uiPriority="72" w:unhideWhenUsed="0"/>
-    <w:lsdException w:name="Colorful Grid Accent 2" w:semiHidden="0" w:uiPriority="73" w:unhideWhenUsed="0"/>
-    <w:lsdException w:name="Light Shading Accent 3" w:semiHidden="0" w:uiPriority="60" w:unhideWhenUsed="0"/>
-    <w:lsdException w:name="Light List Accent 3" w:semiHidden="0" w:uiPriority="61" w:unhideWhenUsed="0"/>
-    <w:lsdException w:name="Light Grid Accent 3" w:semiHidden="0" w:uiPriority="62" w:unhideWhenUsed="0"/>
-    <w:lsdException w:name="Medium Shading 1 Accent 3" w:semiHidden="0" w:uiPriority="63" w:unhideWhenUsed="0"/>
-    <w:lsdException w:name="Medium Shading 2 Accent 3" w:semiHidden="0" w:uiPriority="64" w:unhideWhenUsed="0"/>
-    <w:lsdException w:name="Medium List 1 Accent 3" w:semiHidden="0" w:uiPriority="65" w:unhideWhenUsed="0"/>
-    <w:lsdException w:name="Medium List 2 Accent 3" w:semiHidden="0" w:uiPriority="66" w:unhideWhenUsed="0"/>
-    <w:lsdException w:name="Medium Grid 1 Accent 3" w:semiHidden="0" w:uiPriority="67" w:unhideWhenUsed="0"/>
-    <w:lsdException w:name="Medium Grid 2 Accent 3" w:semiHidden="0" w:uiPriority="68" w:unhideWhenUsed="0"/>
-    <w:lsdException w:name="Medium Grid 3 Accent 3" w:semiHidden="0" w:uiPriority="69" w:unhideWhenUsed="0"/>
-    <w:lsdException w:name="Dark List Accent 3" w:semiHidden="0" w:uiPriority="70" w:unhideWhenUsed="0"/>
-    <w:lsdException w:name="Colorful Shading Accent 3" w:semiHidden="0" w:uiPriority="71" w:unhideWhenUsed="0"/>
-    <w:lsdException w:name="Colorful List Accent 3" w:semiHidden="0" w:uiPriority="72" w:unhideWhenUsed="0"/>
-    <w:lsdException w:name="Colorful Grid Accent 3" w:semiHidden="0" w:uiPriority="73" w:unhideWhenUsed="0"/>
-    <w:lsdException w:name="Light Shading Accent 4" w:semiHidden="0" w:uiPriority="60" w:unhideWhenUsed="0"/>
-    <w:lsdException w:name="Light List Accent 4" w:semiHidden="0" w:uiPriority="61" w:unhideWhenUsed="0"/>
-    <w:lsdException w:name="Light Grid Accent 4" w:semiHidden="0" w:uiPriority="62" w:unhideWhenUsed="0"/>
-    <w:lsdException w:name="Medium Shading 1 Accent 4" w:semiHidden="0" w:uiPriority="63" w:unhideWhenUsed="0"/>
-    <w:lsdException w:name="Medium Shading 2 Accent 4" w:semiHidden="0" w:uiPriority="64" w:unhideWhenUsed="0"/>
-    <w:lsdException w:name="Medium List 1 Accent 4" w:semiHidden="0" w:uiPriority="65" w:unhideWhenUsed="0"/>
-    <w:lsdException w:name="Medium List 2 Accent 4" w:semiHidden="0" w:uiPriority="66" w:unhideWhenUsed="0"/>
-    <w:lsdException w:name="Medium Grid 1 Accent 4" w:semiHidden="0" w:uiPriority="67" w:unhideWhenUsed="0"/>
-    <w:lsdException w:name="Medium Grid 2 Accent 4" w:semiHidden="0" w:uiPriority="68" w:unhideWhenUsed="0"/>
-    <w:lsdException w:name="Medium Grid 3 Accent 4" w:semiHidden="0" w:uiPriority="69" w:unhideWhenUsed="0"/>
-    <w:lsdException w:name="Dark List Accent 4" w:semiHidden="0" w:uiPriority="70" w:unhideWhenUsed="0"/>
-    <w:lsdException w:name="Colorful Shading Accent 4" w:semiHidden="0" w:uiPriority="71" w:unhideWhenUsed="0"/>
-    <w:lsdException w:name="Colorful List Accent 4" w:semiHidden="0" w:uiPriority="72" w:unhideWhenUsed="0"/>
-    <w:lsdException w:name="Colorful Grid Accent 4" w:semiHidden="0" w:uiPriority="73" w:unhideWhenUsed="0"/>
-    <w:lsdException w:name="Light Shading Accent 5" w:semiHidden="0" w:uiPriority="60" w:unhideWhenUsed="0"/>
-    <w:lsdException w:name="Light List Accent 5" w:semiHidden="0" w:uiPriority="61" w:unhideWhenUsed="0"/>
-    <w:lsdException w:name="Light Grid Accent 5" w:semiHidden="0" w:uiPriority="62" w:unhideWhenUsed="0"/>
-    <w:lsdException w:name="Medium Shading 1 Accent 5" w:semiHidden="0" w:uiPriority="63" w:unhideWhenUsed="0"/>
-    <w:lsdException w:name="Medium Shading 2 Accent 5" w:semiHidden="0" w:uiPriority="64" w:unhideWhenUsed="0"/>
-    <w:lsdException w:name="Medium List 1 Accent 5" w:semiHidden="0" w:uiPriority="65" w:unhideWhenUsed="0"/>
-    <w:lsdException w:name="Medium List 2 Accent 5" w:semiHidden="0" w:uiPriority="66" w:unhideWhenUsed="0"/>
-    <w:lsdException w:name="Medium Grid 1 Accent 5" w:semiHidden="0" w:uiPriority="67" w:unhideWhenUsed="0"/>
-    <w:lsdException w:name="Medium Grid 2 Accent 5" w:semiHidden="0" w:uiPriority="68" w:unhideWhenUsed="0"/>
-    <w:lsdException w:name="Medium Grid 3 Accent 5" w:semiHidden="0" w:uiPriority="69" w:unhideWhenUsed="0"/>
-    <w:lsdException w:name="Dark List Accent 5" w:semiHidden="0" w:uiPriority="70" w:unhideWhenUsed="0"/>
-    <w:lsdException w:name="Colorful Shading Accent 5" w:semiHidden="0" w:uiPriority="71" w:unhideWhenUsed="0"/>
-    <w:lsdException w:name="Colorful List Accent 5" w:semiHidden="0" w:uiPriority="72" w:unhideWhenUsed="0"/>
-    <w:lsdException w:name="Colorful Grid Accent 5" w:semiHidden="0" w:uiPriority="73" w:unhideWhenUsed="0"/>
-    <w:lsdException w:name="Light Shading Accent 6" w:semiHidden="0" w:uiPriority="60" w:unhideWhenUsed="0"/>
-    <w:lsdException w:name="Light List Accent 6" w:semiHidden="0" w:uiPriority="61" w:unhideWhenUsed="0"/>
-    <w:lsdException w:name="Light Grid Accent 6" w:semiHidden="0" w:uiPriority="62" w:unhideWhenUsed="0"/>
-    <w:lsdException w:name="Medium Shading 1 Accent 6" w:semiHidden="0" w:uiPriority="63" w:unhideWhenUsed="0"/>
-    <w:lsdException w:name="Medium Shading 2 Accent 6" w:semiHidden="0" w:uiPriority="64" w:unhideWhenUsed="0"/>
-    <w:lsdException w:name="Medium List 1 Accent 6" w:semiHidden="0" w:uiPriority="65" w:unhideWhenUsed="0"/>
-    <w:lsdException w:name="Medium List 2 Accent 6" w:semiHidden="0" w:uiPriority="66" w:unhideWhenUsed="0"/>
-    <w:lsdException w:name="Medium Grid 1 Accent 6" w:semiHidden="0" w:uiPriority="67" w:unhideWhenUsed="0"/>
-    <w:lsdException w:name="Medium Grid 2 Accent 6" w:semiHidden="0" w:uiPriority="68" w:unhideWhenUsed="0"/>
-    <w:lsdException w:name="Medium Grid 3 Accent 6" w:semiHidden="0" w:uiPriority="69" w:unhideWhenUsed="0"/>
-    <w:lsdException w:name="Dark List Accent 6" w:semiHidden="0" w:uiPriority="70" w:unhideWhenUsed="0"/>
-    <w:lsdException w:name="Colorful Shading Accent 6" w:semiHidden="0" w:uiPriority="71" w:unhideWhenUsed="0"/>
-    <w:lsdException w:name="Colorful List Accent 6" w:semiHidden="0" w:uiPriority="72" w:unhideWhenUsed="0"/>
-    <w:lsdException w:name="Colorful Grid Accent 6" w:semiHidden="0" w:uiPriority="73" w:unhideWhenUsed="0"/>
-    <w:lsdException w:name="Subtle Emphasis" w:semiHidden="0" w:uiPriority="19" w:unhideWhenUsed="0" w:qFormat="1"/>
-    <w:lsdException w:name="Intense Emphasis" w:semiHidden="0" w:uiPriority="21" w:unhideWhenUsed="0" w:qFormat="1"/>
-    <w:lsdException w:name="Subtle Reference" w:semiHidden="0" w:uiPriority="31" w:unhideWhenUsed="0" w:qFormat="1"/>
-    <w:lsdException w:name="Intense Reference" w:semiHidden="0" w:uiPriority="32" w:unhideWhenUsed="0" w:qFormat="1"/>
-    <w:lsdException w:name="Book Title" w:semiHidden="0" w:uiPriority="33" w:unhideWhenUsed="0" w:qFormat="1"/>
-    <w:lsdException w:name="Bibliography" w:uiPriority="37"/>
-    <w:lsdException w:name="TOC Heading" w:uiPriority="39" w:qFormat="1"/>
+  <w:latentStyles w:defLockedState="0" w:defUIPriority="99" w:defSemiHidden="0" w:defUnhideWhenUsed="0" w:defQFormat="0" w:count="371">
+    <w:lsdException w:name="Normal" w:uiPriority="0" w:qFormat="1"/>
+    <w:lsdException w:name="heading 1" w:uiPriority="9" w:qFormat="1"/>
+    <w:lsdException w:name="heading 2" w:semiHidden="1" w:uiPriority="9" w:unhideWhenUsed="1" w:qFormat="1"/>
+    <w:lsdException w:name="heading 3" w:semiHidden="1" w:uiPriority="9" w:unhideWhenUsed="1" w:qFormat="1"/>
+    <w:lsdException w:name="heading 4" w:semiHidden="1" w:uiPriority="9" w:unhideWhenUsed="1" w:qFormat="1"/>
+    <w:lsdException w:name="heading 5" w:semiHidden="1" w:uiPriority="9" w:unhideWhenUsed="1" w:qFormat="1"/>
+    <w:lsdException w:name="heading 6" w:semiHidden="1" w:uiPriority="9" w:unhideWhenUsed="1" w:qFormat="1"/>
+    <w:lsdException w:name="heading 7" w:semiHidden="1" w:uiPriority="9" w:unhideWhenUsed="1" w:qFormat="1"/>
+    <w:lsdException w:name="heading 8" w:semiHidden="1" w:uiPriority="9" w:unhideWhenUsed="1" w:qFormat="1"/>
+    <w:lsdException w:name="heading 9" w:semiHidden="1" w:uiPriority="9" w:unhideWhenUsed="1" w:qFormat="1"/>
+    <w:lsdException w:name="index 1" w:semiHidden="1" w:unhideWhenUsed="1"/>
+    <w:lsdException w:name="index 2" w:semiHidden="1" w:unhideWhenUsed="1"/>
+    <w:lsdException w:name="index 3" w:semiHidden="1" w:unhideWhenUsed="1"/>
+    <w:lsdException w:name="index 4" w:semiHidden="1" w:unhideWhenUsed="1"/>
+    <w:lsdException w:name="index 5" w:semiHidden="1" w:unhideWhenUsed="1"/>
+    <w:lsdException w:name="index 6" w:semiHidden="1" w:unhideWhenUsed="1"/>
+    <w:lsdException w:name="index 7" w:semiHidden="1" w:unhideWhenUsed="1"/>
+    <w:lsdException w:name="index 8" w:semiHidden="1" w:unhideWhenUsed="1"/>
+    <w:lsdException w:name="index 9" w:semiHidden="1" w:unhideWhenUsed="1"/>
+    <w:lsdException w:name="toc 1" w:semiHidden="1" w:uiPriority="39" w:unhideWhenUsed="1"/>
+    <w:lsdException w:name="toc 2" w:semiHidden="1" w:uiPriority="39" w:unhideWhenUsed="1"/>
+    <w:lsdException w:name="toc 3" w:semiHidden="1" w:uiPriority="39" w:unhideWhenUsed="1"/>
+    <w:lsdException w:name="toc 4" w:semiHidden="1" w:uiPriority="39" w:unhideWhenUsed="1"/>
+    <w:lsdException w:name="toc 5" w:semiHidden="1" w:uiPriority="39" w:unhideWhenUsed="1"/>
+    <w:lsdException w:name="toc 6" w:semiHidden="1" w:uiPriority="39" w:unhideWhenUsed="1"/>
+    <w:lsdException w:name="toc 7" w:semiHidden="1" w:uiPriority="39" w:unhideWhenUsed="1"/>
+    <w:lsdException w:name="toc 8" w:semiHidden="1" w:uiPriority="39" w:unhideWhenUsed="1"/>
+    <w:lsdException w:name="toc 9" w:semiHidden="1" w:uiPriority="39" w:unhideWhenUsed="1"/>
+    <w:lsdException w:name="Normal Indent" w:semiHidden="1" w:unhideWhenUsed="1"/>
+    <w:lsdException w:name="footnote text" w:semiHidden="1" w:unhideWhenUsed="1"/>
+    <w:lsdException w:name="annotation text" w:semiHidden="1" w:unhideWhenUsed="1"/>
+    <w:lsdException w:name="header" w:semiHidden="1" w:unhideWhenUsed="1"/>
+    <w:lsdException w:name="footer" w:semiHidden="1" w:unhideWhenUsed="1"/>
+    <w:lsdException w:name="index heading" w:semiHidden="1" w:unhideWhenUsed="1"/>
+    <w:lsdException w:name="caption" w:semiHidden="1" w:uiPriority="35" w:unhideWhenUsed="1" w:qFormat="1"/>
+    <w:lsdException w:name="table of figures" w:semiHidden="1" w:unhideWhenUsed="1"/>
+    <w:lsdException w:name="envelope address" w:semiHidden="1" w:unhideWhenUsed="1"/>
+    <w:lsdException w:name="envelope return" w:semiHidden="1" w:unhideWhenUsed="1"/>
+    <w:lsdException w:name="footnote reference" w:semiHidden="1" w:unhideWhenUsed="1"/>
+    <w:lsdException w:name="annotation reference" w:semiHidden="1" w:unhideWhenUsed="1"/>
+    <w:lsdException w:name="line number" w:semiHidden="1" w:unhideWhenUsed="1"/>
+    <w:lsdException w:name="page number" w:semiHidden="1" w:unhideWhenUsed="1"/>
+    <w:lsdException w:name="endnote reference" w:semiHidden="1" w:unhideWhenUsed="1"/>
+    <w:lsdException w:name="endnote text" w:semiHidden="1" w:unhideWhenUsed="1"/>
+    <w:lsdException w:name="table of authorities" w:semiHidden="1" w:unhideWhenUsed="1"/>
+    <w:lsdException w:name="macro" w:semiHidden="1" w:unhideWhenUsed="1"/>
+    <w:lsdException w:name="toa heading" w:semiHidden="1" w:unhideWhenUsed="1"/>
+    <w:lsdException w:name="List" w:semiHidden="1" w:unhideWhenUsed="1"/>
+    <w:lsdException w:name="List Bullet" w:semiHidden="1" w:unhideWhenUsed="1"/>
+    <w:lsdException w:name="List Number" w:semiHidden="1" w:unhideWhenUsed="1"/>
+    <w:lsdException w:name="List 2" w:semiHidden="1" w:unhideWhenUsed="1"/>
+    <w:lsdException w:name="List 3" w:semiHidden="1" w:unhideWhenUsed="1"/>
+    <w:lsdException w:name="List 4" w:semiHidden="1" w:unhideWhenUsed="1"/>
+    <w:lsdException w:name="List 5" w:semiHidden="1" w:unhideWhenUsed="1"/>
+    <w:lsdException w:name="List Bullet 2" w:semiHidden="1" w:unhideWhenUsed="1"/>
+    <w:lsdException w:name="List Bullet 3" w:semiHidden="1" w:unhideWhenUsed="1"/>
+    <w:lsdException w:name="List Bullet 4" w:semiHidden="1" w:unhideWhenUsed="1"/>
+    <w:lsdException w:name="List Bullet 5" w:semiHidden="1" w:unhideWhenUsed="1"/>
+    <w:lsdException w:name="List Number 2" w:semiHidden="1" w:unhideWhenUsed="1"/>
+    <w:lsdException w:name="List Number 3" w:semiHidden="1" w:unhideWhenUsed="1"/>
+    <w:lsdException w:name="List Number 4" w:semiHidden="1" w:unhideWhenUsed="1"/>
+    <w:lsdException w:name="List Number 5" w:semiHidden="1" w:unhideWhenUsed="1"/>
+    <w:lsdException w:name="Title" w:uiPriority="10" w:qFormat="1"/>
+    <w:lsdException w:name="Closing" w:semiHidden="1" w:unhideWhenUsed="1"/>
+    <w:lsdException w:name="Signature" w:semiHidden="1" w:unhideWhenUsed="1"/>
+    <w:lsdException w:name="Default Paragraph Font" w:semiHidden="1" w:uiPriority="1" w:unhideWhenUsed="1"/>
+    <w:lsdException w:name="Body Text" w:semiHidden="1" w:unhideWhenUsed="1"/>
+    <w:lsdException w:name="Body Text Indent" w:semiHidden="1" w:unhideWhenUsed="1"/>
+    <w:lsdException w:name="List Continue" w:semiHidden="1" w:unhideWhenUsed="1"/>
+    <w:lsdException w:name="List Continue 2" w:semiHidden="1" w:unhideWhenUsed="1"/>
+    <w:lsdException w:name="List Continue 3" w:semiHidden="1" w:unhideWhenUsed="1"/>
+    <w:lsdException w:name="List Continue 4" w:semiHidden="1" w:unhideWhenUsed="1"/>
+    <w:lsdException w:name="List Continue 5" w:semiHidden="1" w:unhideWhenUsed="1"/>
+    <w:lsdException w:name="Message Header" w:semiHidden="1" w:unhideWhenUsed="1"/>
+    <w:lsdException w:name="Subtitle" w:uiPriority="11" w:qFormat="1"/>
+    <w:lsdException w:name="Salutation" w:semiHidden="1" w:unhideWhenUsed="1"/>
+    <w:lsdException w:name="Date" w:semiHidden="1" w:unhideWhenUsed="1"/>
+    <w:lsdException w:name="Body Text First Indent" w:semiHidden="1" w:unhideWhenUsed="1"/>
+    <w:lsdException w:name="Body Text First Indent 2" w:semiHidden="1" w:unhideWhenUsed="1"/>
+    <w:lsdException w:name="Note Heading" w:semiHidden="1" w:unhideWhenUsed="1"/>
+    <w:lsdException w:name="Body Text 2" w:semiHidden="1" w:unhideWhenUsed="1"/>
+    <w:lsdException w:name="Body Text 3" w:semiHidden="1" w:unhideWhenUsed="1"/>
+    <w:lsdException w:name="Body Text Indent 2" w:semiHidden="1" w:unhideWhenUsed="1"/>
+    <w:lsdException w:name="Body Text Indent 3" w:semiHidden="1" w:unhideWhenUsed="1"/>
+    <w:lsdException w:name="Block Text" w:semiHidden="1" w:unhideWhenUsed="1"/>
+    <w:lsdException w:name="Hyperlink" w:semiHidden="1" w:unhideWhenUsed="1"/>
+    <w:lsdException w:name="FollowedHyperlink" w:semiHidden="1" w:unhideWhenUsed="1"/>
+    <w:lsdException w:name="Strong" w:uiPriority="22" w:qFormat="1"/>
+    <w:lsdException w:name="Emphasis" w:uiPriority="20" w:qFormat="1"/>
+    <w:lsdException w:name="Document Map" w:semiHidden="1" w:unhideWhenUsed="1"/>
+    <w:lsdException w:name="Plain Text" w:semiHidden="1" w:unhideWhenUsed="1"/>
+    <w:lsdException w:name="E-mail Signature" w:semiHidden="1" w:unhideWhenUsed="1"/>
+    <w:lsdException w:name="HTML Top of Form" w:semiHidden="1" w:unhideWhenUsed="1"/>
+    <w:lsdException w:name="HTML Bottom of Form" w:semiHidden="1" w:unhideWhenUsed="1"/>
+    <w:lsdException w:name="Normal (Web)" w:semiHidden="1" w:unhideWhenUsed="1"/>
+    <w:lsdException w:name="HTML Acronym" w:semiHidden="1" w:unhideWhenUsed="1"/>
+    <w:lsdException w:name="HTML Address" w:semiHidden="1" w:unhideWhenUsed="1"/>
+    <w:lsdException w:name="HTML Cite" w:semiHidden="1" w:unhideWhenUsed="1"/>
+    <w:lsdException w:name="HTML Code" w:semiHidden="1" w:unhideWhenUsed="1"/>
+    <w:lsdException w:name="HTML Definition" w:semiHidden="1" w:unhideWhenUsed="1"/>
+    <w:lsdException w:name="HTML Keyboard" w:semiHidden="1" w:unhideWhenUsed="1"/>
+    <w:lsdException w:name="HTML Preformatted" w:semiHidden="1" w:unhideWhenUsed="1"/>
+    <w:lsdException w:name="HTML Sample" w:semiHidden="1" w:unhideWhenUsed="1"/>
+    <w:lsdException w:name="HTML Typewriter" w:semiHidden="1" w:unhideWhenUsed="1"/>
+    <w:lsdException w:name="HTML Variable" w:semiHidden="1" w:unhideWhenUsed="1"/>
+    <w:lsdException w:name="Normal Table" w:semiHidden="1" w:unhideWhenUsed="1"/>
+    <w:lsdException w:name="annotation subject" w:semiHidden="1" w:unhideWhenUsed="1"/>
+    <w:lsdException w:name="No List" w:semiHidden="1" w:unhideWhenUsed="1"/>
+    <w:lsdException w:name="Outline List 1" w:semiHidden="1" w:unhideWhenUsed="1"/>
+    <w:lsdException w:name="Outline List 2" w:semiHidden="1" w:unhideWhenUsed="1"/>
+    <w:lsdException w:name="Outline List 3" w:semiHidden="1" w:unhideWhenUsed="1"/>
+    <w:lsdException w:name="Table Simple 1" w:semiHidden="1" w:unhideWhenUsed="1"/>
+    <w:lsdException w:name="Table Simple 2" w:semiHidden="1" w:unhideWhenUsed="1"/>
+    <w:lsdException w:name="Table Simple 3" w:semiHidden="1" w:unhideWhenUsed="1"/>
+    <w:lsdException w:name="Table Classic 1" w:semiHidden="1" w:unhideWhenUsed="1"/>
+    <w:lsdException w:name="Table Classic 2" w:semiHidden="1" w:unhideWhenUsed="1"/>
+    <w:lsdException w:name="Table Classic 3" w:semiHidden="1" w:unhideWhenUsed="1"/>
+    <w:lsdException w:name="Table Classic 4" w:semiHidden="1" w:unhideWhenUsed="1"/>
+    <w:lsdException w:name="Table Colorful 1" w:semiHidden="1" w:unhideWhenUsed="1"/>
+    <w:lsdException w:name="Table Colorful 2" w:semiHidden="1" w:unhideWhenUsed="1"/>
+    <w:lsdException w:name="Table Colorful 3" w:semiHidden="1" w:unhideWhenUsed="1"/>
+    <w:lsdException w:name="Table Columns 1" w:semiHidden="1" w:unhideWhenUsed="1"/>
+    <w:lsdException w:name="Table Columns 2" w:semiHidden="1" w:unhideWhenUsed="1"/>
+    <w:lsdException w:name="Table Columns 3" w:semiHidden="1" w:unhideWhenUsed="1"/>
+    <w:lsdException w:name="Table Columns 4" w:semiHidden="1" w:unhideWhenUsed="1"/>
+    <w:lsdException w:name="Table Columns 5" w:semiHidden="1" w:unhideWhenUsed="1"/>
+    <w:lsdException w:name="Table Grid 1" w:semiHidden="1" w:unhideWhenUsed="1"/>
+    <w:lsdException w:name="Table Grid 2" w:semiHidden="1" w:unhideWhenUsed="1"/>
+    <w:lsdException w:name="Table Grid 3" w:semiHidden="1" w:unhideWhenUsed="1"/>
+    <w:lsdException w:name="Table Grid 4" w:semiHidden="1" w:unhideWhenUsed="1"/>
+    <w:lsdException w:name="Table Grid 5" w:semiHidden="1" w:unhideWhenUsed="1"/>
+    <w:lsdException w:name="Table Grid 6" w:semiHidden="1" w:unhideWhenUsed="1"/>
+    <w:lsdException w:name="Table Grid 7" w:semiHidden="1" w:unhideWhenUsed="1"/>
+    <w:lsdException w:name="Table Grid 8" w:semiHidden="1" w:unhideWhenUsed="1"/>
+    <w:lsdException w:name="Table List 1" w:semiHidden="1" w:unhideWhenUsed="1"/>
+    <w:lsdException w:name="Table List 2" w:semiHidden="1" w:unhideWhenUsed="1"/>
+    <w:lsdException w:name="Table List 3" w:semiHidden="1" w:unhideWhenUsed="1"/>
+    <w:lsdException w:name="Table List 4" w:semiHidden="1" w:unhideWhenUsed="1"/>
+    <w:lsdException w:name="Table List 5" w:semiHidden="1" w:unhideWhenUsed="1"/>
+    <w:lsdException w:name="Table List 6" w:semiHidden="1" w:unhideWhenUsed="1"/>
+    <w:lsdException w:name="Table List 7" w:semiHidden="1" w:unhideWhenUsed="1"/>
+    <w:lsdException w:name="Table List 8" w:semiHidden="1" w:unhideWhenUsed="1"/>
+    <w:lsdException w:name="Table 3D effects 1" w:semiHidden="1" w:unhideWhenUsed="1"/>
+    <w:lsdException w:name="Table 3D effects 2" w:semiHidden="1" w:unhideWhenUsed="1"/>
+    <w:lsdException w:name="Table 3D effects 3" w:semiHidden="1" w:unhideWhenUsed="1"/>
+    <w:lsdException w:name="Table Contemporary" w:semiHidden="1" w:unhideWhenUsed="1"/>
+    <w:lsdException w:name="Table Elegant" w:semiHidden="1" w:unhideWhenUsed="1"/>
+    <w:lsdException w:name="Table Professional" w:semiHidden="1" w:unhideWhenUsed="1"/>
+    <w:lsdException w:name="Table Subtle 1" w:semiHidden="1" w:unhideWhenUsed="1"/>
+    <w:lsdException w:name="Table Subtle 2" w:semiHidden="1" w:unhideWhenUsed="1"/>
+    <w:lsdException w:name="Table Web 1" w:semiHidden="1" w:unhideWhenUsed="1"/>
+    <w:lsdException w:name="Table Web 2" w:semiHidden="1" w:unhideWhenUsed="1"/>
+    <w:lsdException w:name="Table Web 3" w:semiHidden="1" w:unhideWhenUsed="1"/>
+    <w:lsdException w:name="Balloon Text" w:semiHidden="1" w:unhideWhenUsed="1"/>
+    <w:lsdException w:name="Table Grid" w:uiPriority="59"/>
+    <w:lsdException w:name="Table Theme" w:semiHidden="1" w:unhideWhenUsed="1"/>
+    <w:lsdException w:name="Placeholder Text" w:semiHidden="1"/>
+    <w:lsdException w:name="No Spacing" w:uiPriority="1" w:qFormat="1"/>
+    <w:lsdException w:name="Light Shading" w:uiPriority="60"/>
+    <w:lsdException w:name="Light List" w:uiPriority="61"/>
+    <w:lsdException w:name="Light Grid" w:uiPriority="62"/>
+    <w:lsdException w:name="Medium Shading 1" w:uiPriority="63"/>
+    <w:lsdException w:name="Medium Shading 2" w:uiPriority="64"/>
+    <w:lsdException w:name="Medium List 1" w:uiPriority="65"/>
+    <w:lsdException w:name="Medium List 2" w:uiPriority="66"/>
+    <w:lsdException w:name="Medium Grid 1" w:uiPriority="67"/>
+    <w:lsdException w:name="Medium Grid 2" w:uiPriority="68"/>
+    <w:lsdException w:name="Medium Grid 3" w:uiPriority="69"/>
+    <w:lsdException w:name="Dark List" w:uiPriority="70"/>
+    <w:lsdException w:name="Colorful Shading" w:uiPriority="71"/>
+    <w:lsdException w:name="Colorful List" w:uiPriority="72"/>
+    <w:lsdException w:name="Colorful Grid" w:uiPriority="73"/>
+    <w:lsdException w:name="Light Shading Accent 1" w:uiPriority="60"/>
+    <w:lsdException w:name="Light List Accent 1" w:uiPriority="61"/>
+    <w:lsdException w:name="Light Grid Accent 1" w:uiPriority="62"/>
+    <w:lsdException w:name="Medium Shading 1 Accent 1" w:uiPriority="63"/>
+    <w:lsdException w:name="Medium Shading 2 Accent 1" w:uiPriority="64"/>
+    <w:lsdException w:name="Medium List 1 Accent 1" w:uiPriority="65"/>
+    <w:lsdException w:name="Revision" w:semiHidden="1"/>
+    <w:lsdException w:name="List Paragraph" w:uiPriority="34" w:qFormat="1"/>
+    <w:lsdException w:name="Quote" w:uiPriority="29" w:qFormat="1"/>
+    <w:lsdException w:name="Intense Quote" w:uiPriority="30" w:qFormat="1"/>
+    <w:lsdException w:name="Medium List 2 Accent 1" w:uiPriority="66"/>
+    <w:lsdException w:name="Medium Grid 1 Accent 1" w:uiPriority="67"/>
+    <w:lsdException w:name="Medium Grid 2 Accent 1" w:uiPriority="68"/>
+    <w:lsdException w:name="Medium Grid 3 Accent 1" w:uiPriority="69"/>
+    <w:lsdException w:name="Dark List Accent 1" w:uiPriority="70"/>
+    <w:lsdException w:name="Colorful Shading Accent 1" w:uiPriority="71"/>
+    <w:lsdException w:name="Colorful List Accent 1" w:uiPriority="72"/>
+    <w:lsdException w:name="Colorful Grid Accent 1" w:uiPriority="73"/>
+    <w:lsdException w:name="Light Shading Accent 2" w:uiPriority="60"/>
+    <w:lsdException w:name="Light List Accent 2" w:uiPriority="61"/>
+    <w:lsdException w:name="Light Grid Accent 2" w:uiPriority="62"/>
+    <w:lsdException w:name="Medium Shading 1 Accent 2" w:uiPriority="63"/>
+    <w:lsdException w:name="Medium Shading 2 Accent 2" w:uiPriority="64"/>
+    <w:lsdException w:name="Medium List 1 Accent 2" w:uiPriority="65"/>
+    <w:lsdException w:name="Medium List 2 Accent 2" w:uiPriority="66"/>
+    <w:lsdException w:name="Medium Grid 1 Accent 2" w:uiPriority="67"/>
+    <w:lsdException w:name="Medium Grid 2 Accent 2" w:uiPriority="68"/>
+    <w:lsdException w:name="Medium Grid 3 Accent 2" w:uiPriority="69"/>
+    <w:lsdException w:name="Dark List Accent 2" w:uiPriority="70"/>
+    <w:lsdException w:name="Colorful Shading Accent 2" w:uiPriority="71"/>
+    <w:lsdException w:name="Colorful List Accent 2" w:uiPriority="72"/>
+    <w:lsdException w:name="Colorful Grid Accent 2" w:uiPriority="73"/>
+    <w:lsdException w:name="Light Shading Accent 3" w:uiPriority="60"/>
+    <w:lsdException w:name="Light List Accent 3" w:uiPriority="61"/>
+    <w:lsdException w:name="Light Grid Accent 3" w:uiPriority="62"/>
+    <w:lsdException w:name="Medium Shading 1 Accent 3" w:uiPriority="63"/>
+    <w:lsdException w:name="Medium Shading 2 Accent 3" w:uiPriority="64"/>
+    <w:lsdException w:name="Medium List 1 Accent 3" w:uiPriority="65"/>
+    <w:lsdException w:name="Medium List 2 Accent 3" w:uiPriority="66"/>
+    <w:lsdException w:name="Medium Grid 1 Accent 3" w:uiPriority="67"/>
+    <w:lsdException w:name="Medium Grid 2 Accent 3" w:uiPriority="68"/>
+    <w:lsdException w:name="Medium Grid 3 Accent 3" w:uiPriority="69"/>
+    <w:lsdException w:name="Dark List Accent 3" w:uiPriority="70"/>
+    <w:lsdException w:name="Colorful Shading Accent 3" w:uiPriority="71"/>
+    <w:lsdException w:name="Colorful List Accent 3" w:uiPriority="72"/>
+    <w:lsdException w:name="Colorful Grid Accent 3" w:uiPriority="73"/>
+    <w:lsdException w:name="Light Shading Accent 4" w:uiPriority="60"/>
+    <w:lsdException w:name="Light List Accent 4" w:uiPriority="61"/>
+    <w:lsdException w:name="Light Grid Accent 4" w:uiPriority="62"/>
+    <w:lsdException w:name="Medium Shading 1 Accent 4" w:uiPriority="63"/>
+    <w:lsdException w:name="Medium Shading 2 Accent 4" w:uiPriority="64"/>
+    <w:lsdException w:name="Medium List 1 Accent 4" w:uiPriority="65"/>
+    <w:lsdException w:name="Medium List 2 Accent 4" w:uiPriority="66"/>
+    <w:lsdException w:name="Medium Grid 1 Accent 4" w:uiPriority="67"/>
+    <w:lsdException w:name="Medium Grid 2 Accent 4" w:uiPriority="68"/>
+    <w:lsdException w:name="Medium Grid 3 Accent 4" w:uiPriority="69"/>
+    <w:lsdException w:name="Dark List Accent 4" w:uiPriority="70"/>
+    <w:lsdException w:name="Colorful Shading Accent 4" w:uiPriority="71"/>
+    <w:lsdException w:name="Colorful List Accent 4" w:uiPriority="72"/>
+    <w:lsdException w:name="Colorful Grid Accent 4" w:uiPriority="73"/>
+    <w:lsdException w:name="Light Shading Accent 5" w:uiPriority="60"/>
+    <w:lsdException w:name="Light List Accent 5" w:uiPriority="61"/>
+    <w:lsdException w:name="Light Grid Accent 5" w:uiPriority="62"/>
+    <w:lsdException w:name="Medium Shading 1 Accent 5" w:uiPriority="63"/>
+    <w:lsdException w:name="Medium Shading 2 Accent 5" w:uiPriority="64"/>
+    <w:lsdException w:name="Medium List 1 Accent 5" w:uiPriority="65"/>
+    <w:lsdException w:name="Medium List 2 Accent 5" w:uiPriority="66"/>
+    <w:lsdException w:name="Medium Grid 1 Accent 5" w:uiPriority="67"/>
+    <w:lsdException w:name="Medium Grid 2 Accent 5" w:uiPriority="68"/>
+    <w:lsdException w:name="Medium Grid 3 Accent 5" w:uiPriority="69"/>
+    <w:lsdException w:name="Dark List Accent 5" w:uiPriority="70"/>
+    <w:lsdException w:name="Colorful Shading Accent 5" w:uiPriority="71"/>
+    <w:lsdException w:name="Colorful List Accent 5" w:uiPriority="72"/>
+    <w:lsdException w:name="Colorful Grid Accent 5" w:uiPriority="73"/>
+    <w:lsdException w:name="Light Shading Accent 6" w:uiPriority="60"/>
+    <w:lsdException w:name="Light List Accent 6" w:uiPriority="61"/>
+    <w:lsdException w:name="Light Grid Accent 6" w:uiPriority="62"/>
+    <w:lsdException w:name="Medium Shading 1 Accent 6" w:uiPriority="63"/>
+    <w:lsdException w:name="Medium Shading 2 Accent 6" w:uiPriority="64"/>
+    <w:lsdException w:name="Medium List 1 Accent 6" w:uiPriority="65"/>
+    <w:lsdException w:name="Medium List 2 Accent 6" w:uiPriority="66"/>
+    <w:lsdException w:name="Medium Grid 1 Accent 6" w:uiPriority="67"/>
+    <w:lsdException w:name="Medium Grid 2 Accent 6" w:uiPriority="68"/>
+    <w:lsdException w:name="Medium Grid 3 Accent 6" w:uiPriority="69"/>
+    <w:lsdException w:name="Dark List Accent 6" w:uiPriority="70"/>
+    <w:lsdException w:name="Colorful Shading Accent 6" w:uiPriority="71"/>
+    <w:lsdException w:name="Colorful List Accent 6" w:uiPriority="72"/>
+    <w:lsdException w:name="Colorful Grid Accent 6" w:uiPriority="73"/>
+    <w:lsdException w:name="Subtle Emphasis" w:uiPriority="19" w:qFormat="1"/>
+    <w:lsdException w:name="Intense Emphasis" w:uiPriority="21" w:qFormat="1"/>
+    <w:lsdException w:name="Subtle Reference" w:uiPriority="31" w:qFormat="1"/>
+    <w:lsdException w:name="Intense Reference" w:uiPriority="32" w:qFormat="1"/>
+    <w:lsdException w:name="Book Title" w:uiPriority="33" w:qFormat="1"/>
+    <w:lsdException w:name="Bibliography" w:semiHidden="1" w:uiPriority="37" w:unhideWhenUsed="1"/>
+    <w:lsdException w:name="TOC Heading" w:semiHidden="1" w:uiPriority="39" w:unhideWhenUsed="1" w:qFormat="1"/>
+    <w:lsdException w:name="Plain Table 1" w:uiPriority="41"/>
+    <w:lsdException w:name="Plain Table 2" w:uiPriority="42"/>
+    <w:lsdException w:name="Plain Table 3" w:uiPriority="43"/>
+    <w:lsdException w:name="Plain Table 4" w:uiPriority="44"/>
+    <w:lsdException w:name="Plain Table 5" w:uiPriority="45"/>
+    <w:lsdException w:name="Grid Table Light" w:uiPriority="40"/>
+    <w:lsdException w:name="Grid Table 1 Light" w:uiPriority="46"/>
+    <w:lsdException w:name="Grid Table 2" w:uiPriority="47"/>
+    <w:lsdException w:name="Grid Table 3" w:uiPriority="48"/>
+    <w:lsdException w:name="Grid Table 4" w:uiPriority="49"/>
+    <w:lsdException w:name="Grid Table 5 Dark" w:uiPriority="50"/>
+    <w:lsdException w:name="Grid Table 6 Colorful" w:uiPriority="51"/>
+    <w:lsdException w:name="Grid Table 7 Colorful" w:uiPriority="52"/>
+    <w:lsdException w:name="Grid Table 1 Light Accent 1" w:uiPriority="46"/>
+    <w:lsdException w:name="Grid Table 2 Accent 1" w:uiPriority="47"/>
+    <w:lsdException w:name="Grid Table 3 Accent 1" w:uiPriority="48"/>
+    <w:lsdException w:name="Grid Table 4 Accent 1" w:uiPriority="49"/>
+    <w:lsdException w:name="Grid Table 5 Dark Accent 1" w:uiPriority="50"/>
+    <w:lsdException w:name="Grid Table 6 Colorful Accent 1" w:uiPriority="51"/>
+    <w:lsdException w:name="Grid Table 7 Colorful Accent 1" w:uiPriority="52"/>
+    <w:lsdException w:name="Grid Table 1 Light Accent 2" w:uiPriority="46"/>
+    <w:lsdException w:name="Grid Table 2 Accent 2" w:uiPriority="47"/>
+    <w:lsdException w:name="Grid Table 3 Accent 2" w:uiPriority="48"/>
+    <w:lsdException w:name="Grid Table 4 Accent 2" w:uiPriority="49"/>
+    <w:lsdException w:name="Grid Table 5 Dark Accent 2" w:uiPriority="50"/>
+    <w:lsdException w:name="Grid Table 6 Colorful Accent 2" w:uiPriority="51"/>
+    <w:lsdException w:name="Grid Table 7 Colorful Accent 2" w:uiPriority="52"/>
+    <w:lsdException w:name="Grid Table 1 Light Accent 3" w:uiPriority="46"/>
+    <w:lsdException w:name="Grid Table 2 Accent 3" w:uiPriority="47"/>
+    <w:lsdException w:name="Grid Table 3 Accent 3" w:uiPriority="48"/>
+    <w:lsdException w:name="Grid Table 4 Accent 3" w:uiPriority="49"/>
+    <w:lsdException w:name="Grid Table 5 Dark Accent 3" w:uiPriority="50"/>
+    <w:lsdException w:name="Grid Table 6 Colorful Accent 3" w:uiPriority="51"/>
+    <w:lsdException w:name="Grid Table 7 Colorful Accent 3" w:uiPriority="52"/>
+    <w:lsdException w:name="Grid Table 1 Light Accent 4" w:uiPriority="46"/>
+    <w:lsdException w:name="Grid Table 2 Accent 4" w:uiPriority="47"/>
+    <w:lsdException w:name="Grid Table 3 Accent 4" w:uiPriority="48"/>
+    <w:lsdException w:name="Grid Table 4 Accent 4" w:uiPriority="49"/>
+    <w:lsdException w:name="Grid Table 5 Dark Accent 4" w:uiPriority="50"/>
+    <w:lsdException w:name="Grid Table 6 Colorful Accent 4" w:uiPriority="51"/>
+    <w:lsdException w:name="Grid Table 7 Colorful Accent 4" w:uiPriority="52"/>
+    <w:lsdException w:name="Grid Table 1 Light Accent 5" w:uiPriority="46"/>
+    <w:lsdException w:name="Grid Table 2 Accent 5" w:uiPriority="47"/>
+    <w:lsdException w:name="Grid Table 3 Accent 5" w:uiPriority="48"/>
+    <w:lsdException w:name="Grid Table 4 Accent 5" w:uiPriority="49"/>
+    <w:lsdException w:name="Grid Table 5 Dark Accent 5" w:uiPriority="50"/>
+    <w:lsdException w:name="Grid Table 6 Colorful Accent 5" w:uiPriority="51"/>
+    <w:lsdException w:name="Grid Table 7 Colorful Accent 5" w:uiPriority="52"/>
+    <w:lsdException w:name="Grid Table 1 Light Accent 6" w:uiPriority="46"/>
+    <w:lsdException w:name="Grid Table 2 Accent 6" w:uiPriority="47"/>
+    <w:lsdException w:name="Grid Table 3 Accent 6" w:uiPriority="48"/>
+    <w:lsdException w:name="Grid Table 4 Accent 6" w:uiPriority="49"/>
+    <w:lsdException w:name="Grid Table 5 Dark Accent 6" w:uiPriority="50"/>
+    <w:lsdException w:name="Grid Table 6 Colorful Accent 6" w:uiPriority="51"/>
+    <w:lsdException w:name="Grid Table 7 Colorful Accent 6" w:uiPriority="52"/>
+    <w:lsdException w:name="List Table 1 Light" w:uiPriority="46"/>
+    <w:lsdException w:name="List Table 2" w:uiPriority="47"/>
+    <w:lsdException w:name="List Table 3" w:uiPriority="48"/>
+    <w:lsdException w:name="List Table 4" w:uiPriority="49"/>
+    <w:lsdException w:name="List Table 5 Dark" w:uiPriority="50"/>
+    <w:lsdException w:name="List Table 6 Colorful" w:uiPriority="51"/>
+    <w:lsdException w:name="List Table 7 Colorful" w:uiPriority="52"/>
+    <w:lsdException w:name="List Table 1 Light Accent 1" w:uiPriority="46"/>
+    <w:lsdException w:name="List Table 2 Accent 1" w:uiPriority="47"/>
+    <w:lsdException w:name="List Table 3 Accent 1" w:uiPriority="48"/>
+    <w:lsdException w:name="List Table 4 Accent 1" w:uiPriority="49"/>
+    <w:lsdException w:name="List Table 5 Dark Accent 1" w:uiPriority="50"/>
+    <w:lsdException w:name="List Table 6 Colorful Accent 1" w:uiPriority="51"/>
+    <w:lsdException w:name="List Table 7 Colorful Accent 1" w:uiPriority="52"/>
+    <w:lsdException w:name="List Table 1 Light Accent 2" w:uiPriority="46"/>
+    <w:lsdException w:name="List Table 2 Accent 2" w:uiPriority="47"/>
+    <w:lsdException w:name="List Table 3 Accent 2" w:uiPriority="48"/>
+    <w:lsdException w:name="List Table 4 Accent 2" w:uiPriority="49"/>
+    <w:lsdException w:name="List Table 5 Dark Accent 2" w:uiPriority="50"/>
+    <w:lsdException w:name="List Table 6 Colorful Accent 2" w:uiPriority="51"/>
+    <w:lsdException w:name="List Table 7 Colorful Accent 2" w:uiPriority="52"/>
+    <w:lsdException w:name="List Table 1 Light Accent 3" w:uiPriority="46"/>
+    <w:lsdException w:name="List Table 2 Accent 3" w:uiPriority="47"/>
+    <w:lsdException w:name="List Table 3 Accent 3" w:uiPriority="48"/>
+    <w:lsdException w:name="List Table 4 Accent 3" w:uiPriority="49"/>
+    <w:lsdException w:name="List Table 5 Dark Accent 3" w:uiPriority="50"/>
+    <w:lsdException w:name="List Table 6 Colorful Accent 3" w:uiPriority="51"/>
+    <w:lsdException w:name="List Table 7 Colorful Accent 3" w:uiPriority="52"/>
+    <w:lsdException w:name="List Table 1 Light Accent 4" w:uiPriority="46"/>
+    <w:lsdException w:name="List Table 2 Accent 4" w:uiPriority="47"/>
+    <w:lsdException w:name="List Table 3 Accent 4" w:uiPriority="48"/>
+    <w:lsdException w:name="List Table 4 Accent 4" w:uiPriority="49"/>
+    <w:lsdException w:name="List Table 5 Dark Accent 4" w:uiPriority="50"/>
+    <w:lsdException w:name="List Table 6 Colorful Accent 4" w:uiPriority="51"/>
+    <w:lsdException w:name="List Table 7 Colorful Accent 4" w:uiPriority="52"/>
+    <w:lsdException w:name="List Table 1 Light Accent 5" w:uiPriority="46"/>
+    <w:lsdException w:name="List Table 2 Accent 5" w:uiPriority="47"/>
+    <w:lsdException w:name="List Table 3 Accent 5" w:uiPriority="48"/>
+    <w:lsdException w:name="List Table 4 Accent 5" w:uiPriority="49"/>
+    <w:lsdException w:name="List Table 5 Dark Accent 5" w:uiPriority="50"/>
+    <w:lsdException w:name="List Table 6 Colorful Accent 5" w:uiPriority="51"/>
+    <w:lsdException w:name="List Table 7 Colorful Accent 5" w:uiPriority="52"/>
+    <w:lsdException w:name="List Table 1 Light Accent 6" w:uiPriority="46"/>
+    <w:lsdException w:name="List Table 2 Accent 6" w:uiPriority="47"/>
+    <w:lsdException w:name="List Table 3 Accent 6" w:uiPriority="48"/>
+    <w:lsdException w:name="List Table 4 Accent 6" w:uiPriority="49"/>
+    <w:lsdException w:name="List Table 5 Dark Accent 6" w:uiPriority="50"/>
+    <w:lsdException w:name="List Table 6 Colorful Accent 6" w:uiPriority="51"/>
+    <w:lsdException w:name="List Table 7 Colorful Accent 6" w:uiPriority="52"/>
   </w:latentStyles>
   <w:style w:type="paragraph" w:default="1" w:styleId="Normal">
     <w:name w:val="Normal"/>

--- a/document_siiau/devlog-siiau-urbis.docx
+++ b/document_siiau/devlog-siiau-urbis.docx
@@ -1,6 +1,6 @@
 
 <file path=word/document.xml><?xml version="1.0" encoding="utf-8"?>
-<w:document xmlns:wpc="http://schemas.microsoft.com/office/word/2010/wordprocessingCanvas" xmlns:mc="http://schemas.openxmlformats.org/markup-compatibility/2006" xmlns:o="urn:schemas-microsoft-com:office:office" xmlns:r="http://schemas.openxmlformats.org/officeDocument/2006/relationships" xmlns:m="http://schemas.openxmlformats.org/officeDocument/2006/math" xmlns:v="urn:schemas-microsoft-com:vml" xmlns:wp14="http://schemas.microsoft.com/office/word/2010/wordprocessingDrawing" xmlns:wp="http://schemas.openxmlformats.org/drawingml/2006/wordprocessingDrawing" xmlns:w10="urn:schemas-microsoft-com:office:word" xmlns:w="http://schemas.openxmlformats.org/wordprocessingml/2006/main" xmlns:w14="http://schemas.microsoft.com/office/word/2010/wordml" xmlns:w15="http://schemas.microsoft.com/office/word/2012/wordml" xmlns:wpg="http://schemas.microsoft.com/office/word/2010/wordprocessingGroup" xmlns:wpi="http://schemas.microsoft.com/office/word/2010/wordprocessingInk" xmlns:wne="http://schemas.microsoft.com/office/word/2006/wordml" xmlns:wps="http://schemas.microsoft.com/office/word/2010/wordprocessingShape" mc:Ignorable="w14 w15 wp14">
+<w:document xmlns:wpc="http://schemas.microsoft.com/office/word/2010/wordprocessingCanvas" xmlns:mc="http://schemas.openxmlformats.org/markup-compatibility/2006" xmlns:o="urn:schemas-microsoft-com:office:office" xmlns:r="http://schemas.openxmlformats.org/officeDocument/2006/relationships" xmlns:m="http://schemas.openxmlformats.org/officeDocument/2006/math" xmlns:v="urn:schemas-microsoft-com:vml" xmlns:wp14="http://schemas.microsoft.com/office/word/2010/wordprocessingDrawing" xmlns:wp="http://schemas.openxmlformats.org/drawingml/2006/wordprocessingDrawing" xmlns:w10="urn:schemas-microsoft-com:office:word" xmlns:w="http://schemas.openxmlformats.org/wordprocessingml/2006/main" xmlns:w14="http://schemas.microsoft.com/office/word/2010/wordml" xmlns:wpg="http://schemas.microsoft.com/office/word/2010/wordprocessingGroup" xmlns:wpi="http://schemas.microsoft.com/office/word/2010/wordprocessingInk" xmlns:wne="http://schemas.microsoft.com/office/word/2006/wordml" xmlns:wps="http://schemas.microsoft.com/office/word/2010/wordprocessingShape" mc:Ignorable="w14 wp14">
   <w:body>
     <w:p>
       <w:pPr>
@@ -95,7 +95,7 @@
       <w:r>
         <w:t xml:space="preserve"> principal: </w:t>
       </w:r>
-      <w:hyperlink r:id="rId5" w:history="1">
+      <w:hyperlink r:id="rId6" w:history="1">
         <w:r>
           <w:rPr>
             <w:rStyle w:val="Hyperlink"/>
@@ -337,11 +337,55 @@
         </w:numPr>
       </w:pPr>
       <w:r>
+        <w:lastRenderedPageBreak/>
         <w:t>A partir das águas correntes (rios) Tietê, Pinheiros e Tamanduateí, traçar um offset de 50m</w:t>
       </w:r>
     </w:p>
     <w:p>
-      <w:hyperlink r:id="rId6" w:history="1">
+      <w:pPr>
+        <w:ind w:firstLine="360"/>
+      </w:pPr>
+      <w:r>
+        <w:t xml:space="preserve">Primeiro eu separei as massas de águas correntes das dormentes. Acho que o Elias já tinha feito isso, mas deu alguma coisa errada que eu não lembro bem o que era: </w:t>
+      </w:r>
+      <w:hyperlink r:id="rId7" w:history="1">
+        <w:r>
+          <w:rPr>
+            <w:rStyle w:val="Hyperlink"/>
+          </w:rPr>
+          <w:t>http://localhost:8888/lab/tree/projects/urbis/notebooks/massas_definitiv_separar.ipynb</w:t>
+        </w:r>
+      </w:hyperlink>
+    </w:p>
+    <w:p>
+      <w:r>
+        <w:t xml:space="preserve">Aí, dessas massas de água correntes, a gente separa os rios Tietê, Tamanduateí e Pinheiros: </w:t>
+      </w:r>
+      <w:proofErr w:type="gramStart"/>
+      <w:r>
+        <w:t>http://localhost:</w:t>
+      </w:r>
+      <w:proofErr w:type="gramEnd"/>
+      <w:r>
+        <w:t>8888/lab/tree/projects/urbis/notebooks/separar_rios_ttp.ipynb</w:t>
+      </w:r>
+    </w:p>
+    <w:p>
+      <w:pPr>
+        <w:ind w:firstLine="360"/>
+      </w:pPr>
+      <w:r>
+        <w:t xml:space="preserve">E, por fim, traça o offset desses </w:t>
+      </w:r>
+      <w:proofErr w:type="gramStart"/>
+      <w:r>
+        <w:t>3</w:t>
+      </w:r>
+      <w:proofErr w:type="gramEnd"/>
+      <w:r>
+        <w:t xml:space="preserve"> rios: </w:t>
+      </w:r>
+      <w:hyperlink r:id="rId8" w:history="1">
         <w:r>
           <w:rPr>
             <w:rStyle w:val="Hyperlink"/>
@@ -350,16 +394,6 @@
         </w:r>
       </w:hyperlink>
     </w:p>
-    <w:p>
-      <w:r>
-        <w:t>http://localhost:8888/lab/tree/projects/urbis/notebooks/massas_definitiv_separar.ipynb</w:t>
-      </w:r>
-    </w:p>
-    <w:p>
-      <w:r>
-        <w:t>http://localhost:8888/lab/tree/projects/urbis/notebooks/separar_rios_ttp.ipynb</w:t>
-      </w:r>
-    </w:p>
     <w:p/>
     <w:p>
       <w:pPr>
@@ -379,7 +413,7 @@
       </w:r>
     </w:p>
     <w:p>
-      <w:hyperlink r:id="rId7" w:history="1">
+      <w:hyperlink r:id="rId9" w:history="1">
         <w:r>
           <w:rPr>
             <w:rStyle w:val="Hyperlink"/>
@@ -416,7 +450,7 @@
       </w:r>
     </w:p>
     <w:p>
-      <w:hyperlink r:id="rId8" w:history="1">
+      <w:hyperlink r:id="rId10" w:history="1">
         <w:r>
           <w:rPr>
             <w:rStyle w:val="Hyperlink"/>
@@ -428,23 +462,24 @@
     <w:p/>
     <w:p>
       <w:r>
+        <w:lastRenderedPageBreak/>
         <w:t xml:space="preserve">Eu </w:t>
       </w:r>
       <w:proofErr w:type="spellStart"/>
+      <w:r>
+        <w:t>tava</w:t>
+      </w:r>
+      <w:proofErr w:type="spellEnd"/>
+      <w:r>
+        <w:t xml:space="preserve"> aqui, precisa ver qual foi o resultado final, o que eu documentei </w:t>
+      </w:r>
+      <w:proofErr w:type="spellStart"/>
       <w:proofErr w:type="gramStart"/>
       <w:r>
-        <w:t>tava</w:t>
+        <w:t>etc</w:t>
       </w:r>
       <w:proofErr w:type="spellEnd"/>
       <w:proofErr w:type="gramEnd"/>
-      <w:r>
-        <w:t xml:space="preserve"> aqui, precisa ver qual foi o resultado final, o que eu documentei </w:t>
-      </w:r>
-      <w:proofErr w:type="spellStart"/>
-      <w:r>
-        <w:t>etc</w:t>
-      </w:r>
-      <w:proofErr w:type="spellEnd"/>
     </w:p>
     <w:p>
       <w:r>
@@ -469,7 +504,6 @@
       </w:pPr>
       <w:proofErr w:type="gramStart"/>
       <w:r>
-        <w:lastRenderedPageBreak/>
         <w:t>a</w:t>
       </w:r>
       <w:proofErr w:type="gramEnd"/>
@@ -504,15 +538,15 @@
       </w:r>
       <w:proofErr w:type="spellEnd"/>
       <w:r>
-        <w:t xml:space="preserve"> para eu passar </w:t>
+        <w:t xml:space="preserve"> para eu passar o nascentes pra lá e fazer a tarefa </w:t>
       </w:r>
       <w:proofErr w:type="gramStart"/>
       <w:r>
-        <w:t>o nascentes</w:t>
+        <w:t>4</w:t>
       </w:r>
       <w:proofErr w:type="gramEnd"/>
       <w:r>
-        <w:t xml:space="preserve"> pra lá e fazer a tarefa 4. Eu vou criar uma </w:t>
+        <w:t xml:space="preserve">. Eu vou criar uma </w:t>
       </w:r>
       <w:proofErr w:type="spellStart"/>
       <w:r>
@@ -785,7 +819,7 @@
           </mc:Choice>
           <mc:Fallback>
             <w:pict>
-              <v:shapetype w14:anchorId="4413D2EE" id="_x0000_t202" coordsize="21600,21600" o:spt="202" path="m,l,21600r21600,l21600,xe">
+              <v:shapetype id="_x0000_t202" coordsize="21600,21600" o:spt="202" path="m,l,21600r21600,l21600,xe">
                 <v:stroke joinstyle="miter"/>
                 <v:path gradientshapeok="t" o:connecttype="rect"/>
               </v:shapetype>
@@ -894,7 +928,7 @@
                     <pic:cNvPicPr/>
                   </pic:nvPicPr>
                   <pic:blipFill rotWithShape="1">
-                    <a:blip r:embed="rId9">
+                    <a:blip r:embed="rId11">
                       <a:extLst>
                         <a:ext uri="{28A0092B-C50C-407E-A947-70E740481C1C}">
                           <a14:useLocalDpi xmlns:a14="http://schemas.microsoft.com/office/drawing/2010/main" val="0"/>
@@ -935,15 +969,15 @@
       </w:r>
       <w:r>
         <w:tab/>
-        <w:t xml:space="preserve">Vou usar </w:t>
+        <w:t xml:space="preserve">Vou usar o correntes estimadas que o Elias </w:t>
       </w:r>
       <w:proofErr w:type="gramStart"/>
       <w:r>
-        <w:t>o correntes</w:t>
+        <w:t>fez</w:t>
       </w:r>
       <w:proofErr w:type="gramEnd"/>
       <w:r>
-        <w:t xml:space="preserve"> estimadas que o Elias fez mas só pra deixar registrado, é a mesma coisa que pegar o </w:t>
+        <w:t xml:space="preserve"> mas só pra deixar registrado, é a mesma coisa que pegar o </w:t>
       </w:r>
       <w:proofErr w:type="spellStart"/>
       <w:r>
@@ -991,7 +1025,7 @@
                     <pic:cNvPicPr/>
                   </pic:nvPicPr>
                   <pic:blipFill>
-                    <a:blip r:embed="rId10">
+                    <a:blip r:embed="rId12">
                       <a:extLst>
                         <a:ext uri="{28A0092B-C50C-407E-A947-70E740481C1C}">
                           <a14:useLocalDpi xmlns:a14="http://schemas.microsoft.com/office/drawing/2010/main" val="0"/>
@@ -1068,13 +1102,10 @@
       <w:proofErr w:type="spellStart"/>
       <w:proofErr w:type="gramStart"/>
       <w:r>
-        <w:t>cd</w:t>
-      </w:r>
+        <w:t>cd_identif</w:t>
+      </w:r>
+      <w:proofErr w:type="spellEnd"/>
       <w:proofErr w:type="gramEnd"/>
-      <w:r>
-        <w:t>_identif</w:t>
-      </w:r>
-      <w:proofErr w:type="spellEnd"/>
       <w:r>
         <w:t xml:space="preserve"> -&gt; </w:t>
       </w:r>
@@ -1101,13 +1132,10 @@
       <w:proofErr w:type="spellStart"/>
       <w:proofErr w:type="gramStart"/>
       <w:r>
-        <w:t>cd</w:t>
-      </w:r>
+        <w:t>cd_tipo_ac</w:t>
+      </w:r>
+      <w:proofErr w:type="spellEnd"/>
       <w:proofErr w:type="gramEnd"/>
-      <w:r>
-        <w:t>_tipo_ac</w:t>
-      </w:r>
-      <w:proofErr w:type="spellEnd"/>
       <w:r>
         <w:t xml:space="preserve"> -&gt; </w:t>
       </w:r>
@@ -1134,13 +1162,10 @@
       <w:proofErr w:type="spellStart"/>
       <w:proofErr w:type="gramStart"/>
       <w:r>
-        <w:t>cd</w:t>
-      </w:r>
+        <w:t>cd_tipo_cu</w:t>
+      </w:r>
+      <w:proofErr w:type="spellEnd"/>
       <w:proofErr w:type="gramEnd"/>
-      <w:r>
-        <w:t>_tipo_cu</w:t>
-      </w:r>
-      <w:proofErr w:type="spellEnd"/>
       <w:r>
         <w:t xml:space="preserve"> -&gt;  </w:t>
       </w:r>
@@ -1167,13 +1192,10 @@
       <w:proofErr w:type="spellStart"/>
       <w:proofErr w:type="gramStart"/>
       <w:r>
-        <w:t>nm</w:t>
-      </w:r>
+        <w:t>nm_acident</w:t>
+      </w:r>
+      <w:proofErr w:type="spellEnd"/>
       <w:proofErr w:type="gramEnd"/>
-      <w:r>
-        <w:t>_acident</w:t>
-      </w:r>
-      <w:proofErr w:type="spellEnd"/>
       <w:r>
         <w:t xml:space="preserve"> -&gt;  </w:t>
       </w:r>
@@ -1270,13 +1292,10 @@
       <w:proofErr w:type="spellStart"/>
       <w:proofErr w:type="gramStart"/>
       <w:r>
-        <w:t>gdf</w:t>
-      </w:r>
+        <w:t>gdf_correntes</w:t>
+      </w:r>
+      <w:proofErr w:type="spellEnd"/>
       <w:proofErr w:type="gramEnd"/>
-      <w:r>
-        <w:t>_correntes</w:t>
-      </w:r>
-      <w:proofErr w:type="spellEnd"/>
       <w:r>
         <w:t xml:space="preserve"> e suas copias têm geometrias normais</w:t>
       </w:r>
@@ -1295,11 +1314,11 @@
       <w:proofErr w:type="spellStart"/>
       <w:proofErr w:type="gramStart"/>
       <w:r>
-        <w:t>shapely.get</w:t>
+        <w:t>shapely.</w:t>
       </w:r>
       <w:proofErr w:type="gramEnd"/>
       <w:r>
-        <w:t>_point</w:t>
+        <w:t>get_point</w:t>
       </w:r>
       <w:proofErr w:type="spellEnd"/>
       <w:r>
@@ -1341,6 +1360,7 @@
       </w:pPr>
       <w:proofErr w:type="gramStart"/>
       <w:r>
+        <w:lastRenderedPageBreak/>
         <w:t>no</w:t>
       </w:r>
       <w:proofErr w:type="gramEnd"/>
@@ -1358,11 +1378,7 @@
     </w:p>
     <w:p>
       <w:r>
-        <w:t xml:space="preserve">Considerando que o problema parece não ser do código, nem falta de baixar alguma biblioteca, eu ACHO que o problema é que </w:t>
-      </w:r>
-      <w:r>
-        <w:lastRenderedPageBreak/>
-        <w:t>a coluna “</w:t>
+        <w:t>Considerando que o problema parece não ser do código, nem falta de baixar alguma biblioteca, eu ACHO que o problema é que a coluna “</w:t>
       </w:r>
       <w:proofErr w:type="spellStart"/>
       <w:r>
@@ -1395,7 +1411,7 @@
                     <pic:cNvPicPr/>
                   </pic:nvPicPr>
                   <pic:blipFill>
-                    <a:blip r:embed="rId11"/>
+                    <a:blip r:embed="rId13"/>
                     <a:stretch>
                       <a:fillRect/>
                     </a:stretch>
@@ -1456,7 +1472,7 @@
                     <pic:cNvPicPr/>
                   </pic:nvPicPr>
                   <pic:blipFill>
-                    <a:blip r:embed="rId12"/>
+                    <a:blip r:embed="rId14"/>
                     <a:stretch>
                       <a:fillRect/>
                     </a:stretch>
@@ -1491,11 +1507,11 @@
       </w:r>
       <w:proofErr w:type="gramStart"/>
       <w:r>
-        <w:t>o correntes estimadas</w:t>
+        <w:t>o correntes</w:t>
       </w:r>
       <w:proofErr w:type="gramEnd"/>
       <w:r>
-        <w:t xml:space="preserve"> realmente não deve ter a mesma geometria do </w:t>
+        <w:t xml:space="preserve"> estimadas realmente não deve ter a mesma geometria do </w:t>
       </w:r>
       <w:proofErr w:type="spellStart"/>
       <w:r>
@@ -1547,13 +1563,17 @@
           <w:numId w:val="5"/>
         </w:numPr>
       </w:pPr>
+      <w:r>
+        <w:lastRenderedPageBreak/>
+        <w:t xml:space="preserve">Pra resolver eu vou (POR ENQUANTO) usar </w:t>
+      </w:r>
       <w:proofErr w:type="gramStart"/>
       <w:r>
-        <w:t>Pra</w:t>
+        <w:t>o drenagem</w:t>
       </w:r>
       <w:proofErr w:type="gramEnd"/>
       <w:r>
-        <w:t xml:space="preserve"> resolver eu vou (POR ENQUANTO) usar o drenagem e filtrar ele pelos </w:t>
+        <w:t xml:space="preserve"> e filtrar ele pelos </w:t>
       </w:r>
       <w:proofErr w:type="spellStart"/>
       <w:r>
@@ -1581,23 +1601,23 @@
         </w:numPr>
       </w:pPr>
       <w:r>
-        <w:t xml:space="preserve">MAS quando for passar </w:t>
+        <w:t xml:space="preserve">MAS quando for passar pro </w:t>
+      </w:r>
+      <w:proofErr w:type="spellStart"/>
+      <w:r>
+        <w:t>dagster</w:t>
+      </w:r>
+      <w:proofErr w:type="spellEnd"/>
+      <w:r>
+        <w:t xml:space="preserve"> é importante que dê certo com </w:t>
       </w:r>
       <w:proofErr w:type="gramStart"/>
       <w:r>
-        <w:t>pro</w:t>
+        <w:t>a correntes</w:t>
       </w:r>
       <w:proofErr w:type="gramEnd"/>
       <w:r>
-        <w:t xml:space="preserve"> </w:t>
-      </w:r>
-      <w:proofErr w:type="spellStart"/>
-      <w:r>
-        <w:t>dagster</w:t>
-      </w:r>
-      <w:proofErr w:type="spellEnd"/>
-      <w:r>
-        <w:t xml:space="preserve"> é importante que dê certo com a correntes estimadas.</w:t>
+        <w:t xml:space="preserve"> estimadas.</w:t>
       </w:r>
     </w:p>
     <w:p>
@@ -1646,15 +1666,15 @@
         <w:pStyle w:val="Ttulo4"/>
       </w:pPr>
       <w:r>
-        <w:t>95_3.iii</w:t>
+        <w:t>95_</w:t>
       </w:r>
       <w:proofErr w:type="gramStart"/>
       <w:r>
-        <w:t>) Não</w:t>
+        <w:t>3.</w:t>
       </w:r>
       <w:proofErr w:type="gramEnd"/>
       <w:r>
-        <w:t xml:space="preserve"> deu a mesma quantidade no </w:t>
+        <w:t xml:space="preserve">iii) Não deu a mesma quantidade no </w:t>
       </w:r>
       <w:proofErr w:type="spellStart"/>
       <w:r>
@@ -1686,23 +1706,85 @@
         <w:t xml:space="preserve"> da drenage</w:t>
       </w:r>
       <w:r>
-        <w:t xml:space="preserve">m com </w:t>
-      </w:r>
+        <w:t xml:space="preserve">m com o </w:t>
+      </w:r>
+      <w:proofErr w:type="spellStart"/>
+      <w:r>
+        <w:t>cus_to_keep</w:t>
+      </w:r>
+      <w:proofErr w:type="spellEnd"/>
+      <w:r>
+        <w:t xml:space="preserve"> que dá diferente quando filtra pelo </w:t>
+      </w:r>
+      <w:proofErr w:type="spellStart"/>
+      <w:r>
+        <w:t>correntes_estimadas</w:t>
+      </w:r>
+      <w:proofErr w:type="spellEnd"/>
+      <w:r>
+        <w:t xml:space="preserve"> ou se é só um erro meu mesmo.</w:t>
+      </w:r>
+    </w:p>
+    <w:p>
+      <w:pPr>
+        <w:pStyle w:val="Ttulo2"/>
+      </w:pPr>
+      <w:r>
+        <w:t>11ago2025</w:t>
+      </w:r>
+    </w:p>
+    <w:p>
+      <w:r>
+        <w:tab/>
+        <w:t>Bom, ontem foi meu aniversário (</w:t>
+      </w:r>
+      <w:proofErr w:type="spellStart"/>
+      <w:r>
+        <w:t>iupi</w:t>
+      </w:r>
+      <w:proofErr w:type="spellEnd"/>
+      <w:r>
+        <w:t xml:space="preserve">), </w:t>
+      </w:r>
+      <w:proofErr w:type="spellStart"/>
+      <w:r>
+        <w:t>actually</w:t>
+      </w:r>
+      <w:proofErr w:type="spellEnd"/>
+      <w:r>
+        <w:t xml:space="preserve"> só a festa. Hoje tá tudo uma bagunça ainda, mas pelo menos eu não tenho </w:t>
+      </w:r>
+      <w:proofErr w:type="spellStart"/>
       <w:proofErr w:type="gramStart"/>
       <w:r>
-        <w:t xml:space="preserve">o </w:t>
-      </w:r>
-      <w:proofErr w:type="spellStart"/>
-      <w:r>
-        <w:t>cus</w:t>
-      </w:r>
+        <w:t>just</w:t>
+      </w:r>
+      <w:proofErr w:type="spellEnd"/>
       <w:proofErr w:type="gramEnd"/>
       <w:r>
-        <w:t>_to_keep</w:t>
-      </w:r>
-      <w:proofErr w:type="spellEnd"/>
-      <w:r>
-        <w:t xml:space="preserve"> que dá diferente quando filtra pelo </w:t>
+        <w:t xml:space="preserve"> dance... vamos fazer o treino presencial amanhã, durante a </w:t>
+      </w:r>
+      <w:proofErr w:type="spellStart"/>
+      <w:r>
+        <w:t>cervejada</w:t>
+      </w:r>
+      <w:proofErr w:type="spellEnd"/>
+      <w:r>
+        <w:t>.</w:t>
+      </w:r>
+    </w:p>
+    <w:p>
+      <w:pPr>
+        <w:pStyle w:val="Ttulo3"/>
+      </w:pPr>
+      <w:r>
+        <w:t>SIIAU-95_3_nascentes</w:t>
+      </w:r>
+    </w:p>
+    <w:p>
+      <w:r>
+        <w:tab/>
+        <w:t xml:space="preserve">Já começa que eu nunca baixei o arquivo do </w:t>
       </w:r>
       <w:proofErr w:type="spellStart"/>
       <w:r>
@@ -1710,187 +1792,90 @@
       </w:r>
       <w:proofErr w:type="spellEnd"/>
       <w:r>
-        <w:t xml:space="preserve"> ou se é só um erro meu mesmo.</w:t>
-      </w:r>
-    </w:p>
-    <w:p>
-      <w:pPr>
-        <w:pStyle w:val="Ttulo2"/>
-      </w:pPr>
-      <w:r>
-        <w:t>11</w:t>
-      </w:r>
-      <w:r>
-        <w:t>ago2025</w:t>
+        <w:t xml:space="preserve"> e estou com preguiça de baixar </w:t>
+      </w:r>
+      <w:proofErr w:type="spellStart"/>
+      <w:r>
+        <w:t>agr</w:t>
+      </w:r>
+      <w:proofErr w:type="spellEnd"/>
+      <w:r>
+        <w:t xml:space="preserve">, mas </w:t>
+      </w:r>
+      <w:proofErr w:type="spellStart"/>
+      <w:r>
+        <w:t>guess</w:t>
+      </w:r>
+      <w:proofErr w:type="spellEnd"/>
+      <w:r>
+        <w:t xml:space="preserve"> </w:t>
+      </w:r>
+      <w:proofErr w:type="spellStart"/>
+      <w:r>
+        <w:t>what</w:t>
+      </w:r>
+      <w:proofErr w:type="spellEnd"/>
+      <w:r>
+        <w:t xml:space="preserve">? Lembra que tinha dado um número diferente quando eu filtrava pelo </w:t>
+      </w:r>
+      <w:proofErr w:type="spellStart"/>
+      <w:r>
+        <w:t>correntes_estimadas</w:t>
+      </w:r>
+      <w:proofErr w:type="spellEnd"/>
+      <w:r>
+        <w:t xml:space="preserve">? É </w:t>
+      </w:r>
+      <w:proofErr w:type="spellStart"/>
+      <w:r>
+        <w:t>pq</w:t>
+      </w:r>
+      <w:proofErr w:type="spellEnd"/>
+      <w:r>
+        <w:t xml:space="preserve"> eu estava </w:t>
+      </w:r>
+      <w:r>
+        <w:lastRenderedPageBreak/>
+        <w:t xml:space="preserve">sendo </w:t>
+      </w:r>
+      <w:proofErr w:type="spellStart"/>
+      <w:r>
+        <w:t>idiotaaaaa</w:t>
+      </w:r>
+      <w:proofErr w:type="spellEnd"/>
+      <w:r>
+        <w:t>, eu preciso fazer o cálculo primeiro e depois filtrar pelos 9 e 11/</w:t>
+      </w:r>
+      <w:proofErr w:type="spellStart"/>
+      <w:r>
+        <w:t>cus_to_keep</w:t>
+      </w:r>
+      <w:proofErr w:type="spellEnd"/>
+      <w:r>
+        <w:t>/</w:t>
+      </w:r>
+      <w:proofErr w:type="spellStart"/>
+      <w:r>
+        <w:t>correntes_estimadas</w:t>
+      </w:r>
+      <w:proofErr w:type="spellEnd"/>
+      <w:r>
+        <w:t>.</w:t>
       </w:r>
     </w:p>
     <w:p>
       <w:r>
         <w:tab/>
-      </w:r>
-      <w:r>
-        <w:t>Bom, ontem foi meu aniversário (</w:t>
-      </w:r>
-      <w:proofErr w:type="spellStart"/>
-      <w:r>
-        <w:t>iupi</w:t>
-      </w:r>
-      <w:proofErr w:type="spellEnd"/>
-      <w:r>
-        <w:t xml:space="preserve">), </w:t>
-      </w:r>
-      <w:proofErr w:type="spellStart"/>
-      <w:r>
-        <w:t>actually</w:t>
-      </w:r>
-      <w:proofErr w:type="spellEnd"/>
-      <w:r>
-        <w:t xml:space="preserve"> só a festa. Hoje </w:t>
+        <w:t>Vamos ver se agora dá certo (só esperar um século pra todo o programa rodar e aí eu volto aqui.</w:t>
       </w:r>
       <w:proofErr w:type="gramStart"/>
       <w:r>
-        <w:t>tá</w:t>
+        <w:t>)</w:t>
       </w:r>
       <w:proofErr w:type="gramEnd"/>
-      <w:r>
-        <w:t xml:space="preserve"> tudo uma bagunça ainda, mas pelo menos eu não tenho </w:t>
-      </w:r>
-      <w:proofErr w:type="spellStart"/>
-      <w:r>
-        <w:t>just</w:t>
-      </w:r>
-      <w:proofErr w:type="spellEnd"/>
-      <w:r>
-        <w:t xml:space="preserve"> dance... vamos fazer o treino presencial amanhã, durante a </w:t>
-      </w:r>
-      <w:proofErr w:type="spellStart"/>
-      <w:r>
-        <w:t>cervejada</w:t>
-      </w:r>
-      <w:proofErr w:type="spellEnd"/>
-      <w:r>
-        <w:t>.</w:t>
-      </w:r>
-    </w:p>
-    <w:p>
-      <w:pPr>
-        <w:pStyle w:val="Ttulo3"/>
-      </w:pPr>
-      <w:r>
-        <w:t>SIIAU-95_3_nascentes</w:t>
-      </w:r>
-    </w:p>
-    <w:p>
-      <w:r>
-        <w:tab/>
-        <w:t xml:space="preserve">Já começa que eu nunca baixei o arquivo </w:t>
-      </w:r>
-      <w:proofErr w:type="gramStart"/>
-      <w:r>
-        <w:t xml:space="preserve">do </w:t>
-      </w:r>
-      <w:proofErr w:type="spellStart"/>
-      <w:r>
-        <w:t>correntes</w:t>
-      </w:r>
-      <w:proofErr w:type="gramEnd"/>
-      <w:r>
-        <w:t>_estimadas</w:t>
-      </w:r>
-      <w:proofErr w:type="spellEnd"/>
-      <w:r>
-        <w:t xml:space="preserve"> e estou com preguiça de baixar </w:t>
-      </w:r>
-      <w:proofErr w:type="spellStart"/>
-      <w:r>
-        <w:t>agr</w:t>
-      </w:r>
-      <w:proofErr w:type="spellEnd"/>
-      <w:r>
-        <w:t xml:space="preserve">, mas </w:t>
-      </w:r>
-      <w:proofErr w:type="spellStart"/>
-      <w:r>
-        <w:t>guess</w:t>
-      </w:r>
-      <w:proofErr w:type="spellEnd"/>
-      <w:r>
-        <w:t xml:space="preserve"> </w:t>
-      </w:r>
-      <w:proofErr w:type="spellStart"/>
-      <w:r>
-        <w:t>what</w:t>
-      </w:r>
-      <w:proofErr w:type="spellEnd"/>
-      <w:r>
-        <w:t xml:space="preserve">? Lembra que tinha dado um número diferente quando eu filtrava </w:t>
-      </w:r>
-      <w:proofErr w:type="gramStart"/>
-      <w:r>
-        <w:t xml:space="preserve">pelo </w:t>
-      </w:r>
-      <w:proofErr w:type="spellStart"/>
-      <w:r>
-        <w:t>correntes</w:t>
-      </w:r>
-      <w:proofErr w:type="gramEnd"/>
-      <w:r>
-        <w:t>_estimadas</w:t>
-      </w:r>
-      <w:proofErr w:type="spellEnd"/>
-      <w:r>
-        <w:t xml:space="preserve">? É </w:t>
-      </w:r>
-      <w:proofErr w:type="spellStart"/>
-      <w:r>
-        <w:t>pq</w:t>
-      </w:r>
-      <w:proofErr w:type="spellEnd"/>
-      <w:r>
-        <w:t xml:space="preserve"> eu estava sendo </w:t>
-      </w:r>
-      <w:proofErr w:type="spellStart"/>
-      <w:r>
-        <w:t>idiotaaaaa</w:t>
-      </w:r>
-      <w:proofErr w:type="spellEnd"/>
-      <w:r>
-        <w:t>, eu preciso fazer o cálculo primeiro e depois filtrar pelos 9 e 11/</w:t>
-      </w:r>
-      <w:proofErr w:type="spellStart"/>
-      <w:r>
-        <w:t>cus_to_keep</w:t>
-      </w:r>
-      <w:proofErr w:type="spellEnd"/>
-      <w:r>
-        <w:t>/</w:t>
-      </w:r>
-      <w:proofErr w:type="spellStart"/>
-      <w:r>
-        <w:t>correntes_estimadas</w:t>
-      </w:r>
-      <w:proofErr w:type="spellEnd"/>
-      <w:r>
-        <w:t>.</w:t>
-      </w:r>
-    </w:p>
-    <w:p>
-      <w:r>
-        <w:tab/>
-        <w:t xml:space="preserve">Vamos ver se agora dá certo (só esperar um século </w:t>
-      </w:r>
-      <w:proofErr w:type="gramStart"/>
-      <w:r>
-        <w:t>pra</w:t>
-      </w:r>
-      <w:proofErr w:type="gramEnd"/>
-      <w:r>
-        <w:t xml:space="preserve"> todo o programa rodar e aí eu volto aqui.)</w:t>
-      </w:r>
-    </w:p>
-    <w:p>
-      <w:r>
-        <w:lastRenderedPageBreak/>
+    </w:p>
+    <w:p>
+      <w:r>
         <w:tab/>
         <w:t>Ca******, acho que agora deu certinho!!!</w:t>
       </w:r>
@@ -1902,6 +1887,10 @@
         </w:rPr>
       </w:pPr>
       <w:r>
+        <w:rPr>
+          <w:noProof/>
+          <w:lang w:eastAsia="pt-BR"/>
+        </w:rPr>
         <w:drawing>
           <wp:inline distT="0" distB="0" distL="0" distR="0" wp14:anchorId="27D4672D" wp14:editId="7A8027E2">
             <wp:extent cx="2475230" cy="993140"/>
@@ -1918,7 +1907,7 @@
                     <pic:cNvPicPr/>
                   </pic:nvPicPr>
                   <pic:blipFill>
-                    <a:blip r:embed="rId13"/>
+                    <a:blip r:embed="rId15"/>
                     <a:stretch>
                       <a:fillRect/>
                     </a:stretch>
@@ -1946,11 +1935,11 @@
       </w:r>
       <w:proofErr w:type="gramStart"/>
       <w:r>
-        <w:t>pro</w:t>
+        <w:t>pro offset</w:t>
       </w:r>
       <w:proofErr w:type="gramEnd"/>
       <w:r>
-        <w:t xml:space="preserve"> offset, já que conseguimos retornar as nascentes em si.</w:t>
+        <w:t>, já que conseguimos retornar as nascentes em si.</w:t>
       </w:r>
     </w:p>
     <w:p>
@@ -1972,48 +1961,33 @@
       </w:r>
       <w:proofErr w:type="spellEnd"/>
       <w:r>
-        <w:t xml:space="preserve"> usados </w:t>
-      </w:r>
+        <w:t xml:space="preserve"> usados pra pegar as nascentes, não os </w:t>
+      </w:r>
+      <w:proofErr w:type="spellStart"/>
+      <w:r>
+        <w:t>buffs</w:t>
+      </w:r>
+      <w:proofErr w:type="spellEnd"/>
+      <w:r>
+        <w:t xml:space="preserve"> das </w:t>
+      </w:r>
+      <w:proofErr w:type="spellStart"/>
+      <w:r>
+        <w:t>apps</w:t>
+      </w:r>
+      <w:proofErr w:type="spellEnd"/>
       <w:proofErr w:type="gramStart"/>
       <w:r>
-        <w:t>pra</w:t>
+        <w:t>)</w:t>
       </w:r>
       <w:proofErr w:type="gramEnd"/>
-      <w:r>
-        <w:t xml:space="preserve"> pegar as nascentes, não os </w:t>
-      </w:r>
-      <w:proofErr w:type="spellStart"/>
-      <w:r>
-        <w:t>buffs</w:t>
-      </w:r>
-      <w:proofErr w:type="spellEnd"/>
-      <w:r>
-        <w:t xml:space="preserve"> das </w:t>
-      </w:r>
-      <w:proofErr w:type="spellStart"/>
-      <w:r>
-        <w:t>apps</w:t>
-      </w:r>
-      <w:proofErr w:type="spellEnd"/>
-      <w:r>
-        <w:t>)</w:t>
-      </w:r>
     </w:p>
     <w:p>
       <w:pPr>
         <w:pStyle w:val="Ttulo3"/>
       </w:pPr>
       <w:r>
-        <w:t>SIIAU-95_3</w:t>
-      </w:r>
-      <w:r>
-        <w:t>a</w:t>
-      </w:r>
-      <w:r>
-        <w:t>_</w:t>
-      </w:r>
-      <w:r>
-        <w:t>offset_50m_nascentes</w:t>
+        <w:t>SIIAU-95_3a_offset_50m_nascentes</w:t>
       </w:r>
     </w:p>
     <w:p>
@@ -2056,7 +2030,10 @@
         <w:t>SIIAU-95_</w:t>
       </w:r>
       <w:r>
-        <w:t>4ª_unir_rios_buffados</w:t>
+        <w:t>4a</w:t>
+      </w:r>
+      <w:r>
+        <w:t>_unir_rios_buffados</w:t>
       </w:r>
     </w:p>
     <w:p>
@@ -2149,18 +2126,18 @@
         </w:numPr>
       </w:pPr>
       <w:r>
-        <w:t>Rios Tietê, pinheiros e Tamanduateí -</w:t>
+        <w:t>Rios Tietê, pinheiros e Tamanduateí -&gt;</w:t>
       </w:r>
       <w:proofErr w:type="gramStart"/>
       <w:r>
-        <w:t xml:space="preserve">&gt;  </w:t>
-      </w:r>
-      <w:proofErr w:type="spellStart"/>
+        <w:t xml:space="preserve">  </w:t>
+      </w:r>
+      <w:proofErr w:type="spellStart"/>
+      <w:proofErr w:type="gramEnd"/>
       <w:r>
         <w:t>rios.geojson</w:t>
       </w:r>
       <w:proofErr w:type="spellEnd"/>
-      <w:proofErr w:type="gramEnd"/>
       <w:r>
         <w:t xml:space="preserve"> -&gt; </w:t>
       </w:r>
@@ -2179,6 +2156,7 @@
         </w:numPr>
       </w:pPr>
       <w:r>
+        <w:lastRenderedPageBreak/>
         <w:t>Nascentes</w:t>
       </w:r>
     </w:p>
@@ -2243,15 +2221,7 @@
       </w:r>
       <w:proofErr w:type="spellEnd"/>
       <w:r>
-        <w:t xml:space="preserve"> que essa é a base, e dela que são </w:t>
-      </w:r>
-      <w:proofErr w:type="gramStart"/>
-      <w:r>
-        <w:t>tiradas</w:t>
-      </w:r>
-      <w:proofErr w:type="gramEnd"/>
-      <w:r>
-        <w:t xml:space="preserve"> os rios, mas eu </w:t>
+        <w:t xml:space="preserve"> que essa é a base, e dela que são tiradas os rios, mas eu </w:t>
       </w:r>
       <w:r>
         <w:t xml:space="preserve">não tenho </w:t>
@@ -2348,27 +2318,1839 @@
       <w:r>
         <w:t xml:space="preserve"> e upar.</w:t>
       </w:r>
-      <w:bookmarkStart w:id="0" w:name="_GoBack"/>
-      <w:bookmarkEnd w:id="0"/>
+    </w:p>
+    <w:p>
+      <w:pPr>
+        <w:pStyle w:val="Ttulo2"/>
+      </w:pPr>
+      <w:r>
+        <w:t>12ago2025</w:t>
+      </w:r>
+    </w:p>
+    <w:p>
+      <w:r>
+        <w:drawing>
+          <wp:inline distT="0" distB="0" distL="0" distR="0" wp14:anchorId="1FDCE96F" wp14:editId="3096A5CE">
+            <wp:extent cx="2475230" cy="321237"/>
+            <wp:effectExtent l="0" t="0" r="1270" b="3175"/>
+            <wp:docPr id="8" name="Imagem 8"/>
+            <wp:cNvGraphicFramePr>
+              <a:graphicFrameLocks xmlns:a="http://schemas.openxmlformats.org/drawingml/2006/main" noChangeAspect="1"/>
+            </wp:cNvGraphicFramePr>
+            <a:graphic xmlns:a="http://schemas.openxmlformats.org/drawingml/2006/main">
+              <a:graphicData uri="http://schemas.openxmlformats.org/drawingml/2006/picture">
+                <pic:pic xmlns:pic="http://schemas.openxmlformats.org/drawingml/2006/picture">
+                  <pic:nvPicPr>
+                    <pic:cNvPr id="0" name=""/>
+                    <pic:cNvPicPr/>
+                  </pic:nvPicPr>
+                  <pic:blipFill>
+                    <a:blip r:embed="rId16"/>
+                    <a:stretch>
+                      <a:fillRect/>
+                    </a:stretch>
+                  </pic:blipFill>
+                  <pic:spPr>
+                    <a:xfrm>
+                      <a:off x="0" y="0"/>
+                      <a:ext cx="2475230" cy="321237"/>
+                    </a:xfrm>
+                    <a:prstGeom prst="rect">
+                      <a:avLst/>
+                    </a:prstGeom>
+                  </pic:spPr>
+                </pic:pic>
+              </a:graphicData>
+            </a:graphic>
+          </wp:inline>
+        </w:drawing>
+      </w:r>
+    </w:p>
+    <w:p>
+      <w:r>
+        <w:tab/>
+        <w:t xml:space="preserve">Bom dia! O </w:t>
+      </w:r>
+      <w:proofErr w:type="spellStart"/>
+      <w:r>
+        <w:t>Mauryas</w:t>
+      </w:r>
+      <w:proofErr w:type="spellEnd"/>
+      <w:r>
+        <w:t xml:space="preserve"> falou pra eu fazer </w:t>
+      </w:r>
+      <w:r>
+        <w:rPr>
+          <w:highlight w:val="yellow"/>
+        </w:rPr>
+        <w:t>uma documentação do que eu já fiz</w:t>
+      </w:r>
+      <w:r>
+        <w:t xml:space="preserve"> e das minhas decisões importantes etc. Nela precisa ter, por exemplo, o resultado de quantos pontos resultou em diferentes quantidades de buffers... </w:t>
+      </w:r>
+      <w:proofErr w:type="gramStart"/>
+      <w:r>
+        <w:t>e</w:t>
+      </w:r>
+      <w:proofErr w:type="gramEnd"/>
+      <w:r>
+        <w:t xml:space="preserve"> isso provavelmente vai dar um trabalhinho, mas tudo bem. Acho que tenho </w:t>
+      </w:r>
+      <w:proofErr w:type="gramStart"/>
+      <w:r>
+        <w:t>parte disso já anotado nos documentos de teste</w:t>
+      </w:r>
+      <w:proofErr w:type="gramEnd"/>
+      <w:r>
+        <w:t xml:space="preserve"> daqui deste repositório.</w:t>
+      </w:r>
+    </w:p>
+    <w:p>
+      <w:pPr>
+        <w:ind w:firstLine="708"/>
+      </w:pPr>
+      <w:proofErr w:type="spellStart"/>
+      <w:r>
+        <w:t>Aaah</w:t>
+      </w:r>
+      <w:proofErr w:type="spellEnd"/>
+      <w:proofErr w:type="gramStart"/>
+      <w:r>
+        <w:t>, vou</w:t>
+      </w:r>
+      <w:proofErr w:type="gramEnd"/>
+      <w:r>
+        <w:t xml:space="preserve"> deixar as minhas tarefas por fazer grifadas de amarelinho.</w:t>
+      </w:r>
+    </w:p>
+    <w:p>
+      <w:pPr>
+        <w:ind w:firstLine="708"/>
+      </w:pPr>
+      <w:r>
+        <w:t xml:space="preserve">Acabei de dar um </w:t>
+      </w:r>
+      <w:proofErr w:type="spellStart"/>
+      <w:r>
+        <w:t>git</w:t>
+      </w:r>
+      <w:proofErr w:type="spellEnd"/>
+      <w:r>
+        <w:t xml:space="preserve"> </w:t>
+      </w:r>
+      <w:proofErr w:type="spellStart"/>
+      <w:r>
+        <w:t>pull</w:t>
+      </w:r>
+      <w:proofErr w:type="spellEnd"/>
+      <w:r>
+        <w:t xml:space="preserve"> aqui no trabalho e percebi que eu não dei um </w:t>
+      </w:r>
+      <w:proofErr w:type="spellStart"/>
+      <w:r>
+        <w:t>git</w:t>
+      </w:r>
+      <w:proofErr w:type="spellEnd"/>
+      <w:r>
+        <w:t xml:space="preserve"> </w:t>
+      </w:r>
+      <w:proofErr w:type="spellStart"/>
+      <w:r>
+        <w:t>push</w:t>
+      </w:r>
+      <w:proofErr w:type="spellEnd"/>
+      <w:r>
+        <w:t xml:space="preserve"> no </w:t>
+      </w:r>
+      <w:proofErr w:type="spellStart"/>
+      <w:r>
+        <w:t>merged</w:t>
+      </w:r>
+      <w:proofErr w:type="spellEnd"/>
+      <w:r>
+        <w:t>. OU SEJAAAA, eu vou ter que:</w:t>
+      </w:r>
     </w:p>
     <w:p>
       <w:pPr>
         <w:pStyle w:val="PargrafodaLista"/>
         <w:numPr>
           <w:ilvl w:val="0"/>
-          <w:numId w:val="7"/>
+          <w:numId w:val="8"/>
         </w:numPr>
-      </w:pPr>
+        <w:rPr>
+          <w:highlight w:val="yellow"/>
+        </w:rPr>
+      </w:pPr>
+      <w:r>
+        <w:rPr>
+          <w:highlight w:val="yellow"/>
+        </w:rPr>
+        <w:lastRenderedPageBreak/>
+        <w:t xml:space="preserve">Fazer o </w:t>
+      </w:r>
+      <w:proofErr w:type="spellStart"/>
+      <w:r>
+        <w:rPr>
+          <w:highlight w:val="yellow"/>
+        </w:rPr>
+        <w:t>push</w:t>
+      </w:r>
+      <w:proofErr w:type="spellEnd"/>
+      <w:r>
+        <w:rPr>
+          <w:highlight w:val="yellow"/>
+        </w:rPr>
+        <w:t xml:space="preserve"> da </w:t>
+      </w:r>
+      <w:proofErr w:type="spellStart"/>
+      <w:r>
+        <w:rPr>
+          <w:highlight w:val="yellow"/>
+        </w:rPr>
+        <w:t>branch</w:t>
+      </w:r>
+      <w:proofErr w:type="spellEnd"/>
+      <w:r>
+        <w:rPr>
+          <w:highlight w:val="yellow"/>
+        </w:rPr>
+        <w:t xml:space="preserve"> 95-geoserver</w:t>
+      </w:r>
+      <w:r>
+        <w:rPr>
+          <w:highlight w:val="yellow"/>
+        </w:rPr>
+        <w:t xml:space="preserve"> (de casa, né?</w:t>
+      </w:r>
+      <w:proofErr w:type="gramStart"/>
+      <w:r>
+        <w:rPr>
+          <w:highlight w:val="yellow"/>
+        </w:rPr>
+        <w:t>)</w:t>
+      </w:r>
+      <w:proofErr w:type="gramEnd"/>
+    </w:p>
+    <w:p>
+      <w:pPr>
+        <w:pStyle w:val="PargrafodaLista"/>
+        <w:numPr>
+          <w:ilvl w:val="0"/>
+          <w:numId w:val="8"/>
+        </w:numPr>
+      </w:pPr>
+      <w:r>
+        <w:t xml:space="preserve">Por segurança, só aí eu </w:t>
+      </w:r>
+      <w:r>
+        <w:rPr>
+          <w:highlight w:val="yellow"/>
+        </w:rPr>
+        <w:t xml:space="preserve">apago a </w:t>
+      </w:r>
+      <w:proofErr w:type="spellStart"/>
+      <w:r>
+        <w:rPr>
+          <w:highlight w:val="yellow"/>
+        </w:rPr>
+        <w:t>branch</w:t>
+      </w:r>
+      <w:proofErr w:type="spellEnd"/>
+      <w:r>
+        <w:rPr>
+          <w:highlight w:val="yellow"/>
+        </w:rPr>
+        <w:t xml:space="preserve"> 95</w:t>
+      </w:r>
+      <w:r>
+        <w:t>-</w:t>
+      </w:r>
+      <w:proofErr w:type="gramStart"/>
+      <w:r>
+        <w:t>A</w:t>
+      </w:r>
+      <w:proofErr w:type="gramEnd"/>
+    </w:p>
+    <w:p>
+      <w:proofErr w:type="spellStart"/>
+      <w:r>
+        <w:t>Also</w:t>
+      </w:r>
+      <w:proofErr w:type="spellEnd"/>
+      <w:r>
+        <w:t xml:space="preserve">, conversando com o </w:t>
+      </w:r>
+      <w:proofErr w:type="spellStart"/>
+      <w:r>
+        <w:t>Mauryas</w:t>
+      </w:r>
+      <w:proofErr w:type="spellEnd"/>
+      <w:r>
+        <w:t xml:space="preserve">, ficou decidido que eu ia fazer uma </w:t>
+      </w:r>
+      <w:proofErr w:type="spellStart"/>
+      <w:r>
+        <w:t>appzona</w:t>
+      </w:r>
+      <w:proofErr w:type="spellEnd"/>
+      <w:r>
+        <w:t xml:space="preserve"> como </w:t>
+      </w:r>
+      <w:proofErr w:type="spellStart"/>
+      <w:r>
+        <w:t>multipolígono</w:t>
+      </w:r>
+      <w:proofErr w:type="spellEnd"/>
+      <w:r>
+        <w:t xml:space="preserve"> ao invés de uma</w:t>
+      </w:r>
+      <w:r>
+        <w:t xml:space="preserve"> tabela com as </w:t>
+      </w:r>
+      <w:proofErr w:type="spellStart"/>
+      <w:r>
+        <w:t>apps</w:t>
+      </w:r>
+      <w:proofErr w:type="spellEnd"/>
+      <w:r>
+        <w:t xml:space="preserve"> </w:t>
+      </w:r>
+      <w:proofErr w:type="spellStart"/>
+      <w:r>
+        <w:t>separadinhas</w:t>
+      </w:r>
+      <w:proofErr w:type="spellEnd"/>
+      <w:r>
+        <w:t xml:space="preserve">. Mas, assim, eu </w:t>
+      </w:r>
+      <w:proofErr w:type="spellStart"/>
+      <w:r>
+        <w:t>nçao</w:t>
+      </w:r>
+      <w:proofErr w:type="spellEnd"/>
+      <w:r>
+        <w:t xml:space="preserve"> consegui me explicar direito na hora de falar com ele. Por via das dúvidas vou manter a explicação de como fiz na documentação que vem aí.</w:t>
+      </w:r>
+    </w:p>
+    <w:p>
+      <w:r>
+        <w:tab/>
+      </w:r>
+      <w:proofErr w:type="spellStart"/>
+      <w:r>
+        <w:t>Affer</w:t>
+      </w:r>
+      <w:proofErr w:type="spellEnd"/>
+      <w:r>
+        <w:t xml:space="preserve">, tá tudo travando tanto... </w:t>
+      </w:r>
+      <w:proofErr w:type="spellStart"/>
+      <w:proofErr w:type="gramStart"/>
+      <w:r>
+        <w:t>guess</w:t>
+      </w:r>
+      <w:proofErr w:type="spellEnd"/>
+      <w:proofErr w:type="gramEnd"/>
+      <w:r>
+        <w:t xml:space="preserve"> </w:t>
+      </w:r>
+      <w:proofErr w:type="spellStart"/>
+      <w:r>
+        <w:t>what</w:t>
+      </w:r>
+      <w:proofErr w:type="spellEnd"/>
+      <w:r>
+        <w:t xml:space="preserve">: tá travando o 95_3 </w:t>
+      </w:r>
+      <w:proofErr w:type="spellStart"/>
+      <w:r>
+        <w:t>pq</w:t>
+      </w:r>
+      <w:proofErr w:type="spellEnd"/>
+      <w:r>
+        <w:t xml:space="preserve"> ele é eterno mesmo, mas aí eu não consigo ver se já resolvi o problema dos pontos, nem corrigir quando chama 9 e 11 direto ao invés de filtrar pelo do Elias.</w:t>
+      </w:r>
+    </w:p>
+    <w:p>
+      <w:r>
+        <w:tab/>
+      </w:r>
+      <w:proofErr w:type="spellStart"/>
+      <w:r>
+        <w:t>Also</w:t>
+      </w:r>
+      <w:proofErr w:type="spellEnd"/>
+      <w:r>
+        <w:t xml:space="preserve">, assim eu </w:t>
+      </w:r>
+      <w:proofErr w:type="spellStart"/>
+      <w:r>
+        <w:t>tbm</w:t>
+      </w:r>
+      <w:proofErr w:type="spellEnd"/>
+      <w:r>
+        <w:t xml:space="preserve"> não consigo fazer a 95_4a, já que ele depende de ter os pontos das nascentes.</w:t>
+      </w:r>
+    </w:p>
+    <w:p>
+      <w:pPr>
+        <w:pStyle w:val="Ttulo3"/>
+      </w:pPr>
+      <w:r>
+        <w:t>SIIAU- 95_</w:t>
+      </w:r>
+      <w:r>
+        <w:t>3_nascentes</w:t>
+      </w:r>
+    </w:p>
+    <w:p>
+      <w:r>
+        <w:tab/>
+        <w:t xml:space="preserve">Corrigi o que faltava ontem de fazer o filtro pelas correntes estimadas do </w:t>
+      </w:r>
+      <w:proofErr w:type="spellStart"/>
+      <w:proofErr w:type="gramStart"/>
+      <w:r>
+        <w:t>elias</w:t>
+      </w:r>
+      <w:proofErr w:type="spellEnd"/>
+      <w:proofErr w:type="gramEnd"/>
+      <w:r>
+        <w:t xml:space="preserve">. Vamos ver se o </w:t>
+      </w:r>
+      <w:proofErr w:type="spellStart"/>
+      <w:r>
+        <w:t>shape</w:t>
+      </w:r>
+      <w:proofErr w:type="spellEnd"/>
+      <w:r>
+        <w:t xml:space="preserve"> mantém o mesmo ou se muda algo (só esperar </w:t>
+      </w:r>
+      <w:proofErr w:type="gramStart"/>
+      <w:r>
+        <w:t>5</w:t>
+      </w:r>
+      <w:proofErr w:type="gramEnd"/>
+      <w:r>
+        <w:t xml:space="preserve"> séculos até terminar de carregar</w:t>
+      </w:r>
+      <w:r>
+        <w:t xml:space="preserve">... </w:t>
+      </w:r>
+      <w:proofErr w:type="spellStart"/>
+      <w:r>
+        <w:t>obs</w:t>
+      </w:r>
+      <w:proofErr w:type="spellEnd"/>
+      <w:r>
+        <w:t>: demora 13 minutos +- pra carregar tudo)</w:t>
+      </w:r>
+    </w:p>
+    <w:p>
+      <w:r>
+        <w:tab/>
+      </w:r>
+      <w:r>
+        <w:t xml:space="preserve">Dá uma pequena diferença quando </w:t>
+      </w:r>
+      <w:proofErr w:type="spellStart"/>
+      <w:r>
+        <w:t>vc</w:t>
+      </w:r>
+      <w:proofErr w:type="spellEnd"/>
+      <w:r>
+        <w:t xml:space="preserve"> filtra pelo arquivo do Elias:</w:t>
+      </w:r>
+    </w:p>
+    <w:p>
+      <w:r>
+        <w:drawing>
+          <wp:inline distT="0" distB="0" distL="0" distR="0" wp14:anchorId="0A567ED9" wp14:editId="2B9D4D1D">
+            <wp:extent cx="2475230" cy="412538"/>
+            <wp:effectExtent l="0" t="0" r="1270" b="6985"/>
+            <wp:docPr id="7" name="Imagem 7"/>
+            <wp:cNvGraphicFramePr>
+              <a:graphicFrameLocks xmlns:a="http://schemas.openxmlformats.org/drawingml/2006/main" noChangeAspect="1"/>
+            </wp:cNvGraphicFramePr>
+            <a:graphic xmlns:a="http://schemas.openxmlformats.org/drawingml/2006/main">
+              <a:graphicData uri="http://schemas.openxmlformats.org/drawingml/2006/picture">
+                <pic:pic xmlns:pic="http://schemas.openxmlformats.org/drawingml/2006/picture">
+                  <pic:nvPicPr>
+                    <pic:cNvPr id="0" name=""/>
+                    <pic:cNvPicPr/>
+                  </pic:nvPicPr>
+                  <pic:blipFill>
+                    <a:blip r:embed="rId17"/>
+                    <a:stretch>
+                      <a:fillRect/>
+                    </a:stretch>
+                  </pic:blipFill>
+                  <pic:spPr>
+                    <a:xfrm>
+                      <a:off x="0" y="0"/>
+                      <a:ext cx="2475230" cy="412538"/>
+                    </a:xfrm>
+                    <a:prstGeom prst="rect">
+                      <a:avLst/>
+                    </a:prstGeom>
+                  </pic:spPr>
+                </pic:pic>
+              </a:graphicData>
+            </a:graphic>
+          </wp:inline>
+        </w:drawing>
+      </w:r>
+    </w:p>
+    <w:p>
+      <w:r>
+        <w:rPr>
+          <w:highlight w:val="yellow"/>
+        </w:rPr>
+        <w:t xml:space="preserve">O outro dá 8382 e este dá 8275. Vou salvar os arquivos e colocar pro </w:t>
+      </w:r>
+      <w:proofErr w:type="spellStart"/>
+      <w:r>
+        <w:rPr>
+          <w:highlight w:val="yellow"/>
+        </w:rPr>
+        <w:t>Mauryas</w:t>
+      </w:r>
+      <w:proofErr w:type="spellEnd"/>
+      <w:r>
+        <w:rPr>
+          <w:highlight w:val="yellow"/>
+        </w:rPr>
+        <w:t xml:space="preserve"> ver lá no drive dele, se ele falar que tem algo errado eu mexo. Fora isso, eu posso conferir quais são os </w:t>
+      </w:r>
+      <w:proofErr w:type="spellStart"/>
+      <w:r>
+        <w:rPr>
+          <w:highlight w:val="yellow"/>
+        </w:rPr>
+        <w:t>cd_identifs</w:t>
+      </w:r>
+      <w:proofErr w:type="spellEnd"/>
+      <w:r>
+        <w:rPr>
+          <w:highlight w:val="yellow"/>
+        </w:rPr>
+        <w:t xml:space="preserve"> diferentes entre o que eu filtro manualmente e o que usa o do Elias pra filtrar.</w:t>
+      </w:r>
+      <w:r>
+        <w:t xml:space="preserve"> </w:t>
+      </w:r>
+    </w:p>
+    <w:p>
+      <w:pPr>
+        <w:pStyle w:val="Ttulo3"/>
+      </w:pPr>
+      <w:proofErr w:type="gramStart"/>
+      <w:r>
+        <w:lastRenderedPageBreak/>
+        <w:t>a</w:t>
+      </w:r>
+      <w:proofErr w:type="gramEnd"/>
+      <w:r>
+        <w:t xml:space="preserve"> partir das demais águas correntes e dormentes e águas correntes estimadas, traçar um offset de 30m</w:t>
+      </w:r>
+    </w:p>
+    <w:p>
+      <w:pPr>
+        <w:ind w:firstLine="708"/>
+      </w:pPr>
+      <w:r>
+        <w:t xml:space="preserve">Vou dar uma pausa na documentação, agora que o 95_3 rodou inteiro e o 93_3-a </w:t>
+      </w:r>
+      <w:proofErr w:type="spellStart"/>
+      <w:r>
+        <w:t>tbm</w:t>
+      </w:r>
+      <w:proofErr w:type="spellEnd"/>
+      <w:r>
+        <w:t xml:space="preserve"> rodou inteiro, vou dar um </w:t>
+      </w:r>
+      <w:proofErr w:type="spellStart"/>
+      <w:r>
+        <w:t>commit</w:t>
+      </w:r>
+      <w:proofErr w:type="spellEnd"/>
+      <w:r>
+        <w:t xml:space="preserve"> e fazer o dos rios restantes (os dos 30m de buffer).</w:t>
+      </w:r>
+    </w:p>
+    <w:p>
+      <w:pPr>
+        <w:pStyle w:val="Ttulo4"/>
+      </w:pPr>
+      <w:r>
+        <w:t>DÚVIDAS</w:t>
+      </w:r>
+    </w:p>
+    <w:p>
+      <w:pPr>
+        <w:pStyle w:val="PargrafodaLista"/>
+        <w:numPr>
+          <w:ilvl w:val="0"/>
+          <w:numId w:val="13"/>
+        </w:numPr>
+      </w:pPr>
+      <w:proofErr w:type="spellStart"/>
+      <w:r>
+        <w:rPr>
+          <w:highlight w:val="yellow"/>
+        </w:rPr>
+        <w:t>Serase</w:t>
+      </w:r>
+      <w:proofErr w:type="spellEnd"/>
+      <w:r>
+        <w:rPr>
+          <w:highlight w:val="yellow"/>
+        </w:rPr>
+        <w:t xml:space="preserve"> se os </w:t>
+      </w:r>
+      <w:proofErr w:type="spellStart"/>
+      <w:r>
+        <w:rPr>
+          <w:highlight w:val="yellow"/>
+        </w:rPr>
+        <w:t>cd_identif</w:t>
+      </w:r>
+      <w:proofErr w:type="spellEnd"/>
+      <w:r>
+        <w:rPr>
+          <w:highlight w:val="yellow"/>
+        </w:rPr>
+        <w:t xml:space="preserve"> das massas de água são iguais aos da drenagem</w:t>
+      </w:r>
+      <w:r>
+        <w:t xml:space="preserve"> que eu usei como base pra fazer as nascentes? O bom é que se eu confirmar isso, também </w:t>
+      </w:r>
+      <w:proofErr w:type="gramStart"/>
+      <w:r>
+        <w:t>resolvo</w:t>
+      </w:r>
+      <w:proofErr w:type="gramEnd"/>
+      <w:r>
+        <w:t xml:space="preserve"> o problema do arquivo do Elias.</w:t>
+      </w:r>
+    </w:p>
+    <w:p>
+      <w:pPr>
+        <w:pStyle w:val="Ttulo4"/>
+      </w:pPr>
+      <w:r>
+        <w:t xml:space="preserve"> </w:t>
+      </w:r>
+      <w:r>
+        <w:t>SIIAU – 95_4a_unir_rios_buffados</w:t>
+      </w:r>
+    </w:p>
+    <w:p>
+      <w:pPr>
+        <w:ind w:firstLine="708"/>
+      </w:pPr>
+      <w:r>
+        <w:t xml:space="preserve">Na verdade eu viajei na maionese. O nome deste arquivo vai ter que </w:t>
+      </w:r>
+      <w:proofErr w:type="gramStart"/>
+      <w:r>
+        <w:t>mudar,</w:t>
+      </w:r>
+      <w:proofErr w:type="gramEnd"/>
+      <w:r>
+        <w:t xml:space="preserve"> </w:t>
+      </w:r>
+      <w:proofErr w:type="spellStart"/>
+      <w:r>
+        <w:t>pq</w:t>
+      </w:r>
+      <w:proofErr w:type="spellEnd"/>
+      <w:r>
+        <w:t xml:space="preserve"> eu não tenho que fazer. Na verdade eu </w:t>
+      </w:r>
+      <w:r>
+        <w:rPr>
+          <w:u w:val="single"/>
+        </w:rPr>
+        <w:t xml:space="preserve">só preciso tirar os </w:t>
+      </w:r>
+      <w:proofErr w:type="spellStart"/>
+      <w:r>
+        <w:rPr>
+          <w:u w:val="single"/>
+        </w:rPr>
+        <w:t>rios_sttp</w:t>
+      </w:r>
+      <w:proofErr w:type="spellEnd"/>
+      <w:r>
+        <w:t xml:space="preserve">, não preciso tirar as represas (eu acho, mas vou confirmar se elas estão por cima de alguma coisa ou não... mas se estiverem é </w:t>
+      </w:r>
+      <w:proofErr w:type="spellStart"/>
+      <w:r>
+        <w:t>pq</w:t>
+      </w:r>
+      <w:proofErr w:type="spellEnd"/>
+      <w:r>
+        <w:t xml:space="preserve"> eu fiz alguma coisa errada, já que represas são águas dormentes) e nem as nascentes, </w:t>
+      </w:r>
+      <w:proofErr w:type="spellStart"/>
+      <w:r>
+        <w:t>pq</w:t>
+      </w:r>
+      <w:proofErr w:type="spellEnd"/>
+      <w:r>
+        <w:t xml:space="preserve"> eu só</w:t>
+      </w:r>
+      <w:r>
+        <w:t xml:space="preserve"> preciso recortar a geometria do offset deles, que por ser menor já vai ficar por dentro do das nascentes e, a</w:t>
+      </w:r>
+      <w:r>
+        <w:t xml:space="preserve"> </w:t>
+      </w:r>
+      <w:r>
+        <w:t>par</w:t>
+      </w:r>
+      <w:r>
+        <w:t>tir daí vai sumi</w:t>
+      </w:r>
+      <w:r>
+        <w:t>r quando eu der o overlay.</w:t>
+      </w:r>
+    </w:p>
+    <w:p>
+      <w:pPr>
+        <w:pStyle w:val="Ttulo4"/>
+      </w:pPr>
+      <w:r>
+        <w:t>SIIAU – 95_4a_</w:t>
+      </w:r>
+      <w:r>
+        <w:t>aguas_correntes_sem_rios_ttp</w:t>
+      </w:r>
+    </w:p>
+    <w:p>
+      <w:pPr>
+        <w:ind w:firstLine="708"/>
+      </w:pPr>
+      <w:r>
+        <w:t>Pronto, corrigi o nome. Mas antes de apagar tudo que eu já fiz, quero conferir se as represas não estão por cima de nada mesmo, vou fazer isso com um explore com cores diferentes, bem simples.</w:t>
+      </w:r>
+    </w:p>
+    <w:p>
+      <w:r>
+        <w:lastRenderedPageBreak/>
+        <w:drawing>
+          <wp:inline distT="0" distB="0" distL="0" distR="0" wp14:anchorId="2BABEFE1" wp14:editId="40AF06E1">
+            <wp:extent cx="2475230" cy="2352001"/>
+            <wp:effectExtent l="0" t="0" r="1270" b="0"/>
+            <wp:docPr id="9" name="Imagem 9"/>
+            <wp:cNvGraphicFramePr>
+              <a:graphicFrameLocks xmlns:a="http://schemas.openxmlformats.org/drawingml/2006/main" noChangeAspect="1"/>
+            </wp:cNvGraphicFramePr>
+            <a:graphic xmlns:a="http://schemas.openxmlformats.org/drawingml/2006/main">
+              <a:graphicData uri="http://schemas.openxmlformats.org/drawingml/2006/picture">
+                <pic:pic xmlns:pic="http://schemas.openxmlformats.org/drawingml/2006/picture">
+                  <pic:nvPicPr>
+                    <pic:cNvPr id="0" name=""/>
+                    <pic:cNvPicPr/>
+                  </pic:nvPicPr>
+                  <pic:blipFill>
+                    <a:blip r:embed="rId18"/>
+                    <a:stretch>
+                      <a:fillRect/>
+                    </a:stretch>
+                  </pic:blipFill>
+                  <pic:spPr>
+                    <a:xfrm>
+                      <a:off x="0" y="0"/>
+                      <a:ext cx="2475230" cy="2352001"/>
+                    </a:xfrm>
+                    <a:prstGeom prst="rect">
+                      <a:avLst/>
+                    </a:prstGeom>
+                  </pic:spPr>
+                </pic:pic>
+              </a:graphicData>
+            </a:graphic>
+          </wp:inline>
+        </w:drawing>
+      </w:r>
+    </w:p>
+    <w:p>
+      <w:r>
+        <w:tab/>
+        <w:t xml:space="preserve">A maioria está certinha, mas dá pra ver que tem alguns rios que estão passando por dentro das represas. </w:t>
+      </w:r>
+      <w:r>
+        <w:rPr>
+          <w:highlight w:val="yellow"/>
+        </w:rPr>
+        <w:t xml:space="preserve">Vou deixar isso sinalizado pro </w:t>
+      </w:r>
+      <w:proofErr w:type="spellStart"/>
+      <w:r>
+        <w:rPr>
+          <w:highlight w:val="yellow"/>
+        </w:rPr>
+        <w:t>Mauryas</w:t>
+      </w:r>
+      <w:proofErr w:type="spellEnd"/>
+      <w:r>
+        <w:rPr>
+          <w:highlight w:val="yellow"/>
+        </w:rPr>
+        <w:t>,</w:t>
+      </w:r>
+      <w:r>
+        <w:t xml:space="preserve"> mas vou ignorar por enquanto.</w:t>
+      </w:r>
+    </w:p>
+    <w:p>
+      <w:r>
+        <w:tab/>
+        <w:t xml:space="preserve">Ih ala que burra </w:t>
+      </w:r>
+      <w:proofErr w:type="spellStart"/>
+      <w:r>
+        <w:t>kkkk</w:t>
+      </w:r>
+      <w:proofErr w:type="spellEnd"/>
+      <w:r>
+        <w:t xml:space="preserve"> eu </w:t>
+      </w:r>
+      <w:proofErr w:type="gramStart"/>
+      <w:r>
+        <w:t>fiz .</w:t>
+      </w:r>
+      <w:proofErr w:type="spellStart"/>
+      <w:proofErr w:type="gramEnd"/>
+      <w:r>
+        <w:t>shape</w:t>
+      </w:r>
+      <w:proofErr w:type="spellEnd"/>
+      <w:r>
+        <w:t xml:space="preserve">[0] ao invés de fazer </w:t>
+      </w:r>
+      <w:proofErr w:type="spellStart"/>
+      <w:r>
+        <w:t>len</w:t>
+      </w:r>
+      <w:proofErr w:type="spellEnd"/>
+      <w:r>
+        <w:t>().</w:t>
+      </w:r>
+    </w:p>
+    <w:p>
+      <w:r>
+        <w:tab/>
+      </w:r>
+      <w:proofErr w:type="spellStart"/>
+      <w:r>
+        <w:t>Oxi</w:t>
+      </w:r>
+      <w:proofErr w:type="spellEnd"/>
+      <w:r>
+        <w:t xml:space="preserve">, que esquisito, criou dois 95_4a ao invés de só mudar o nome de um. Acho que isso só aconteceu localmente, e </w:t>
+      </w:r>
+      <w:proofErr w:type="spellStart"/>
+      <w:r>
+        <w:t>pq</w:t>
+      </w:r>
+      <w:proofErr w:type="spellEnd"/>
+      <w:r>
+        <w:t xml:space="preserve"> eu estava com o </w:t>
+      </w:r>
+      <w:proofErr w:type="spellStart"/>
+      <w:r>
+        <w:t>old</w:t>
+      </w:r>
+      <w:proofErr w:type="spellEnd"/>
+      <w:r>
+        <w:t xml:space="preserve"> 95_4-a aberto quando dei o </w:t>
+      </w:r>
+      <w:proofErr w:type="spellStart"/>
+      <w:r>
+        <w:t>git</w:t>
+      </w:r>
+      <w:proofErr w:type="spellEnd"/>
+      <w:r>
+        <w:t xml:space="preserve"> </w:t>
+      </w:r>
+      <w:proofErr w:type="spellStart"/>
+      <w:proofErr w:type="gramStart"/>
+      <w:r>
+        <w:t>mv</w:t>
+      </w:r>
+      <w:proofErr w:type="spellEnd"/>
+      <w:r>
+        <w:t xml:space="preserve"> .</w:t>
+      </w:r>
+      <w:proofErr w:type="gramEnd"/>
+      <w:r>
+        <w:t xml:space="preserve"> </w:t>
+      </w:r>
+      <w:r>
+        <w:rPr>
+          <w:highlight w:val="yellow"/>
+        </w:rPr>
+        <w:t xml:space="preserve">Quando eu der o </w:t>
+      </w:r>
+      <w:proofErr w:type="spellStart"/>
+      <w:r>
+        <w:rPr>
+          <w:highlight w:val="yellow"/>
+        </w:rPr>
+        <w:t>push</w:t>
+      </w:r>
+      <w:proofErr w:type="spellEnd"/>
+      <w:r>
+        <w:rPr>
+          <w:highlight w:val="yellow"/>
+        </w:rPr>
+        <w:t xml:space="preserve">, preciso conferir se mudou o nome dele no </w:t>
+      </w:r>
+      <w:proofErr w:type="spellStart"/>
+      <w:r>
+        <w:rPr>
+          <w:highlight w:val="yellow"/>
+        </w:rPr>
+        <w:t>github</w:t>
+      </w:r>
+      <w:proofErr w:type="spellEnd"/>
+      <w:r>
+        <w:rPr>
+          <w:highlight w:val="yellow"/>
+        </w:rPr>
+        <w:t xml:space="preserve"> ou se </w:t>
+      </w:r>
+      <w:proofErr w:type="spellStart"/>
+      <w:r>
+        <w:rPr>
+          <w:highlight w:val="yellow"/>
+        </w:rPr>
+        <w:t>add</w:t>
+      </w:r>
+      <w:proofErr w:type="spellEnd"/>
+      <w:r>
+        <w:rPr>
+          <w:highlight w:val="yellow"/>
+        </w:rPr>
+        <w:t xml:space="preserve"> um novo.</w:t>
+      </w:r>
+    </w:p>
+    <w:p/>
+    <w:p>
+      <w:r>
+        <w:t xml:space="preserve">Ok, </w:t>
+      </w:r>
+      <w:proofErr w:type="spellStart"/>
+      <w:r>
+        <w:t>done</w:t>
+      </w:r>
+      <w:proofErr w:type="spellEnd"/>
+      <w:r>
+        <w:t xml:space="preserve">: falta </w:t>
+      </w:r>
+      <w:proofErr w:type="spellStart"/>
+      <w:r>
+        <w:t>agr</w:t>
+      </w:r>
+      <w:proofErr w:type="spellEnd"/>
+      <w:r>
+        <w:t xml:space="preserve"> juntar todos os buffers em um </w:t>
+      </w:r>
+      <w:proofErr w:type="spellStart"/>
+      <w:r>
+        <w:t>appzão</w:t>
+      </w:r>
+      <w:proofErr w:type="spellEnd"/>
+      <w:r>
+        <w:t xml:space="preserve">... </w:t>
+      </w:r>
+      <w:proofErr w:type="gramStart"/>
+      <w:r>
+        <w:t>e</w:t>
+      </w:r>
+      <w:proofErr w:type="gramEnd"/>
+      <w:r>
+        <w:t xml:space="preserve"> ver se o </w:t>
+      </w:r>
+      <w:proofErr w:type="spellStart"/>
+      <w:r>
+        <w:t>mauryas</w:t>
+      </w:r>
+      <w:proofErr w:type="spellEnd"/>
+      <w:r>
+        <w:t xml:space="preserve"> quer um </w:t>
+      </w:r>
+      <w:proofErr w:type="spellStart"/>
+      <w:r>
+        <w:t>multypoligon</w:t>
+      </w:r>
+      <w:proofErr w:type="spellEnd"/>
+      <w:r>
+        <w:t xml:space="preserve"> ou se ele quer que eu dê um dissolve.</w:t>
+      </w:r>
+    </w:p>
+    <w:p>
+      <w:bookmarkStart w:id="0" w:name="_GoBack"/>
+      <w:bookmarkEnd w:id="0"/>
+      <w:r>
+        <w:rPr>
+          <w:highlight w:val="yellow"/>
+        </w:rPr>
+        <w:t xml:space="preserve">Perguntar pro </w:t>
+      </w:r>
+      <w:proofErr w:type="spellStart"/>
+      <w:r>
+        <w:rPr>
+          <w:highlight w:val="yellow"/>
+        </w:rPr>
+        <w:t>Mauaryas</w:t>
+      </w:r>
+      <w:proofErr w:type="spellEnd"/>
+      <w:r>
+        <w:rPr>
+          <w:highlight w:val="yellow"/>
+        </w:rPr>
+        <w:t xml:space="preserve"> se é melhor salvar os arquivos </w:t>
+      </w:r>
+      <w:proofErr w:type="spellStart"/>
+      <w:r>
+        <w:rPr>
+          <w:highlight w:val="yellow"/>
+        </w:rPr>
+        <w:t>cmo</w:t>
+      </w:r>
+      <w:proofErr w:type="spellEnd"/>
+      <w:r>
+        <w:rPr>
+          <w:highlight w:val="yellow"/>
+        </w:rPr>
+        <w:t xml:space="preserve"> </w:t>
+      </w:r>
+      <w:proofErr w:type="spellStart"/>
+      <w:r>
+        <w:rPr>
+          <w:highlight w:val="yellow"/>
+        </w:rPr>
+        <w:t>json</w:t>
+      </w:r>
+      <w:proofErr w:type="spellEnd"/>
+      <w:r>
+        <w:rPr>
+          <w:highlight w:val="yellow"/>
+        </w:rPr>
+        <w:t xml:space="preserve"> ou </w:t>
+      </w:r>
+      <w:proofErr w:type="spellStart"/>
+      <w:r>
+        <w:rPr>
+          <w:highlight w:val="yellow"/>
+        </w:rPr>
+        <w:t>geojson</w:t>
+      </w:r>
+      <w:proofErr w:type="spellEnd"/>
     </w:p>
     <w:p/>
     <w:p/>
-    <w:p>
-      <w:pPr>
-        <w:ind w:firstLine="708"/>
-      </w:pPr>
-    </w:p>
     <w:p/>
     <w:p/>
+    <w:p/>
+    <w:p/>
+    <w:p/>
+    <w:p/>
+    <w:p>
+      <w:pPr>
+        <w:pStyle w:val="Ttulo3"/>
+      </w:pPr>
+      <w:r>
+        <w:t xml:space="preserve">Documentação do </w:t>
+      </w:r>
+      <w:proofErr w:type="spellStart"/>
+      <w:r>
+        <w:t>Mauryas</w:t>
+      </w:r>
+      <w:proofErr w:type="spellEnd"/>
+    </w:p>
+    <w:p>
+      <w:pPr>
+        <w:pStyle w:val="Ttulo4"/>
+        <w:rPr>
+          <w:rFonts w:eastAsia="Times New Roman"/>
+          <w:lang w:eastAsia="pt-BR"/>
+        </w:rPr>
+      </w:pPr>
+      <w:r>
+        <w:rPr>
+          <w:rFonts w:eastAsia="Times New Roman"/>
+          <w:lang w:eastAsia="pt-BR"/>
+        </w:rPr>
+        <w:t>1 - a partir das águas correntes (rios) Tietê, Pinheiros e Tamanduateí, traçar um offset de 50m;</w:t>
+      </w:r>
+    </w:p>
+    <w:p>
+      <w:pPr>
+        <w:rPr>
+          <w:lang w:eastAsia="pt-BR"/>
+        </w:rPr>
+      </w:pPr>
+      <w:r>
+        <w:rPr>
+          <w:lang w:eastAsia="pt-BR"/>
+        </w:rPr>
+        <w:tab/>
+        <w:t xml:space="preserve">O processo foi dividido em </w:t>
+      </w:r>
+      <w:proofErr w:type="gramStart"/>
+      <w:r>
+        <w:rPr>
+          <w:lang w:eastAsia="pt-BR"/>
+        </w:rPr>
+        <w:t>3</w:t>
+      </w:r>
+      <w:proofErr w:type="gramEnd"/>
+      <w:r>
+        <w:rPr>
+          <w:lang w:eastAsia="pt-BR"/>
+        </w:rPr>
+        <w:t xml:space="preserve"> partes, resultando assim em 3 </w:t>
+      </w:r>
+      <w:proofErr w:type="spellStart"/>
+      <w:r>
+        <w:rPr>
+          <w:lang w:eastAsia="pt-BR"/>
+        </w:rPr>
+        <w:t>assets</w:t>
+      </w:r>
+      <w:proofErr w:type="spellEnd"/>
+      <w:r>
+        <w:rPr>
+          <w:lang w:eastAsia="pt-BR"/>
+        </w:rPr>
+        <w:t xml:space="preserve"> diferentes.</w:t>
+      </w:r>
+    </w:p>
+    <w:p>
+      <w:pPr>
+        <w:pStyle w:val="Ttulo5"/>
+        <w:rPr>
+          <w:lang w:eastAsia="pt-BR"/>
+        </w:rPr>
+      </w:pPr>
+      <w:r>
+        <w:rPr>
+          <w:lang w:eastAsia="pt-BR"/>
+        </w:rPr>
+        <w:t>Massas de água correntes</w:t>
+      </w:r>
+    </w:p>
+    <w:p>
+      <w:pPr>
+        <w:rPr>
+          <w:lang w:eastAsia="pt-BR"/>
+        </w:rPr>
+      </w:pPr>
+      <w:r>
+        <w:rPr>
+          <w:lang w:eastAsia="pt-BR"/>
+        </w:rPr>
+        <w:tab/>
+        <w:t>O primeiro deles</w:t>
+      </w:r>
+      <w:proofErr w:type="gramStart"/>
+      <w:r>
+        <w:rPr>
+          <w:lang w:eastAsia="pt-BR"/>
+        </w:rPr>
+        <w:t>, é</w:t>
+      </w:r>
+      <w:proofErr w:type="gramEnd"/>
+      <w:r>
+        <w:rPr>
+          <w:lang w:eastAsia="pt-BR"/>
+        </w:rPr>
+        <w:t xml:space="preserve"> separar as massas de água correntes e dormentes. Este poderia retornar </w:t>
+      </w:r>
+      <w:proofErr w:type="gramStart"/>
+      <w:r>
+        <w:rPr>
+          <w:lang w:eastAsia="pt-BR"/>
+        </w:rPr>
+        <w:t>2</w:t>
+      </w:r>
+      <w:proofErr w:type="gramEnd"/>
+      <w:r>
+        <w:rPr>
+          <w:lang w:eastAsia="pt-BR"/>
+        </w:rPr>
+        <w:t xml:space="preserve"> </w:t>
+      </w:r>
+      <w:proofErr w:type="spellStart"/>
+      <w:r>
+        <w:rPr>
+          <w:lang w:eastAsia="pt-BR"/>
+        </w:rPr>
+        <w:t>assets</w:t>
+      </w:r>
+      <w:proofErr w:type="spellEnd"/>
+      <w:r>
+        <w:rPr>
+          <w:lang w:eastAsia="pt-BR"/>
+        </w:rPr>
+        <w:t xml:space="preserve"> (um das águas correntes e um das águas dormentes), mas considerando que as águas dormentes não são usadas em nenhum outro contexto (até agora), optamos por retornar ape</w:t>
+      </w:r>
+      <w:r>
+        <w:rPr>
+          <w:lang w:eastAsia="pt-BR"/>
+        </w:rPr>
+        <w:t xml:space="preserve">nas o </w:t>
+      </w:r>
+      <w:proofErr w:type="spellStart"/>
+      <w:r>
+        <w:rPr>
+          <w:lang w:eastAsia="pt-BR"/>
+        </w:rPr>
+        <w:t>asset</w:t>
+      </w:r>
+      <w:proofErr w:type="spellEnd"/>
+      <w:r>
+        <w:rPr>
+          <w:lang w:eastAsia="pt-BR"/>
+        </w:rPr>
+        <w:t xml:space="preserve"> das águas correntes. O notebook pode ser acessado em: &lt;</w:t>
+      </w:r>
+      <w:r>
+        <w:rPr>
+          <w:lang w:eastAsia="pt-BR"/>
+        </w:rPr>
+        <w:t>notebooks/</w:t>
+      </w:r>
+      <w:r>
+        <w:rPr>
+          <w:lang w:eastAsia="pt-BR"/>
+        </w:rPr>
+        <w:t xml:space="preserve"> </w:t>
+      </w:r>
+      <w:proofErr w:type="spellStart"/>
+      <w:proofErr w:type="gramStart"/>
+      <w:r>
+        <w:rPr>
+          <w:lang w:eastAsia="pt-BR"/>
+        </w:rPr>
+        <w:t>massas_definitiv_separar.</w:t>
+      </w:r>
+      <w:proofErr w:type="gramEnd"/>
+      <w:r>
+        <w:rPr>
+          <w:lang w:eastAsia="pt-BR"/>
+        </w:rPr>
+        <w:t>ipynb</w:t>
+      </w:r>
+      <w:proofErr w:type="spellEnd"/>
+      <w:r>
+        <w:rPr>
+          <w:lang w:eastAsia="pt-BR"/>
+        </w:rPr>
+        <w:t>&gt;</w:t>
+      </w:r>
+      <w:r>
+        <w:rPr>
+          <w:lang w:eastAsia="pt-BR"/>
+        </w:rPr>
+        <w:t>.</w:t>
+      </w:r>
+    </w:p>
+    <w:p>
+      <w:pPr>
+        <w:rPr>
+          <w:lang w:eastAsia="pt-BR"/>
+        </w:rPr>
+      </w:pPr>
+      <w:r>
+        <w:rPr>
+          <w:lang w:eastAsia="pt-BR"/>
+        </w:rPr>
+        <w:tab/>
+        <w:t xml:space="preserve">O arquivo </w:t>
+      </w:r>
+      <w:proofErr w:type="spellStart"/>
+      <w:r>
+        <w:rPr>
+          <w:lang w:eastAsia="pt-BR"/>
+        </w:rPr>
+        <w:t>raw</w:t>
+      </w:r>
+      <w:proofErr w:type="spellEnd"/>
+      <w:r>
+        <w:rPr>
+          <w:lang w:eastAsia="pt-BR"/>
+        </w:rPr>
+        <w:t xml:space="preserve"> é pego do </w:t>
+      </w:r>
+      <w:proofErr w:type="spellStart"/>
+      <w:r>
+        <w:rPr>
+          <w:lang w:eastAsia="pt-BR"/>
+        </w:rPr>
+        <w:t>Geosampa</w:t>
+      </w:r>
+      <w:proofErr w:type="spellEnd"/>
+      <w:r>
+        <w:rPr>
+          <w:lang w:eastAsia="pt-BR"/>
+        </w:rPr>
+        <w:t>, disponível no link &lt;</w:t>
+      </w:r>
+      <w:r>
+        <w:t xml:space="preserve"> </w:t>
+      </w:r>
+      <w:hyperlink r:id="rId19" w:history="1">
+        <w:r>
+          <w:rPr>
+            <w:rStyle w:val="Hyperlink"/>
+            <w:lang w:eastAsia="pt-BR"/>
+          </w:rPr>
+          <w:t>http://wfs.geosampa.prefeitura.sp.gov.br/geoserver/geoportal/wfs?version=1.0.0&amp;request=GetFeature&amp;outputFormat=SHAPE-ZIP&amp;typeName=geoportal:massa_d_agua</w:t>
+        </w:r>
+      </w:hyperlink>
+      <w:r>
+        <w:rPr>
+          <w:lang w:eastAsia="pt-BR"/>
+        </w:rPr>
+        <w:t>&gt;, tendo originalmente 4006 linhas.</w:t>
+      </w:r>
+    </w:p>
+    <w:p>
+      <w:pPr>
+        <w:rPr>
+          <w:lang w:eastAsia="pt-BR"/>
+        </w:rPr>
+      </w:pPr>
+      <w:r>
+        <w:rPr>
+          <w:lang w:eastAsia="pt-BR"/>
+        </w:rPr>
+        <w:tab/>
+        <w:t>As colunas do arquivo usadas</w:t>
+      </w:r>
+      <w:r>
+        <w:rPr>
+          <w:lang w:eastAsia="pt-BR"/>
+        </w:rPr>
+        <w:t>, fora a geometria,</w:t>
+      </w:r>
+      <w:r>
+        <w:rPr>
+          <w:lang w:eastAsia="pt-BR"/>
+        </w:rPr>
+        <w:t xml:space="preserve"> são:</w:t>
+      </w:r>
+    </w:p>
+    <w:p>
+      <w:pPr>
+        <w:pStyle w:val="PargrafodaLista"/>
+        <w:numPr>
+          <w:ilvl w:val="0"/>
+          <w:numId w:val="10"/>
+        </w:numPr>
+        <w:rPr>
+          <w:lang w:eastAsia="pt-BR"/>
+        </w:rPr>
+      </w:pPr>
+      <w:proofErr w:type="spellStart"/>
+      <w:r>
+        <w:rPr>
+          <w:lang w:eastAsia="pt-BR"/>
+        </w:rPr>
+        <w:t>Cd_identif</w:t>
+      </w:r>
+      <w:proofErr w:type="spellEnd"/>
+      <w:r>
+        <w:rPr>
+          <w:lang w:eastAsia="pt-BR"/>
+        </w:rPr>
+        <w:t>: identificador da massa de água</w:t>
+      </w:r>
+    </w:p>
+    <w:p>
+      <w:pPr>
+        <w:pStyle w:val="PargrafodaLista"/>
+        <w:numPr>
+          <w:ilvl w:val="0"/>
+          <w:numId w:val="10"/>
+        </w:numPr>
+        <w:rPr>
+          <w:lang w:eastAsia="pt-BR"/>
+        </w:rPr>
+      </w:pPr>
+      <w:proofErr w:type="spellStart"/>
+      <w:r>
+        <w:rPr>
+          <w:lang w:eastAsia="pt-BR"/>
+        </w:rPr>
+        <w:t>Nm_acident</w:t>
+      </w:r>
+      <w:proofErr w:type="spellEnd"/>
+      <w:r>
+        <w:rPr>
+          <w:lang w:eastAsia="pt-BR"/>
+        </w:rPr>
+        <w:t>: nome do acidente ao qual a massa de água pertence/nome da massa de água</w:t>
+      </w:r>
+    </w:p>
+    <w:p>
+      <w:pPr>
+        <w:pStyle w:val="PargrafodaLista"/>
+        <w:numPr>
+          <w:ilvl w:val="0"/>
+          <w:numId w:val="10"/>
+        </w:numPr>
+        <w:rPr>
+          <w:lang w:eastAsia="pt-BR"/>
+        </w:rPr>
+      </w:pPr>
+      <w:proofErr w:type="spellStart"/>
+      <w:r>
+        <w:rPr>
+          <w:lang w:eastAsia="pt-BR"/>
+        </w:rPr>
+        <w:t>Cd_tipo_ac</w:t>
+      </w:r>
+      <w:proofErr w:type="spellEnd"/>
+      <w:r>
+        <w:rPr>
+          <w:lang w:eastAsia="pt-BR"/>
+        </w:rPr>
+        <w:t xml:space="preserve">: tipo do acidente da massa de água </w:t>
+      </w:r>
+    </w:p>
+    <w:p>
+      <w:pPr>
+        <w:ind w:firstLine="360"/>
+        <w:rPr>
+          <w:lang w:eastAsia="pt-BR"/>
+        </w:rPr>
+      </w:pPr>
+      <w:r>
+        <w:rPr>
+          <w:lang w:eastAsia="pt-BR"/>
+        </w:rPr>
+        <w:lastRenderedPageBreak/>
+        <w:t xml:space="preserve">Podemos identificar massas de água correntes por meio de </w:t>
+      </w:r>
+      <w:proofErr w:type="spellStart"/>
+      <w:r>
+        <w:rPr>
+          <w:lang w:eastAsia="pt-BR"/>
+        </w:rPr>
+        <w:t>cd_tipo_ac</w:t>
+      </w:r>
+      <w:proofErr w:type="spellEnd"/>
+      <w:r>
+        <w:rPr>
+          <w:lang w:eastAsia="pt-BR"/>
+        </w:rPr>
+        <w:t>, pois sabemos quais tipos de acidentes são águas correntes: córregos (COR), rios (RIO), canais (CAN), ribeirões (RIB), massas de água (MAS). Porém, entre os tipos de acidentes há alguns sem identificação, que são apresentados como nada (ND), e alguns córregos e ribeirões estão erroneamente classificados como ND.</w:t>
+      </w:r>
+    </w:p>
+    <w:p>
+      <w:pPr>
+        <w:ind w:firstLine="360"/>
+        <w:rPr>
+          <w:lang w:eastAsia="pt-BR"/>
+        </w:rPr>
+      </w:pPr>
+      <w:r>
+        <w:rPr>
+          <w:lang w:eastAsia="pt-BR"/>
+        </w:rPr>
+        <w:t xml:space="preserve">Portanto, antes de separar por </w:t>
+      </w:r>
+      <w:proofErr w:type="spellStart"/>
+      <w:r>
+        <w:rPr>
+          <w:lang w:eastAsia="pt-BR"/>
+        </w:rPr>
+        <w:t>cd_tipo_ac</w:t>
+      </w:r>
+      <w:proofErr w:type="spellEnd"/>
+      <w:r>
+        <w:rPr>
+          <w:lang w:eastAsia="pt-BR"/>
+        </w:rPr>
+        <w:t xml:space="preserve">, precisamos identificar os “nadas” que estão classificados errados, a partir da coluna </w:t>
+      </w:r>
+      <w:proofErr w:type="spellStart"/>
+      <w:r>
+        <w:rPr>
+          <w:lang w:eastAsia="pt-BR"/>
+        </w:rPr>
+        <w:t>nm_acident</w:t>
+      </w:r>
+      <w:proofErr w:type="spellEnd"/>
+      <w:r>
+        <w:rPr>
+          <w:lang w:eastAsia="pt-BR"/>
+        </w:rPr>
+        <w:t>, que geralmente se inicia com o tipo de acidente como parte do nome (ex.: Córrego Ponte Rasa).</w:t>
+      </w:r>
+    </w:p>
+    <w:p>
+      <w:pPr>
+        <w:rPr>
+          <w:lang w:eastAsia="pt-BR"/>
+        </w:rPr>
+      </w:pPr>
+      <w:proofErr w:type="spellStart"/>
+      <w:r>
+        <w:rPr>
+          <w:b/>
+          <w:lang w:eastAsia="pt-BR"/>
+        </w:rPr>
+        <w:t>Asset</w:t>
+      </w:r>
+      <w:proofErr w:type="spellEnd"/>
+      <w:r>
+        <w:rPr>
+          <w:b/>
+          <w:lang w:eastAsia="pt-BR"/>
+        </w:rPr>
+        <w:t xml:space="preserve"> resultante: </w:t>
+      </w:r>
+      <w:r>
+        <w:rPr>
+          <w:lang w:eastAsia="pt-BR"/>
+        </w:rPr>
+        <w:t>massas de águas correntes (</w:t>
+      </w:r>
+      <w:proofErr w:type="spellStart"/>
+      <w:proofErr w:type="gramStart"/>
+      <w:r>
+        <w:rPr>
+          <w:lang w:eastAsia="pt-BR"/>
+        </w:rPr>
+        <w:t>aguas_correntes.</w:t>
+      </w:r>
+      <w:proofErr w:type="gramEnd"/>
+      <w:r>
+        <w:rPr>
+          <w:lang w:eastAsia="pt-BR"/>
+        </w:rPr>
+        <w:t>geojson</w:t>
+      </w:r>
+      <w:proofErr w:type="spellEnd"/>
+      <w:r>
+        <w:rPr>
+          <w:lang w:eastAsia="pt-BR"/>
+        </w:rPr>
+        <w:t>)</w:t>
+      </w:r>
+    </w:p>
+    <w:p>
+      <w:pPr>
+        <w:pStyle w:val="Ttulo5"/>
+        <w:rPr>
+          <w:lang w:eastAsia="pt-BR"/>
+        </w:rPr>
+      </w:pPr>
+      <w:r>
+        <w:rPr>
+          <w:lang w:eastAsia="pt-BR"/>
+        </w:rPr>
+        <w:t xml:space="preserve">Rios Tietê, Tamanduateí e </w:t>
+      </w:r>
+      <w:proofErr w:type="gramStart"/>
+      <w:r>
+        <w:rPr>
+          <w:lang w:eastAsia="pt-BR"/>
+        </w:rPr>
+        <w:t>Pinheiros</w:t>
+      </w:r>
+      <w:proofErr w:type="gramEnd"/>
+    </w:p>
+    <w:p>
+      <w:pPr>
+        <w:ind w:firstLine="708"/>
+        <w:rPr>
+          <w:lang w:eastAsia="pt-BR"/>
+        </w:rPr>
+      </w:pPr>
+      <w:r>
+        <w:rPr>
+          <w:lang w:eastAsia="pt-BR"/>
+        </w:rPr>
+        <w:t xml:space="preserve">Por serem rios com </w:t>
+      </w:r>
+      <w:r>
+        <w:rPr>
+          <w:highlight w:val="yellow"/>
+          <w:lang w:eastAsia="pt-BR"/>
+        </w:rPr>
+        <w:t>mais de 10m de largura (?)</w:t>
+      </w:r>
+      <w:r>
+        <w:rPr>
+          <w:lang w:eastAsia="pt-BR"/>
+        </w:rPr>
+        <w:t xml:space="preserve">, as </w:t>
+      </w:r>
+      <w:proofErr w:type="spellStart"/>
+      <w:r>
+        <w:rPr>
+          <w:lang w:eastAsia="pt-BR"/>
+        </w:rPr>
+        <w:t>apps</w:t>
+      </w:r>
+      <w:proofErr w:type="spellEnd"/>
+      <w:r>
+        <w:rPr>
+          <w:lang w:eastAsia="pt-BR"/>
+        </w:rPr>
+        <w:t xml:space="preserve"> deles não vão corresponder aos das demais águas correntes, de 30m, precisando ser maior. Por isso vamos separá-los do restante.</w:t>
+      </w:r>
+    </w:p>
+    <w:p>
+      <w:pPr>
+        <w:ind w:firstLine="708"/>
+        <w:rPr>
+          <w:lang w:eastAsia="pt-BR"/>
+        </w:rPr>
+      </w:pPr>
+      <w:r>
+        <w:rPr>
+          <w:lang w:eastAsia="pt-BR"/>
+        </w:rPr>
+        <w:t xml:space="preserve">Como já sabemos que esses são os </w:t>
+      </w:r>
+      <w:proofErr w:type="gramStart"/>
+      <w:r>
+        <w:rPr>
+          <w:lang w:eastAsia="pt-BR"/>
+        </w:rPr>
+        <w:t>3</w:t>
+      </w:r>
+      <w:proofErr w:type="gramEnd"/>
+      <w:r>
+        <w:rPr>
+          <w:lang w:eastAsia="pt-BR"/>
+        </w:rPr>
+        <w:t xml:space="preserve"> rios que cumprem esse critério, procuraremos por eles diretamente pelos seus nomes. </w:t>
+      </w:r>
+    </w:p>
+    <w:p>
+      <w:pPr>
+        <w:ind w:firstLine="708"/>
+        <w:rPr>
+          <w:lang w:eastAsia="pt-BR"/>
+        </w:rPr>
+      </w:pPr>
+    </w:p>
+    <w:p>
+      <w:pPr>
+        <w:ind w:firstLine="708"/>
+        <w:rPr>
+          <w:lang w:eastAsia="pt-BR"/>
+        </w:rPr>
+      </w:pPr>
+      <w:r>
+        <w:rPr>
+          <w:lang w:eastAsia="pt-BR"/>
+        </w:rPr>
+        <w:t>O notebook pode ser acesso em &lt;notebooks/</w:t>
+      </w:r>
+      <w:proofErr w:type="spellStart"/>
+      <w:r>
+        <w:rPr>
+          <w:lang w:eastAsia="pt-BR"/>
+        </w:rPr>
+        <w:t>separar_rios_ttp</w:t>
+      </w:r>
+      <w:proofErr w:type="spellEnd"/>
+      <w:r>
+        <w:rPr>
+          <w:lang w:eastAsia="pt-BR"/>
+        </w:rPr>
+        <w:t xml:space="preserve">&gt; e o arquivo usado nele é o </w:t>
+      </w:r>
+      <w:proofErr w:type="spellStart"/>
+      <w:r>
+        <w:rPr>
+          <w:lang w:eastAsia="pt-BR"/>
+        </w:rPr>
+        <w:t>asset</w:t>
+      </w:r>
+      <w:proofErr w:type="spellEnd"/>
+      <w:r>
+        <w:rPr>
+          <w:lang w:eastAsia="pt-BR"/>
+        </w:rPr>
+        <w:t xml:space="preserve"> das </w:t>
+      </w:r>
+      <w:proofErr w:type="spellStart"/>
+      <w:r>
+        <w:rPr>
+          <w:lang w:eastAsia="pt-BR"/>
+        </w:rPr>
+        <w:t>aguas_dormentes</w:t>
+      </w:r>
+      <w:proofErr w:type="spellEnd"/>
+      <w:r>
+        <w:rPr>
+          <w:lang w:eastAsia="pt-BR"/>
+        </w:rPr>
+        <w:t>.</w:t>
+      </w:r>
+    </w:p>
+    <w:p>
+      <w:pPr>
+        <w:ind w:firstLine="708"/>
+        <w:rPr>
+          <w:lang w:eastAsia="pt-BR"/>
+        </w:rPr>
+      </w:pPr>
+      <w:r>
+        <w:rPr>
+          <w:lang w:eastAsia="pt-BR"/>
+        </w:rPr>
+        <w:t>As colunas usadas são:</w:t>
+      </w:r>
+    </w:p>
+    <w:p>
+      <w:pPr>
+        <w:pStyle w:val="PargrafodaLista"/>
+        <w:numPr>
+          <w:ilvl w:val="0"/>
+          <w:numId w:val="11"/>
+        </w:numPr>
+        <w:rPr>
+          <w:lang w:eastAsia="pt-BR"/>
+        </w:rPr>
+      </w:pPr>
+      <w:proofErr w:type="spellStart"/>
+      <w:r>
+        <w:rPr>
+          <w:lang w:eastAsia="pt-BR"/>
+        </w:rPr>
+        <w:t>Cd_identif</w:t>
+      </w:r>
+      <w:proofErr w:type="spellEnd"/>
+      <w:r>
+        <w:rPr>
+          <w:lang w:eastAsia="pt-BR"/>
+        </w:rPr>
+        <w:t>: identificador da massa de água</w:t>
+      </w:r>
+    </w:p>
+    <w:p>
+      <w:pPr>
+        <w:pStyle w:val="PargrafodaLista"/>
+        <w:numPr>
+          <w:ilvl w:val="0"/>
+          <w:numId w:val="11"/>
+        </w:numPr>
+        <w:rPr>
+          <w:lang w:eastAsia="pt-BR"/>
+        </w:rPr>
+      </w:pPr>
+      <w:proofErr w:type="spellStart"/>
+      <w:r>
+        <w:rPr>
+          <w:lang w:eastAsia="pt-BR"/>
+        </w:rPr>
+        <w:t>Nm_acident</w:t>
+      </w:r>
+      <w:proofErr w:type="spellEnd"/>
+      <w:r>
+        <w:rPr>
+          <w:lang w:eastAsia="pt-BR"/>
+        </w:rPr>
+        <w:t>: nome do acidente/da massa de água</w:t>
+      </w:r>
+    </w:p>
+    <w:p>
+      <w:pPr>
+        <w:pStyle w:val="PargrafodaLista"/>
+        <w:numPr>
+          <w:ilvl w:val="0"/>
+          <w:numId w:val="11"/>
+        </w:numPr>
+        <w:rPr>
+          <w:lang w:eastAsia="pt-BR"/>
+        </w:rPr>
+      </w:pPr>
+      <w:proofErr w:type="spellStart"/>
+      <w:r>
+        <w:rPr>
+          <w:lang w:eastAsia="pt-BR"/>
+        </w:rPr>
+        <w:t>Cd_tipo_ac</w:t>
+      </w:r>
+      <w:proofErr w:type="spellEnd"/>
+      <w:r>
+        <w:rPr>
+          <w:lang w:eastAsia="pt-BR"/>
+        </w:rPr>
+        <w:t xml:space="preserve">: </w:t>
+      </w:r>
+      <w:proofErr w:type="spellStart"/>
+      <w:r>
+        <w:rPr>
+          <w:lang w:eastAsia="pt-BR"/>
+        </w:rPr>
+        <w:t>cd</w:t>
+      </w:r>
+      <w:proofErr w:type="spellEnd"/>
+      <w:r>
+        <w:rPr>
+          <w:lang w:eastAsia="pt-BR"/>
+        </w:rPr>
+        <w:t xml:space="preserve"> do tipo de acidente</w:t>
+      </w:r>
+    </w:p>
+    <w:p>
+      <w:pPr>
+        <w:pStyle w:val="PargrafodaLista"/>
+        <w:numPr>
+          <w:ilvl w:val="0"/>
+          <w:numId w:val="11"/>
+        </w:numPr>
+        <w:rPr>
+          <w:lang w:eastAsia="pt-BR"/>
+        </w:rPr>
+      </w:pPr>
+      <w:proofErr w:type="spellStart"/>
+      <w:r>
+        <w:rPr>
+          <w:lang w:eastAsia="pt-BR"/>
+        </w:rPr>
+        <w:lastRenderedPageBreak/>
+        <w:t>Cd_rio</w:t>
+      </w:r>
+      <w:proofErr w:type="spellEnd"/>
+      <w:r>
+        <w:rPr>
+          <w:lang w:eastAsia="pt-BR"/>
+        </w:rPr>
+        <w:t>: coluna criada para identificar se pertence a algum dos rios e, se sim, a qual deles.</w:t>
+      </w:r>
+    </w:p>
+    <w:p>
+      <w:pPr>
+        <w:rPr>
+          <w:lang w:eastAsia="pt-BR"/>
+        </w:rPr>
+      </w:pPr>
+    </w:p>
+    <w:p>
+      <w:pPr>
+        <w:ind w:firstLine="708"/>
+        <w:rPr>
+          <w:lang w:eastAsia="pt-BR"/>
+        </w:rPr>
+      </w:pPr>
+    </w:p>
     <w:sectPr>
       <w:type w:val="continuous"/>
       <w:pgSz w:w="11906" w:h="16838"/>
@@ -2381,8 +4163,121 @@
 </file>
 
 <file path=word/numbering.xml><?xml version="1.0" encoding="utf-8"?>
-<w:numbering xmlns:wpc="http://schemas.microsoft.com/office/word/2010/wordprocessingCanvas" xmlns:mc="http://schemas.openxmlformats.org/markup-compatibility/2006" xmlns:o="urn:schemas-microsoft-com:office:office" xmlns:r="http://schemas.openxmlformats.org/officeDocument/2006/relationships" xmlns:m="http://schemas.openxmlformats.org/officeDocument/2006/math" xmlns:v="urn:schemas-microsoft-com:vml" xmlns:wp14="http://schemas.microsoft.com/office/word/2010/wordprocessingDrawing" xmlns:wp="http://schemas.openxmlformats.org/drawingml/2006/wordprocessingDrawing" xmlns:w10="urn:schemas-microsoft-com:office:word" xmlns:w="http://schemas.openxmlformats.org/wordprocessingml/2006/main" xmlns:w14="http://schemas.microsoft.com/office/word/2010/wordml" xmlns:w15="http://schemas.microsoft.com/office/word/2012/wordml" xmlns:wpg="http://schemas.microsoft.com/office/word/2010/wordprocessingGroup" xmlns:wpi="http://schemas.microsoft.com/office/word/2010/wordprocessingInk" xmlns:wne="http://schemas.microsoft.com/office/word/2006/wordml" xmlns:wps="http://schemas.microsoft.com/office/word/2010/wordprocessingShape" mc:Ignorable="w14 w15 wp14">
-  <w:abstractNum w:abstractNumId="0" w15:restartNumberingAfterBreak="0">
+<w:numbering xmlns:wpc="http://schemas.microsoft.com/office/word/2010/wordprocessingCanvas" xmlns:mc="http://schemas.openxmlformats.org/markup-compatibility/2006" xmlns:o="urn:schemas-microsoft-com:office:office" xmlns:r="http://schemas.openxmlformats.org/officeDocument/2006/relationships" xmlns:m="http://schemas.openxmlformats.org/officeDocument/2006/math" xmlns:v="urn:schemas-microsoft-com:vml" xmlns:wp14="http://schemas.microsoft.com/office/word/2010/wordprocessingDrawing" xmlns:wp="http://schemas.openxmlformats.org/drawingml/2006/wordprocessingDrawing" xmlns:w10="urn:schemas-microsoft-com:office:word" xmlns:w="http://schemas.openxmlformats.org/wordprocessingml/2006/main" xmlns:w14="http://schemas.microsoft.com/office/word/2010/wordml" xmlns:wpg="http://schemas.microsoft.com/office/word/2010/wordprocessingGroup" xmlns:wpi="http://schemas.microsoft.com/office/word/2010/wordprocessingInk" xmlns:wne="http://schemas.microsoft.com/office/word/2006/wordml" xmlns:wps="http://schemas.microsoft.com/office/word/2010/wordprocessingShape" mc:Ignorable="w14 wp14">
+  <w:abstractNum w:abstractNumId="0">
+    <w:nsid w:val="0A6F78FC"/>
+    <w:multiLevelType w:val="hybridMultilevel"/>
+    <w:tmpl w:val="448613BA"/>
+    <w:lvl w:ilvl="0" w:tplc="04160001">
+      <w:start w:val="1"/>
+      <w:numFmt w:val="bullet"/>
+      <w:lvlText w:val=""/>
+      <w:lvlJc w:val="left"/>
+      <w:pPr>
+        <w:ind w:left="1428" w:hanging="360"/>
+      </w:pPr>
+      <w:rPr>
+        <w:rFonts w:ascii="Symbol" w:hAnsi="Symbol" w:hint="default"/>
+      </w:rPr>
+    </w:lvl>
+    <w:lvl w:ilvl="1" w:tplc="04160003" w:tentative="1">
+      <w:start w:val="1"/>
+      <w:numFmt w:val="bullet"/>
+      <w:lvlText w:val="o"/>
+      <w:lvlJc w:val="left"/>
+      <w:pPr>
+        <w:ind w:left="2148" w:hanging="360"/>
+      </w:pPr>
+      <w:rPr>
+        <w:rFonts w:ascii="Courier New" w:hAnsi="Courier New" w:cs="Courier New" w:hint="default"/>
+      </w:rPr>
+    </w:lvl>
+    <w:lvl w:ilvl="2" w:tplc="04160005" w:tentative="1">
+      <w:start w:val="1"/>
+      <w:numFmt w:val="bullet"/>
+      <w:lvlText w:val=""/>
+      <w:lvlJc w:val="left"/>
+      <w:pPr>
+        <w:ind w:left="2868" w:hanging="360"/>
+      </w:pPr>
+      <w:rPr>
+        <w:rFonts w:ascii="Wingdings" w:hAnsi="Wingdings" w:hint="default"/>
+      </w:rPr>
+    </w:lvl>
+    <w:lvl w:ilvl="3" w:tplc="04160001" w:tentative="1">
+      <w:start w:val="1"/>
+      <w:numFmt w:val="bullet"/>
+      <w:lvlText w:val=""/>
+      <w:lvlJc w:val="left"/>
+      <w:pPr>
+        <w:ind w:left="3588" w:hanging="360"/>
+      </w:pPr>
+      <w:rPr>
+        <w:rFonts w:ascii="Symbol" w:hAnsi="Symbol" w:hint="default"/>
+      </w:rPr>
+    </w:lvl>
+    <w:lvl w:ilvl="4" w:tplc="04160003" w:tentative="1">
+      <w:start w:val="1"/>
+      <w:numFmt w:val="bullet"/>
+      <w:lvlText w:val="o"/>
+      <w:lvlJc w:val="left"/>
+      <w:pPr>
+        <w:ind w:left="4308" w:hanging="360"/>
+      </w:pPr>
+      <w:rPr>
+        <w:rFonts w:ascii="Courier New" w:hAnsi="Courier New" w:cs="Courier New" w:hint="default"/>
+      </w:rPr>
+    </w:lvl>
+    <w:lvl w:ilvl="5" w:tplc="04160005" w:tentative="1">
+      <w:start w:val="1"/>
+      <w:numFmt w:val="bullet"/>
+      <w:lvlText w:val=""/>
+      <w:lvlJc w:val="left"/>
+      <w:pPr>
+        <w:ind w:left="5028" w:hanging="360"/>
+      </w:pPr>
+      <w:rPr>
+        <w:rFonts w:ascii="Wingdings" w:hAnsi="Wingdings" w:hint="default"/>
+      </w:rPr>
+    </w:lvl>
+    <w:lvl w:ilvl="6" w:tplc="04160001" w:tentative="1">
+      <w:start w:val="1"/>
+      <w:numFmt w:val="bullet"/>
+      <w:lvlText w:val=""/>
+      <w:lvlJc w:val="left"/>
+      <w:pPr>
+        <w:ind w:left="5748" w:hanging="360"/>
+      </w:pPr>
+      <w:rPr>
+        <w:rFonts w:ascii="Symbol" w:hAnsi="Symbol" w:hint="default"/>
+      </w:rPr>
+    </w:lvl>
+    <w:lvl w:ilvl="7" w:tplc="04160003" w:tentative="1">
+      <w:start w:val="1"/>
+      <w:numFmt w:val="bullet"/>
+      <w:lvlText w:val="o"/>
+      <w:lvlJc w:val="left"/>
+      <w:pPr>
+        <w:ind w:left="6468" w:hanging="360"/>
+      </w:pPr>
+      <w:rPr>
+        <w:rFonts w:ascii="Courier New" w:hAnsi="Courier New" w:cs="Courier New" w:hint="default"/>
+      </w:rPr>
+    </w:lvl>
+    <w:lvl w:ilvl="8" w:tplc="04160005" w:tentative="1">
+      <w:start w:val="1"/>
+      <w:numFmt w:val="bullet"/>
+      <w:lvlText w:val=""/>
+      <w:lvlJc w:val="left"/>
+      <w:pPr>
+        <w:ind w:left="7188" w:hanging="360"/>
+      </w:pPr>
+      <w:rPr>
+        <w:rFonts w:ascii="Wingdings" w:hAnsi="Wingdings" w:hint="default"/>
+      </w:rPr>
+    </w:lvl>
+  </w:abstractNum>
+  <w:abstractNum w:abstractNumId="1">
     <w:nsid w:val="12AA384C"/>
     <w:multiLevelType w:val="hybridMultilevel"/>
     <w:tmpl w:val="E40C374C"/>
@@ -2495,7 +4390,7 @@
       </w:rPr>
     </w:lvl>
   </w:abstractNum>
-  <w:abstractNum w:abstractNumId="1" w15:restartNumberingAfterBreak="0">
+  <w:abstractNum w:abstractNumId="2">
     <w:nsid w:val="15034913"/>
     <w:multiLevelType w:val="multilevel"/>
     <w:tmpl w:val="C6228DD8"/>
@@ -2616,7 +4511,346 @@
       </w:rPr>
     </w:lvl>
   </w:abstractNum>
-  <w:abstractNum w:abstractNumId="2" w15:restartNumberingAfterBreak="0">
+  <w:abstractNum w:abstractNumId="3">
+    <w:nsid w:val="36A932D5"/>
+    <w:multiLevelType w:val="hybridMultilevel"/>
+    <w:tmpl w:val="BE5C7AC8"/>
+    <w:lvl w:ilvl="0" w:tplc="04160001">
+      <w:start w:val="1"/>
+      <w:numFmt w:val="bullet"/>
+      <w:lvlText w:val=""/>
+      <w:lvlJc w:val="left"/>
+      <w:pPr>
+        <w:ind w:left="720" w:hanging="360"/>
+      </w:pPr>
+      <w:rPr>
+        <w:rFonts w:ascii="Symbol" w:hAnsi="Symbol" w:hint="default"/>
+      </w:rPr>
+    </w:lvl>
+    <w:lvl w:ilvl="1" w:tplc="04160003" w:tentative="1">
+      <w:start w:val="1"/>
+      <w:numFmt w:val="bullet"/>
+      <w:lvlText w:val="o"/>
+      <w:lvlJc w:val="left"/>
+      <w:pPr>
+        <w:ind w:left="1440" w:hanging="360"/>
+      </w:pPr>
+      <w:rPr>
+        <w:rFonts w:ascii="Courier New" w:hAnsi="Courier New" w:cs="Courier New" w:hint="default"/>
+      </w:rPr>
+    </w:lvl>
+    <w:lvl w:ilvl="2" w:tplc="04160005" w:tentative="1">
+      <w:start w:val="1"/>
+      <w:numFmt w:val="bullet"/>
+      <w:lvlText w:val=""/>
+      <w:lvlJc w:val="left"/>
+      <w:pPr>
+        <w:ind w:left="2160" w:hanging="360"/>
+      </w:pPr>
+      <w:rPr>
+        <w:rFonts w:ascii="Wingdings" w:hAnsi="Wingdings" w:hint="default"/>
+      </w:rPr>
+    </w:lvl>
+    <w:lvl w:ilvl="3" w:tplc="04160001" w:tentative="1">
+      <w:start w:val="1"/>
+      <w:numFmt w:val="bullet"/>
+      <w:lvlText w:val=""/>
+      <w:lvlJc w:val="left"/>
+      <w:pPr>
+        <w:ind w:left="2880" w:hanging="360"/>
+      </w:pPr>
+      <w:rPr>
+        <w:rFonts w:ascii="Symbol" w:hAnsi="Symbol" w:hint="default"/>
+      </w:rPr>
+    </w:lvl>
+    <w:lvl w:ilvl="4" w:tplc="04160003" w:tentative="1">
+      <w:start w:val="1"/>
+      <w:numFmt w:val="bullet"/>
+      <w:lvlText w:val="o"/>
+      <w:lvlJc w:val="left"/>
+      <w:pPr>
+        <w:ind w:left="3600" w:hanging="360"/>
+      </w:pPr>
+      <w:rPr>
+        <w:rFonts w:ascii="Courier New" w:hAnsi="Courier New" w:cs="Courier New" w:hint="default"/>
+      </w:rPr>
+    </w:lvl>
+    <w:lvl w:ilvl="5" w:tplc="04160005" w:tentative="1">
+      <w:start w:val="1"/>
+      <w:numFmt w:val="bullet"/>
+      <w:lvlText w:val=""/>
+      <w:lvlJc w:val="left"/>
+      <w:pPr>
+        <w:ind w:left="4320" w:hanging="360"/>
+      </w:pPr>
+      <w:rPr>
+        <w:rFonts w:ascii="Wingdings" w:hAnsi="Wingdings" w:hint="default"/>
+      </w:rPr>
+    </w:lvl>
+    <w:lvl w:ilvl="6" w:tplc="04160001" w:tentative="1">
+      <w:start w:val="1"/>
+      <w:numFmt w:val="bullet"/>
+      <w:lvlText w:val=""/>
+      <w:lvlJc w:val="left"/>
+      <w:pPr>
+        <w:ind w:left="5040" w:hanging="360"/>
+      </w:pPr>
+      <w:rPr>
+        <w:rFonts w:ascii="Symbol" w:hAnsi="Symbol" w:hint="default"/>
+      </w:rPr>
+    </w:lvl>
+    <w:lvl w:ilvl="7" w:tplc="04160003" w:tentative="1">
+      <w:start w:val="1"/>
+      <w:numFmt w:val="bullet"/>
+      <w:lvlText w:val="o"/>
+      <w:lvlJc w:val="left"/>
+      <w:pPr>
+        <w:ind w:left="5760" w:hanging="360"/>
+      </w:pPr>
+      <w:rPr>
+        <w:rFonts w:ascii="Courier New" w:hAnsi="Courier New" w:cs="Courier New" w:hint="default"/>
+      </w:rPr>
+    </w:lvl>
+    <w:lvl w:ilvl="8" w:tplc="04160005" w:tentative="1">
+      <w:start w:val="1"/>
+      <w:numFmt w:val="bullet"/>
+      <w:lvlText w:val=""/>
+      <w:lvlJc w:val="left"/>
+      <w:pPr>
+        <w:ind w:left="6480" w:hanging="360"/>
+      </w:pPr>
+      <w:rPr>
+        <w:rFonts w:ascii="Wingdings" w:hAnsi="Wingdings" w:hint="default"/>
+      </w:rPr>
+    </w:lvl>
+  </w:abstractNum>
+  <w:abstractNum w:abstractNumId="4">
+    <w:nsid w:val="3A4C3EEB"/>
+    <w:multiLevelType w:val="multilevel"/>
+    <w:tmpl w:val="4E5237B2"/>
+    <w:lvl w:ilvl="0">
+      <w:start w:val="1"/>
+      <w:numFmt w:val="decimal"/>
+      <w:lvlText w:val="%1."/>
+      <w:lvlJc w:val="left"/>
+      <w:pPr>
+        <w:ind w:left="360" w:hanging="360"/>
+      </w:pPr>
+      <w:rPr>
+        <w:rFonts w:hint="default"/>
+      </w:rPr>
+    </w:lvl>
+    <w:lvl w:ilvl="1">
+      <w:start w:val="1"/>
+      <w:numFmt w:val="bullet"/>
+      <w:lvlText w:val=""/>
+      <w:lvlJc w:val="left"/>
+      <w:pPr>
+        <w:ind w:left="720" w:hanging="720"/>
+      </w:pPr>
+      <w:rPr>
+        <w:rFonts w:ascii="Symbol" w:hAnsi="Symbol" w:hint="default"/>
+      </w:rPr>
+    </w:lvl>
+    <w:lvl w:ilvl="2">
+      <w:start w:val="1"/>
+      <w:numFmt w:val="decimal"/>
+      <w:lvlText w:val="%1.%2.%3."/>
+      <w:lvlJc w:val="left"/>
+      <w:pPr>
+        <w:ind w:left="720" w:hanging="720"/>
+      </w:pPr>
+      <w:rPr>
+        <w:rFonts w:hint="default"/>
+      </w:rPr>
+    </w:lvl>
+    <w:lvl w:ilvl="3">
+      <w:start w:val="1"/>
+      <w:numFmt w:val="decimal"/>
+      <w:lvlText w:val="%1.%2.%3.%4."/>
+      <w:lvlJc w:val="left"/>
+      <w:pPr>
+        <w:ind w:left="1080" w:hanging="1080"/>
+      </w:pPr>
+      <w:rPr>
+        <w:rFonts w:hint="default"/>
+      </w:rPr>
+    </w:lvl>
+    <w:lvl w:ilvl="4">
+      <w:start w:val="1"/>
+      <w:numFmt w:val="decimal"/>
+      <w:lvlText w:val="%1.%2.%3.%4.%5."/>
+      <w:lvlJc w:val="left"/>
+      <w:pPr>
+        <w:ind w:left="1080" w:hanging="1080"/>
+      </w:pPr>
+      <w:rPr>
+        <w:rFonts w:hint="default"/>
+      </w:rPr>
+    </w:lvl>
+    <w:lvl w:ilvl="5">
+      <w:start w:val="1"/>
+      <w:numFmt w:val="decimal"/>
+      <w:lvlText w:val="%1.%2.%3.%4.%5.%6."/>
+      <w:lvlJc w:val="left"/>
+      <w:pPr>
+        <w:ind w:left="1440" w:hanging="1440"/>
+      </w:pPr>
+      <w:rPr>
+        <w:rFonts w:hint="default"/>
+      </w:rPr>
+    </w:lvl>
+    <w:lvl w:ilvl="6">
+      <w:start w:val="1"/>
+      <w:numFmt w:val="decimal"/>
+      <w:lvlText w:val="%1.%2.%3.%4.%5.%6.%7."/>
+      <w:lvlJc w:val="left"/>
+      <w:pPr>
+        <w:ind w:left="1440" w:hanging="1440"/>
+      </w:pPr>
+      <w:rPr>
+        <w:rFonts w:hint="default"/>
+      </w:rPr>
+    </w:lvl>
+    <w:lvl w:ilvl="7">
+      <w:start w:val="1"/>
+      <w:numFmt w:val="decimal"/>
+      <w:lvlText w:val="%1.%2.%3.%4.%5.%6.%7.%8."/>
+      <w:lvlJc w:val="left"/>
+      <w:pPr>
+        <w:ind w:left="1800" w:hanging="1800"/>
+      </w:pPr>
+      <w:rPr>
+        <w:rFonts w:hint="default"/>
+      </w:rPr>
+    </w:lvl>
+    <w:lvl w:ilvl="8">
+      <w:start w:val="1"/>
+      <w:numFmt w:val="decimal"/>
+      <w:lvlText w:val="%1.%2.%3.%4.%5.%6.%7.%8.%9."/>
+      <w:lvlJc w:val="left"/>
+      <w:pPr>
+        <w:ind w:left="1800" w:hanging="1800"/>
+      </w:pPr>
+      <w:rPr>
+        <w:rFonts w:hint="default"/>
+      </w:rPr>
+    </w:lvl>
+  </w:abstractNum>
+  <w:abstractNum w:abstractNumId="5">
+    <w:nsid w:val="42533B14"/>
+    <w:multiLevelType w:val="multilevel"/>
+    <w:tmpl w:val="4E5237B2"/>
+    <w:lvl w:ilvl="0">
+      <w:start w:val="1"/>
+      <w:numFmt w:val="decimal"/>
+      <w:lvlText w:val="%1."/>
+      <w:lvlJc w:val="left"/>
+      <w:pPr>
+        <w:ind w:left="360" w:hanging="360"/>
+      </w:pPr>
+      <w:rPr>
+        <w:rFonts w:hint="default"/>
+      </w:rPr>
+    </w:lvl>
+    <w:lvl w:ilvl="1">
+      <w:start w:val="1"/>
+      <w:numFmt w:val="bullet"/>
+      <w:lvlText w:val=""/>
+      <w:lvlJc w:val="left"/>
+      <w:pPr>
+        <w:ind w:left="720" w:hanging="720"/>
+      </w:pPr>
+      <w:rPr>
+        <w:rFonts w:ascii="Symbol" w:hAnsi="Symbol" w:hint="default"/>
+      </w:rPr>
+    </w:lvl>
+    <w:lvl w:ilvl="2">
+      <w:start w:val="1"/>
+      <w:numFmt w:val="decimal"/>
+      <w:lvlText w:val="%1.%2.%3."/>
+      <w:lvlJc w:val="left"/>
+      <w:pPr>
+        <w:ind w:left="720" w:hanging="720"/>
+      </w:pPr>
+      <w:rPr>
+        <w:rFonts w:hint="default"/>
+      </w:rPr>
+    </w:lvl>
+    <w:lvl w:ilvl="3">
+      <w:start w:val="1"/>
+      <w:numFmt w:val="decimal"/>
+      <w:lvlText w:val="%1.%2.%3.%4."/>
+      <w:lvlJc w:val="left"/>
+      <w:pPr>
+        <w:ind w:left="1080" w:hanging="1080"/>
+      </w:pPr>
+      <w:rPr>
+        <w:rFonts w:hint="default"/>
+      </w:rPr>
+    </w:lvl>
+    <w:lvl w:ilvl="4">
+      <w:start w:val="1"/>
+      <w:numFmt w:val="decimal"/>
+      <w:lvlText w:val="%1.%2.%3.%4.%5."/>
+      <w:lvlJc w:val="left"/>
+      <w:pPr>
+        <w:ind w:left="1080" w:hanging="1080"/>
+      </w:pPr>
+      <w:rPr>
+        <w:rFonts w:hint="default"/>
+      </w:rPr>
+    </w:lvl>
+    <w:lvl w:ilvl="5">
+      <w:start w:val="1"/>
+      <w:numFmt w:val="decimal"/>
+      <w:lvlText w:val="%1.%2.%3.%4.%5.%6."/>
+      <w:lvlJc w:val="left"/>
+      <w:pPr>
+        <w:ind w:left="1440" w:hanging="1440"/>
+      </w:pPr>
+      <w:rPr>
+        <w:rFonts w:hint="default"/>
+      </w:rPr>
+    </w:lvl>
+    <w:lvl w:ilvl="6">
+      <w:start w:val="1"/>
+      <w:numFmt w:val="decimal"/>
+      <w:lvlText w:val="%1.%2.%3.%4.%5.%6.%7."/>
+      <w:lvlJc w:val="left"/>
+      <w:pPr>
+        <w:ind w:left="1440" w:hanging="1440"/>
+      </w:pPr>
+      <w:rPr>
+        <w:rFonts w:hint="default"/>
+      </w:rPr>
+    </w:lvl>
+    <w:lvl w:ilvl="7">
+      <w:start w:val="1"/>
+      <w:numFmt w:val="decimal"/>
+      <w:lvlText w:val="%1.%2.%3.%4.%5.%6.%7.%8."/>
+      <w:lvlJc w:val="left"/>
+      <w:pPr>
+        <w:ind w:left="1800" w:hanging="1800"/>
+      </w:pPr>
+      <w:rPr>
+        <w:rFonts w:hint="default"/>
+      </w:rPr>
+    </w:lvl>
+    <w:lvl w:ilvl="8">
+      <w:start w:val="1"/>
+      <w:numFmt w:val="decimal"/>
+      <w:lvlText w:val="%1.%2.%3.%4.%5.%6.%7.%8.%9."/>
+      <w:lvlJc w:val="left"/>
+      <w:pPr>
+        <w:ind w:left="1800" w:hanging="1800"/>
+      </w:pPr>
+      <w:rPr>
+        <w:rFonts w:hint="default"/>
+      </w:rPr>
+    </w:lvl>
+  </w:abstractNum>
+  <w:abstractNum w:abstractNumId="6">
     <w:nsid w:val="4F1111E3"/>
     <w:multiLevelType w:val="hybridMultilevel"/>
     <w:tmpl w:val="DBC0D9D6"/>
@@ -2729,7 +4963,120 @@
       </w:rPr>
     </w:lvl>
   </w:abstractNum>
-  <w:abstractNum w:abstractNumId="3" w15:restartNumberingAfterBreak="0">
+  <w:abstractNum w:abstractNumId="7">
+    <w:nsid w:val="51237F14"/>
+    <w:multiLevelType w:val="hybridMultilevel"/>
+    <w:tmpl w:val="FCC2636E"/>
+    <w:lvl w:ilvl="0" w:tplc="04160001">
+      <w:start w:val="1"/>
+      <w:numFmt w:val="bullet"/>
+      <w:lvlText w:val=""/>
+      <w:lvlJc w:val="left"/>
+      <w:pPr>
+        <w:ind w:left="1428" w:hanging="360"/>
+      </w:pPr>
+      <w:rPr>
+        <w:rFonts w:ascii="Symbol" w:hAnsi="Symbol" w:hint="default"/>
+      </w:rPr>
+    </w:lvl>
+    <w:lvl w:ilvl="1" w:tplc="04160003" w:tentative="1">
+      <w:start w:val="1"/>
+      <w:numFmt w:val="bullet"/>
+      <w:lvlText w:val="o"/>
+      <w:lvlJc w:val="left"/>
+      <w:pPr>
+        <w:ind w:left="2148" w:hanging="360"/>
+      </w:pPr>
+      <w:rPr>
+        <w:rFonts w:ascii="Courier New" w:hAnsi="Courier New" w:cs="Courier New" w:hint="default"/>
+      </w:rPr>
+    </w:lvl>
+    <w:lvl w:ilvl="2" w:tplc="04160005" w:tentative="1">
+      <w:start w:val="1"/>
+      <w:numFmt w:val="bullet"/>
+      <w:lvlText w:val=""/>
+      <w:lvlJc w:val="left"/>
+      <w:pPr>
+        <w:ind w:left="2868" w:hanging="360"/>
+      </w:pPr>
+      <w:rPr>
+        <w:rFonts w:ascii="Wingdings" w:hAnsi="Wingdings" w:hint="default"/>
+      </w:rPr>
+    </w:lvl>
+    <w:lvl w:ilvl="3" w:tplc="04160001" w:tentative="1">
+      <w:start w:val="1"/>
+      <w:numFmt w:val="bullet"/>
+      <w:lvlText w:val=""/>
+      <w:lvlJc w:val="left"/>
+      <w:pPr>
+        <w:ind w:left="3588" w:hanging="360"/>
+      </w:pPr>
+      <w:rPr>
+        <w:rFonts w:ascii="Symbol" w:hAnsi="Symbol" w:hint="default"/>
+      </w:rPr>
+    </w:lvl>
+    <w:lvl w:ilvl="4" w:tplc="04160003" w:tentative="1">
+      <w:start w:val="1"/>
+      <w:numFmt w:val="bullet"/>
+      <w:lvlText w:val="o"/>
+      <w:lvlJc w:val="left"/>
+      <w:pPr>
+        <w:ind w:left="4308" w:hanging="360"/>
+      </w:pPr>
+      <w:rPr>
+        <w:rFonts w:ascii="Courier New" w:hAnsi="Courier New" w:cs="Courier New" w:hint="default"/>
+      </w:rPr>
+    </w:lvl>
+    <w:lvl w:ilvl="5" w:tplc="04160005" w:tentative="1">
+      <w:start w:val="1"/>
+      <w:numFmt w:val="bullet"/>
+      <w:lvlText w:val=""/>
+      <w:lvlJc w:val="left"/>
+      <w:pPr>
+        <w:ind w:left="5028" w:hanging="360"/>
+      </w:pPr>
+      <w:rPr>
+        <w:rFonts w:ascii="Wingdings" w:hAnsi="Wingdings" w:hint="default"/>
+      </w:rPr>
+    </w:lvl>
+    <w:lvl w:ilvl="6" w:tplc="04160001" w:tentative="1">
+      <w:start w:val="1"/>
+      <w:numFmt w:val="bullet"/>
+      <w:lvlText w:val=""/>
+      <w:lvlJc w:val="left"/>
+      <w:pPr>
+        <w:ind w:left="5748" w:hanging="360"/>
+      </w:pPr>
+      <w:rPr>
+        <w:rFonts w:ascii="Symbol" w:hAnsi="Symbol" w:hint="default"/>
+      </w:rPr>
+    </w:lvl>
+    <w:lvl w:ilvl="7" w:tplc="04160003" w:tentative="1">
+      <w:start w:val="1"/>
+      <w:numFmt w:val="bullet"/>
+      <w:lvlText w:val="o"/>
+      <w:lvlJc w:val="left"/>
+      <w:pPr>
+        <w:ind w:left="6468" w:hanging="360"/>
+      </w:pPr>
+      <w:rPr>
+        <w:rFonts w:ascii="Courier New" w:hAnsi="Courier New" w:cs="Courier New" w:hint="default"/>
+      </w:rPr>
+    </w:lvl>
+    <w:lvl w:ilvl="8" w:tplc="04160005" w:tentative="1">
+      <w:start w:val="1"/>
+      <w:numFmt w:val="bullet"/>
+      <w:lvlText w:val=""/>
+      <w:lvlJc w:val="left"/>
+      <w:pPr>
+        <w:ind w:left="7188" w:hanging="360"/>
+      </w:pPr>
+      <w:rPr>
+        <w:rFonts w:ascii="Wingdings" w:hAnsi="Wingdings" w:hint="default"/>
+      </w:rPr>
+    </w:lvl>
+  </w:abstractNum>
+  <w:abstractNum w:abstractNumId="8">
     <w:nsid w:val="59C75F3A"/>
     <w:multiLevelType w:val="hybridMultilevel"/>
     <w:tmpl w:val="17AEC0D2"/>
@@ -2815,7 +5162,7 @@
       </w:pPr>
     </w:lvl>
   </w:abstractNum>
-  <w:abstractNum w:abstractNumId="4" w15:restartNumberingAfterBreak="0">
+  <w:abstractNum w:abstractNumId="9">
     <w:nsid w:val="60642E69"/>
     <w:multiLevelType w:val="hybridMultilevel"/>
     <w:tmpl w:val="412CA264"/>
@@ -2928,7 +5275,120 @@
       </w:rPr>
     </w:lvl>
   </w:abstractNum>
-  <w:abstractNum w:abstractNumId="5" w15:restartNumberingAfterBreak="0">
+  <w:abstractNum w:abstractNumId="10">
+    <w:nsid w:val="659F62DC"/>
+    <w:multiLevelType w:val="multilevel"/>
+    <w:tmpl w:val="AD92630E"/>
+    <w:lvl w:ilvl="0">
+      <w:start w:val="1"/>
+      <w:numFmt w:val="decimal"/>
+      <w:lvlText w:val="%1."/>
+      <w:lvlJc w:val="left"/>
+      <w:pPr>
+        <w:ind w:left="360" w:hanging="360"/>
+      </w:pPr>
+      <w:rPr>
+        <w:rFonts w:hint="default"/>
+      </w:rPr>
+    </w:lvl>
+    <w:lvl w:ilvl="1">
+      <w:start w:val="1"/>
+      <w:numFmt w:val="decimal"/>
+      <w:lvlText w:val="%1.%2."/>
+      <w:lvlJc w:val="left"/>
+      <w:pPr>
+        <w:ind w:left="720" w:hanging="720"/>
+      </w:pPr>
+      <w:rPr>
+        <w:rFonts w:hint="default"/>
+      </w:rPr>
+    </w:lvl>
+    <w:lvl w:ilvl="2">
+      <w:start w:val="1"/>
+      <w:numFmt w:val="decimal"/>
+      <w:lvlText w:val="%1.%2.%3."/>
+      <w:lvlJc w:val="left"/>
+      <w:pPr>
+        <w:ind w:left="720" w:hanging="720"/>
+      </w:pPr>
+      <w:rPr>
+        <w:rFonts w:hint="default"/>
+      </w:rPr>
+    </w:lvl>
+    <w:lvl w:ilvl="3">
+      <w:start w:val="1"/>
+      <w:numFmt w:val="decimal"/>
+      <w:lvlText w:val="%1.%2.%3.%4."/>
+      <w:lvlJc w:val="left"/>
+      <w:pPr>
+        <w:ind w:left="1080" w:hanging="1080"/>
+      </w:pPr>
+      <w:rPr>
+        <w:rFonts w:hint="default"/>
+      </w:rPr>
+    </w:lvl>
+    <w:lvl w:ilvl="4">
+      <w:start w:val="1"/>
+      <w:numFmt w:val="decimal"/>
+      <w:lvlText w:val="%1.%2.%3.%4.%5."/>
+      <w:lvlJc w:val="left"/>
+      <w:pPr>
+        <w:ind w:left="1080" w:hanging="1080"/>
+      </w:pPr>
+      <w:rPr>
+        <w:rFonts w:hint="default"/>
+      </w:rPr>
+    </w:lvl>
+    <w:lvl w:ilvl="5">
+      <w:start w:val="1"/>
+      <w:numFmt w:val="decimal"/>
+      <w:lvlText w:val="%1.%2.%3.%4.%5.%6."/>
+      <w:lvlJc w:val="left"/>
+      <w:pPr>
+        <w:ind w:left="1440" w:hanging="1440"/>
+      </w:pPr>
+      <w:rPr>
+        <w:rFonts w:hint="default"/>
+      </w:rPr>
+    </w:lvl>
+    <w:lvl w:ilvl="6">
+      <w:start w:val="1"/>
+      <w:numFmt w:val="decimal"/>
+      <w:lvlText w:val="%1.%2.%3.%4.%5.%6.%7."/>
+      <w:lvlJc w:val="left"/>
+      <w:pPr>
+        <w:ind w:left="1440" w:hanging="1440"/>
+      </w:pPr>
+      <w:rPr>
+        <w:rFonts w:hint="default"/>
+      </w:rPr>
+    </w:lvl>
+    <w:lvl w:ilvl="7">
+      <w:start w:val="1"/>
+      <w:numFmt w:val="decimal"/>
+      <w:lvlText w:val="%1.%2.%3.%4.%5.%6.%7.%8."/>
+      <w:lvlJc w:val="left"/>
+      <w:pPr>
+        <w:ind w:left="1800" w:hanging="1800"/>
+      </w:pPr>
+      <w:rPr>
+        <w:rFonts w:hint="default"/>
+      </w:rPr>
+    </w:lvl>
+    <w:lvl w:ilvl="8">
+      <w:start w:val="1"/>
+      <w:numFmt w:val="decimal"/>
+      <w:lvlText w:val="%1.%2.%3.%4.%5.%6.%7.%8.%9."/>
+      <w:lvlJc w:val="left"/>
+      <w:pPr>
+        <w:ind w:left="1800" w:hanging="1800"/>
+      </w:pPr>
+      <w:rPr>
+        <w:rFonts w:hint="default"/>
+      </w:rPr>
+    </w:lvl>
+  </w:abstractNum>
+  <w:abstractNum w:abstractNumId="11">
     <w:nsid w:val="7C2C6AD9"/>
     <w:multiLevelType w:val="hybridMultilevel"/>
     <w:tmpl w:val="C130D856"/>
@@ -3041,7 +5501,7 @@
       </w:rPr>
     </w:lvl>
   </w:abstractNum>
-  <w:abstractNum w:abstractNumId="6" w15:restartNumberingAfterBreak="0">
+  <w:abstractNum w:abstractNumId="12">
     <w:nsid w:val="7D723FF6"/>
     <w:multiLevelType w:val="hybridMultilevel"/>
     <w:tmpl w:val="228A7844"/>
@@ -3155,31 +5615,49 @@
     </w:lvl>
   </w:abstractNum>
   <w:num w:numId="1">
+    <w:abstractNumId w:val="2"/>
+  </w:num>
+  <w:num w:numId="2">
+    <w:abstractNumId w:val="12"/>
+  </w:num>
+  <w:num w:numId="3">
     <w:abstractNumId w:val="1"/>
   </w:num>
-  <w:num w:numId="2">
+  <w:num w:numId="4">
+    <w:abstractNumId w:val="11"/>
+  </w:num>
+  <w:num w:numId="5">
+    <w:abstractNumId w:val="9"/>
+  </w:num>
+  <w:num w:numId="6">
+    <w:abstractNumId w:val="8"/>
+  </w:num>
+  <w:num w:numId="7">
     <w:abstractNumId w:val="6"/>
   </w:num>
-  <w:num w:numId="3">
+  <w:num w:numId="8">
+    <w:abstractNumId w:val="7"/>
+  </w:num>
+  <w:num w:numId="9">
+    <w:abstractNumId w:val="10"/>
+  </w:num>
+  <w:num w:numId="10">
+    <w:abstractNumId w:val="3"/>
+  </w:num>
+  <w:num w:numId="11">
     <w:abstractNumId w:val="0"/>
   </w:num>
-  <w:num w:numId="4">
-    <w:abstractNumId w:val="5"/>
-  </w:num>
-  <w:num w:numId="5">
+  <w:num w:numId="12">
     <w:abstractNumId w:val="4"/>
   </w:num>
-  <w:num w:numId="6">
-    <w:abstractNumId w:val="3"/>
-  </w:num>
-  <w:num w:numId="7">
-    <w:abstractNumId w:val="2"/>
+  <w:num w:numId="13">
+    <w:abstractNumId w:val="5"/>
   </w:num>
 </w:numbering>
 </file>
 
 <file path=word/styles.xml><?xml version="1.0" encoding="utf-8"?>
-<w:styles xmlns:mc="http://schemas.openxmlformats.org/markup-compatibility/2006" xmlns:r="http://schemas.openxmlformats.org/officeDocument/2006/relationships" xmlns:w="http://schemas.openxmlformats.org/wordprocessingml/2006/main" xmlns:w14="http://schemas.microsoft.com/office/word/2010/wordml" xmlns:w15="http://schemas.microsoft.com/office/word/2012/wordml" mc:Ignorable="w14 w15">
+<w:styles xmlns:mc="http://schemas.openxmlformats.org/markup-compatibility/2006" xmlns:r="http://schemas.openxmlformats.org/officeDocument/2006/relationships" xmlns:w="http://schemas.openxmlformats.org/wordprocessingml/2006/main" xmlns:w14="http://schemas.microsoft.com/office/word/2010/wordml" mc:Ignorable="w14">
   <w:docDefaults>
     <w:rPrDefault>
       <w:rPr>
@@ -3195,378 +5673,144 @@
       </w:pPr>
     </w:pPrDefault>
   </w:docDefaults>
-  <w:latentStyles w:defLockedState="0" w:defUIPriority="99" w:defSemiHidden="0" w:defUnhideWhenUsed="0" w:defQFormat="0" w:count="371">
-    <w:lsdException w:name="Normal" w:uiPriority="0" w:qFormat="1"/>
-    <w:lsdException w:name="heading 1" w:uiPriority="9" w:qFormat="1"/>
-    <w:lsdException w:name="heading 2" w:semiHidden="1" w:uiPriority="9" w:unhideWhenUsed="1" w:qFormat="1"/>
-    <w:lsdException w:name="heading 3" w:semiHidden="1" w:uiPriority="9" w:unhideWhenUsed="1" w:qFormat="1"/>
-    <w:lsdException w:name="heading 4" w:semiHidden="1" w:uiPriority="9" w:unhideWhenUsed="1" w:qFormat="1"/>
-    <w:lsdException w:name="heading 5" w:semiHidden="1" w:uiPriority="9" w:unhideWhenUsed="1" w:qFormat="1"/>
-    <w:lsdException w:name="heading 6" w:semiHidden="1" w:uiPriority="9" w:unhideWhenUsed="1" w:qFormat="1"/>
-    <w:lsdException w:name="heading 7" w:semiHidden="1" w:uiPriority="9" w:unhideWhenUsed="1" w:qFormat="1"/>
-    <w:lsdException w:name="heading 8" w:semiHidden="1" w:uiPriority="9" w:unhideWhenUsed="1" w:qFormat="1"/>
-    <w:lsdException w:name="heading 9" w:semiHidden="1" w:uiPriority="9" w:unhideWhenUsed="1" w:qFormat="1"/>
-    <w:lsdException w:name="index 1" w:semiHidden="1" w:unhideWhenUsed="1"/>
-    <w:lsdException w:name="index 2" w:semiHidden="1" w:unhideWhenUsed="1"/>
-    <w:lsdException w:name="index 3" w:semiHidden="1" w:unhideWhenUsed="1"/>
-    <w:lsdException w:name="index 4" w:semiHidden="1" w:unhideWhenUsed="1"/>
-    <w:lsdException w:name="index 5" w:semiHidden="1" w:unhideWhenUsed="1"/>
-    <w:lsdException w:name="index 6" w:semiHidden="1" w:unhideWhenUsed="1"/>
-    <w:lsdException w:name="index 7" w:semiHidden="1" w:unhideWhenUsed="1"/>
-    <w:lsdException w:name="index 8" w:semiHidden="1" w:unhideWhenUsed="1"/>
-    <w:lsdException w:name="index 9" w:semiHidden="1" w:unhideWhenUsed="1"/>
-    <w:lsdException w:name="toc 1" w:semiHidden="1" w:uiPriority="39" w:unhideWhenUsed="1"/>
-    <w:lsdException w:name="toc 2" w:semiHidden="1" w:uiPriority="39" w:unhideWhenUsed="1"/>
-    <w:lsdException w:name="toc 3" w:semiHidden="1" w:uiPriority="39" w:unhideWhenUsed="1"/>
-    <w:lsdException w:name="toc 4" w:semiHidden="1" w:uiPriority="39" w:unhideWhenUsed="1"/>
-    <w:lsdException w:name="toc 5" w:semiHidden="1" w:uiPriority="39" w:unhideWhenUsed="1"/>
-    <w:lsdException w:name="toc 6" w:semiHidden="1" w:uiPriority="39" w:unhideWhenUsed="1"/>
-    <w:lsdException w:name="toc 7" w:semiHidden="1" w:uiPriority="39" w:unhideWhenUsed="1"/>
-    <w:lsdException w:name="toc 8" w:semiHidden="1" w:uiPriority="39" w:unhideWhenUsed="1"/>
-    <w:lsdException w:name="toc 9" w:semiHidden="1" w:uiPriority="39" w:unhideWhenUsed="1"/>
-    <w:lsdException w:name="Normal Indent" w:semiHidden="1" w:unhideWhenUsed="1"/>
-    <w:lsdException w:name="footnote text" w:semiHidden="1" w:unhideWhenUsed="1"/>
-    <w:lsdException w:name="annotation text" w:semiHidden="1" w:unhideWhenUsed="1"/>
-    <w:lsdException w:name="header" w:semiHidden="1" w:unhideWhenUsed="1"/>
-    <w:lsdException w:name="footer" w:semiHidden="1" w:unhideWhenUsed="1"/>
-    <w:lsdException w:name="index heading" w:semiHidden="1" w:unhideWhenUsed="1"/>
-    <w:lsdException w:name="caption" w:semiHidden="1" w:uiPriority="35" w:unhideWhenUsed="1" w:qFormat="1"/>
-    <w:lsdException w:name="table of figures" w:semiHidden="1" w:unhideWhenUsed="1"/>
-    <w:lsdException w:name="envelope address" w:semiHidden="1" w:unhideWhenUsed="1"/>
-    <w:lsdException w:name="envelope return" w:semiHidden="1" w:unhideWhenUsed="1"/>
-    <w:lsdException w:name="footnote reference" w:semiHidden="1" w:unhideWhenUsed="1"/>
-    <w:lsdException w:name="annotation reference" w:semiHidden="1" w:unhideWhenUsed="1"/>
-    <w:lsdException w:name="line number" w:semiHidden="1" w:unhideWhenUsed="1"/>
-    <w:lsdException w:name="page number" w:semiHidden="1" w:unhideWhenUsed="1"/>
-    <w:lsdException w:name="endnote reference" w:semiHidden="1" w:unhideWhenUsed="1"/>
-    <w:lsdException w:name="endnote text" w:semiHidden="1" w:unhideWhenUsed="1"/>
-    <w:lsdException w:name="table of authorities" w:semiHidden="1" w:unhideWhenUsed="1"/>
-    <w:lsdException w:name="macro" w:semiHidden="1" w:unhideWhenUsed="1"/>
-    <w:lsdException w:name="toa heading" w:semiHidden="1" w:unhideWhenUsed="1"/>
-    <w:lsdException w:name="List" w:semiHidden="1" w:unhideWhenUsed="1"/>
-    <w:lsdException w:name="List Bullet" w:semiHidden="1" w:unhideWhenUsed="1"/>
-    <w:lsdException w:name="List Number" w:semiHidden="1" w:unhideWhenUsed="1"/>
-    <w:lsdException w:name="List 2" w:semiHidden="1" w:unhideWhenUsed="1"/>
-    <w:lsdException w:name="List 3" w:semiHidden="1" w:unhideWhenUsed="1"/>
-    <w:lsdException w:name="List 4" w:semiHidden="1" w:unhideWhenUsed="1"/>
-    <w:lsdException w:name="List 5" w:semiHidden="1" w:unhideWhenUsed="1"/>
-    <w:lsdException w:name="List Bullet 2" w:semiHidden="1" w:unhideWhenUsed="1"/>
-    <w:lsdException w:name="List Bullet 3" w:semiHidden="1" w:unhideWhenUsed="1"/>
-    <w:lsdException w:name="List Bullet 4" w:semiHidden="1" w:unhideWhenUsed="1"/>
-    <w:lsdException w:name="List Bullet 5" w:semiHidden="1" w:unhideWhenUsed="1"/>
-    <w:lsdException w:name="List Number 2" w:semiHidden="1" w:unhideWhenUsed="1"/>
-    <w:lsdException w:name="List Number 3" w:semiHidden="1" w:unhideWhenUsed="1"/>
-    <w:lsdException w:name="List Number 4" w:semiHidden="1" w:unhideWhenUsed="1"/>
-    <w:lsdException w:name="List Number 5" w:semiHidden="1" w:unhideWhenUsed="1"/>
-    <w:lsdException w:name="Title" w:uiPriority="10" w:qFormat="1"/>
-    <w:lsdException w:name="Closing" w:semiHidden="1" w:unhideWhenUsed="1"/>
-    <w:lsdException w:name="Signature" w:semiHidden="1" w:unhideWhenUsed="1"/>
-    <w:lsdException w:name="Default Paragraph Font" w:semiHidden="1" w:uiPriority="1" w:unhideWhenUsed="1"/>
-    <w:lsdException w:name="Body Text" w:semiHidden="1" w:unhideWhenUsed="1"/>
-    <w:lsdException w:name="Body Text Indent" w:semiHidden="1" w:unhideWhenUsed="1"/>
-    <w:lsdException w:name="List Continue" w:semiHidden="1" w:unhideWhenUsed="1"/>
-    <w:lsdException w:name="List Continue 2" w:semiHidden="1" w:unhideWhenUsed="1"/>
-    <w:lsdException w:name="List Continue 3" w:semiHidden="1" w:unhideWhenUsed="1"/>
-    <w:lsdException w:name="List Continue 4" w:semiHidden="1" w:unhideWhenUsed="1"/>
-    <w:lsdException w:name="List Continue 5" w:semiHidden="1" w:unhideWhenUsed="1"/>
-    <w:lsdException w:name="Message Header" w:semiHidden="1" w:unhideWhenUsed="1"/>
-    <w:lsdException w:name="Subtitle" w:uiPriority="11" w:qFormat="1"/>
-    <w:lsdException w:name="Salutation" w:semiHidden="1" w:unhideWhenUsed="1"/>
-    <w:lsdException w:name="Date" w:semiHidden="1" w:unhideWhenUsed="1"/>
-    <w:lsdException w:name="Body Text First Indent" w:semiHidden="1" w:unhideWhenUsed="1"/>
-    <w:lsdException w:name="Body Text First Indent 2" w:semiHidden="1" w:unhideWhenUsed="1"/>
-    <w:lsdException w:name="Note Heading" w:semiHidden="1" w:unhideWhenUsed="1"/>
-    <w:lsdException w:name="Body Text 2" w:semiHidden="1" w:unhideWhenUsed="1"/>
-    <w:lsdException w:name="Body Text 3" w:semiHidden="1" w:unhideWhenUsed="1"/>
-    <w:lsdException w:name="Body Text Indent 2" w:semiHidden="1" w:unhideWhenUsed="1"/>
-    <w:lsdException w:name="Body Text Indent 3" w:semiHidden="1" w:unhideWhenUsed="1"/>
-    <w:lsdException w:name="Block Text" w:semiHidden="1" w:unhideWhenUsed="1"/>
-    <w:lsdException w:name="Hyperlink" w:semiHidden="1" w:unhideWhenUsed="1"/>
-    <w:lsdException w:name="FollowedHyperlink" w:semiHidden="1" w:unhideWhenUsed="1"/>
-    <w:lsdException w:name="Strong" w:uiPriority="22" w:qFormat="1"/>
-    <w:lsdException w:name="Emphasis" w:uiPriority="20" w:qFormat="1"/>
-    <w:lsdException w:name="Document Map" w:semiHidden="1" w:unhideWhenUsed="1"/>
-    <w:lsdException w:name="Plain Text" w:semiHidden="1" w:unhideWhenUsed="1"/>
-    <w:lsdException w:name="E-mail Signature" w:semiHidden="1" w:unhideWhenUsed="1"/>
-    <w:lsdException w:name="HTML Top of Form" w:semiHidden="1" w:unhideWhenUsed="1"/>
-    <w:lsdException w:name="HTML Bottom of Form" w:semiHidden="1" w:unhideWhenUsed="1"/>
-    <w:lsdException w:name="Normal (Web)" w:semiHidden="1" w:unhideWhenUsed="1"/>
-    <w:lsdException w:name="HTML Acronym" w:semiHidden="1" w:unhideWhenUsed="1"/>
-    <w:lsdException w:name="HTML Address" w:semiHidden="1" w:unhideWhenUsed="1"/>
-    <w:lsdException w:name="HTML Cite" w:semiHidden="1" w:unhideWhenUsed="1"/>
-    <w:lsdException w:name="HTML Code" w:semiHidden="1" w:unhideWhenUsed="1"/>
-    <w:lsdException w:name="HTML Definition" w:semiHidden="1" w:unhideWhenUsed="1"/>
-    <w:lsdException w:name="HTML Keyboard" w:semiHidden="1" w:unhideWhenUsed="1"/>
-    <w:lsdException w:name="HTML Preformatted" w:semiHidden="1" w:unhideWhenUsed="1"/>
-    <w:lsdException w:name="HTML Sample" w:semiHidden="1" w:unhideWhenUsed="1"/>
-    <w:lsdException w:name="HTML Typewriter" w:semiHidden="1" w:unhideWhenUsed="1"/>
-    <w:lsdException w:name="HTML Variable" w:semiHidden="1" w:unhideWhenUsed="1"/>
-    <w:lsdException w:name="Normal Table" w:semiHidden="1" w:unhideWhenUsed="1"/>
-    <w:lsdException w:name="annotation subject" w:semiHidden="1" w:unhideWhenUsed="1"/>
-    <w:lsdException w:name="No List" w:semiHidden="1" w:unhideWhenUsed="1"/>
-    <w:lsdException w:name="Outline List 1" w:semiHidden="1" w:unhideWhenUsed="1"/>
-    <w:lsdException w:name="Outline List 2" w:semiHidden="1" w:unhideWhenUsed="1"/>
-    <w:lsdException w:name="Outline List 3" w:semiHidden="1" w:unhideWhenUsed="1"/>
-    <w:lsdException w:name="Table Simple 1" w:semiHidden="1" w:unhideWhenUsed="1"/>
-    <w:lsdException w:name="Table Simple 2" w:semiHidden="1" w:unhideWhenUsed="1"/>
-    <w:lsdException w:name="Table Simple 3" w:semiHidden="1" w:unhideWhenUsed="1"/>
-    <w:lsdException w:name="Table Classic 1" w:semiHidden="1" w:unhideWhenUsed="1"/>
-    <w:lsdException w:name="Table Classic 2" w:semiHidden="1" w:unhideWhenUsed="1"/>
-    <w:lsdException w:name="Table Classic 3" w:semiHidden="1" w:unhideWhenUsed="1"/>
-    <w:lsdException w:name="Table Classic 4" w:semiHidden="1" w:unhideWhenUsed="1"/>
-    <w:lsdException w:name="Table Colorful 1" w:semiHidden="1" w:unhideWhenUsed="1"/>
-    <w:lsdException w:name="Table Colorful 2" w:semiHidden="1" w:unhideWhenUsed="1"/>
-    <w:lsdException w:name="Table Colorful 3" w:semiHidden="1" w:unhideWhenUsed="1"/>
-    <w:lsdException w:name="Table Columns 1" w:semiHidden="1" w:unhideWhenUsed="1"/>
-    <w:lsdException w:name="Table Columns 2" w:semiHidden="1" w:unhideWhenUsed="1"/>
-    <w:lsdException w:name="Table Columns 3" w:semiHidden="1" w:unhideWhenUsed="1"/>
-    <w:lsdException w:name="Table Columns 4" w:semiHidden="1" w:unhideWhenUsed="1"/>
-    <w:lsdException w:name="Table Columns 5" w:semiHidden="1" w:unhideWhenUsed="1"/>
-    <w:lsdException w:name="Table Grid 1" w:semiHidden="1" w:unhideWhenUsed="1"/>
-    <w:lsdException w:name="Table Grid 2" w:semiHidden="1" w:unhideWhenUsed="1"/>
-    <w:lsdException w:name="Table Grid 3" w:semiHidden="1" w:unhideWhenUsed="1"/>
-    <w:lsdException w:name="Table Grid 4" w:semiHidden="1" w:unhideWhenUsed="1"/>
-    <w:lsdException w:name="Table Grid 5" w:semiHidden="1" w:unhideWhenUsed="1"/>
-    <w:lsdException w:name="Table Grid 6" w:semiHidden="1" w:unhideWhenUsed="1"/>
-    <w:lsdException w:name="Table Grid 7" w:semiHidden="1" w:unhideWhenUsed="1"/>
-    <w:lsdException w:name="Table Grid 8" w:semiHidden="1" w:unhideWhenUsed="1"/>
-    <w:lsdException w:name="Table List 1" w:semiHidden="1" w:unhideWhenUsed="1"/>
-    <w:lsdException w:name="Table List 2" w:semiHidden="1" w:unhideWhenUsed="1"/>
-    <w:lsdException w:name="Table List 3" w:semiHidden="1" w:unhideWhenUsed="1"/>
-    <w:lsdException w:name="Table List 4" w:semiHidden="1" w:unhideWhenUsed="1"/>
-    <w:lsdException w:name="Table List 5" w:semiHidden="1" w:unhideWhenUsed="1"/>
-    <w:lsdException w:name="Table List 6" w:semiHidden="1" w:unhideWhenUsed="1"/>
-    <w:lsdException w:name="Table List 7" w:semiHidden="1" w:unhideWhenUsed="1"/>
-    <w:lsdException w:name="Table List 8" w:semiHidden="1" w:unhideWhenUsed="1"/>
-    <w:lsdException w:name="Table 3D effects 1" w:semiHidden="1" w:unhideWhenUsed="1"/>
-    <w:lsdException w:name="Table 3D effects 2" w:semiHidden="1" w:unhideWhenUsed="1"/>
-    <w:lsdException w:name="Table 3D effects 3" w:semiHidden="1" w:unhideWhenUsed="1"/>
-    <w:lsdException w:name="Table Contemporary" w:semiHidden="1" w:unhideWhenUsed="1"/>
-    <w:lsdException w:name="Table Elegant" w:semiHidden="1" w:unhideWhenUsed="1"/>
-    <w:lsdException w:name="Table Professional" w:semiHidden="1" w:unhideWhenUsed="1"/>
-    <w:lsdException w:name="Table Subtle 1" w:semiHidden="1" w:unhideWhenUsed="1"/>
-    <w:lsdException w:name="Table Subtle 2" w:semiHidden="1" w:unhideWhenUsed="1"/>
-    <w:lsdException w:name="Table Web 1" w:semiHidden="1" w:unhideWhenUsed="1"/>
-    <w:lsdException w:name="Table Web 2" w:semiHidden="1" w:unhideWhenUsed="1"/>
-    <w:lsdException w:name="Table Web 3" w:semiHidden="1" w:unhideWhenUsed="1"/>
-    <w:lsdException w:name="Balloon Text" w:semiHidden="1" w:unhideWhenUsed="1"/>
-    <w:lsdException w:name="Table Grid" w:uiPriority="59"/>
-    <w:lsdException w:name="Table Theme" w:semiHidden="1" w:unhideWhenUsed="1"/>
-    <w:lsdException w:name="Placeholder Text" w:semiHidden="1"/>
-    <w:lsdException w:name="No Spacing" w:uiPriority="1" w:qFormat="1"/>
-    <w:lsdException w:name="Light Shading" w:uiPriority="60"/>
-    <w:lsdException w:name="Light List" w:uiPriority="61"/>
-    <w:lsdException w:name="Light Grid" w:uiPriority="62"/>
-    <w:lsdException w:name="Medium Shading 1" w:uiPriority="63"/>
-    <w:lsdException w:name="Medium Shading 2" w:uiPriority="64"/>
-    <w:lsdException w:name="Medium List 1" w:uiPriority="65"/>
-    <w:lsdException w:name="Medium List 2" w:uiPriority="66"/>
-    <w:lsdException w:name="Medium Grid 1" w:uiPriority="67"/>
-    <w:lsdException w:name="Medium Grid 2" w:uiPriority="68"/>
-    <w:lsdException w:name="Medium Grid 3" w:uiPriority="69"/>
-    <w:lsdException w:name="Dark List" w:uiPriority="70"/>
-    <w:lsdException w:name="Colorful Shading" w:uiPriority="71"/>
-    <w:lsdException w:name="Colorful List" w:uiPriority="72"/>
-    <w:lsdException w:name="Colorful Grid" w:uiPriority="73"/>
-    <w:lsdException w:name="Light Shading Accent 1" w:uiPriority="60"/>
-    <w:lsdException w:name="Light List Accent 1" w:uiPriority="61"/>
-    <w:lsdException w:name="Light Grid Accent 1" w:uiPriority="62"/>
-    <w:lsdException w:name="Medium Shading 1 Accent 1" w:uiPriority="63"/>
-    <w:lsdException w:name="Medium Shading 2 Accent 1" w:uiPriority="64"/>
-    <w:lsdException w:name="Medium List 1 Accent 1" w:uiPriority="65"/>
-    <w:lsdException w:name="Revision" w:semiHidden="1"/>
-    <w:lsdException w:name="List Paragraph" w:uiPriority="34" w:qFormat="1"/>
-    <w:lsdException w:name="Quote" w:uiPriority="29" w:qFormat="1"/>
-    <w:lsdException w:name="Intense Quote" w:uiPriority="30" w:qFormat="1"/>
-    <w:lsdException w:name="Medium List 2 Accent 1" w:uiPriority="66"/>
-    <w:lsdException w:name="Medium Grid 1 Accent 1" w:uiPriority="67"/>
-    <w:lsdException w:name="Medium Grid 2 Accent 1" w:uiPriority="68"/>
-    <w:lsdException w:name="Medium Grid 3 Accent 1" w:uiPriority="69"/>
-    <w:lsdException w:name="Dark List Accent 1" w:uiPriority="70"/>
-    <w:lsdException w:name="Colorful Shading Accent 1" w:uiPriority="71"/>
-    <w:lsdException w:name="Colorful List Accent 1" w:uiPriority="72"/>
-    <w:lsdException w:name="Colorful Grid Accent 1" w:uiPriority="73"/>
-    <w:lsdException w:name="Light Shading Accent 2" w:uiPriority="60"/>
-    <w:lsdException w:name="Light List Accent 2" w:uiPriority="61"/>
-    <w:lsdException w:name="Light Grid Accent 2" w:uiPriority="62"/>
-    <w:lsdException w:name="Medium Shading 1 Accent 2" w:uiPriority="63"/>
-    <w:lsdException w:name="Medium Shading 2 Accent 2" w:uiPriority="64"/>
-    <w:lsdException w:name="Medium List 1 Accent 2" w:uiPriority="65"/>
-    <w:lsdException w:name="Medium List 2 Accent 2" w:uiPriority="66"/>
-    <w:lsdException w:name="Medium Grid 1 Accent 2" w:uiPriority="67"/>
-    <w:lsdException w:name="Medium Grid 2 Accent 2" w:uiPriority="68"/>
-    <w:lsdException w:name="Medium Grid 3 Accent 2" w:uiPriority="69"/>
-    <w:lsdException w:name="Dark List Accent 2" w:uiPriority="70"/>
-    <w:lsdException w:name="Colorful Shading Accent 2" w:uiPriority="71"/>
-    <w:lsdException w:name="Colorful List Accent 2" w:uiPriority="72"/>
-    <w:lsdException w:name="Colorful Grid Accent 2" w:uiPriority="73"/>
-    <w:lsdException w:name="Light Shading Accent 3" w:uiPriority="60"/>
-    <w:lsdException w:name="Light List Accent 3" w:uiPriority="61"/>
-    <w:lsdException w:name="Light Grid Accent 3" w:uiPriority="62"/>
-    <w:lsdException w:name="Medium Shading 1 Accent 3" w:uiPriority="63"/>
-    <w:lsdException w:name="Medium Shading 2 Accent 3" w:uiPriority="64"/>
-    <w:lsdException w:name="Medium List 1 Accent 3" w:uiPriority="65"/>
-    <w:lsdException w:name="Medium List 2 Accent 3" w:uiPriority="66"/>
-    <w:lsdException w:name="Medium Grid 1 Accent 3" w:uiPriority="67"/>
-    <w:lsdException w:name="Medium Grid 2 Accent 3" w:uiPriority="68"/>
-    <w:lsdException w:name="Medium Grid 3 Accent 3" w:uiPriority="69"/>
-    <w:lsdException w:name="Dark List Accent 3" w:uiPriority="70"/>
-    <w:lsdException w:name="Colorful Shading Accent 3" w:uiPriority="71"/>
-    <w:lsdException w:name="Colorful List Accent 3" w:uiPriority="72"/>
-    <w:lsdException w:name="Colorful Grid Accent 3" w:uiPriority="73"/>
-    <w:lsdException w:name="Light Shading Accent 4" w:uiPriority="60"/>
-    <w:lsdException w:name="Light List Accent 4" w:uiPriority="61"/>
-    <w:lsdException w:name="Light Grid Accent 4" w:uiPriority="62"/>
-    <w:lsdException w:name="Medium Shading 1 Accent 4" w:uiPriority="63"/>
-    <w:lsdException w:name="Medium Shading 2 Accent 4" w:uiPriority="64"/>
-    <w:lsdException w:name="Medium List 1 Accent 4" w:uiPriority="65"/>
-    <w:lsdException w:name="Medium List 2 Accent 4" w:uiPriority="66"/>
-    <w:lsdException w:name="Medium Grid 1 Accent 4" w:uiPriority="67"/>
-    <w:lsdException w:name="Medium Grid 2 Accent 4" w:uiPriority="68"/>
-    <w:lsdException w:name="Medium Grid 3 Accent 4" w:uiPriority="69"/>
-    <w:lsdException w:name="Dark List Accent 4" w:uiPriority="70"/>
-    <w:lsdException w:name="Colorful Shading Accent 4" w:uiPriority="71"/>
-    <w:lsdException w:name="Colorful List Accent 4" w:uiPriority="72"/>
-    <w:lsdException w:name="Colorful Grid Accent 4" w:uiPriority="73"/>
-    <w:lsdException w:name="Light Shading Accent 5" w:uiPriority="60"/>
-    <w:lsdException w:name="Light List Accent 5" w:uiPriority="61"/>
-    <w:lsdException w:name="Light Grid Accent 5" w:uiPriority="62"/>
-    <w:lsdException w:name="Medium Shading 1 Accent 5" w:uiPriority="63"/>
-    <w:lsdException w:name="Medium Shading 2 Accent 5" w:uiPriority="64"/>
-    <w:lsdException w:name="Medium List 1 Accent 5" w:uiPriority="65"/>
-    <w:lsdException w:name="Medium List 2 Accent 5" w:uiPriority="66"/>
-    <w:lsdException w:name="Medium Grid 1 Accent 5" w:uiPriority="67"/>
-    <w:lsdException w:name="Medium Grid 2 Accent 5" w:uiPriority="68"/>
-    <w:lsdException w:name="Medium Grid 3 Accent 5" w:uiPriority="69"/>
-    <w:lsdException w:name="Dark List Accent 5" w:uiPriority="70"/>
-    <w:lsdException w:name="Colorful Shading Accent 5" w:uiPriority="71"/>
-    <w:lsdException w:name="Colorful List Accent 5" w:uiPriority="72"/>
-    <w:lsdException w:name="Colorful Grid Accent 5" w:uiPriority="73"/>
-    <w:lsdException w:name="Light Shading Accent 6" w:uiPriority="60"/>
-    <w:lsdException w:name="Light List Accent 6" w:uiPriority="61"/>
-    <w:lsdException w:name="Light Grid Accent 6" w:uiPriority="62"/>
-    <w:lsdException w:name="Medium Shading 1 Accent 6" w:uiPriority="63"/>
-    <w:lsdException w:name="Medium Shading 2 Accent 6" w:uiPriority="64"/>
-    <w:lsdException w:name="Medium List 1 Accent 6" w:uiPriority="65"/>
-    <w:lsdException w:name="Medium List 2 Accent 6" w:uiPriority="66"/>
-    <w:lsdException w:name="Medium Grid 1 Accent 6" w:uiPriority="67"/>
-    <w:lsdException w:name="Medium Grid 2 Accent 6" w:uiPriority="68"/>
-    <w:lsdException w:name="Medium Grid 3 Accent 6" w:uiPriority="69"/>
-    <w:lsdException w:name="Dark List Accent 6" w:uiPriority="70"/>
-    <w:lsdException w:name="Colorful Shading Accent 6" w:uiPriority="71"/>
-    <w:lsdException w:name="Colorful List Accent 6" w:uiPriority="72"/>
-    <w:lsdException w:name="Colorful Grid Accent 6" w:uiPriority="73"/>
-    <w:lsdException w:name="Subtle Emphasis" w:uiPriority="19" w:qFormat="1"/>
-    <w:lsdException w:name="Intense Emphasis" w:uiPriority="21" w:qFormat="1"/>
-    <w:lsdException w:name="Subtle Reference" w:uiPriority="31" w:qFormat="1"/>
-    <w:lsdException w:name="Intense Reference" w:uiPriority="32" w:qFormat="1"/>
-    <w:lsdException w:name="Book Title" w:uiPriority="33" w:qFormat="1"/>
-    <w:lsdException w:name="Bibliography" w:semiHidden="1" w:uiPriority="37" w:unhideWhenUsed="1"/>
-    <w:lsdException w:name="TOC Heading" w:semiHidden="1" w:uiPriority="39" w:unhideWhenUsed="1" w:qFormat="1"/>
-    <w:lsdException w:name="Plain Table 1" w:uiPriority="41"/>
-    <w:lsdException w:name="Plain Table 2" w:uiPriority="42"/>
-    <w:lsdException w:name="Plain Table 3" w:uiPriority="43"/>
-    <w:lsdException w:name="Plain Table 4" w:uiPriority="44"/>
-    <w:lsdException w:name="Plain Table 5" w:uiPriority="45"/>
-    <w:lsdException w:name="Grid Table Light" w:uiPriority="40"/>
-    <w:lsdException w:name="Grid Table 1 Light" w:uiPriority="46"/>
-    <w:lsdException w:name="Grid Table 2" w:uiPriority="47"/>
-    <w:lsdException w:name="Grid Table 3" w:uiPriority="48"/>
-    <w:lsdException w:name="Grid Table 4" w:uiPriority="49"/>
-    <w:lsdException w:name="Grid Table 5 Dark" w:uiPriority="50"/>
-    <w:lsdException w:name="Grid Table 6 Colorful" w:uiPriority="51"/>
-    <w:lsdException w:name="Grid Table 7 Colorful" w:uiPriority="52"/>
-    <w:lsdException w:name="Grid Table 1 Light Accent 1" w:uiPriority="46"/>
-    <w:lsdException w:name="Grid Table 2 Accent 1" w:uiPriority="47"/>
-    <w:lsdException w:name="Grid Table 3 Accent 1" w:uiPriority="48"/>
-    <w:lsdException w:name="Grid Table 4 Accent 1" w:uiPriority="49"/>
-    <w:lsdException w:name="Grid Table 5 Dark Accent 1" w:uiPriority="50"/>
-    <w:lsdException w:name="Grid Table 6 Colorful Accent 1" w:uiPriority="51"/>
-    <w:lsdException w:name="Grid Table 7 Colorful Accent 1" w:uiPriority="52"/>
-    <w:lsdException w:name="Grid Table 1 Light Accent 2" w:uiPriority="46"/>
-    <w:lsdException w:name="Grid Table 2 Accent 2" w:uiPriority="47"/>
-    <w:lsdException w:name="Grid Table 3 Accent 2" w:uiPriority="48"/>
-    <w:lsdException w:name="Grid Table 4 Accent 2" w:uiPriority="49"/>
-    <w:lsdException w:name="Grid Table 5 Dark Accent 2" w:uiPriority="50"/>
-    <w:lsdException w:name="Grid Table 6 Colorful Accent 2" w:uiPriority="51"/>
-    <w:lsdException w:name="Grid Table 7 Colorful Accent 2" w:uiPriority="52"/>
-    <w:lsdException w:name="Grid Table 1 Light Accent 3" w:uiPriority="46"/>
-    <w:lsdException w:name="Grid Table 2 Accent 3" w:uiPriority="47"/>
-    <w:lsdException w:name="Grid Table 3 Accent 3" w:uiPriority="48"/>
-    <w:lsdException w:name="Grid Table 4 Accent 3" w:uiPriority="49"/>
-    <w:lsdException w:name="Grid Table 5 Dark Accent 3" w:uiPriority="50"/>
-    <w:lsdException w:name="Grid Table 6 Colorful Accent 3" w:uiPriority="51"/>
-    <w:lsdException w:name="Grid Table 7 Colorful Accent 3" w:uiPriority="52"/>
-    <w:lsdException w:name="Grid Table 1 Light Accent 4" w:uiPriority="46"/>
-    <w:lsdException w:name="Grid Table 2 Accent 4" w:uiPriority="47"/>
-    <w:lsdException w:name="Grid Table 3 Accent 4" w:uiPriority="48"/>
-    <w:lsdException w:name="Grid Table 4 Accent 4" w:uiPriority="49"/>
-    <w:lsdException w:name="Grid Table 5 Dark Accent 4" w:uiPriority="50"/>
-    <w:lsdException w:name="Grid Table 6 Colorful Accent 4" w:uiPriority="51"/>
-    <w:lsdException w:name="Grid Table 7 Colorful Accent 4" w:uiPriority="52"/>
-    <w:lsdException w:name="Grid Table 1 Light Accent 5" w:uiPriority="46"/>
-    <w:lsdException w:name="Grid Table 2 Accent 5" w:uiPriority="47"/>
-    <w:lsdException w:name="Grid Table 3 Accent 5" w:uiPriority="48"/>
-    <w:lsdException w:name="Grid Table 4 Accent 5" w:uiPriority="49"/>
-    <w:lsdException w:name="Grid Table 5 Dark Accent 5" w:uiPriority="50"/>
-    <w:lsdException w:name="Grid Table 6 Colorful Accent 5" w:uiPriority="51"/>
-    <w:lsdException w:name="Grid Table 7 Colorful Accent 5" w:uiPriority="52"/>
-    <w:lsdException w:name="Grid Table 1 Light Accent 6" w:uiPriority="46"/>
-    <w:lsdException w:name="Grid Table 2 Accent 6" w:uiPriority="47"/>
-    <w:lsdException w:name="Grid Table 3 Accent 6" w:uiPriority="48"/>
-    <w:lsdException w:name="Grid Table 4 Accent 6" w:uiPriority="49"/>
-    <w:lsdException w:name="Grid Table 5 Dark Accent 6" w:uiPriority="50"/>
-    <w:lsdException w:name="Grid Table 6 Colorful Accent 6" w:uiPriority="51"/>
-    <w:lsdException w:name="Grid Table 7 Colorful Accent 6" w:uiPriority="52"/>
-    <w:lsdException w:name="List Table 1 Light" w:uiPriority="46"/>
-    <w:lsdException w:name="List Table 2" w:uiPriority="47"/>
-    <w:lsdException w:name="List Table 3" w:uiPriority="48"/>
-    <w:lsdException w:name="List Table 4" w:uiPriority="49"/>
-    <w:lsdException w:name="List Table 5 Dark" w:uiPriority="50"/>
-    <w:lsdException w:name="List Table 6 Colorful" w:uiPriority="51"/>
-    <w:lsdException w:name="List Table 7 Colorful" w:uiPriority="52"/>
-    <w:lsdException w:name="List Table 1 Light Accent 1" w:uiPriority="46"/>
-    <w:lsdException w:name="List Table 2 Accent 1" w:uiPriority="47"/>
-    <w:lsdException w:name="List Table 3 Accent 1" w:uiPriority="48"/>
-    <w:lsdException w:name="List Table 4 Accent 1" w:uiPriority="49"/>
-    <w:lsdException w:name="List Table 5 Dark Accent 1" w:uiPriority="50"/>
-    <w:lsdException w:name="List Table 6 Colorful Accent 1" w:uiPriority="51"/>
-    <w:lsdException w:name="List Table 7 Colorful Accent 1" w:uiPriority="52"/>
-    <w:lsdException w:name="List Table 1 Light Accent 2" w:uiPriority="46"/>
-    <w:lsdException w:name="List Table 2 Accent 2" w:uiPriority="47"/>
-    <w:lsdException w:name="List Table 3 Accent 2" w:uiPriority="48"/>
-    <w:lsdException w:name="List Table 4 Accent 2" w:uiPriority="49"/>
-    <w:lsdException w:name="List Table 5 Dark Accent 2" w:uiPriority="50"/>
-    <w:lsdException w:name="List Table 6 Colorful Accent 2" w:uiPriority="51"/>
-    <w:lsdException w:name="List Table 7 Colorful Accent 2" w:uiPriority="52"/>
-    <w:lsdException w:name="List Table 1 Light Accent 3" w:uiPriority="46"/>
-    <w:lsdException w:name="List Table 2 Accent 3" w:uiPriority="47"/>
-    <w:lsdException w:name="List Table 3 Accent 3" w:uiPriority="48"/>
-    <w:lsdException w:name="List Table 4 Accent 3" w:uiPriority="49"/>
-    <w:lsdException w:name="List Table 5 Dark Accent 3" w:uiPriority="50"/>
-    <w:lsdException w:name="List Table 6 Colorful Accent 3" w:uiPriority="51"/>
-    <w:lsdException w:name="List Table 7 Colorful Accent 3" w:uiPriority="52"/>
-    <w:lsdException w:name="List Table 1 Light Accent 4" w:uiPriority="46"/>
-    <w:lsdException w:name="List Table 2 Accent 4" w:uiPriority="47"/>
-    <w:lsdException w:name="List Table 3 Accent 4" w:uiPriority="48"/>
-    <w:lsdException w:name="List Table 4 Accent 4" w:uiPriority="49"/>
-    <w:lsdException w:name="List Table 5 Dark Accent 4" w:uiPriority="50"/>
-    <w:lsdException w:name="List Table 6 Colorful Accent 4" w:uiPriority="51"/>
-    <w:lsdException w:name="List Table 7 Colorful Accent 4" w:uiPriority="52"/>
-    <w:lsdException w:name="List Table 1 Light Accent 5" w:uiPriority="46"/>
-    <w:lsdException w:name="List Table 2 Accent 5" w:uiPriority="47"/>
-    <w:lsdException w:name="List Table 3 Accent 5" w:uiPriority="48"/>
-    <w:lsdException w:name="List Table 4 Accent 5" w:uiPriority="49"/>
-    <w:lsdException w:name="List Table 5 Dark Accent 5" w:uiPriority="50"/>
-    <w:lsdException w:name="List Table 6 Colorful Accent 5" w:uiPriority="51"/>
-    <w:lsdException w:name="List Table 7 Colorful Accent 5" w:uiPriority="52"/>
-    <w:lsdException w:name="List Table 1 Light Accent 6" w:uiPriority="46"/>
-    <w:lsdException w:name="List Table 2 Accent 6" w:uiPriority="47"/>
-    <w:lsdException w:name="List Table 3 Accent 6" w:uiPriority="48"/>
-    <w:lsdException w:name="List Table 4 Accent 6" w:uiPriority="49"/>
-    <w:lsdException w:name="List Table 5 Dark Accent 6" w:uiPriority="50"/>
-    <w:lsdException w:name="List Table 6 Colorful Accent 6" w:uiPriority="51"/>
-    <w:lsdException w:name="List Table 7 Colorful Accent 6" w:uiPriority="52"/>
+  <w:latentStyles w:defLockedState="0" w:defUIPriority="99" w:defSemiHidden="1" w:defUnhideWhenUsed="1" w:defQFormat="0" w:count="267">
+    <w:lsdException w:name="Normal" w:semiHidden="0" w:uiPriority="0" w:unhideWhenUsed="0" w:qFormat="1"/>
+    <w:lsdException w:name="heading 1" w:semiHidden="0" w:uiPriority="9" w:unhideWhenUsed="0" w:qFormat="1"/>
+    <w:lsdException w:name="heading 2" w:uiPriority="9" w:qFormat="1"/>
+    <w:lsdException w:name="heading 3" w:uiPriority="9" w:qFormat="1"/>
+    <w:lsdException w:name="heading 4" w:uiPriority="9" w:qFormat="1"/>
+    <w:lsdException w:name="heading 5" w:uiPriority="9" w:qFormat="1"/>
+    <w:lsdException w:name="heading 6" w:uiPriority="9" w:qFormat="1"/>
+    <w:lsdException w:name="heading 7" w:uiPriority="9" w:qFormat="1"/>
+    <w:lsdException w:name="heading 8" w:uiPriority="9" w:qFormat="1"/>
+    <w:lsdException w:name="heading 9" w:uiPriority="9" w:qFormat="1"/>
+    <w:lsdException w:name="toc 1" w:uiPriority="39"/>
+    <w:lsdException w:name="toc 2" w:uiPriority="39"/>
+    <w:lsdException w:name="toc 3" w:uiPriority="39"/>
+    <w:lsdException w:name="toc 4" w:uiPriority="39"/>
+    <w:lsdException w:name="toc 5" w:uiPriority="39"/>
+    <w:lsdException w:name="toc 6" w:uiPriority="39"/>
+    <w:lsdException w:name="toc 7" w:uiPriority="39"/>
+    <w:lsdException w:name="toc 8" w:uiPriority="39"/>
+    <w:lsdException w:name="toc 9" w:uiPriority="39"/>
+    <w:lsdException w:name="caption" w:uiPriority="35" w:qFormat="1"/>
+    <w:lsdException w:name="Title" w:semiHidden="0" w:uiPriority="10" w:unhideWhenUsed="0" w:qFormat="1"/>
+    <w:lsdException w:name="Default Paragraph Font" w:uiPriority="1"/>
+    <w:lsdException w:name="Subtitle" w:semiHidden="0" w:uiPriority="11" w:unhideWhenUsed="0" w:qFormat="1"/>
+    <w:lsdException w:name="Strong" w:semiHidden="0" w:uiPriority="22" w:unhideWhenUsed="0" w:qFormat="1"/>
+    <w:lsdException w:name="Emphasis" w:semiHidden="0" w:uiPriority="20" w:unhideWhenUsed="0" w:qFormat="1"/>
+    <w:lsdException w:name="Table Grid" w:semiHidden="0" w:uiPriority="59" w:unhideWhenUsed="0"/>
+    <w:lsdException w:name="Placeholder Text" w:unhideWhenUsed="0"/>
+    <w:lsdException w:name="No Spacing" w:semiHidden="0" w:uiPriority="1" w:unhideWhenUsed="0" w:qFormat="1"/>
+    <w:lsdException w:name="Light Shading" w:semiHidden="0" w:uiPriority="60" w:unhideWhenUsed="0"/>
+    <w:lsdException w:name="Light List" w:semiHidden="0" w:uiPriority="61" w:unhideWhenUsed="0"/>
+    <w:lsdException w:name="Light Grid" w:semiHidden="0" w:uiPriority="62" w:unhideWhenUsed="0"/>
+    <w:lsdException w:name="Medium Shading 1" w:semiHidden="0" w:uiPriority="63" w:unhideWhenUsed="0"/>
+    <w:lsdException w:name="Medium Shading 2" w:semiHidden="0" w:uiPriority="64" w:unhideWhenUsed="0"/>
+    <w:lsdException w:name="Medium List 1" w:semiHidden="0" w:uiPriority="65" w:unhideWhenUsed="0"/>
+    <w:lsdException w:name="Medium List 2" w:semiHidden="0" w:uiPriority="66" w:unhideWhenUsed="0"/>
+    <w:lsdException w:name="Medium Grid 1" w:semiHidden="0" w:uiPriority="67" w:unhideWhenUsed="0"/>
+    <w:lsdException w:name="Medium Grid 2" w:semiHidden="0" w:uiPriority="68" w:unhideWhenUsed="0"/>
+    <w:lsdException w:name="Medium Grid 3" w:semiHidden="0" w:uiPriority="69" w:unhideWhenUsed="0"/>
+    <w:lsdException w:name="Dark List" w:semiHidden="0" w:uiPriority="70" w:unhideWhenUsed="0"/>
+    <w:lsdException w:name="Colorful Shading" w:semiHidden="0" w:uiPriority="71" w:unhideWhenUsed="0"/>
+    <w:lsdException w:name="Colorful List" w:semiHidden="0" w:uiPriority="72" w:unhideWhenUsed="0"/>
+    <w:lsdException w:name="Colorful Grid" w:semiHidden="0" w:uiPriority="73" w:unhideWhenUsed="0"/>
+    <w:lsdException w:name="Light Shading Accent 1" w:semiHidden="0" w:uiPriority="60" w:unhideWhenUsed="0"/>
+    <w:lsdException w:name="Light List Accent 1" w:semiHidden="0" w:uiPriority="61" w:unhideWhenUsed="0"/>
+    <w:lsdException w:name="Light Grid Accent 1" w:semiHidden="0" w:uiPriority="62" w:unhideWhenUsed="0"/>
+    <w:lsdException w:name="Medium Shading 1 Accent 1" w:semiHidden="0" w:uiPriority="63" w:unhideWhenUsed="0"/>
+    <w:lsdException w:name="Medium Shading 2 Accent 1" w:semiHidden="0" w:uiPriority="64" w:unhideWhenUsed="0"/>
+    <w:lsdException w:name="Medium List 1 Accent 1" w:semiHidden="0" w:uiPriority="65" w:unhideWhenUsed="0"/>
+    <w:lsdException w:name="Revision" w:unhideWhenUsed="0"/>
+    <w:lsdException w:name="List Paragraph" w:semiHidden="0" w:uiPriority="34" w:unhideWhenUsed="0" w:qFormat="1"/>
+    <w:lsdException w:name="Quote" w:semiHidden="0" w:uiPriority="29" w:unhideWhenUsed="0" w:qFormat="1"/>
+    <w:lsdException w:name="Intense Quote" w:semiHidden="0" w:uiPriority="30" w:unhideWhenUsed="0" w:qFormat="1"/>
+    <w:lsdException w:name="Medium List 2 Accent 1" w:semiHidden="0" w:uiPriority="66" w:unhideWhenUsed="0"/>
+    <w:lsdException w:name="Medium Grid 1 Accent 1" w:semiHidden="0" w:uiPriority="67" w:unhideWhenUsed="0"/>
+    <w:lsdException w:name="Medium Grid 2 Accent 1" w:semiHidden="0" w:uiPriority="68" w:unhideWhenUsed="0"/>
+    <w:lsdException w:name="Medium Grid 3 Accent 1" w:semiHidden="0" w:uiPriority="69" w:unhideWhenUsed="0"/>
+    <w:lsdException w:name="Dark List Accent 1" w:semiHidden="0" w:uiPriority="70" w:unhideWhenUsed="0"/>
+    <w:lsdException w:name="Colorful Shading Accent 1" w:semiHidden="0" w:uiPriority="71" w:unhideWhenUsed="0"/>
+    <w:lsdException w:name="Colorful List Accent 1" w:semiHidden="0" w:uiPriority="72" w:unhideWhenUsed="0"/>
+    <w:lsdException w:name="Colorful Grid Accent 1" w:semiHidden="0" w:uiPriority="73" w:unhideWhenUsed="0"/>
+    <w:lsdException w:name="Light Shading Accent 2" w:semiHidden="0" w:uiPriority="60" w:unhideWhenUsed="0"/>
+    <w:lsdException w:name="Light List Accent 2" w:semiHidden="0" w:uiPriority="61" w:unhideWhenUsed="0"/>
+    <w:lsdException w:name="Light Grid Accent 2" w:semiHidden="0" w:uiPriority="62" w:unhideWhenUsed="0"/>
+    <w:lsdException w:name="Medium Shading 1 Accent 2" w:semiHidden="0" w:uiPriority="63" w:unhideWhenUsed="0"/>
+    <w:lsdException w:name="Medium Shading 2 Accent 2" w:semiHidden="0" w:uiPriority="64" w:unhideWhenUsed="0"/>
+    <w:lsdException w:name="Medium List 1 Accent 2" w:semiHidden="0" w:uiPriority="65" w:unhideWhenUsed="0"/>
+    <w:lsdException w:name="Medium List 2 Accent 2" w:semiHidden="0" w:uiPriority="66" w:unhideWhenUsed="0"/>
+    <w:lsdException w:name="Medium Grid 1 Accent 2" w:semiHidden="0" w:uiPriority="67" w:unhideWhenUsed="0"/>
+    <w:lsdException w:name="Medium Grid 2 Accent 2" w:semiHidden="0" w:uiPriority="68" w:unhideWhenUsed="0"/>
+    <w:lsdException w:name="Medium Grid 3 Accent 2" w:semiHidden="0" w:uiPriority="69" w:unhideWhenUsed="0"/>
+    <w:lsdException w:name="Dark List Accent 2" w:semiHidden="0" w:uiPriority="70" w:unhideWhenUsed="0"/>
+    <w:lsdException w:name="Colorful Shading Accent 2" w:semiHidden="0" w:uiPriority="71" w:unhideWhenUsed="0"/>
+    <w:lsdException w:name="Colorful List Accent 2" w:semiHidden="0" w:uiPriority="72" w:unhideWhenUsed="0"/>
+    <w:lsdException w:name="Colorful Grid Accent 2" w:semiHidden="0" w:uiPriority="73" w:unhideWhenUsed="0"/>
+    <w:lsdException w:name="Light Shading Accent 3" w:semiHidden="0" w:uiPriority="60" w:unhideWhenUsed="0"/>
+    <w:lsdException w:name="Light List Accent 3" w:semiHidden="0" w:uiPriority="61" w:unhideWhenUsed="0"/>
+    <w:lsdException w:name="Light Grid Accent 3" w:semiHidden="0" w:uiPriority="62" w:unhideWhenUsed="0"/>
+    <w:lsdException w:name="Medium Shading 1 Accent 3" w:semiHidden="0" w:uiPriority="63" w:unhideWhenUsed="0"/>
+    <w:lsdException w:name="Medium Shading 2 Accent 3" w:semiHidden="0" w:uiPriority="64" w:unhideWhenUsed="0"/>
+    <w:lsdException w:name="Medium List 1 Accent 3" w:semiHidden="0" w:uiPriority="65" w:unhideWhenUsed="0"/>
+    <w:lsdException w:name="Medium List 2 Accent 3" w:semiHidden="0" w:uiPriority="66" w:unhideWhenUsed="0"/>
+    <w:lsdException w:name="Medium Grid 1 Accent 3" w:semiHidden="0" w:uiPriority="67" w:unhideWhenUsed="0"/>
+    <w:lsdException w:name="Medium Grid 2 Accent 3" w:semiHidden="0" w:uiPriority="68" w:unhideWhenUsed="0"/>
+    <w:lsdException w:name="Medium Grid 3 Accent 3" w:semiHidden="0" w:uiPriority="69" w:unhideWhenUsed="0"/>
+    <w:lsdException w:name="Dark List Accent 3" w:semiHidden="0" w:uiPriority="70" w:unhideWhenUsed="0"/>
+    <w:lsdException w:name="Colorful Shading Accent 3" w:semiHidden="0" w:uiPriority="71" w:unhideWhenUsed="0"/>
+    <w:lsdException w:name="Colorful List Accent 3" w:semiHidden="0" w:uiPriority="72" w:unhideWhenUsed="0"/>
+    <w:lsdException w:name="Colorful Grid Accent 3" w:semiHidden="0" w:uiPriority="73" w:unhideWhenUsed="0"/>
+    <w:lsdException w:name="Light Shading Accent 4" w:semiHidden="0" w:uiPriority="60" w:unhideWhenUsed="0"/>
+    <w:lsdException w:name="Light List Accent 4" w:semiHidden="0" w:uiPriority="61" w:unhideWhenUsed="0"/>
+    <w:lsdException w:name="Light Grid Accent 4" w:semiHidden="0" w:uiPriority="62" w:unhideWhenUsed="0"/>
+    <w:lsdException w:name="Medium Shading 1 Accent 4" w:semiHidden="0" w:uiPriority="63" w:unhideWhenUsed="0"/>
+    <w:lsdException w:name="Medium Shading 2 Accent 4" w:semiHidden="0" w:uiPriority="64" w:unhideWhenUsed="0"/>
+    <w:lsdException w:name="Medium List 1 Accent 4" w:semiHidden="0" w:uiPriority="65" w:unhideWhenUsed="0"/>
+    <w:lsdException w:name="Medium List 2 Accent 4" w:semiHidden="0" w:uiPriority="66" w:unhideWhenUsed="0"/>
+    <w:lsdException w:name="Medium Grid 1 Accent 4" w:semiHidden="0" w:uiPriority="67" w:unhideWhenUsed="0"/>
+    <w:lsdException w:name="Medium Grid 2 Accent 4" w:semiHidden="0" w:uiPriority="68" w:unhideWhenUsed="0"/>
+    <w:lsdException w:name="Medium Grid 3 Accent 4" w:semiHidden="0" w:uiPriority="69" w:unhideWhenUsed="0"/>
+    <w:lsdException w:name="Dark List Accent 4" w:semiHidden="0" w:uiPriority="70" w:unhideWhenUsed="0"/>
+    <w:lsdException w:name="Colorful Shading Accent 4" w:semiHidden="0" w:uiPriority="71" w:unhideWhenUsed="0"/>
+    <w:lsdException w:name="Colorful List Accent 4" w:semiHidden="0" w:uiPriority="72" w:unhideWhenUsed="0"/>
+    <w:lsdException w:name="Colorful Grid Accent 4" w:semiHidden="0" w:uiPriority="73" w:unhideWhenUsed="0"/>
+    <w:lsdException w:name="Light Shading Accent 5" w:semiHidden="0" w:uiPriority="60" w:unhideWhenUsed="0"/>
+    <w:lsdException w:name="Light List Accent 5" w:semiHidden="0" w:uiPriority="61" w:unhideWhenUsed="0"/>
+    <w:lsdException w:name="Light Grid Accent 5" w:semiHidden="0" w:uiPriority="62" w:unhideWhenUsed="0"/>
+    <w:lsdException w:name="Medium Shading 1 Accent 5" w:semiHidden="0" w:uiPriority="63" w:unhideWhenUsed="0"/>
+    <w:lsdException w:name="Medium Shading 2 Accent 5" w:semiHidden="0" w:uiPriority="64" w:unhideWhenUsed="0"/>
+    <w:lsdException w:name="Medium List 1 Accent 5" w:semiHidden="0" w:uiPriority="65" w:unhideWhenUsed="0"/>
+    <w:lsdException w:name="Medium List 2 Accent 5" w:semiHidden="0" w:uiPriority="66" w:unhideWhenUsed="0"/>
+    <w:lsdException w:name="Medium Grid 1 Accent 5" w:semiHidden="0" w:uiPriority="67" w:unhideWhenUsed="0"/>
+    <w:lsdException w:name="Medium Grid 2 Accent 5" w:semiHidden="0" w:uiPriority="68" w:unhideWhenUsed="0"/>
+    <w:lsdException w:name="Medium Grid 3 Accent 5" w:semiHidden="0" w:uiPriority="69" w:unhideWhenUsed="0"/>
+    <w:lsdException w:name="Dark List Accent 5" w:semiHidden="0" w:uiPriority="70" w:unhideWhenUsed="0"/>
+    <w:lsdException w:name="Colorful Shading Accent 5" w:semiHidden="0" w:uiPriority="71" w:unhideWhenUsed="0"/>
+    <w:lsdException w:name="Colorful List Accent 5" w:semiHidden="0" w:uiPriority="72" w:unhideWhenUsed="0"/>
+    <w:lsdException w:name="Colorful Grid Accent 5" w:semiHidden="0" w:uiPriority="73" w:unhideWhenUsed="0"/>
+    <w:lsdException w:name="Light Shading Accent 6" w:semiHidden="0" w:uiPriority="60" w:unhideWhenUsed="0"/>
+    <w:lsdException w:name="Light List Accent 6" w:semiHidden="0" w:uiPriority="61" w:unhideWhenUsed="0"/>
+    <w:lsdException w:name="Light Grid Accent 6" w:semiHidden="0" w:uiPriority="62" w:unhideWhenUsed="0"/>
+    <w:lsdException w:name="Medium Shading 1 Accent 6" w:semiHidden="0" w:uiPriority="63" w:unhideWhenUsed="0"/>
+    <w:lsdException w:name="Medium Shading 2 Accent 6" w:semiHidden="0" w:uiPriority="64" w:unhideWhenUsed="0"/>
+    <w:lsdException w:name="Medium List 1 Accent 6" w:semiHidden="0" w:uiPriority="65" w:unhideWhenUsed="0"/>
+    <w:lsdException w:name="Medium List 2 Accent 6" w:semiHidden="0" w:uiPriority="66" w:unhideWhenUsed="0"/>
+    <w:lsdException w:name="Medium Grid 1 Accent 6" w:semiHidden="0" w:uiPriority="67" w:unhideWhenUsed="0"/>
+    <w:lsdException w:name="Medium Grid 2 Accent 6" w:semiHidden="0" w:uiPriority="68" w:unhideWhenUsed="0"/>
+    <w:lsdException w:name="Medium Grid 3 Accent 6" w:semiHidden="0" w:uiPriority="69" w:unhideWhenUsed="0"/>
+    <w:lsdException w:name="Dark List Accent 6" w:semiHidden="0" w:uiPriority="70" w:unhideWhenUsed="0"/>
+    <w:lsdException w:name="Colorful Shading Accent 6" w:semiHidden="0" w:uiPriority="71" w:unhideWhenUsed="0"/>
+    <w:lsdException w:name="Colorful List Accent 6" w:semiHidden="0" w:uiPriority="72" w:unhideWhenUsed="0"/>
+    <w:lsdException w:name="Colorful Grid Accent 6" w:semiHidden="0" w:uiPriority="73" w:unhideWhenUsed="0"/>
+    <w:lsdException w:name="Subtle Emphasis" w:semiHidden="0" w:uiPriority="19" w:unhideWhenUsed="0" w:qFormat="1"/>
+    <w:lsdException w:name="Intense Emphasis" w:semiHidden="0" w:uiPriority="21" w:unhideWhenUsed="0" w:qFormat="1"/>
+    <w:lsdException w:name="Subtle Reference" w:semiHidden="0" w:uiPriority="31" w:unhideWhenUsed="0" w:qFormat="1"/>
+    <w:lsdException w:name="Intense Reference" w:semiHidden="0" w:uiPriority="32" w:unhideWhenUsed="0" w:qFormat="1"/>
+    <w:lsdException w:name="Book Title" w:semiHidden="0" w:uiPriority="33" w:unhideWhenUsed="0" w:qFormat="1"/>
+    <w:lsdException w:name="Bibliography" w:uiPriority="37"/>
+    <w:lsdException w:name="TOC Heading" w:uiPriority="39" w:qFormat="1"/>
   </w:latentStyles>
   <w:style w:type="paragraph" w:default="1" w:styleId="Normal">
     <w:name w:val="Normal"/>
@@ -3663,6 +5907,26 @@
       <w:i/>
       <w:iCs/>
       <w:color w:val="4F81BD" w:themeColor="accent1"/>
+    </w:rPr>
+  </w:style>
+  <w:style w:type="paragraph" w:styleId="Ttulo5">
+    <w:name w:val="heading 5"/>
+    <w:basedOn w:val="Normal"/>
+    <w:next w:val="Normal"/>
+    <w:link w:val="Ttulo5Char"/>
+    <w:uiPriority w:val="9"/>
+    <w:unhideWhenUsed/>
+    <w:qFormat/>
+    <w:rsid w:val="000F649E"/>
+    <w:pPr>
+      <w:keepNext/>
+      <w:keepLines/>
+      <w:spacing w:before="200" w:after="0"/>
+      <w:outlineLvl w:val="4"/>
+    </w:pPr>
+    <w:rPr>
+      <w:rFonts w:asciiTheme="majorHAnsi" w:eastAsiaTheme="majorEastAsia" w:hAnsiTheme="majorHAnsi" w:cstheme="majorBidi"/>
+      <w:color w:val="243F60" w:themeColor="accent1" w:themeShade="7F"/>
     </w:rPr>
   </w:style>
   <w:style w:type="character" w:default="1" w:styleId="Fontepargpadro">
@@ -3883,6 +6147,524 @@
       <w:color w:val="4F81BD" w:themeColor="accent1"/>
       <w:sz w:val="18"/>
       <w:szCs w:val="18"/>
+    </w:rPr>
+  </w:style>
+  <w:style w:type="character" w:customStyle="1" w:styleId="Ttulo5Char">
+    <w:name w:val="Título 5 Char"/>
+    <w:basedOn w:val="Fontepargpadro"/>
+    <w:link w:val="Ttulo5"/>
+    <w:uiPriority w:val="9"/>
+    <w:rsid w:val="000F649E"/>
+    <w:rPr>
+      <w:rFonts w:asciiTheme="majorHAnsi" w:eastAsiaTheme="majorEastAsia" w:hAnsiTheme="majorHAnsi" w:cstheme="majorBidi"/>
+      <w:color w:val="243F60" w:themeColor="accent1" w:themeShade="7F"/>
+    </w:rPr>
+  </w:style>
+</w:styles>
+</file>
+
+<file path=word/stylesWithEffects.xml><?xml version="1.0" encoding="utf-8"?>
+<w:styles xmlns:wpc="http://schemas.microsoft.com/office/word/2010/wordprocessingCanvas" xmlns:mc="http://schemas.openxmlformats.org/markup-compatibility/2006" xmlns:o="urn:schemas-microsoft-com:office:office" xmlns:r="http://schemas.openxmlformats.org/officeDocument/2006/relationships" xmlns:m="http://schemas.openxmlformats.org/officeDocument/2006/math" xmlns:v="urn:schemas-microsoft-com:vml" xmlns:wp14="http://schemas.microsoft.com/office/word/2010/wordprocessingDrawing" xmlns:wp="http://schemas.openxmlformats.org/drawingml/2006/wordprocessingDrawing" xmlns:w10="urn:schemas-microsoft-com:office:word" xmlns:w="http://schemas.openxmlformats.org/wordprocessingml/2006/main" xmlns:w14="http://schemas.microsoft.com/office/word/2010/wordml" xmlns:wpg="http://schemas.microsoft.com/office/word/2010/wordprocessingGroup" xmlns:wpi="http://schemas.microsoft.com/office/word/2010/wordprocessingInk" xmlns:wne="http://schemas.microsoft.com/office/word/2006/wordml" xmlns:wps="http://schemas.microsoft.com/office/word/2010/wordprocessingShape" mc:Ignorable="w14 wp14">
+  <w:docDefaults>
+    <w:rPrDefault>
+      <w:rPr>
+        <w:rFonts w:asciiTheme="minorHAnsi" w:eastAsiaTheme="minorHAnsi" w:hAnsiTheme="minorHAnsi" w:cstheme="minorBidi"/>
+        <w:sz w:val="22"/>
+        <w:szCs w:val="22"/>
+        <w:lang w:val="pt-BR" w:eastAsia="en-US" w:bidi="ar-SA"/>
+      </w:rPr>
+    </w:rPrDefault>
+    <w:pPrDefault>
+      <w:pPr>
+        <w:spacing w:after="200" w:line="276" w:lineRule="auto"/>
+      </w:pPr>
+    </w:pPrDefault>
+  </w:docDefaults>
+  <w:latentStyles w:defLockedState="0" w:defUIPriority="99" w:defSemiHidden="1" w:defUnhideWhenUsed="1" w:defQFormat="0" w:count="267">
+    <w:lsdException w:name="Normal" w:semiHidden="0" w:uiPriority="0" w:unhideWhenUsed="0" w:qFormat="1"/>
+    <w:lsdException w:name="heading 1" w:semiHidden="0" w:uiPriority="9" w:unhideWhenUsed="0" w:qFormat="1"/>
+    <w:lsdException w:name="heading 2" w:uiPriority="9" w:qFormat="1"/>
+    <w:lsdException w:name="heading 3" w:uiPriority="9" w:qFormat="1"/>
+    <w:lsdException w:name="heading 4" w:uiPriority="9" w:qFormat="1"/>
+    <w:lsdException w:name="heading 5" w:uiPriority="9" w:qFormat="1"/>
+    <w:lsdException w:name="heading 6" w:uiPriority="9" w:qFormat="1"/>
+    <w:lsdException w:name="heading 7" w:uiPriority="9" w:qFormat="1"/>
+    <w:lsdException w:name="heading 8" w:uiPriority="9" w:qFormat="1"/>
+    <w:lsdException w:name="heading 9" w:uiPriority="9" w:qFormat="1"/>
+    <w:lsdException w:name="toc 1" w:uiPriority="39"/>
+    <w:lsdException w:name="toc 2" w:uiPriority="39"/>
+    <w:lsdException w:name="toc 3" w:uiPriority="39"/>
+    <w:lsdException w:name="toc 4" w:uiPriority="39"/>
+    <w:lsdException w:name="toc 5" w:uiPriority="39"/>
+    <w:lsdException w:name="toc 6" w:uiPriority="39"/>
+    <w:lsdException w:name="toc 7" w:uiPriority="39"/>
+    <w:lsdException w:name="toc 8" w:uiPriority="39"/>
+    <w:lsdException w:name="toc 9" w:uiPriority="39"/>
+    <w:lsdException w:name="caption" w:uiPriority="35" w:qFormat="1"/>
+    <w:lsdException w:name="Title" w:semiHidden="0" w:uiPriority="10" w:unhideWhenUsed="0" w:qFormat="1"/>
+    <w:lsdException w:name="Default Paragraph Font" w:uiPriority="1"/>
+    <w:lsdException w:name="Subtitle" w:semiHidden="0" w:uiPriority="11" w:unhideWhenUsed="0" w:qFormat="1"/>
+    <w:lsdException w:name="Strong" w:semiHidden="0" w:uiPriority="22" w:unhideWhenUsed="0" w:qFormat="1"/>
+    <w:lsdException w:name="Emphasis" w:semiHidden="0" w:uiPriority="20" w:unhideWhenUsed="0" w:qFormat="1"/>
+    <w:lsdException w:name="Table Grid" w:semiHidden="0" w:uiPriority="59" w:unhideWhenUsed="0"/>
+    <w:lsdException w:name="Placeholder Text" w:unhideWhenUsed="0"/>
+    <w:lsdException w:name="No Spacing" w:semiHidden="0" w:uiPriority="1" w:unhideWhenUsed="0" w:qFormat="1"/>
+    <w:lsdException w:name="Light Shading" w:semiHidden="0" w:uiPriority="60" w:unhideWhenUsed="0"/>
+    <w:lsdException w:name="Light List" w:semiHidden="0" w:uiPriority="61" w:unhideWhenUsed="0"/>
+    <w:lsdException w:name="Light Grid" w:semiHidden="0" w:uiPriority="62" w:unhideWhenUsed="0"/>
+    <w:lsdException w:name="Medium Shading 1" w:semiHidden="0" w:uiPriority="63" w:unhideWhenUsed="0"/>
+    <w:lsdException w:name="Medium Shading 2" w:semiHidden="0" w:uiPriority="64" w:unhideWhenUsed="0"/>
+    <w:lsdException w:name="Medium List 1" w:semiHidden="0" w:uiPriority="65" w:unhideWhenUsed="0"/>
+    <w:lsdException w:name="Medium List 2" w:semiHidden="0" w:uiPriority="66" w:unhideWhenUsed="0"/>
+    <w:lsdException w:name="Medium Grid 1" w:semiHidden="0" w:uiPriority="67" w:unhideWhenUsed="0"/>
+    <w:lsdException w:name="Medium Grid 2" w:semiHidden="0" w:uiPriority="68" w:unhideWhenUsed="0"/>
+    <w:lsdException w:name="Medium Grid 3" w:semiHidden="0" w:uiPriority="69" w:unhideWhenUsed="0"/>
+    <w:lsdException w:name="Dark List" w:semiHidden="0" w:uiPriority="70" w:unhideWhenUsed="0"/>
+    <w:lsdException w:name="Colorful Shading" w:semiHidden="0" w:uiPriority="71" w:unhideWhenUsed="0"/>
+    <w:lsdException w:name="Colorful List" w:semiHidden="0" w:uiPriority="72" w:unhideWhenUsed="0"/>
+    <w:lsdException w:name="Colorful Grid" w:semiHidden="0" w:uiPriority="73" w:unhideWhenUsed="0"/>
+    <w:lsdException w:name="Light Shading Accent 1" w:semiHidden="0" w:uiPriority="60" w:unhideWhenUsed="0"/>
+    <w:lsdException w:name="Light List Accent 1" w:semiHidden="0" w:uiPriority="61" w:unhideWhenUsed="0"/>
+    <w:lsdException w:name="Light Grid Accent 1" w:semiHidden="0" w:uiPriority="62" w:unhideWhenUsed="0"/>
+    <w:lsdException w:name="Medium Shading 1 Accent 1" w:semiHidden="0" w:uiPriority="63" w:unhideWhenUsed="0"/>
+    <w:lsdException w:name="Medium Shading 2 Accent 1" w:semiHidden="0" w:uiPriority="64" w:unhideWhenUsed="0"/>
+    <w:lsdException w:name="Medium List 1 Accent 1" w:semiHidden="0" w:uiPriority="65" w:unhideWhenUsed="0"/>
+    <w:lsdException w:name="Revision" w:unhideWhenUsed="0"/>
+    <w:lsdException w:name="List Paragraph" w:semiHidden="0" w:uiPriority="34" w:unhideWhenUsed="0" w:qFormat="1"/>
+    <w:lsdException w:name="Quote" w:semiHidden="0" w:uiPriority="29" w:unhideWhenUsed="0" w:qFormat="1"/>
+    <w:lsdException w:name="Intense Quote" w:semiHidden="0" w:uiPriority="30" w:unhideWhenUsed="0" w:qFormat="1"/>
+    <w:lsdException w:name="Medium List 2 Accent 1" w:semiHidden="0" w:uiPriority="66" w:unhideWhenUsed="0"/>
+    <w:lsdException w:name="Medium Grid 1 Accent 1" w:semiHidden="0" w:uiPriority="67" w:unhideWhenUsed="0"/>
+    <w:lsdException w:name="Medium Grid 2 Accent 1" w:semiHidden="0" w:uiPriority="68" w:unhideWhenUsed="0"/>
+    <w:lsdException w:name="Medium Grid 3 Accent 1" w:semiHidden="0" w:uiPriority="69" w:unhideWhenUsed="0"/>
+    <w:lsdException w:name="Dark List Accent 1" w:semiHidden="0" w:uiPriority="70" w:unhideWhenUsed="0"/>
+    <w:lsdException w:name="Colorful Shading Accent 1" w:semiHidden="0" w:uiPriority="71" w:unhideWhenUsed="0"/>
+    <w:lsdException w:name="Colorful List Accent 1" w:semiHidden="0" w:uiPriority="72" w:unhideWhenUsed="0"/>
+    <w:lsdException w:name="Colorful Grid Accent 1" w:semiHidden="0" w:uiPriority="73" w:unhideWhenUsed="0"/>
+    <w:lsdException w:name="Light Shading Accent 2" w:semiHidden="0" w:uiPriority="60" w:unhideWhenUsed="0"/>
+    <w:lsdException w:name="Light List Accent 2" w:semiHidden="0" w:uiPriority="61" w:unhideWhenUsed="0"/>
+    <w:lsdException w:name="Light Grid Accent 2" w:semiHidden="0" w:uiPriority="62" w:unhideWhenUsed="0"/>
+    <w:lsdException w:name="Medium Shading 1 Accent 2" w:semiHidden="0" w:uiPriority="63" w:unhideWhenUsed="0"/>
+    <w:lsdException w:name="Medium Shading 2 Accent 2" w:semiHidden="0" w:uiPriority="64" w:unhideWhenUsed="0"/>
+    <w:lsdException w:name="Medium List 1 Accent 2" w:semiHidden="0" w:uiPriority="65" w:unhideWhenUsed="0"/>
+    <w:lsdException w:name="Medium List 2 Accent 2" w:semiHidden="0" w:uiPriority="66" w:unhideWhenUsed="0"/>
+    <w:lsdException w:name="Medium Grid 1 Accent 2" w:semiHidden="0" w:uiPriority="67" w:unhideWhenUsed="0"/>
+    <w:lsdException w:name="Medium Grid 2 Accent 2" w:semiHidden="0" w:uiPriority="68" w:unhideWhenUsed="0"/>
+    <w:lsdException w:name="Medium Grid 3 Accent 2" w:semiHidden="0" w:uiPriority="69" w:unhideWhenUsed="0"/>
+    <w:lsdException w:name="Dark List Accent 2" w:semiHidden="0" w:uiPriority="70" w:unhideWhenUsed="0"/>
+    <w:lsdException w:name="Colorful Shading Accent 2" w:semiHidden="0" w:uiPriority="71" w:unhideWhenUsed="0"/>
+    <w:lsdException w:name="Colorful List Accent 2" w:semiHidden="0" w:uiPriority="72" w:unhideWhenUsed="0"/>
+    <w:lsdException w:name="Colorful Grid Accent 2" w:semiHidden="0" w:uiPriority="73" w:unhideWhenUsed="0"/>
+    <w:lsdException w:name="Light Shading Accent 3" w:semiHidden="0" w:uiPriority="60" w:unhideWhenUsed="0"/>
+    <w:lsdException w:name="Light List Accent 3" w:semiHidden="0" w:uiPriority="61" w:unhideWhenUsed="0"/>
+    <w:lsdException w:name="Light Grid Accent 3" w:semiHidden="0" w:uiPriority="62" w:unhideWhenUsed="0"/>
+    <w:lsdException w:name="Medium Shading 1 Accent 3" w:semiHidden="0" w:uiPriority="63" w:unhideWhenUsed="0"/>
+    <w:lsdException w:name="Medium Shading 2 Accent 3" w:semiHidden="0" w:uiPriority="64" w:unhideWhenUsed="0"/>
+    <w:lsdException w:name="Medium List 1 Accent 3" w:semiHidden="0" w:uiPriority="65" w:unhideWhenUsed="0"/>
+    <w:lsdException w:name="Medium List 2 Accent 3" w:semiHidden="0" w:uiPriority="66" w:unhideWhenUsed="0"/>
+    <w:lsdException w:name="Medium Grid 1 Accent 3" w:semiHidden="0" w:uiPriority="67" w:unhideWhenUsed="0"/>
+    <w:lsdException w:name="Medium Grid 2 Accent 3" w:semiHidden="0" w:uiPriority="68" w:unhideWhenUsed="0"/>
+    <w:lsdException w:name="Medium Grid 3 Accent 3" w:semiHidden="0" w:uiPriority="69" w:unhideWhenUsed="0"/>
+    <w:lsdException w:name="Dark List Accent 3" w:semiHidden="0" w:uiPriority="70" w:unhideWhenUsed="0"/>
+    <w:lsdException w:name="Colorful Shading Accent 3" w:semiHidden="0" w:uiPriority="71" w:unhideWhenUsed="0"/>
+    <w:lsdException w:name="Colorful List Accent 3" w:semiHidden="0" w:uiPriority="72" w:unhideWhenUsed="0"/>
+    <w:lsdException w:name="Colorful Grid Accent 3" w:semiHidden="0" w:uiPriority="73" w:unhideWhenUsed="0"/>
+    <w:lsdException w:name="Light Shading Accent 4" w:semiHidden="0" w:uiPriority="60" w:unhideWhenUsed="0"/>
+    <w:lsdException w:name="Light List Accent 4" w:semiHidden="0" w:uiPriority="61" w:unhideWhenUsed="0"/>
+    <w:lsdException w:name="Light Grid Accent 4" w:semiHidden="0" w:uiPriority="62" w:unhideWhenUsed="0"/>
+    <w:lsdException w:name="Medium Shading 1 Accent 4" w:semiHidden="0" w:uiPriority="63" w:unhideWhenUsed="0"/>
+    <w:lsdException w:name="Medium Shading 2 Accent 4" w:semiHidden="0" w:uiPriority="64" w:unhideWhenUsed="0"/>
+    <w:lsdException w:name="Medium List 1 Accent 4" w:semiHidden="0" w:uiPriority="65" w:unhideWhenUsed="0"/>
+    <w:lsdException w:name="Medium List 2 Accent 4" w:semiHidden="0" w:uiPriority="66" w:unhideWhenUsed="0"/>
+    <w:lsdException w:name="Medium Grid 1 Accent 4" w:semiHidden="0" w:uiPriority="67" w:unhideWhenUsed="0"/>
+    <w:lsdException w:name="Medium Grid 2 Accent 4" w:semiHidden="0" w:uiPriority="68" w:unhideWhenUsed="0"/>
+    <w:lsdException w:name="Medium Grid 3 Accent 4" w:semiHidden="0" w:uiPriority="69" w:unhideWhenUsed="0"/>
+    <w:lsdException w:name="Dark List Accent 4" w:semiHidden="0" w:uiPriority="70" w:unhideWhenUsed="0"/>
+    <w:lsdException w:name="Colorful Shading Accent 4" w:semiHidden="0" w:uiPriority="71" w:unhideWhenUsed="0"/>
+    <w:lsdException w:name="Colorful List Accent 4" w:semiHidden="0" w:uiPriority="72" w:unhideWhenUsed="0"/>
+    <w:lsdException w:name="Colorful Grid Accent 4" w:semiHidden="0" w:uiPriority="73" w:unhideWhenUsed="0"/>
+    <w:lsdException w:name="Light Shading Accent 5" w:semiHidden="0" w:uiPriority="60" w:unhideWhenUsed="0"/>
+    <w:lsdException w:name="Light List Accent 5" w:semiHidden="0" w:uiPriority="61" w:unhideWhenUsed="0"/>
+    <w:lsdException w:name="Light Grid Accent 5" w:semiHidden="0" w:uiPriority="62" w:unhideWhenUsed="0"/>
+    <w:lsdException w:name="Medium Shading 1 Accent 5" w:semiHidden="0" w:uiPriority="63" w:unhideWhenUsed="0"/>
+    <w:lsdException w:name="Medium Shading 2 Accent 5" w:semiHidden="0" w:uiPriority="64" w:unhideWhenUsed="0"/>
+    <w:lsdException w:name="Medium List 1 Accent 5" w:semiHidden="0" w:uiPriority="65" w:unhideWhenUsed="0"/>
+    <w:lsdException w:name="Medium List 2 Accent 5" w:semiHidden="0" w:uiPriority="66" w:unhideWhenUsed="0"/>
+    <w:lsdException w:name="Medium Grid 1 Accent 5" w:semiHidden="0" w:uiPriority="67" w:unhideWhenUsed="0"/>
+    <w:lsdException w:name="Medium Grid 2 Accent 5" w:semiHidden="0" w:uiPriority="68" w:unhideWhenUsed="0"/>
+    <w:lsdException w:name="Medium Grid 3 Accent 5" w:semiHidden="0" w:uiPriority="69" w:unhideWhenUsed="0"/>
+    <w:lsdException w:name="Dark List Accent 5" w:semiHidden="0" w:uiPriority="70" w:unhideWhenUsed="0"/>
+    <w:lsdException w:name="Colorful Shading Accent 5" w:semiHidden="0" w:uiPriority="71" w:unhideWhenUsed="0"/>
+    <w:lsdException w:name="Colorful List Accent 5" w:semiHidden="0" w:uiPriority="72" w:unhideWhenUsed="0"/>
+    <w:lsdException w:name="Colorful Grid Accent 5" w:semiHidden="0" w:uiPriority="73" w:unhideWhenUsed="0"/>
+    <w:lsdException w:name="Light Shading Accent 6" w:semiHidden="0" w:uiPriority="60" w:unhideWhenUsed="0"/>
+    <w:lsdException w:name="Light List Accent 6" w:semiHidden="0" w:uiPriority="61" w:unhideWhenUsed="0"/>
+    <w:lsdException w:name="Light Grid Accent 6" w:semiHidden="0" w:uiPriority="62" w:unhideWhenUsed="0"/>
+    <w:lsdException w:name="Medium Shading 1 Accent 6" w:semiHidden="0" w:uiPriority="63" w:unhideWhenUsed="0"/>
+    <w:lsdException w:name="Medium Shading 2 Accent 6" w:semiHidden="0" w:uiPriority="64" w:unhideWhenUsed="0"/>
+    <w:lsdException w:name="Medium List 1 Accent 6" w:semiHidden="0" w:uiPriority="65" w:unhideWhenUsed="0"/>
+    <w:lsdException w:name="Medium List 2 Accent 6" w:semiHidden="0" w:uiPriority="66" w:unhideWhenUsed="0"/>
+    <w:lsdException w:name="Medium Grid 1 Accent 6" w:semiHidden="0" w:uiPriority="67" w:unhideWhenUsed="0"/>
+    <w:lsdException w:name="Medium Grid 2 Accent 6" w:semiHidden="0" w:uiPriority="68" w:unhideWhenUsed="0"/>
+    <w:lsdException w:name="Medium Grid 3 Accent 6" w:semiHidden="0" w:uiPriority="69" w:unhideWhenUsed="0"/>
+    <w:lsdException w:name="Dark List Accent 6" w:semiHidden="0" w:uiPriority="70" w:unhideWhenUsed="0"/>
+    <w:lsdException w:name="Colorful Shading Accent 6" w:semiHidden="0" w:uiPriority="71" w:unhideWhenUsed="0"/>
+    <w:lsdException w:name="Colorful List Accent 6" w:semiHidden="0" w:uiPriority="72" w:unhideWhenUsed="0"/>
+    <w:lsdException w:name="Colorful Grid Accent 6" w:semiHidden="0" w:uiPriority="73" w:unhideWhenUsed="0"/>
+    <w:lsdException w:name="Subtle Emphasis" w:semiHidden="0" w:uiPriority="19" w:unhideWhenUsed="0" w:qFormat="1"/>
+    <w:lsdException w:name="Intense Emphasis" w:semiHidden="0" w:uiPriority="21" w:unhideWhenUsed="0" w:qFormat="1"/>
+    <w:lsdException w:name="Subtle Reference" w:semiHidden="0" w:uiPriority="31" w:unhideWhenUsed="0" w:qFormat="1"/>
+    <w:lsdException w:name="Intense Reference" w:semiHidden="0" w:uiPriority="32" w:unhideWhenUsed="0" w:qFormat="1"/>
+    <w:lsdException w:name="Book Title" w:semiHidden="0" w:uiPriority="33" w:unhideWhenUsed="0" w:qFormat="1"/>
+    <w:lsdException w:name="Bibliography" w:uiPriority="37"/>
+    <w:lsdException w:name="TOC Heading" w:uiPriority="39" w:qFormat="1"/>
+  </w:latentStyles>
+  <w:style w:type="paragraph" w:default="1" w:styleId="Normal">
+    <w:name w:val="Normal"/>
+    <w:qFormat/>
+  </w:style>
+  <w:style w:type="paragraph" w:styleId="Ttulo1">
+    <w:name w:val="heading 1"/>
+    <w:basedOn w:val="Normal"/>
+    <w:next w:val="Normal"/>
+    <w:link w:val="Ttulo1Char"/>
+    <w:uiPriority w:val="9"/>
+    <w:qFormat/>
+    <w:rsid w:val="00D55417"/>
+    <w:pPr>
+      <w:keepNext/>
+      <w:keepLines/>
+      <w:spacing w:before="480" w:after="0"/>
+      <w:outlineLvl w:val="0"/>
+    </w:pPr>
+    <w:rPr>
+      <w:rFonts w:asciiTheme="majorHAnsi" w:eastAsiaTheme="majorEastAsia" w:hAnsiTheme="majorHAnsi" w:cstheme="majorBidi"/>
+      <w:b/>
+      <w:bCs/>
+      <w:color w:val="365F91" w:themeColor="accent1" w:themeShade="BF"/>
+      <w:sz w:val="28"/>
+      <w:szCs w:val="28"/>
+    </w:rPr>
+  </w:style>
+  <w:style w:type="paragraph" w:styleId="Ttulo2">
+    <w:name w:val="heading 2"/>
+    <w:basedOn w:val="Normal"/>
+    <w:next w:val="Normal"/>
+    <w:link w:val="Ttulo2Char"/>
+    <w:uiPriority w:val="9"/>
+    <w:unhideWhenUsed/>
+    <w:qFormat/>
+    <w:rsid w:val="00D55417"/>
+    <w:pPr>
+      <w:keepNext/>
+      <w:keepLines/>
+      <w:spacing w:before="200" w:after="0"/>
+      <w:outlineLvl w:val="1"/>
+    </w:pPr>
+    <w:rPr>
+      <w:rFonts w:asciiTheme="majorHAnsi" w:eastAsiaTheme="majorEastAsia" w:hAnsiTheme="majorHAnsi" w:cstheme="majorBidi"/>
+      <w:b/>
+      <w:bCs/>
+      <w:color w:val="4F81BD" w:themeColor="accent1"/>
+      <w:sz w:val="26"/>
+      <w:szCs w:val="26"/>
+    </w:rPr>
+  </w:style>
+  <w:style w:type="paragraph" w:styleId="Ttulo3">
+    <w:name w:val="heading 3"/>
+    <w:basedOn w:val="Normal"/>
+    <w:next w:val="Normal"/>
+    <w:link w:val="Ttulo3Char"/>
+    <w:uiPriority w:val="9"/>
+    <w:unhideWhenUsed/>
+    <w:qFormat/>
+    <w:rsid w:val="00D55417"/>
+    <w:pPr>
+      <w:keepNext/>
+      <w:keepLines/>
+      <w:spacing w:before="200" w:after="0"/>
+      <w:outlineLvl w:val="2"/>
+    </w:pPr>
+    <w:rPr>
+      <w:rFonts w:asciiTheme="majorHAnsi" w:eastAsiaTheme="majorEastAsia" w:hAnsiTheme="majorHAnsi" w:cstheme="majorBidi"/>
+      <w:b/>
+      <w:bCs/>
+      <w:color w:val="4F81BD" w:themeColor="accent1"/>
+    </w:rPr>
+  </w:style>
+  <w:style w:type="paragraph" w:styleId="Ttulo4">
+    <w:name w:val="heading 4"/>
+    <w:basedOn w:val="Normal"/>
+    <w:next w:val="Normal"/>
+    <w:link w:val="Ttulo4Char"/>
+    <w:uiPriority w:val="9"/>
+    <w:unhideWhenUsed/>
+    <w:qFormat/>
+    <w:rsid w:val="00B31B3E"/>
+    <w:pPr>
+      <w:keepNext/>
+      <w:keepLines/>
+      <w:spacing w:before="200" w:after="0"/>
+      <w:outlineLvl w:val="3"/>
+    </w:pPr>
+    <w:rPr>
+      <w:rFonts w:asciiTheme="majorHAnsi" w:eastAsiaTheme="majorEastAsia" w:hAnsiTheme="majorHAnsi" w:cstheme="majorBidi"/>
+      <w:b/>
+      <w:bCs/>
+      <w:i/>
+      <w:iCs/>
+      <w:color w:val="4F81BD" w:themeColor="accent1"/>
+    </w:rPr>
+  </w:style>
+  <w:style w:type="paragraph" w:styleId="Ttulo5">
+    <w:name w:val="heading 5"/>
+    <w:basedOn w:val="Normal"/>
+    <w:next w:val="Normal"/>
+    <w:link w:val="Ttulo5Char"/>
+    <w:uiPriority w:val="9"/>
+    <w:unhideWhenUsed/>
+    <w:qFormat/>
+    <w:rsid w:val="000F649E"/>
+    <w:pPr>
+      <w:keepNext/>
+      <w:keepLines/>
+      <w:spacing w:before="200" w:after="0"/>
+      <w:outlineLvl w:val="4"/>
+    </w:pPr>
+    <w:rPr>
+      <w:rFonts w:asciiTheme="majorHAnsi" w:eastAsiaTheme="majorEastAsia" w:hAnsiTheme="majorHAnsi" w:cstheme="majorBidi"/>
+      <w:color w:val="243F60" w:themeColor="accent1" w:themeShade="7F"/>
+    </w:rPr>
+  </w:style>
+  <w:style w:type="character" w:default="1" w:styleId="Fontepargpadro">
+    <w:name w:val="Default Paragraph Font"/>
+    <w:uiPriority w:val="1"/>
+    <w:semiHidden/>
+    <w:unhideWhenUsed/>
+  </w:style>
+  <w:style w:type="table" w:default="1" w:styleId="Tabelanormal">
+    <w:name w:val="Normal Table"/>
+    <w:uiPriority w:val="99"/>
+    <w:semiHidden/>
+    <w:unhideWhenUsed/>
+    <w:tblPr>
+      <w:tblInd w:w="0" w:type="dxa"/>
+      <w:tblCellMar>
+        <w:top w:w="0" w:type="dxa"/>
+        <w:left w:w="108" w:type="dxa"/>
+        <w:bottom w:w="0" w:type="dxa"/>
+        <w:right w:w="108" w:type="dxa"/>
+      </w:tblCellMar>
+    </w:tblPr>
+  </w:style>
+  <w:style w:type="numbering" w:default="1" w:styleId="Semlista">
+    <w:name w:val="No List"/>
+    <w:uiPriority w:val="99"/>
+    <w:semiHidden/>
+    <w:unhideWhenUsed/>
+  </w:style>
+  <w:style w:type="character" w:customStyle="1" w:styleId="Ttulo1Char">
+    <w:name w:val="Título 1 Char"/>
+    <w:basedOn w:val="Fontepargpadro"/>
+    <w:link w:val="Ttulo1"/>
+    <w:uiPriority w:val="9"/>
+    <w:rsid w:val="00D55417"/>
+    <w:rPr>
+      <w:rFonts w:asciiTheme="majorHAnsi" w:eastAsiaTheme="majorEastAsia" w:hAnsiTheme="majorHAnsi" w:cstheme="majorBidi"/>
+      <w:b/>
+      <w:bCs/>
+      <w:color w:val="365F91" w:themeColor="accent1" w:themeShade="BF"/>
+      <w:sz w:val="28"/>
+      <w:szCs w:val="28"/>
+    </w:rPr>
+  </w:style>
+  <w:style w:type="character" w:customStyle="1" w:styleId="Ttulo2Char">
+    <w:name w:val="Título 2 Char"/>
+    <w:basedOn w:val="Fontepargpadro"/>
+    <w:link w:val="Ttulo2"/>
+    <w:uiPriority w:val="9"/>
+    <w:rsid w:val="00D55417"/>
+    <w:rPr>
+      <w:rFonts w:asciiTheme="majorHAnsi" w:eastAsiaTheme="majorEastAsia" w:hAnsiTheme="majorHAnsi" w:cstheme="majorBidi"/>
+      <w:b/>
+      <w:bCs/>
+      <w:color w:val="4F81BD" w:themeColor="accent1"/>
+      <w:sz w:val="26"/>
+      <w:szCs w:val="26"/>
+    </w:rPr>
+  </w:style>
+  <w:style w:type="character" w:styleId="Hyperlink">
+    <w:name w:val="Hyperlink"/>
+    <w:basedOn w:val="Fontepargpadro"/>
+    <w:uiPriority w:val="99"/>
+    <w:unhideWhenUsed/>
+    <w:rsid w:val="00D55417"/>
+    <w:rPr>
+      <w:color w:val="0000FF" w:themeColor="hyperlink"/>
+      <w:u w:val="single"/>
+    </w:rPr>
+  </w:style>
+  <w:style w:type="character" w:customStyle="1" w:styleId="Ttulo3Char">
+    <w:name w:val="Título 3 Char"/>
+    <w:basedOn w:val="Fontepargpadro"/>
+    <w:link w:val="Ttulo3"/>
+    <w:uiPriority w:val="9"/>
+    <w:rsid w:val="00D55417"/>
+    <w:rPr>
+      <w:rFonts w:asciiTheme="majorHAnsi" w:eastAsiaTheme="majorEastAsia" w:hAnsiTheme="majorHAnsi" w:cstheme="majorBidi"/>
+      <w:b/>
+      <w:bCs/>
+      <w:color w:val="4F81BD" w:themeColor="accent1"/>
+    </w:rPr>
+  </w:style>
+  <w:style w:type="paragraph" w:styleId="PargrafodaLista">
+    <w:name w:val="List Paragraph"/>
+    <w:basedOn w:val="Normal"/>
+    <w:uiPriority w:val="34"/>
+    <w:qFormat/>
+    <w:rsid w:val="00D55417"/>
+    <w:pPr>
+      <w:ind w:left="720"/>
+      <w:contextualSpacing/>
+    </w:pPr>
+  </w:style>
+  <w:style w:type="paragraph" w:customStyle="1" w:styleId="text-node">
+    <w:name w:val="text-node"/>
+    <w:basedOn w:val="Normal"/>
+    <w:rsid w:val="00D55417"/>
+    <w:pPr>
+      <w:spacing w:before="100" w:beforeAutospacing="1" w:after="100" w:afterAutospacing="1" w:line="240" w:lineRule="auto"/>
+    </w:pPr>
+    <w:rPr>
+      <w:rFonts w:ascii="Times New Roman" w:eastAsia="Times New Roman" w:hAnsi="Times New Roman" w:cs="Times New Roman"/>
+      <w:sz w:val="24"/>
+      <w:szCs w:val="24"/>
+      <w:lang w:eastAsia="pt-BR"/>
+    </w:rPr>
+  </w:style>
+  <w:style w:type="character" w:customStyle="1" w:styleId="Ttulo4Char">
+    <w:name w:val="Título 4 Char"/>
+    <w:basedOn w:val="Fontepargpadro"/>
+    <w:link w:val="Ttulo4"/>
+    <w:uiPriority w:val="9"/>
+    <w:rsid w:val="00B31B3E"/>
+    <w:rPr>
+      <w:rFonts w:asciiTheme="majorHAnsi" w:eastAsiaTheme="majorEastAsia" w:hAnsiTheme="majorHAnsi" w:cstheme="majorBidi"/>
+      <w:b/>
+      <w:bCs/>
+      <w:i/>
+      <w:iCs/>
+      <w:color w:val="4F81BD" w:themeColor="accent1"/>
+    </w:rPr>
+  </w:style>
+  <w:style w:type="paragraph" w:styleId="Textodebalo">
+    <w:name w:val="Balloon Text"/>
+    <w:basedOn w:val="Normal"/>
+    <w:link w:val="TextodebaloChar"/>
+    <w:uiPriority w:val="99"/>
+    <w:semiHidden/>
+    <w:unhideWhenUsed/>
+    <w:rsid w:val="00D66429"/>
+    <w:pPr>
+      <w:spacing w:after="0" w:line="240" w:lineRule="auto"/>
+    </w:pPr>
+    <w:rPr>
+      <w:rFonts w:ascii="Tahoma" w:hAnsi="Tahoma" w:cs="Tahoma"/>
+      <w:sz w:val="16"/>
+      <w:szCs w:val="16"/>
+    </w:rPr>
+  </w:style>
+  <w:style w:type="character" w:customStyle="1" w:styleId="TextodebaloChar">
+    <w:name w:val="Texto de balão Char"/>
+    <w:basedOn w:val="Fontepargpadro"/>
+    <w:link w:val="Textodebalo"/>
+    <w:uiPriority w:val="99"/>
+    <w:semiHidden/>
+    <w:rsid w:val="00D66429"/>
+    <w:rPr>
+      <w:rFonts w:ascii="Tahoma" w:hAnsi="Tahoma" w:cs="Tahoma"/>
+      <w:sz w:val="16"/>
+      <w:szCs w:val="16"/>
+    </w:rPr>
+  </w:style>
+  <w:style w:type="paragraph" w:styleId="Pr-formataoHTML">
+    <w:name w:val="HTML Preformatted"/>
+    <w:basedOn w:val="Normal"/>
+    <w:link w:val="Pr-formataoHTMLChar"/>
+    <w:uiPriority w:val="99"/>
+    <w:semiHidden/>
+    <w:unhideWhenUsed/>
+    <w:rsid w:val="00C15371"/>
+    <w:pPr>
+      <w:tabs>
+        <w:tab w:val="left" w:pos="916"/>
+        <w:tab w:val="left" w:pos="1832"/>
+        <w:tab w:val="left" w:pos="2748"/>
+        <w:tab w:val="left" w:pos="3664"/>
+        <w:tab w:val="left" w:pos="4580"/>
+        <w:tab w:val="left" w:pos="5496"/>
+        <w:tab w:val="left" w:pos="6412"/>
+        <w:tab w:val="left" w:pos="7328"/>
+        <w:tab w:val="left" w:pos="8244"/>
+        <w:tab w:val="left" w:pos="9160"/>
+        <w:tab w:val="left" w:pos="10076"/>
+        <w:tab w:val="left" w:pos="10992"/>
+        <w:tab w:val="left" w:pos="11908"/>
+        <w:tab w:val="left" w:pos="12824"/>
+        <w:tab w:val="left" w:pos="13740"/>
+        <w:tab w:val="left" w:pos="14656"/>
+      </w:tabs>
+      <w:spacing w:after="0" w:line="240" w:lineRule="auto"/>
+    </w:pPr>
+    <w:rPr>
+      <w:rFonts w:ascii="Courier New" w:eastAsia="Times New Roman" w:hAnsi="Courier New" w:cs="Courier New"/>
+      <w:sz w:val="20"/>
+      <w:szCs w:val="20"/>
+      <w:lang w:eastAsia="pt-BR"/>
+    </w:rPr>
+  </w:style>
+  <w:style w:type="character" w:customStyle="1" w:styleId="Pr-formataoHTMLChar">
+    <w:name w:val="Pré-formatação HTML Char"/>
+    <w:basedOn w:val="Fontepargpadro"/>
+    <w:link w:val="Pr-formataoHTML"/>
+    <w:uiPriority w:val="99"/>
+    <w:semiHidden/>
+    <w:rsid w:val="00C15371"/>
+    <w:rPr>
+      <w:rFonts w:ascii="Courier New" w:eastAsia="Times New Roman" w:hAnsi="Courier New" w:cs="Courier New"/>
+      <w:sz w:val="20"/>
+      <w:szCs w:val="20"/>
+      <w:lang w:eastAsia="pt-BR"/>
+    </w:rPr>
+  </w:style>
+  <w:style w:type="paragraph" w:styleId="Legenda">
+    <w:name w:val="caption"/>
+    <w:basedOn w:val="Normal"/>
+    <w:next w:val="Normal"/>
+    <w:uiPriority w:val="35"/>
+    <w:unhideWhenUsed/>
+    <w:qFormat/>
+    <w:rsid w:val="003E46A2"/>
+    <w:pPr>
+      <w:spacing w:line="240" w:lineRule="auto"/>
+    </w:pPr>
+    <w:rPr>
+      <w:b/>
+      <w:bCs/>
+      <w:color w:val="4F81BD" w:themeColor="accent1"/>
+      <w:sz w:val="18"/>
+      <w:szCs w:val="18"/>
+    </w:rPr>
+  </w:style>
+  <w:style w:type="character" w:customStyle="1" w:styleId="Ttulo5Char">
+    <w:name w:val="Título 5 Char"/>
+    <w:basedOn w:val="Fontepargpadro"/>
+    <w:link w:val="Ttulo5"/>
+    <w:uiPriority w:val="9"/>
+    <w:rsid w:val="000F649E"/>
+    <w:rPr>
+      <w:rFonts w:asciiTheme="majorHAnsi" w:eastAsiaTheme="majorEastAsia" w:hAnsiTheme="majorHAnsi" w:cstheme="majorBidi"/>
+      <w:color w:val="243F60" w:themeColor="accent1" w:themeShade="7F"/>
     </w:rPr>
   </w:style>
 </w:styles>
